--- a/docs/reports/AEGIS_SOC_기술포트폴리오_및_면접방어가이드_최종본.docx
+++ b/docs/reports/AEGIS_SOC_기술포트폴리오_및_면접방어가이드_최종본.docx
@@ -15,7 +15,7 @@
         <w:rPr>
           <w:rFonts w:ascii="Consolas" w:hAnsi="Consolas" w:eastAsia="Consolas" w:cs="Consolas"/>
           <w:b/>
-          <w:color w:val="2B6CB0"/>
+          <w:color w:val="3C3C3C"/>
           <w:sz w:val="20"/>
         </w:rPr>
         <w:t>AEGIS SOC DETECTION &amp; MONITORING LAB | ENTERPRISE TECHNICAL BLUEPRINT</w:t>
@@ -30,7 +30,7 @@
         <w:rPr>
           <w:rFonts w:ascii="맑은 고딕" w:hAnsi="맑은 고딕" w:eastAsia="맑은 고딕" w:cs="맑은 고딕"/>
           <w:b/>
-          <w:color w:val="1B365D"/>
+          <w:color w:val="000000"/>
           <w:sz w:val="48"/>
         </w:rPr>
         <w:t>Aegis 차세대 보안관제 기술 포트폴리오 및</w:t>
@@ -47,7 +47,7 @@
         <w:rPr>
           <w:rFonts w:ascii="맑은 고딕" w:hAnsi="맑은 고딕" w:eastAsia="맑은 고딕" w:cs="맑은 고딕"/>
           <w:b w:val="0"/>
-          <w:color w:val="4A5568"/>
+          <w:color w:val="464646"/>
           <w:sz w:val="22"/>
         </w:rPr>
         <w:t>Suricata 8·Snort 3 듀얼 침입탐지, Wazuh 4.x SIEM 디코딩 해결, 정량 오탐 튜닝(FPR 10.0%, SQLi 0%) 및 AI 보안 가드레일 실증 체계</w:t>
@@ -59,10 +59,10 @@
         <w:jc w:val="center"/>
         <w:tblLook w:firstColumn="1" w:firstRow="1" w:lastColumn="0" w:lastRow="0" w:noHBand="0" w:noVBand="1" w:val="04A0"/>
         <w:tblBorders>
-          <w:top w:val="single" w:sz="4" w:space="0" w:color="CBD5E0"/>
-          <w:bottom w:val="single" w:sz="4" w:space="0" w:color="CBD5E0"/>
-          <w:insideH w:val="single" w:sz="4" w:space="0" w:color="CBD5E0"/>
-          <w:insideV w:val="single" w:sz="4" w:space="0" w:color="CBD5E0"/>
+          <w:top w:val="single" w:sz="4" w:space="0" w:color="B0B0B0"/>
+          <w:bottom w:val="single" w:sz="4" w:space="0" w:color="B0B0B0"/>
+          <w:insideH w:val="single" w:sz="4" w:space="0" w:color="B0B0B0"/>
+          <w:insideV w:val="single" w:sz="4" w:space="0" w:color="B0B0B0"/>
           <w:left w:val="none"/>
           <w:right w:val="none"/>
         </w:tblBorders>
@@ -77,7 +77,7 @@
         <w:tc>
           <w:tcPr>
             <w:tcW w:type="dxa" w:w="2467"/>
-            <w:shd w:fill="1B365D"/>
+            <w:shd w:fill="262626"/>
             <w:tcMar>
               <w:top w:w="70" w:type="dxa"/>
               <w:bottom w:w="70" w:type="dxa"/>
@@ -116,17 +116,17 @@
               <w:rPr>
                 <w:rFonts w:ascii="맑은 고딕" w:hAnsi="맑은 고딕" w:eastAsia="맑은 고딕" w:cs="맑은 고딕"/>
                 <w:b w:val="0"/>
-                <w:color w:val="2D3748"/>
+                <w:color w:val="232323"/>
                 <w:sz w:val="17"/>
               </w:rPr>
-              <w:t>AEGIS-SOC-REP-2026-FINAL</w:t>
+              <w:t>AEGIS-SOC-REP-2026-FINAL-BW</w:t>
             </w:r>
           </w:p>
         </w:tc>
         <w:tc>
           <w:tcPr>
             <w:tcW w:type="dxa" w:w="2467"/>
-            <w:shd w:fill="1B365D"/>
+            <w:shd w:fill="262626"/>
             <w:tcMar>
               <w:top w:w="70" w:type="dxa"/>
               <w:bottom w:w="70" w:type="dxa"/>
@@ -165,7 +165,7 @@
               <w:rPr>
                 <w:rFonts w:ascii="맑은 고딕" w:hAnsi="맑은 고딕" w:eastAsia="맑은 고딕" w:cs="맑은 고딕"/>
                 <w:b w:val="0"/>
-                <w:color w:val="2D3748"/>
+                <w:color w:val="232323"/>
                 <w:sz w:val="17"/>
               </w:rPr>
               <w:t>대외비 (SOC 기술 포트폴리오)</w:t>
@@ -177,7 +177,7 @@
         <w:tc>
           <w:tcPr>
             <w:tcW w:type="dxa" w:w="2467"/>
-            <w:shd w:fill="1B365D"/>
+            <w:shd w:fill="262626"/>
             <w:tcMar>
               <w:top w:w="70" w:type="dxa"/>
               <w:bottom w:w="70" w:type="dxa"/>
@@ -216,7 +216,7 @@
               <w:rPr>
                 <w:rFonts w:ascii="맑은 고딕" w:hAnsi="맑은 고딕" w:eastAsia="맑은 고딕" w:cs="맑은 고딕"/>
                 <w:b w:val="0"/>
-                <w:color w:val="2D3748"/>
+                <w:color w:val="232323"/>
                 <w:sz w:val="17"/>
               </w:rPr>
               <w:t>Aegis Detection Engineering Team</w:t>
@@ -226,7 +226,7 @@
         <w:tc>
           <w:tcPr>
             <w:tcW w:type="dxa" w:w="2467"/>
-            <w:shd w:fill="1B365D"/>
+            <w:shd w:fill="262626"/>
             <w:tcMar>
               <w:top w:w="70" w:type="dxa"/>
               <w:bottom w:w="70" w:type="dxa"/>
@@ -265,7 +265,7 @@
               <w:rPr>
                 <w:rFonts w:ascii="맑은 고딕" w:hAnsi="맑은 고딕" w:eastAsia="맑은 고딕" w:cs="맑은 고딕"/>
                 <w:b w:val="0"/>
-                <w:color w:val="2D3748"/>
+                <w:color w:val="232323"/>
                 <w:sz w:val="17"/>
               </w:rPr>
               <w:t>2026년 09월 09일</w:t>
@@ -277,7 +277,7 @@
         <w:tc>
           <w:tcPr>
             <w:tcW w:type="dxa" w:w="2467"/>
-            <w:shd w:fill="1B365D"/>
+            <w:shd w:fill="262626"/>
             <w:tcMar>
               <w:top w:w="70" w:type="dxa"/>
               <w:bottom w:w="70" w:type="dxa"/>
@@ -316,7 +316,7 @@
               <w:rPr>
                 <w:rFonts w:ascii="맑은 고딕" w:hAnsi="맑은 고딕" w:eastAsia="맑은 고딕" w:cs="맑은 고딕"/>
                 <w:b w:val="0"/>
-                <w:color w:val="2D3748"/>
+                <w:color w:val="232323"/>
                 <w:sz w:val="17"/>
               </w:rPr>
               <w:t>NIST SP 800-61 Rev.3 / MITRE ATT&amp;CK v19.2</w:t>
@@ -326,7 +326,7 @@
         <w:tc>
           <w:tcPr>
             <w:tcW w:type="dxa" w:w="2467"/>
-            <w:shd w:fill="1B365D"/>
+            <w:shd w:fill="262626"/>
             <w:tcMar>
               <w:top w:w="70" w:type="dxa"/>
               <w:bottom w:w="70" w:type="dxa"/>
@@ -365,7 +365,7 @@
               <w:rPr>
                 <w:rFonts w:ascii="맑은 고딕" w:hAnsi="맑은 고딕" w:eastAsia="맑은 고딕" w:cs="맑은 고딕"/>
                 <w:b w:val="0"/>
-                <w:color w:val="2D3748"/>
+                <w:color w:val="232323"/>
                 <w:sz w:val="17"/>
               </w:rPr>
               <w:t>Pytest 68/68 전건 통과 (100%)</w:t>
@@ -377,7 +377,7 @@
         <w:tc>
           <w:tcPr>
             <w:tcW w:type="dxa" w:w="2467"/>
-            <w:shd w:fill="1B365D"/>
+            <w:shd w:fill="262626"/>
             <w:tcMar>
               <w:top w:w="70" w:type="dxa"/>
               <w:bottom w:w="70" w:type="dxa"/>
@@ -416,7 +416,7 @@
               <w:rPr>
                 <w:rFonts w:ascii="맑은 고딕" w:hAnsi="맑은 고딕" w:eastAsia="맑은 고딕" w:cs="맑은 고딕"/>
                 <w:b w:val="0"/>
-                <w:color w:val="2D3748"/>
+                <w:color w:val="232323"/>
                 <w:sz w:val="17"/>
               </w:rPr>
               <w:t>github.com/sureasdufo1-hue/Aegis.git</w:t>
@@ -426,7 +426,7 @@
         <w:tc>
           <w:tcPr>
             <w:tcW w:type="dxa" w:w="2467"/>
-            <w:shd w:fill="1B365D"/>
+            <w:shd w:fill="262626"/>
             <w:tcMar>
               <w:top w:w="70" w:type="dxa"/>
               <w:bottom w:w="70" w:type="dxa"/>
@@ -445,7 +445,7 @@
                 <w:color w:val="FFFFFF"/>
                 <w:sz w:val="17"/>
               </w:rPr>
-              <w:t>문서 버전</w:t>
+              <w:t>문서 서식</w:t>
             </w:r>
           </w:p>
         </w:tc>
@@ -465,10 +465,10 @@
               <w:rPr>
                 <w:rFonts w:ascii="맑은 고딕" w:hAnsi="맑은 고딕" w:eastAsia="맑은 고딕" w:cs="맑은 고딕"/>
                 <w:b w:val="0"/>
-                <w:color w:val="2D3748"/>
+                <w:color w:val="232323"/>
                 <w:sz w:val="17"/>
               </w:rPr>
-              <w:t>v2.5 (공식 종합 포트폴리오)</w:t>
+              <w:t>흑백 모노크롬 (Black &amp; Grayscale Only)</w:t>
             </w:r>
           </w:p>
         </w:tc>
@@ -477,7 +477,7 @@
         <w:tc>
           <w:tcPr>
             <w:tcW w:type="dxa" w:w="2467"/>
-            <w:shd w:fill="1B365D"/>
+            <w:shd w:fill="262626"/>
             <w:tcMar>
               <w:top w:w="70" w:type="dxa"/>
               <w:bottom w:w="70" w:type="dxa"/>
@@ -516,7 +516,7 @@
               <w:rPr>
                 <w:rFonts w:ascii="맑은 고딕" w:hAnsi="맑은 고딕" w:eastAsia="맑은 고딕" w:cs="맑은 고딕"/>
                 <w:b w:val="0"/>
-                <w:color w:val="2D3748"/>
+                <w:color w:val="232323"/>
                 <w:sz w:val="17"/>
               </w:rPr>
               <w:t>SOC 관제센터장 / 수석 탐지엔지니어</w:t>
@@ -526,7 +526,7 @@
         <w:tc>
           <w:tcPr>
             <w:tcW w:type="dxa" w:w="2467"/>
-            <w:shd w:fill="1B365D"/>
+            <w:shd w:fill="262626"/>
             <w:tcMar>
               <w:top w:w="70" w:type="dxa"/>
               <w:bottom w:w="70" w:type="dxa"/>
@@ -565,7 +565,7 @@
               <w:rPr>
                 <w:rFonts w:ascii="맑은 고딕" w:hAnsi="맑은 고딕" w:eastAsia="맑은 고딕" w:cs="맑은 고딕"/>
                 <w:b w:val="0"/>
-                <w:color w:val="2D3748"/>
+                <w:color w:val="232323"/>
                 <w:sz w:val="17"/>
               </w:rPr>
               <w:t>최종 실측 및 릴리즈 승인 완료</w:t>
@@ -589,7 +589,7 @@
         <w:rPr>
           <w:rFonts w:ascii="맑은 고딕" w:hAnsi="맑은 고딕" w:eastAsia="맑은 고딕" w:cs="맑은 고딕"/>
           <w:b/>
-          <w:color w:val="1B365D"/>
+          <w:color w:val="000000"/>
           <w:sz w:val="32"/>
         </w:rPr>
         <w:t>보고서 요약 (Executive Summary)</w:t>
@@ -603,7 +603,7 @@
         <w:rPr>
           <w:rFonts w:ascii="맑은 고딕" w:hAnsi="맑은 고딕" w:eastAsia="맑은 고딕" w:cs="맑은 고딕"/>
           <w:b w:val="0"/>
-          <w:color w:val="2D3748"/>
+          <w:color w:val="232323"/>
           <w:sz w:val="20"/>
         </w:rPr>
         <w:t>Aegis SOC Detection &amp; Monitoring Lab은 단순한 상용 보안 툴의 단순 설치나 화면 시연에 그치지 않고, 엔터프라이즈 환경에서 요구되는 완벽한 네트워크 패킷 가시성 확보부터 시작하여 듀얼 침입탐지(Suricata 8.0.6 + Snort 3.12.2.0), Wazuh 4.14.7 중앙 집중형 SIEM 수집, 자체 개발한 다단계 킬체인 상관분석 엔진(Correlation Engine v1.0), 그리고 로컬 거대언어모델(Qwen 2.5/3.5) 기반의 AI 보안 가드레일에 이르는 전체 침해사고 대응 파이프라인을 엔지니어링 수준에서 실증한 결과물입니다.</w:t>
@@ -617,10 +617,10 @@
         <w:rPr>
           <w:rFonts w:ascii="맑은 고딕" w:hAnsi="맑은 고딕" w:eastAsia="맑은 고딕" w:cs="맑은 고딕"/>
           <w:b w:val="0"/>
-          <w:color w:val="2D3748"/>
+          <w:color w:val="232323"/>
           <w:sz w:val="20"/>
         </w:rPr>
-        <w:t>본 문서는 실제 보안관제센터(SOC) 리드, 시니어 탐지 엔지니어, 침해사고 분석 책임자 면접관의 고난도 기술 질문에 대응할 수 있도록, 시스템 아키텍처 설계 근거와 트레이드오프, 실제 발생했던 SIEM 디코더 버그 및 오탐 해결 과정, 객관적 계측 벤치마크 데이터, 그리고 20대 핵심 기술 면접 질의응답을 총망라하여 구성되었습니다.</w:t>
+        <w:t>본 문서는 실제 보안관제센터(SOC) 리드, 시니어 탐지 엔지니어, 침해사고 분석 책임자 면접관의 고난도 기술 질문에 대응할 수 있도록, 시스템 아키텍처 설계 근거와 트레이드오프, 실제 발생했던 SIEM 디코더 버그 및 오탐 해결 과정, 객관적 계측 벤치마크 데이터, 그리고 20대 핵심 기술 면접 질의응답을 총망라하여 구성되었습니다. 모든 표와 다이어그램, 텍스트는 흑백 인쇄 및 단색 열람 환경에서도 명확한 시각적 위계가 유지되도록 검정색과 무채색 음영(Grayscale Shading)만으로 엄격히 디자인되었습니다.</w:t>
       </w:r>
     </w:p>
     <w:p>
@@ -633,7 +633,7 @@
         <w:rPr>
           <w:rFonts w:ascii="맑은 고딕" w:hAnsi="맑은 고딕" w:eastAsia="맑은 고딕" w:cs="맑은 고딕"/>
           <w:b/>
-          <w:color w:val="2B6CB0"/>
+          <w:color w:val="141414"/>
           <w:sz w:val="26"/>
         </w:rPr>
         <w:t>정량적 탐지 성과 벤치마크 (Evaluation Benchmark)</w:t>
@@ -647,7 +647,7 @@
         <w:rPr>
           <w:rFonts w:ascii="맑은 고딕" w:hAnsi="맑은 고딕" w:eastAsia="맑은 고딕" w:cs="맑은 고딕"/>
           <w:b w:val="0"/>
-          <w:color w:val="2D3748"/>
+          <w:color w:val="232323"/>
           <w:sz w:val="20"/>
         </w:rPr>
         <w:t>본 랩은 탐지 룰셋 튜닝 전(rev:1)과 튜닝 후(rev:2)의 정량적 평가를 자동화 스크립트(evaluate_detection_metrics.py)를 통해 객관적으로 계측하였습니다. 현업 보안관제의 가장 큰 장애물인 경보 피로(Alert Fatigue)를 유발하는 오탐을 극적으로 제거하면서도, 실제 공격에 대한 탐지 재현율을 100% 보존하였습니다.</w:t>
@@ -659,10 +659,10 @@
         <w:jc w:val="center"/>
         <w:tblLook w:firstColumn="1" w:firstRow="1" w:lastColumn="0" w:lastRow="0" w:noHBand="0" w:noVBand="1" w:val="04A0"/>
         <w:tblBorders>
-          <w:top w:val="single" w:sz="4" w:space="0" w:color="CBD5E0"/>
-          <w:bottom w:val="single" w:sz="4" w:space="0" w:color="CBD5E0"/>
-          <w:insideH w:val="single" w:sz="4" w:space="0" w:color="CBD5E0"/>
-          <w:insideV w:val="single" w:sz="4" w:space="0" w:color="CBD5E0"/>
+          <w:top w:val="single" w:sz="4" w:space="0" w:color="B0B0B0"/>
+          <w:bottom w:val="single" w:sz="4" w:space="0" w:color="B0B0B0"/>
+          <w:insideH w:val="single" w:sz="4" w:space="0" w:color="B0B0B0"/>
+          <w:insideV w:val="single" w:sz="4" w:space="0" w:color="B0B0B0"/>
           <w:left w:val="none"/>
           <w:right w:val="none"/>
         </w:tblBorders>
@@ -678,7 +678,7 @@
         <w:tc>
           <w:tcPr>
             <w:tcW w:type="dxa" w:w="1974"/>
-            <w:shd w:fill="1B365D"/>
+            <w:shd w:fill="262626"/>
             <w:tcMar>
               <w:top w:w="80" w:type="dxa"/>
               <w:bottom w:w="80" w:type="dxa"/>
@@ -704,7 +704,7 @@
         <w:tc>
           <w:tcPr>
             <w:tcW w:type="dxa" w:w="1974"/>
-            <w:shd w:fill="1B365D"/>
+            <w:shd w:fill="262626"/>
             <w:tcMar>
               <w:top w:w="80" w:type="dxa"/>
               <w:bottom w:w="80" w:type="dxa"/>
@@ -730,7 +730,7 @@
         <w:tc>
           <w:tcPr>
             <w:tcW w:type="dxa" w:w="1974"/>
-            <w:shd w:fill="1B365D"/>
+            <w:shd w:fill="262626"/>
             <w:tcMar>
               <w:top w:w="80" w:type="dxa"/>
               <w:bottom w:w="80" w:type="dxa"/>
@@ -756,7 +756,7 @@
         <w:tc>
           <w:tcPr>
             <w:tcW w:type="dxa" w:w="1974"/>
-            <w:shd w:fill="1B365D"/>
+            <w:shd w:fill="262626"/>
             <w:tcMar>
               <w:top w:w="80" w:type="dxa"/>
               <w:bottom w:w="80" w:type="dxa"/>
@@ -782,7 +782,7 @@
         <w:tc>
           <w:tcPr>
             <w:tcW w:type="dxa" w:w="1974"/>
-            <w:shd w:fill="1B365D"/>
+            <w:shd w:fill="262626"/>
             <w:tcMar>
               <w:top w:w="80" w:type="dxa"/>
               <w:bottom w:w="80" w:type="dxa"/>
@@ -823,7 +823,7 @@
               <w:rPr>
                 <w:rFonts w:ascii="맑은 고딕" w:hAnsi="맑은 고딕" w:eastAsia="맑은 고딕" w:cs="맑은 고딕"/>
                 <w:b w:val="0"/>
-                <w:color w:val="2D3748"/>
+                <w:color w:val="282828"/>
                 <w:sz w:val="17"/>
               </w:rPr>
               <w:t>정밀도 (Precision)</w:t>
@@ -849,7 +849,7 @@
               <w:rPr>
                 <w:rFonts w:ascii="맑은 고딕" w:hAnsi="맑은 고딕" w:eastAsia="맑은 고딕" w:cs="맑은 고딕"/>
                 <w:b/>
-                <w:color w:val="2D3748"/>
+                <w:color w:val="000000"/>
                 <w:sz w:val="17"/>
               </w:rPr>
               <w:t>80.00%</w:t>
@@ -875,7 +875,7 @@
               <w:rPr>
                 <w:rFonts w:ascii="맑은 고딕" w:hAnsi="맑은 고딕" w:eastAsia="맑은 고딕" w:cs="맑은 고딕"/>
                 <w:b/>
-                <w:color w:val="2D3748"/>
+                <w:color w:val="000000"/>
                 <w:sz w:val="17"/>
               </w:rPr>
               <w:t>92.31%</w:t>
@@ -901,7 +901,7 @@
               <w:rPr>
                 <w:rFonts w:ascii="맑은 고딕" w:hAnsi="맑은 고딕" w:eastAsia="맑은 고딕" w:cs="맑은 고딕"/>
                 <w:b w:val="0"/>
-                <w:color w:val="2D3748"/>
+                <w:color w:val="282828"/>
                 <w:sz w:val="17"/>
               </w:rPr>
               <w:t>+12.31%p</w:t>
@@ -924,7 +924,7 @@
               <w:rPr>
                 <w:rFonts w:ascii="맑은 고딕" w:hAnsi="맑은 고딕" w:eastAsia="맑은 고딕" w:cs="맑은 고딕"/>
                 <w:b w:val="0"/>
-                <w:color w:val="2D3748"/>
+                <w:color w:val="282828"/>
                 <w:sz w:val="17"/>
               </w:rPr>
               <w:t>알람 신뢰도 대폭 상승, 분석관 1인당 불필요한 트라이아지 공수 급감</w:t>
@@ -936,7 +936,7 @@
         <w:tc>
           <w:tcPr>
             <w:tcW w:type="dxa" w:w="1974"/>
-            <w:shd w:fill="F7FAFC"/>
+            <w:shd w:fill="F2F2F2"/>
             <w:tcMar>
               <w:top w:w="70" w:type="dxa"/>
               <w:bottom w:w="70" w:type="dxa"/>
@@ -949,7 +949,7 @@
               <w:rPr>
                 <w:rFonts w:ascii="맑은 고딕" w:hAnsi="맑은 고딕" w:eastAsia="맑은 고딕" w:cs="맑은 고딕"/>
                 <w:b w:val="0"/>
-                <w:color w:val="2D3748"/>
+                <w:color w:val="282828"/>
                 <w:sz w:val="17"/>
               </w:rPr>
               <w:t>재현율 (Recall)</w:t>
@@ -959,7 +959,7 @@
         <w:tc>
           <w:tcPr>
             <w:tcW w:type="dxa" w:w="1974"/>
-            <w:shd w:fill="F7FAFC"/>
+            <w:shd w:fill="F2F2F2"/>
             <w:tcMar>
               <w:top w:w="70" w:type="dxa"/>
               <w:bottom w:w="70" w:type="dxa"/>
@@ -975,7 +975,7 @@
               <w:rPr>
                 <w:rFonts w:ascii="맑은 고딕" w:hAnsi="맑은 고딕" w:eastAsia="맑은 고딕" w:cs="맑은 고딕"/>
                 <w:b w:val="0"/>
-                <w:color w:val="2D3748"/>
+                <w:color w:val="282828"/>
                 <w:sz w:val="17"/>
               </w:rPr>
               <w:t>85.71%</w:t>
@@ -985,7 +985,7 @@
         <w:tc>
           <w:tcPr>
             <w:tcW w:type="dxa" w:w="1974"/>
-            <w:shd w:fill="F7FAFC"/>
+            <w:shd w:fill="F2F2F2"/>
             <w:tcMar>
               <w:top w:w="70" w:type="dxa"/>
               <w:bottom w:w="70" w:type="dxa"/>
@@ -1001,7 +1001,7 @@
               <w:rPr>
                 <w:rFonts w:ascii="맑은 고딕" w:hAnsi="맑은 고딕" w:eastAsia="맑은 고딕" w:cs="맑은 고딕"/>
                 <w:b w:val="0"/>
-                <w:color w:val="2D3748"/>
+                <w:color w:val="282828"/>
                 <w:sz w:val="17"/>
               </w:rPr>
               <w:t>85.71%</w:t>
@@ -1011,7 +1011,7 @@
         <w:tc>
           <w:tcPr>
             <w:tcW w:type="dxa" w:w="1974"/>
-            <w:shd w:fill="F7FAFC"/>
+            <w:shd w:fill="F2F2F2"/>
             <w:tcMar>
               <w:top w:w="70" w:type="dxa"/>
               <w:bottom w:w="70" w:type="dxa"/>
@@ -1027,7 +1027,7 @@
               <w:rPr>
                 <w:rFonts w:ascii="맑은 고딕" w:hAnsi="맑은 고딕" w:eastAsia="맑은 고딕" w:cs="맑은 고딕"/>
                 <w:b w:val="0"/>
-                <w:color w:val="2D3748"/>
+                <w:color w:val="282828"/>
                 <w:sz w:val="17"/>
               </w:rPr>
               <w:t>유지 (0.0%p)</w:t>
@@ -1037,7 +1037,7 @@
         <w:tc>
           <w:tcPr>
             <w:tcW w:type="dxa" w:w="1974"/>
-            <w:shd w:fill="F7FAFC"/>
+            <w:shd w:fill="F2F2F2"/>
             <w:tcMar>
               <w:top w:w="70" w:type="dxa"/>
               <w:bottom w:w="70" w:type="dxa"/>
@@ -1050,7 +1050,7 @@
               <w:rPr>
                 <w:rFonts w:ascii="맑은 고딕" w:hAnsi="맑은 고딕" w:eastAsia="맑은 고딕" w:cs="맑은 고딕"/>
                 <w:b w:val="0"/>
-                <w:color w:val="2D3748"/>
+                <w:color w:val="282828"/>
                 <w:sz w:val="17"/>
               </w:rPr>
               <w:t>오탐을 제거하는 동안 실제 목표 공격에 대한 탐지력 100% 온전 보존</w:t>
@@ -1078,7 +1078,7 @@
               <w:rPr>
                 <w:rFonts w:ascii="맑은 고딕" w:hAnsi="맑은 고딕" w:eastAsia="맑은 고딕" w:cs="맑은 고딕"/>
                 <w:b w:val="0"/>
-                <w:color w:val="2D3748"/>
+                <w:color w:val="282828"/>
                 <w:sz w:val="17"/>
               </w:rPr>
               <w:t>F1-Score</w:t>
@@ -1104,7 +1104,7 @@
               <w:rPr>
                 <w:rFonts w:ascii="맑은 고딕" w:hAnsi="맑은 고딕" w:eastAsia="맑은 고딕" w:cs="맑은 고딕"/>
                 <w:b w:val="0"/>
-                <w:color w:val="2D3748"/>
+                <w:color w:val="282828"/>
                 <w:sz w:val="17"/>
               </w:rPr>
               <w:t>82.76%</w:t>
@@ -1130,7 +1130,7 @@
               <w:rPr>
                 <w:rFonts w:ascii="맑은 고딕" w:hAnsi="맑은 고딕" w:eastAsia="맑은 고딕" w:cs="맑은 고딕"/>
                 <w:b w:val="0"/>
-                <w:color w:val="2D3748"/>
+                <w:color w:val="282828"/>
                 <w:sz w:val="17"/>
               </w:rPr>
               <w:t>88.89%</w:t>
@@ -1156,7 +1156,7 @@
               <w:rPr>
                 <w:rFonts w:ascii="맑은 고딕" w:hAnsi="맑은 고딕" w:eastAsia="맑은 고딕" w:cs="맑은 고딕"/>
                 <w:b w:val="0"/>
-                <w:color w:val="2D3748"/>
+                <w:color w:val="282828"/>
                 <w:sz w:val="17"/>
               </w:rPr>
               <w:t>+6.13%p</w:t>
@@ -1179,7 +1179,7 @@
               <w:rPr>
                 <w:rFonts w:ascii="맑은 고딕" w:hAnsi="맑은 고딕" w:eastAsia="맑은 고딕" w:cs="맑은 고딕"/>
                 <w:b w:val="0"/>
-                <w:color w:val="2D3748"/>
+                <w:color w:val="282828"/>
                 <w:sz w:val="17"/>
               </w:rPr>
               <w:t>탐지 정확도와 탐지 커버리지 간의 종합적 품질 최적화 달성</w:t>
@@ -1191,7 +1191,7 @@
         <w:tc>
           <w:tcPr>
             <w:tcW w:type="dxa" w:w="1974"/>
-            <w:shd w:fill="F7FAFC"/>
+            <w:shd w:fill="F2F2F2"/>
             <w:tcMar>
               <w:top w:w="70" w:type="dxa"/>
               <w:bottom w:w="70" w:type="dxa"/>
@@ -1207,7 +1207,7 @@
               <w:rPr>
                 <w:rFonts w:ascii="맑은 고딕" w:hAnsi="맑은 고딕" w:eastAsia="맑은 고딕" w:cs="맑은 고딕"/>
                 <w:b w:val="0"/>
-                <w:color w:val="2D3748"/>
+                <w:color w:val="282828"/>
                 <w:sz w:val="17"/>
               </w:rPr>
               <w:t>오탐률 (FPR)</w:t>
@@ -1217,7 +1217,7 @@
         <w:tc>
           <w:tcPr>
             <w:tcW w:type="dxa" w:w="1974"/>
-            <w:shd w:fill="F7FAFC"/>
+            <w:shd w:fill="F2F2F2"/>
             <w:tcMar>
               <w:top w:w="70" w:type="dxa"/>
               <w:bottom w:w="70" w:type="dxa"/>
@@ -1233,7 +1233,7 @@
               <w:rPr>
                 <w:rFonts w:ascii="맑은 고딕" w:hAnsi="맑은 고딕" w:eastAsia="맑은 고딕" w:cs="맑은 고딕"/>
                 <w:b/>
-                <w:color w:val="2D3748"/>
+                <w:color w:val="000000"/>
                 <w:sz w:val="17"/>
               </w:rPr>
               <w:t>30.00%</w:t>
@@ -1243,7 +1243,7 @@
         <w:tc>
           <w:tcPr>
             <w:tcW w:type="dxa" w:w="1974"/>
-            <w:shd w:fill="F7FAFC"/>
+            <w:shd w:fill="F2F2F2"/>
             <w:tcMar>
               <w:top w:w="70" w:type="dxa"/>
               <w:bottom w:w="70" w:type="dxa"/>
@@ -1259,7 +1259,7 @@
               <w:rPr>
                 <w:rFonts w:ascii="맑은 고딕" w:hAnsi="맑은 고딕" w:eastAsia="맑은 고딕" w:cs="맑은 고딕"/>
                 <w:b/>
-                <w:color w:val="2D3748"/>
+                <w:color w:val="000000"/>
                 <w:sz w:val="17"/>
               </w:rPr>
               <w:t>10.00%</w:t>
@@ -1269,7 +1269,7 @@
         <w:tc>
           <w:tcPr>
             <w:tcW w:type="dxa" w:w="1974"/>
-            <w:shd w:fill="F7FAFC"/>
+            <w:shd w:fill="F2F2F2"/>
             <w:tcMar>
               <w:top w:w="70" w:type="dxa"/>
               <w:bottom w:w="70" w:type="dxa"/>
@@ -1285,7 +1285,7 @@
               <w:rPr>
                 <w:rFonts w:ascii="맑은 고딕" w:hAnsi="맑은 고딕" w:eastAsia="맑은 고딕" w:cs="맑은 고딕"/>
                 <w:b/>
-                <w:color w:val="2D3748"/>
+                <w:color w:val="000000"/>
                 <w:sz w:val="17"/>
               </w:rPr>
               <w:t>-20.00%p</w:t>
@@ -1295,7 +1295,7 @@
         <w:tc>
           <w:tcPr>
             <w:tcW w:type="dxa" w:w="1974"/>
-            <w:shd w:fill="F7FAFC"/>
+            <w:shd w:fill="F2F2F2"/>
             <w:tcMar>
               <w:top w:w="70" w:type="dxa"/>
               <w:bottom w:w="70" w:type="dxa"/>
@@ -1308,7 +1308,7 @@
               <w:rPr>
                 <w:rFonts w:ascii="맑은 고딕" w:hAnsi="맑은 고딕" w:eastAsia="맑은 고딕" w:cs="맑은 고딕"/>
                 <w:b w:val="0"/>
-                <w:color w:val="2D3748"/>
+                <w:color w:val="282828"/>
                 <w:sz w:val="17"/>
               </w:rPr>
               <w:t>정상 업무 트래픽 대비 오탐 발생 확률을 3분의 1 수준으로 대폭 축소</w:t>
@@ -1333,7 +1333,7 @@
               <w:rPr>
                 <w:rFonts w:ascii="맑은 고딕" w:hAnsi="맑은 고딕" w:eastAsia="맑은 고딕" w:cs="맑은 고딕"/>
                 <w:b w:val="0"/>
-                <w:color w:val="2D3748"/>
+                <w:color w:val="282828"/>
                 <w:sz w:val="17"/>
               </w:rPr>
               <w:t>정확도 (Accuracy)</w:t>
@@ -1359,7 +1359,7 @@
               <w:rPr>
                 <w:rFonts w:ascii="맑은 고딕" w:hAnsi="맑은 고딕" w:eastAsia="맑은 고딕" w:cs="맑은 고딕"/>
                 <w:b w:val="0"/>
-                <w:color w:val="2D3748"/>
+                <w:color w:val="282828"/>
                 <w:sz w:val="17"/>
               </w:rPr>
               <w:t>79.17%</w:t>
@@ -1385,7 +1385,7 @@
               <w:rPr>
                 <w:rFonts w:ascii="맑은 고딕" w:hAnsi="맑은 고딕" w:eastAsia="맑은 고딕" w:cs="맑은 고딕"/>
                 <w:b w:val="0"/>
-                <w:color w:val="2D3748"/>
+                <w:color w:val="282828"/>
                 <w:sz w:val="17"/>
               </w:rPr>
               <w:t>87.50%</w:t>
@@ -1411,7 +1411,7 @@
               <w:rPr>
                 <w:rFonts w:ascii="맑은 고딕" w:hAnsi="맑은 고딕" w:eastAsia="맑은 고딕" w:cs="맑은 고딕"/>
                 <w:b w:val="0"/>
-                <w:color w:val="2D3748"/>
+                <w:color w:val="282828"/>
                 <w:sz w:val="17"/>
               </w:rPr>
               <w:t>+8.33%p</w:t>
@@ -1434,7 +1434,7 @@
               <w:rPr>
                 <w:rFonts w:ascii="맑은 고딕" w:hAnsi="맑은 고딕" w:eastAsia="맑은 고딕" w:cs="맑은 고딕"/>
                 <w:b w:val="0"/>
-                <w:color w:val="2D3748"/>
+                <w:color w:val="282828"/>
                 <w:sz w:val="17"/>
               </w:rPr>
               <w:t>정상과 공격 트래픽 전반에 대한 시스템 판정 신뢰도 향상</w:t>
@@ -1446,7 +1446,7 @@
         <w:tc>
           <w:tcPr>
             <w:tcW w:type="dxa" w:w="1974"/>
-            <w:shd w:fill="F7FAFC"/>
+            <w:shd w:fill="F2F2F2"/>
             <w:tcMar>
               <w:top w:w="70" w:type="dxa"/>
               <w:bottom w:w="70" w:type="dxa"/>
@@ -1459,7 +1459,7 @@
               <w:rPr>
                 <w:rFonts w:ascii="맑은 고딕" w:hAnsi="맑은 고딕" w:eastAsia="맑은 고딕" w:cs="맑은 고딕"/>
                 <w:b w:val="0"/>
-                <w:color w:val="2D3748"/>
+                <w:color w:val="282828"/>
                 <w:sz w:val="17"/>
               </w:rPr>
               <w:t>SQLi 전용 오탐률</w:t>
@@ -1469,7 +1469,7 @@
         <w:tc>
           <w:tcPr>
             <w:tcW w:type="dxa" w:w="1974"/>
-            <w:shd w:fill="F7FAFC"/>
+            <w:shd w:fill="F2F2F2"/>
             <w:tcMar>
               <w:top w:w="70" w:type="dxa"/>
               <w:bottom w:w="70" w:type="dxa"/>
@@ -1485,7 +1485,7 @@
               <w:rPr>
                 <w:rFonts w:ascii="맑은 고딕" w:hAnsi="맑은 고딕" w:eastAsia="맑은 고딕" w:cs="맑은 고딕"/>
                 <w:b w:val="0"/>
-                <w:color w:val="2D3748"/>
+                <w:color w:val="282828"/>
                 <w:sz w:val="17"/>
               </w:rPr>
               <w:t>66.67%</w:t>
@@ -1495,7 +1495,7 @@
         <w:tc>
           <w:tcPr>
             <w:tcW w:type="dxa" w:w="1974"/>
-            <w:shd w:fill="F7FAFC"/>
+            <w:shd w:fill="F2F2F2"/>
             <w:tcMar>
               <w:top w:w="70" w:type="dxa"/>
               <w:bottom w:w="70" w:type="dxa"/>
@@ -1511,7 +1511,7 @@
               <w:rPr>
                 <w:rFonts w:ascii="맑은 고딕" w:hAnsi="맑은 고딕" w:eastAsia="맑은 고딕" w:cs="맑은 고딕"/>
                 <w:b/>
-                <w:color w:val="007800"/>
+                <w:color w:val="000000"/>
                 <w:sz w:val="17"/>
               </w:rPr>
               <w:t>0.00%</w:t>
@@ -1521,7 +1521,7 @@
         <w:tc>
           <w:tcPr>
             <w:tcW w:type="dxa" w:w="1974"/>
-            <w:shd w:fill="F7FAFC"/>
+            <w:shd w:fill="F2F2F2"/>
             <w:tcMar>
               <w:top w:w="70" w:type="dxa"/>
               <w:bottom w:w="70" w:type="dxa"/>
@@ -1537,7 +1537,7 @@
               <w:rPr>
                 <w:rFonts w:ascii="맑은 고딕" w:hAnsi="맑은 고딕" w:eastAsia="맑은 고딕" w:cs="맑은 고딕"/>
                 <w:b w:val="0"/>
-                <w:color w:val="2D3748"/>
+                <w:color w:val="282828"/>
                 <w:sz w:val="17"/>
               </w:rPr>
               <w:t>-66.67%p</w:t>
@@ -1547,7 +1547,7 @@
         <w:tc>
           <w:tcPr>
             <w:tcW w:type="dxa" w:w="1974"/>
-            <w:shd w:fill="F7FAFC"/>
+            <w:shd w:fill="F2F2F2"/>
             <w:tcMar>
               <w:top w:w="70" w:type="dxa"/>
               <w:bottom w:w="70" w:type="dxa"/>
@@ -1560,7 +1560,7 @@
               <w:rPr>
                 <w:rFonts w:ascii="맑은 고딕" w:hAnsi="맑은 고딕" w:eastAsia="맑은 고딕" w:cs="맑은 고딕"/>
                 <w:b w:val="0"/>
-                <w:color w:val="2D3748"/>
+                <w:color w:val="282828"/>
                 <w:sz w:val="17"/>
               </w:rPr>
               <w:t>단어 경계(\b) 및 근접도 튜닝으로 정상 상품 검색 오탐 완벽 박멸</w:t>
@@ -1585,7 +1585,7 @@
               <w:rPr>
                 <w:rFonts w:ascii="맑은 고딕" w:hAnsi="맑은 고딕" w:eastAsia="맑은 고딕" w:cs="맑은 고딕"/>
                 <w:b w:val="0"/>
-                <w:color w:val="2D3748"/>
+                <w:color w:val="282828"/>
                 <w:sz w:val="17"/>
               </w:rPr>
               <w:t>진단 Ping 오격상률</w:t>
@@ -1611,7 +1611,7 @@
               <w:rPr>
                 <w:rFonts w:ascii="맑은 고딕" w:hAnsi="맑은 고딕" w:eastAsia="맑은 고딕" w:cs="맑은 고딕"/>
                 <w:b w:val="0"/>
-                <w:color w:val="2D3748"/>
+                <w:color w:val="282828"/>
                 <w:sz w:val="17"/>
               </w:rPr>
               <w:t>100.0% 오승격</w:t>
@@ -1637,7 +1637,7 @@
               <w:rPr>
                 <w:rFonts w:ascii="맑은 고딕" w:hAnsi="맑은 고딕" w:eastAsia="맑은 고딕" w:cs="맑은 고딕"/>
                 <w:b/>
-                <w:color w:val="2D3748"/>
+                <w:color w:val="000000"/>
                 <w:sz w:val="17"/>
               </w:rPr>
               <w:t>0.00%</w:t>
@@ -1663,7 +1663,7 @@
               <w:rPr>
                 <w:rFonts w:ascii="맑은 고딕" w:hAnsi="맑은 고딕" w:eastAsia="맑은 고딕" w:cs="맑은 고딕"/>
                 <w:b w:val="0"/>
-                <w:color w:val="2D3748"/>
+                <w:color w:val="282828"/>
                 <w:sz w:val="17"/>
               </w:rPr>
               <w:t>-100.0%p</w:t>
@@ -1686,7 +1686,7 @@
               <w:rPr>
                 <w:rFonts w:ascii="맑은 고딕" w:hAnsi="맑은 고딕" w:eastAsia="맑은 고딕" w:cs="맑은 고딕"/>
                 <w:b w:val="0"/>
-                <w:color w:val="2D3748"/>
+                <w:color w:val="282828"/>
                 <w:sz w:val="17"/>
               </w:rPr>
               <w:t>단순 헬스체크 Ping의 다단계 킬체인 의심 공격 오분류 원천 차단</w:t>
@@ -1710,7 +1710,7 @@
         <w:rPr>
           <w:rFonts w:ascii="맑은 고딕" w:hAnsi="맑은 고딕" w:eastAsia="맑은 고딕" w:cs="맑은 고딕"/>
           <w:b/>
-          <w:color w:val="2B6CB0"/>
+          <w:color w:val="141414"/>
           <w:sz w:val="26"/>
         </w:rPr>
         <w:t>Aegis SOC의 6대 핵심 기술 혁신 축</w:t>
@@ -1729,7 +1729,7 @@
         <w:tc>
           <w:tcPr>
             <w:tcW w:type="dxa" w:w="9869"/>
-            <w:shd w:fill="F8F9FA"/>
+            <w:shd w:fill="F5F5F5"/>
             <w:tcMar>
               <w:top w:w="100" w:type="dxa"/>
               <w:bottom w:w="100" w:type="dxa"/>
@@ -1737,10 +1737,10 @@
               <w:right w:w="160" w:type="dxa"/>
             </w:tcMar>
             <w:tcBorders>
-              <w:top w:val="single" w:sz="4" w:color="E2E8F0"/>
-              <w:left w:val="single" w:sz="36" w:color="1B365D"/>
-              <w:bottom w:val="single" w:sz="4" w:color="E2E8F0"/>
-              <w:right w:val="single" w:sz="4" w:color="E2E8F0"/>
+              <w:top w:val="single" w:sz="4" w:color="D0D0D0"/>
+              <w:left w:val="single" w:sz="36" w:color="000000"/>
+              <w:bottom w:val="single" w:sz="4" w:color="D0D0D0"/>
+              <w:right w:val="single" w:sz="4" w:color="D0D0D0"/>
             </w:tcBorders>
           </w:tcPr>
           <w:p>
@@ -1751,7 +1751,7 @@
               <w:rPr>
                 <w:rFonts w:ascii="맑은 고딕" w:hAnsi="맑은 고딕" w:eastAsia="맑은 고딕" w:cs="맑은 고딕"/>
                 <w:b/>
-                <w:color w:val="1B365D"/>
+                <w:color w:val="000000"/>
                 <w:sz w:val="20"/>
               </w:rPr>
               <w:t>1. 듀얼 침입탐지(Suricata 8 + Snort 3) 비대칭 역할 분담</w:t>
@@ -1761,7 +1761,7 @@
               <w:rPr>
                 <w:rFonts w:ascii="맑은 고딕" w:hAnsi="맑은 고딕" w:eastAsia="맑은 고딕" w:cs="맑은 고딕"/>
                 <w:b w:val="0"/>
-                <w:color w:val="323232"/>
+                <w:color w:val="282828"/>
                 <w:sz w:val="19"/>
               </w:rPr>
               <w:t>Suricata 8.0.6은 AF_PACKET 멀티스레드 클러스터를 적용하여 10Gbps급 실시간 고속 패킷 수집 및 EVE JSON 텔레메트리 스트리밍을 전담하고, Snort 3.12.2.0은 C++ 멀티스레드 아키텍처와 정밀 Lua 룰을 활용하여 의심 PCAP에 대한 오프라인 정밀 교차 검증을 수행함으로써 엔진 간 상호 보완성을 극대화했습니다.</w:t>
@@ -1788,7 +1788,7 @@
         <w:tc>
           <w:tcPr>
             <w:tcW w:type="dxa" w:w="9869"/>
-            <w:shd w:fill="F8F9FA"/>
+            <w:shd w:fill="F5F5F5"/>
             <w:tcMar>
               <w:top w:w="100" w:type="dxa"/>
               <w:bottom w:w="100" w:type="dxa"/>
@@ -1796,10 +1796,10 @@
               <w:right w:w="160" w:type="dxa"/>
             </w:tcMar>
             <w:tcBorders>
-              <w:top w:val="single" w:sz="4" w:color="E2E8F0"/>
-              <w:left w:val="single" w:sz="36" w:color="2B6CB0"/>
-              <w:bottom w:val="single" w:sz="4" w:color="E2E8F0"/>
-              <w:right w:val="single" w:sz="4" w:color="E2E8F0"/>
+              <w:top w:val="single" w:sz="4" w:color="D0D0D0"/>
+              <w:left w:val="single" w:sz="36" w:color="262626"/>
+              <w:bottom w:val="single" w:sz="4" w:color="D0D0D0"/>
+              <w:right w:val="single" w:sz="4" w:color="D0D0D0"/>
             </w:tcBorders>
           </w:tcPr>
           <w:p>
@@ -1810,7 +1810,7 @@
               <w:rPr>
                 <w:rFonts w:ascii="맑은 고딕" w:hAnsi="맑은 고딕" w:eastAsia="맑은 고딕" w:cs="맑은 고딕"/>
                 <w:b/>
-                <w:color w:val="1B365D"/>
+                <w:color w:val="000000"/>
                 <w:sz w:val="20"/>
               </w:rPr>
               <w:t>2. Wazuh 4.14.7 부모 룰 상속 단절 버그 원천 해결</w:t>
@@ -1820,7 +1820,7 @@
               <w:rPr>
                 <w:rFonts w:ascii="맑은 고딕" w:hAnsi="맑은 고딕" w:eastAsia="맑은 고딕" w:cs="맑은 고딕"/>
                 <w:b w:val="0"/>
-                <w:color w:val="323232"/>
+                <w:color w:val="282828"/>
                 <w:sz w:val="19"/>
               </w:rPr>
               <w:t>Wazuh 기본 내장 룰 86601이 EVE JSON 이벤트를 선점하여 하위 커스텀 룰의 상속 체인이 단절되던 코어 결함을 추적하고, &lt;if_sid&gt;86601,100100&lt;/if_sid&gt; 복합 태그 기법을 독자 설계하여 호스트-네트워크 다계층 이벤트 체이닝을 완벽히 복구했습니다.</w:t>
@@ -1847,7 +1847,7 @@
         <w:tc>
           <w:tcPr>
             <w:tcW w:type="dxa" w:w="9869"/>
-            <w:shd w:fill="F8F9FA"/>
+            <w:shd w:fill="F5F5F5"/>
             <w:tcMar>
               <w:top w:w="100" w:type="dxa"/>
               <w:bottom w:w="100" w:type="dxa"/>
@@ -1855,10 +1855,10 @@
               <w:right w:w="160" w:type="dxa"/>
             </w:tcMar>
             <w:tcBorders>
-              <w:top w:val="single" w:sz="4" w:color="E2E8F0"/>
-              <w:left w:val="single" w:sz="36" w:color="1B365D"/>
-              <w:bottom w:val="single" w:sz="4" w:color="E2E8F0"/>
-              <w:right w:val="single" w:sz="4" w:color="E2E8F0"/>
+              <w:top w:val="single" w:sz="4" w:color="D0D0D0"/>
+              <w:left w:val="single" w:sz="36" w:color="000000"/>
+              <w:bottom w:val="single" w:sz="4" w:color="D0D0D0"/>
+              <w:right w:val="single" w:sz="4" w:color="D0D0D0"/>
             </w:tcBorders>
           </w:tcPr>
           <w:p>
@@ -1869,7 +1869,7 @@
               <w:rPr>
                 <w:rFonts w:ascii="맑은 고딕" w:hAnsi="맑은 고딕" w:eastAsia="맑은 고딕" w:cs="맑은 고딕"/>
                 <w:b/>
-                <w:color w:val="1B365D"/>
+                <w:color w:val="000000"/>
                 <w:sz w:val="20"/>
               </w:rPr>
               <w:t>3. L4 네트워크-호스트 PAM 교차 상관분석 (Account Takeover 탐지)</w:t>
@@ -1879,7 +1879,7 @@
               <w:rPr>
                 <w:rFonts w:ascii="맑은 고딕" w:hAnsi="맑은 고딕" w:eastAsia="맑은 고딕" w:cs="맑은 고딕"/>
                 <w:b w:val="0"/>
-                <w:color w:val="323232"/>
+                <w:color w:val="282828"/>
                 <w:sz w:val="19"/>
               </w:rPr>
               <w:t>네트워크 L4의 고빈도 TCP SYN 시도(Rule 100103)와 리눅스 감사 로그(PAM/Auth)의 인증 실패(Rule 5710, 5716) 및 인증 성공(Rule 5715)을 결합하여, 단순 접속 실패와 실제 시스템 계정 탈취(Rule 100111, Level 14 Critical)를 정확히 판별하는 다계층 탐지 체계를 수립했습니다.</w:t>
@@ -1906,7 +1906,7 @@
         <w:tc>
           <w:tcPr>
             <w:tcW w:type="dxa" w:w="9869"/>
-            <w:shd w:fill="F8F9FA"/>
+            <w:shd w:fill="F5F5F5"/>
             <w:tcMar>
               <w:top w:w="100" w:type="dxa"/>
               <w:bottom w:w="100" w:type="dxa"/>
@@ -1914,10 +1914,10 @@
               <w:right w:w="160" w:type="dxa"/>
             </w:tcMar>
             <w:tcBorders>
-              <w:top w:val="single" w:sz="4" w:color="E2E8F0"/>
-              <w:left w:val="single" w:sz="36" w:color="2B6CB0"/>
-              <w:bottom w:val="single" w:sz="4" w:color="E2E8F0"/>
-              <w:right w:val="single" w:sz="4" w:color="E2E8F0"/>
+              <w:top w:val="single" w:sz="4" w:color="D0D0D0"/>
+              <w:left w:val="single" w:sz="36" w:color="262626"/>
+              <w:bottom w:val="single" w:sz="4" w:color="D0D0D0"/>
+              <w:right w:val="single" w:sz="4" w:color="D0D0D0"/>
             </w:tcBorders>
           </w:tcPr>
           <w:p>
@@ -1928,7 +1928,7 @@
               <w:rPr>
                 <w:rFonts w:ascii="맑은 고딕" w:hAnsi="맑은 고딕" w:eastAsia="맑은 고딕" w:cs="맑은 고딕"/>
                 <w:b/>
-                <w:color w:val="1B365D"/>
+                <w:color w:val="000000"/>
                 <w:sz w:val="20"/>
               </w:rPr>
               <w:t>4. 30분 슬라이딩 윈도우 기반 4단계 킬체인 상관분석 엔진</w:t>
@@ -1938,7 +1938,7 @@
               <w:rPr>
                 <w:rFonts w:ascii="맑은 고딕" w:hAnsi="맑은 고딕" w:eastAsia="맑은 고딕" w:cs="맑은 고딕"/>
                 <w:b w:val="0"/>
-                <w:color w:val="323232"/>
+                <w:color w:val="282828"/>
                 <w:sz w:val="19"/>
               </w:rPr>
               <w:t>공격자 IP 단위로 30분 타임 윈도우를 추적하여 '정찰 ➔ 초기 침투 ➔ 횡적 이동 ➔ C2 유출'의 4단계 킬체인 전이를 분석하고, 단순 공격 시도는 SUSPICIOUS_ATTEMPT로 분류하고 실제 악성 행위가 결합될 때만 CONFIRMED_COMPROMISE로 승격하여 경보 피로를 방지했습니다.</w:t>
@@ -1965,7 +1965,7 @@
         <w:tc>
           <w:tcPr>
             <w:tcW w:type="dxa" w:w="9869"/>
-            <w:shd w:fill="F8F9FA"/>
+            <w:shd w:fill="F5F5F5"/>
             <w:tcMar>
               <w:top w:w="100" w:type="dxa"/>
               <w:bottom w:w="100" w:type="dxa"/>
@@ -1973,10 +1973,10 @@
               <w:right w:w="160" w:type="dxa"/>
             </w:tcMar>
             <w:tcBorders>
-              <w:top w:val="single" w:sz="4" w:color="E2E8F0"/>
-              <w:left w:val="single" w:sz="36" w:color="1B365D"/>
-              <w:bottom w:val="single" w:sz="4" w:color="E2E8F0"/>
-              <w:right w:val="single" w:sz="4" w:color="E2E8F0"/>
+              <w:top w:val="single" w:sz="4" w:color="D0D0D0"/>
+              <w:left w:val="single" w:sz="36" w:color="000000"/>
+              <w:bottom w:val="single" w:sz="4" w:color="D0D0D0"/>
+              <w:right w:val="single" w:sz="4" w:color="D0D0D0"/>
             </w:tcBorders>
           </w:tcPr>
           <w:p>
@@ -1987,7 +1987,7 @@
               <w:rPr>
                 <w:rFonts w:ascii="맑은 고딕" w:hAnsi="맑은 고딕" w:eastAsia="맑은 고딕" w:cs="맑은 고딕"/>
                 <w:b/>
-                <w:color w:val="1B365D"/>
+                <w:color w:val="000000"/>
                 <w:sz w:val="20"/>
               </w:rPr>
               <w:t>5. RAG 기반 AI SOC Copilot 및 4중 보안 가드레일</w:t>
@@ -1997,7 +1997,7 @@
               <w:rPr>
                 <w:rFonts w:ascii="맑은 고딕" w:hAnsi="맑은 고딕" w:eastAsia="맑은 고딕" w:cs="맑은 고딕"/>
                 <w:b w:val="0"/>
-                <w:color w:val="323232"/>
+                <w:color w:val="282828"/>
                 <w:sz w:val="19"/>
               </w:rPr>
               <w:t>로컬 LLM(Qwen 2.5/3.5)을 통합하여 3초 이내에 사고 분석 보고서를 작성하도록 하되, AI의 환각과 자의적 차단을 방지하기 위해 1) 사내 플레이북 RAG 강제, 2) 게이트웨이 등 핵심 자산 보호 화이트리스트, 3) 인간 승인(HITL) 큐 필수화, 4) 결정론적 모델 파라미터 락을 구축했습니다.</w:t>
@@ -2024,7 +2024,7 @@
         <w:tc>
           <w:tcPr>
             <w:tcW w:type="dxa" w:w="9869"/>
-            <w:shd w:fill="F8F9FA"/>
+            <w:shd w:fill="F5F5F5"/>
             <w:tcMar>
               <w:top w:w="100" w:type="dxa"/>
               <w:bottom w:w="100" w:type="dxa"/>
@@ -2032,10 +2032,10 @@
               <w:right w:w="160" w:type="dxa"/>
             </w:tcMar>
             <w:tcBorders>
-              <w:top w:val="single" w:sz="4" w:color="E2E8F0"/>
-              <w:left w:val="single" w:sz="36" w:color="2B6CB0"/>
-              <w:bottom w:val="single" w:sz="4" w:color="E2E8F0"/>
-              <w:right w:val="single" w:sz="4" w:color="E2E8F0"/>
+              <w:top w:val="single" w:sz="4" w:color="D0D0D0"/>
+              <w:left w:val="single" w:sz="36" w:color="262626"/>
+              <w:bottom w:val="single" w:sz="4" w:color="D0D0D0"/>
+              <w:right w:val="single" w:sz="4" w:color="D0D0D0"/>
             </w:tcBorders>
           </w:tcPr>
           <w:p>
@@ -2046,7 +2046,7 @@
               <w:rPr>
                 <w:rFonts w:ascii="맑은 고딕" w:hAnsi="맑은 고딕" w:eastAsia="맑은 고딕" w:cs="맑은 고딕"/>
                 <w:b/>
-                <w:color w:val="1B365D"/>
+                <w:color w:val="000000"/>
                 <w:sz w:val="20"/>
               </w:rPr>
               <w:t>6. TLS 암호화 트래픽 가시성 확보 아키텍처 (ARCH-TLS-001)</w:t>
@@ -2056,7 +2056,7 @@
               <w:rPr>
                 <w:rFonts w:ascii="맑은 고딕" w:hAnsi="맑은 고딕" w:eastAsia="맑은 고딕" w:cs="맑은 고딕"/>
                 <w:b w:val="0"/>
-                <w:color w:val="323232"/>
+                <w:color w:val="282828"/>
                 <w:sz w:val="19"/>
               </w:rPr>
               <w:t>HTTPS 암호화 트래픽 환경에서 Nginx SSL Termination 후단 미러링 아키텍처를 설계하여 L7 평문 페이로드를 검사하고, 비복호화 구간에서는 TLS SNI 및 X.509 인증서 Subject를 기반으로 C2 접속을 즉각 차단하는 이중 가시성 체계를 수립했습니다.</w:t>
@@ -2085,7 +2085,7 @@
         <w:rPr>
           <w:rFonts w:ascii="맑은 고딕" w:hAnsi="맑은 고딕" w:eastAsia="맑은 고딕" w:cs="맑은 고딕"/>
           <w:b/>
-          <w:color w:val="1B365D"/>
+          <w:color w:val="000000"/>
           <w:sz w:val="32"/>
         </w:rPr>
         <w:t>독자 가이드 및 핵심 용어 체계 (Reader's Guide)</w:t>
@@ -2099,7 +2099,7 @@
         <w:rPr>
           <w:rFonts w:ascii="맑은 고딕" w:hAnsi="맑은 고딕" w:eastAsia="맑은 고딕" w:cs="맑은 고딕"/>
           <w:b w:val="0"/>
-          <w:color w:val="2D3748"/>
+          <w:color w:val="232323"/>
           <w:sz w:val="20"/>
         </w:rPr>
         <w:t>본 보고서는 기술 면접관, 인프라 아키텍트, 실무 관제원이 동일한 기술적 기준선 위에서 내용을 검토할 수 있도록 프로젝트 전반에 사용된 핵심 엔지니어링 용어를 표준화하여 안내합니다.</w:t>
@@ -2111,10 +2111,10 @@
         <w:jc w:val="center"/>
         <w:tblLook w:firstColumn="1" w:firstRow="1" w:lastColumn="0" w:lastRow="0" w:noHBand="0" w:noVBand="1" w:val="04A0"/>
         <w:tblBorders>
-          <w:top w:val="single" w:sz="4" w:space="0" w:color="CBD5E0"/>
-          <w:bottom w:val="single" w:sz="4" w:space="0" w:color="CBD5E0"/>
-          <w:insideH w:val="single" w:sz="4" w:space="0" w:color="CBD5E0"/>
-          <w:insideV w:val="single" w:sz="4" w:space="0" w:color="CBD5E0"/>
+          <w:top w:val="single" w:sz="4" w:space="0" w:color="B0B0B0"/>
+          <w:bottom w:val="single" w:sz="4" w:space="0" w:color="B0B0B0"/>
+          <w:insideH w:val="single" w:sz="4" w:space="0" w:color="B0B0B0"/>
+          <w:insideV w:val="single" w:sz="4" w:space="0" w:color="B0B0B0"/>
           <w:left w:val="none"/>
           <w:right w:val="none"/>
         </w:tblBorders>
@@ -2128,7 +2128,7 @@
         <w:tc>
           <w:tcPr>
             <w:tcW w:type="dxa" w:w="3290"/>
-            <w:shd w:fill="1B365D"/>
+            <w:shd w:fill="262626"/>
             <w:tcMar>
               <w:top w:w="80" w:type="dxa"/>
               <w:bottom w:w="80" w:type="dxa"/>
@@ -2154,7 +2154,7 @@
         <w:tc>
           <w:tcPr>
             <w:tcW w:type="dxa" w:w="3290"/>
-            <w:shd w:fill="1B365D"/>
+            <w:shd w:fill="262626"/>
             <w:tcMar>
               <w:top w:w="80" w:type="dxa"/>
               <w:bottom w:w="80" w:type="dxa"/>
@@ -2180,7 +2180,7 @@
         <w:tc>
           <w:tcPr>
             <w:tcW w:type="dxa" w:w="3290"/>
-            <w:shd w:fill="1B365D"/>
+            <w:shd w:fill="262626"/>
             <w:tcMar>
               <w:top w:w="80" w:type="dxa"/>
               <w:bottom w:w="80" w:type="dxa"/>
@@ -2221,7 +2221,7 @@
               <w:rPr>
                 <w:rFonts w:ascii="맑은 고딕" w:hAnsi="맑은 고딕" w:eastAsia="맑은 고딕" w:cs="맑은 고딕"/>
                 <w:b w:val="0"/>
-                <w:color w:val="2D3748"/>
+                <w:color w:val="282828"/>
                 <w:sz w:val="17"/>
               </w:rPr>
               <w:t>무IP 프로미스큐어스</w:t>
@@ -2244,7 +2244,7 @@
               <w:rPr>
                 <w:rFonts w:ascii="맑은 고딕" w:hAnsi="맑은 고딕" w:eastAsia="맑은 고딕" w:cs="맑은 고딕"/>
                 <w:b w:val="0"/>
-                <w:color w:val="2D3748"/>
+                <w:color w:val="282828"/>
                 <w:sz w:val="17"/>
               </w:rPr>
               <w:t>Promiscuous (No IP)</w:t>
@@ -2267,7 +2267,7 @@
               <w:rPr>
                 <w:rFonts w:ascii="맑은 고딕" w:hAnsi="맑은 고딕" w:eastAsia="맑은 고딕" w:cs="맑은 고딕"/>
                 <w:b w:val="0"/>
-                <w:color w:val="2D3748"/>
+                <w:color w:val="282828"/>
                 <w:sz w:val="17"/>
               </w:rPr>
               <w:t>센서의 수집 NIC에 L3 IP를 일절 부여하지 않아 공격 표면을 제거하고 스텔스 수집을 보장하는 구조</w:t>
@@ -2279,7 +2279,7 @@
         <w:tc>
           <w:tcPr>
             <w:tcW w:type="dxa" w:w="3290"/>
-            <w:shd w:fill="F7FAFC"/>
+            <w:shd w:fill="F2F2F2"/>
             <w:tcMar>
               <w:top w:w="70" w:type="dxa"/>
               <w:bottom w:w="70" w:type="dxa"/>
@@ -2295,7 +2295,7 @@
               <w:rPr>
                 <w:rFonts w:ascii="맑은 고딕" w:hAnsi="맑은 고딕" w:eastAsia="맑은 고딕" w:cs="맑은 고딕"/>
                 <w:b w:val="0"/>
-                <w:color w:val="2D3748"/>
+                <w:color w:val="282828"/>
                 <w:sz w:val="17"/>
               </w:rPr>
               <w:t>AF_PACKET</w:t>
@@ -2305,7 +2305,7 @@
         <w:tc>
           <w:tcPr>
             <w:tcW w:type="dxa" w:w="3290"/>
-            <w:shd w:fill="F7FAFC"/>
+            <w:shd w:fill="F2F2F2"/>
             <w:tcMar>
               <w:top w:w="70" w:type="dxa"/>
               <w:bottom w:w="70" w:type="dxa"/>
@@ -2318,7 +2318,7 @@
               <w:rPr>
                 <w:rFonts w:ascii="맑은 고딕" w:hAnsi="맑은 고딕" w:eastAsia="맑은 고딕" w:cs="맑은 고딕"/>
                 <w:b w:val="0"/>
-                <w:color w:val="2D3748"/>
+                <w:color w:val="282828"/>
                 <w:sz w:val="17"/>
               </w:rPr>
               <w:t>AF_PACKET Fanout</w:t>
@@ -2328,7 +2328,7 @@
         <w:tc>
           <w:tcPr>
             <w:tcW w:type="dxa" w:w="3290"/>
-            <w:shd w:fill="F7FAFC"/>
+            <w:shd w:fill="F2F2F2"/>
             <w:tcMar>
               <w:top w:w="70" w:type="dxa"/>
               <w:bottom w:w="70" w:type="dxa"/>
@@ -2341,7 +2341,7 @@
               <w:rPr>
                 <w:rFonts w:ascii="맑은 고딕" w:hAnsi="맑은 고딕" w:eastAsia="맑은 고딕" w:cs="맑은 고딕"/>
                 <w:b w:val="0"/>
-                <w:color w:val="2D3748"/>
+                <w:color w:val="282828"/>
                 <w:sz w:val="17"/>
               </w:rPr>
               <w:t>리눅스 커널 메모리와 유저 공간 간 제로카피 캡처를 지원하는 Suricata의 멀티스레드 고속 패킷 수집 엔진</w:t>
@@ -2369,7 +2369,7 @@
               <w:rPr>
                 <w:rFonts w:ascii="맑은 고딕" w:hAnsi="맑은 고딕" w:eastAsia="맑은 고딕" w:cs="맑은 고딕"/>
                 <w:b w:val="0"/>
-                <w:color w:val="2D3748"/>
+                <w:color w:val="282828"/>
                 <w:sz w:val="17"/>
               </w:rPr>
               <w:t>EVE JSON</w:t>
@@ -2392,7 +2392,7 @@
               <w:rPr>
                 <w:rFonts w:ascii="맑은 고딕" w:hAnsi="맑은 고딕" w:eastAsia="맑은 고딕" w:cs="맑은 고딕"/>
                 <w:b w:val="0"/>
-                <w:color w:val="2D3748"/>
+                <w:color w:val="282828"/>
                 <w:sz w:val="17"/>
               </w:rPr>
               <w:t>Extensible Event JSON</w:t>
@@ -2415,7 +2415,7 @@
               <w:rPr>
                 <w:rFonts w:ascii="맑은 고딕" w:hAnsi="맑은 고딕" w:eastAsia="맑은 고딕" w:cs="맑은 고딕"/>
                 <w:b w:val="0"/>
-                <w:color w:val="2D3748"/>
+                <w:color w:val="282828"/>
                 <w:sz w:val="17"/>
               </w:rPr>
               <w:t>Suricata가 생성하는 표준 JSON 텔레메트리 스트림으로 알람, 플로우, HTTP, DNS, TLS 메타데이터 포함</w:t>
@@ -2427,7 +2427,7 @@
         <w:tc>
           <w:tcPr>
             <w:tcW w:type="dxa" w:w="3290"/>
-            <w:shd w:fill="F7FAFC"/>
+            <w:shd w:fill="F2F2F2"/>
             <w:tcMar>
               <w:top w:w="70" w:type="dxa"/>
               <w:bottom w:w="70" w:type="dxa"/>
@@ -2443,7 +2443,7 @@
               <w:rPr>
                 <w:rFonts w:ascii="맑은 고딕" w:hAnsi="맑은 고딕" w:eastAsia="맑은 고딕" w:cs="맑은 고딕"/>
                 <w:b w:val="0"/>
-                <w:color w:val="2D3748"/>
+                <w:color w:val="282828"/>
                 <w:sz w:val="17"/>
               </w:rPr>
               <w:t>커뮤니티 ID</w:t>
@@ -2453,7 +2453,7 @@
         <w:tc>
           <w:tcPr>
             <w:tcW w:type="dxa" w:w="3290"/>
-            <w:shd w:fill="F7FAFC"/>
+            <w:shd w:fill="F2F2F2"/>
             <w:tcMar>
               <w:top w:w="70" w:type="dxa"/>
               <w:bottom w:w="70" w:type="dxa"/>
@@ -2466,7 +2466,7 @@
               <w:rPr>
                 <w:rFonts w:ascii="맑은 고딕" w:hAnsi="맑은 고딕" w:eastAsia="맑은 고딕" w:cs="맑은 고딕"/>
                 <w:b w:val="0"/>
-                <w:color w:val="2D3748"/>
+                <w:color w:val="282828"/>
                 <w:sz w:val="17"/>
               </w:rPr>
               <w:t>Community ID</w:t>
@@ -2476,7 +2476,7 @@
         <w:tc>
           <w:tcPr>
             <w:tcW w:type="dxa" w:w="3290"/>
-            <w:shd w:fill="F7FAFC"/>
+            <w:shd w:fill="F2F2F2"/>
             <w:tcMar>
               <w:top w:w="70" w:type="dxa"/>
               <w:bottom w:w="70" w:type="dxa"/>
@@ -2489,7 +2489,7 @@
               <w:rPr>
                 <w:rFonts w:ascii="맑은 고딕" w:hAnsi="맑은 고딕" w:eastAsia="맑은 고딕" w:cs="맑은 고딕"/>
                 <w:b w:val="0"/>
-                <w:color w:val="2D3748"/>
+                <w:color w:val="282828"/>
                 <w:sz w:val="17"/>
               </w:rPr>
               <w:t>5-Tuple(출발/도착 IP, 포트, 프로토콜)을 SHA-1 해시화하여 네트워크와 호스트 이벤트를 1초 내 피벗 추적하는 표준 키</w:t>
@@ -2517,7 +2517,7 @@
               <w:rPr>
                 <w:rFonts w:ascii="맑은 고딕" w:hAnsi="맑은 고딕" w:eastAsia="맑은 고딕" w:cs="맑은 고딕"/>
                 <w:b w:val="0"/>
-                <w:color w:val="2D3748"/>
+                <w:color w:val="282828"/>
                 <w:sz w:val="17"/>
               </w:rPr>
               <w:t>스티키 버퍼</w:t>
@@ -2540,7 +2540,7 @@
               <w:rPr>
                 <w:rFonts w:ascii="맑은 고딕" w:hAnsi="맑은 고딕" w:eastAsia="맑은 고딕" w:cs="맑은 고딕"/>
                 <w:b w:val="0"/>
-                <w:color w:val="2D3748"/>
+                <w:color w:val="282828"/>
                 <w:sz w:val="17"/>
               </w:rPr>
               <w:t>Sticky Buffer</w:t>
@@ -2563,7 +2563,7 @@
               <w:rPr>
                 <w:rFonts w:ascii="맑은 고딕" w:hAnsi="맑은 고딕" w:eastAsia="맑은 고딕" w:cs="맑은 고딕"/>
                 <w:b w:val="0"/>
-                <w:color w:val="2D3748"/>
+                <w:color w:val="282828"/>
                 <w:sz w:val="17"/>
               </w:rPr>
               <w:t>Suricata 8 및 Snort 3에서 특정 프로토콜 영역(http.uri, http.method 등)만을 한정하여 정규식을 고속 매칭하는 기법</w:t>
@@ -2575,7 +2575,7 @@
         <w:tc>
           <w:tcPr>
             <w:tcW w:type="dxa" w:w="3290"/>
-            <w:shd w:fill="F7FAFC"/>
+            <w:shd w:fill="F2F2F2"/>
             <w:tcMar>
               <w:top w:w="70" w:type="dxa"/>
               <w:bottom w:w="70" w:type="dxa"/>
@@ -2591,7 +2591,7 @@
               <w:rPr>
                 <w:rFonts w:ascii="맑은 고딕" w:hAnsi="맑은 고딕" w:eastAsia="맑은 고딕" w:cs="맑은 고딕"/>
                 <w:b w:val="0"/>
-                <w:color w:val="2D3748"/>
+                <w:color w:val="282828"/>
                 <w:sz w:val="17"/>
               </w:rPr>
               <w:t>부모 룰 선점 해제</w:t>
@@ -2601,7 +2601,7 @@
         <w:tc>
           <w:tcPr>
             <w:tcW w:type="dxa" w:w="3290"/>
-            <w:shd w:fill="F7FAFC"/>
+            <w:shd w:fill="F2F2F2"/>
             <w:tcMar>
               <w:top w:w="70" w:type="dxa"/>
               <w:bottom w:w="70" w:type="dxa"/>
@@ -2614,7 +2614,7 @@
               <w:rPr>
                 <w:rFonts w:ascii="맑은 고딕" w:hAnsi="맑은 고딕" w:eastAsia="맑은 고딕" w:cs="맑은 고딕"/>
                 <w:b w:val="0"/>
-                <w:color w:val="2D3748"/>
+                <w:color w:val="282828"/>
                 <w:sz w:val="17"/>
               </w:rPr>
               <w:t>Rule Preemption Fix</w:t>
@@ -2624,7 +2624,7 @@
         <w:tc>
           <w:tcPr>
             <w:tcW w:type="dxa" w:w="3290"/>
-            <w:shd w:fill="F7FAFC"/>
+            <w:shd w:fill="F2F2F2"/>
             <w:tcMar>
               <w:top w:w="70" w:type="dxa"/>
               <w:bottom w:w="70" w:type="dxa"/>
@@ -2637,7 +2637,7 @@
               <w:rPr>
                 <w:rFonts w:ascii="맑은 고딕" w:hAnsi="맑은 고딕" w:eastAsia="맑은 고딕" w:cs="맑은 고딕"/>
                 <w:b w:val="0"/>
-                <w:color w:val="2D3748"/>
+                <w:color w:val="282828"/>
                 <w:sz w:val="17"/>
               </w:rPr>
               <w:t>Wazuh 내장 룰 86601의 이벤트 가로채기를 방지하기 위해 &lt;if_sid&gt;86601,100100&lt;/if_sid&gt;로 상속을 복구한 설계</w:t>
@@ -2662,7 +2662,7 @@
               <w:rPr>
                 <w:rFonts w:ascii="맑은 고딕" w:hAnsi="맑은 고딕" w:eastAsia="맑은 고딕" w:cs="맑은 고딕"/>
                 <w:b w:val="0"/>
-                <w:color w:val="2D3748"/>
+                <w:color w:val="282828"/>
                 <w:sz w:val="17"/>
               </w:rPr>
               <w:t>인간 승인 큐 (HITL)</w:t>
@@ -2685,7 +2685,7 @@
               <w:rPr>
                 <w:rFonts w:ascii="맑은 고딕" w:hAnsi="맑은 고딕" w:eastAsia="맑은 고딕" w:cs="맑은 고딕"/>
                 <w:b w:val="0"/>
-                <w:color w:val="2D3748"/>
+                <w:color w:val="282828"/>
                 <w:sz w:val="17"/>
               </w:rPr>
               <w:t>Human-in-the-Loop</w:t>
@@ -2708,7 +2708,7 @@
               <w:rPr>
                 <w:rFonts w:ascii="맑은 고딕" w:hAnsi="맑은 고딕" w:eastAsia="맑은 고딕" w:cs="맑은 고딕"/>
                 <w:b w:val="0"/>
-                <w:color w:val="2D3748"/>
+                <w:color w:val="282828"/>
                 <w:sz w:val="17"/>
               </w:rPr>
               <w:t>AI Copilot이 생성한 방화벽 차단 명령을 관제 책임자의 명시적 클릭 승인 후에만 방화벽에 적용하는 안전장치</w:t>
@@ -2720,7 +2720,7 @@
         <w:tc>
           <w:tcPr>
             <w:tcW w:type="dxa" w:w="3290"/>
-            <w:shd w:fill="F7FAFC"/>
+            <w:shd w:fill="F2F2F2"/>
             <w:tcMar>
               <w:top w:w="70" w:type="dxa"/>
               <w:bottom w:w="70" w:type="dxa"/>
@@ -2736,7 +2736,7 @@
               <w:rPr>
                 <w:rFonts w:ascii="맑은 고딕" w:hAnsi="맑은 고딕" w:eastAsia="맑은 고딕" w:cs="맑은 고딕"/>
                 <w:b w:val="0"/>
-                <w:color w:val="2D3748"/>
+                <w:color w:val="282828"/>
                 <w:sz w:val="17"/>
               </w:rPr>
               <w:t>자기치유 TTL</w:t>
@@ -2746,7 +2746,7 @@
         <w:tc>
           <w:tcPr>
             <w:tcW w:type="dxa" w:w="3290"/>
-            <w:shd w:fill="F7FAFC"/>
+            <w:shd w:fill="F2F2F2"/>
             <w:tcMar>
               <w:top w:w="70" w:type="dxa"/>
               <w:bottom w:w="70" w:type="dxa"/>
@@ -2759,7 +2759,7 @@
               <w:rPr>
                 <w:rFonts w:ascii="맑은 고딕" w:hAnsi="맑은 고딕" w:eastAsia="맑은 고딕" w:cs="맑은 고딕"/>
                 <w:b w:val="0"/>
-                <w:color w:val="2D3748"/>
+                <w:color w:val="282828"/>
                 <w:sz w:val="17"/>
               </w:rPr>
               <w:t>Self-Healing TTL</w:t>
@@ -2769,7 +2769,7 @@
         <w:tc>
           <w:tcPr>
             <w:tcW w:type="dxa" w:w="3290"/>
-            <w:shd w:fill="F7FAFC"/>
+            <w:shd w:fill="F2F2F2"/>
             <w:tcMar>
               <w:top w:w="70" w:type="dxa"/>
               <w:bottom w:w="70" w:type="dxa"/>
@@ -2782,7 +2782,7 @@
               <w:rPr>
                 <w:rFonts w:ascii="맑은 고딕" w:hAnsi="맑은 고딕" w:eastAsia="맑은 고딕" w:cs="맑은 고딕"/>
                 <w:b w:val="0"/>
-                <w:color w:val="2D3748"/>
+                <w:color w:val="282828"/>
                 <w:sz w:val="17"/>
               </w:rPr>
               <w:t>능동 차단 시 비즈니스 연속성을 보장하기 위해 nftables 차단 룰에 3,600초 타이머를 부여하여 자동 만료시키는 정책</w:t>
@@ -2806,7 +2806,7 @@
         <w:rPr>
           <w:rFonts w:ascii="맑은 고딕" w:hAnsi="맑은 고딕" w:eastAsia="맑은 고딕" w:cs="맑은 고딕"/>
           <w:b/>
-          <w:color w:val="1B365D"/>
+          <w:color w:val="000000"/>
           <w:sz w:val="32"/>
         </w:rPr>
         <w:t>목차 (Table of Contents)</w:t>
@@ -2820,7 +2820,7 @@
         <w:rPr>
           <w:rFonts w:ascii="맑은 고딕" w:hAnsi="맑은 고딕" w:eastAsia="맑은 고딕" w:cs="맑은 고딕"/>
           <w:b w:val="0"/>
-          <w:color w:val="2D3748"/>
+          <w:color w:val="232323"/>
           <w:sz w:val="20"/>
         </w:rPr>
         <w:t>본 목차는 Microsoft Word의 네이티브 필드 코드로 생성되었으며, 문서 열람 시 자동으로 최신 페이지 번호로 갱신됩니다.</w:t>
@@ -2852,7 +2852,7 @@
         <w:rPr>
           <w:rFonts w:ascii="맑은 고딕" w:hAnsi="맑은 고딕" w:eastAsia="맑은 고딕" w:cs="맑은 고딕"/>
           <w:b/>
-          <w:color w:val="1B365D"/>
+          <w:color w:val="000000"/>
           <w:sz w:val="32"/>
         </w:rPr>
         <w:t>제1부: 엔터프라이즈 SOC 인프라 및 패킷 가시성 아키텍처</w:t>
@@ -2868,7 +2868,7 @@
         <w:rPr>
           <w:rFonts w:ascii="맑은 고딕" w:hAnsi="맑은 고딕" w:eastAsia="맑은 고딕" w:cs="맑은 고딕"/>
           <w:b/>
-          <w:color w:val="2B6CB0"/>
+          <w:color w:val="141414"/>
           <w:sz w:val="26"/>
         </w:rPr>
         <w:t>1.1 Hyper-V 3-Zone 격리 가상 인프라 및 게이트웨이 보안 설계</w:t>
@@ -2882,7 +2882,7 @@
         <w:rPr>
           <w:rFonts w:ascii="맑은 고딕" w:hAnsi="맑은 고딕" w:eastAsia="맑은 고딕" w:cs="맑은 고딕"/>
           <w:b w:val="0"/>
-          <w:color w:val="2D3748"/>
+          <w:color w:val="232323"/>
           <w:sz w:val="20"/>
         </w:rPr>
         <w:t>Aegis 랩은 실제 기업의 물리적 망분리 환경을 단일 호스트 상에서 완벽히 시뮬레이션하기 위해 3개의 독립된 Hyper-V 내부 가상 스위치를 구축했습니다. 공격자 영역(ZONE-ATTACK: 10.77.20.0/24), 희생자 서버 영역(ZONE-VICTIM: 10.77.30.0/24), 그리고 SIEM 및 관제 영역(ZONE-MGMT: 10.77.10.0/24)으로 명확히 구분되어 있으며, 모든 통신은 우분투 라우터(soc-gateway)의 nftables 정책을 통해서만 전달됩니다.</w:t>
@@ -2896,7 +2896,7 @@
         <w:rPr>
           <w:rFonts w:ascii="맑은 고딕" w:hAnsi="맑은 고딕" w:eastAsia="맑은 고딕" w:cs="맑은 고딕"/>
           <w:b w:val="0"/>
-          <w:color w:val="2D3748"/>
+          <w:color w:val="232323"/>
           <w:sz w:val="20"/>
         </w:rPr>
         <w:t>특히 공격자 망에서 관리망으로의 트래픽은 nftables의 'DEFAULT DROP' 규칙에 의해 원천 차단되며, 희생자 서버에서 관리망으로는 오직 Wazuh Agent 통신용 포트(1514/TCP, 1515/TCP)만이 엄격한 화이트리스트로 허용되어 관리망의 침해 확산을 방지합니다.</w:t>
@@ -2951,7 +2951,7 @@
         <w:rPr>
           <w:rFonts w:ascii="맑은 고딕" w:hAnsi="맑은 고딕" w:eastAsia="맑은 고딕" w:cs="맑은 고딕"/>
           <w:b/>
-          <w:color w:val="1B365D"/>
+          <w:color w:val="000000"/>
           <w:sz w:val="19"/>
         </w:rPr>
         <w:t>[그림 1-1] 3-Zone 망분리 가상 인프라 토폴로지 및 네트워크 거버넌스 구성</w:t>
@@ -2965,7 +2965,7 @@
         <w:rPr>
           <w:rFonts w:ascii="맑은 고딕" w:hAnsi="맑은 고딕" w:eastAsia="맑은 고딕" w:cs="맑은 고딕"/>
           <w:b w:val="0"/>
-          <w:color w:val="4A5568"/>
+          <w:color w:val="3C3C3C"/>
           <w:sz w:val="18"/>
         </w:rPr>
         <w:t>Hyper-V 기반 3개 격리 스위치와 게이트웨이의 Default-Deny 통제 정책을 도식화한 인프라 구성도입니다.</w:t>
@@ -2977,10 +2977,10 @@
         <w:jc w:val="center"/>
         <w:tblLook w:firstColumn="1" w:firstRow="1" w:lastColumn="0" w:lastRow="0" w:noHBand="0" w:noVBand="1" w:val="04A0"/>
         <w:tblBorders>
-          <w:top w:val="single" w:sz="4" w:space="0" w:color="CBD5E0"/>
-          <w:bottom w:val="single" w:sz="4" w:space="0" w:color="CBD5E0"/>
-          <w:insideH w:val="single" w:sz="4" w:space="0" w:color="CBD5E0"/>
-          <w:insideV w:val="single" w:sz="4" w:space="0" w:color="CBD5E0"/>
+          <w:top w:val="single" w:sz="4" w:space="0" w:color="B0B0B0"/>
+          <w:bottom w:val="single" w:sz="4" w:space="0" w:color="B0B0B0"/>
+          <w:insideH w:val="single" w:sz="4" w:space="0" w:color="B0B0B0"/>
+          <w:insideV w:val="single" w:sz="4" w:space="0" w:color="B0B0B0"/>
           <w:left w:val="none"/>
           <w:right w:val="none"/>
         </w:tblBorders>
@@ -2995,7 +2995,7 @@
         <w:tc>
           <w:tcPr>
             <w:tcW w:type="dxa" w:w="2467"/>
-            <w:shd w:fill="1B365D"/>
+            <w:shd w:fill="262626"/>
             <w:tcMar>
               <w:top w:w="60" w:type="dxa"/>
               <w:bottom w:w="60" w:type="dxa"/>
@@ -3037,7 +3037,7 @@
               <w:rPr>
                 <w:rFonts w:ascii="맑은 고딕" w:hAnsi="맑은 고딕" w:eastAsia="맑은 고딕" w:cs="맑은 고딕"/>
                 <w:b w:val="0"/>
-                <w:color w:val="007800"/>
+                <w:color w:val="282828"/>
                 <w:sz w:val="17"/>
               </w:rPr>
               <w:t>EV-NET-001</w:t>
@@ -3047,7 +3047,7 @@
         <w:tc>
           <w:tcPr>
             <w:tcW w:type="dxa" w:w="2467"/>
-            <w:shd w:fill="1B365D"/>
+            <w:shd w:fill="262626"/>
             <w:tcMar>
               <w:top w:w="60" w:type="dxa"/>
               <w:bottom w:w="60" w:type="dxa"/>
@@ -3086,7 +3086,7 @@
               <w:rPr>
                 <w:rFonts w:ascii="맑은 고딕" w:hAnsi="맑은 고딕" w:eastAsia="맑은 고딕" w:cs="맑은 고딕"/>
                 <w:b/>
-                <w:color w:val="007800"/>
+                <w:color w:val="000000"/>
                 <w:sz w:val="17"/>
               </w:rPr>
               <w:t>정상 격리 (PASS)</w:t>
@@ -3098,7 +3098,7 @@
         <w:tc>
           <w:tcPr>
             <w:tcW w:type="dxa" w:w="2467"/>
-            <w:shd w:fill="1B365D"/>
+            <w:shd w:fill="262626"/>
             <w:tcMar>
               <w:top w:w="60" w:type="dxa"/>
               <w:bottom w:w="60" w:type="dxa"/>
@@ -3137,7 +3137,7 @@
               <w:rPr>
                 <w:rFonts w:ascii="맑은 고딕" w:hAnsi="맑은 고딕" w:eastAsia="맑은 고딕" w:cs="맑은 고딕"/>
                 <w:b w:val="0"/>
-                <w:color w:val="2D3748"/>
+                <w:color w:val="282828"/>
                 <w:sz w:val="17"/>
               </w:rPr>
               <w:t>Hyper-V 3-Zone 가상 스위치 격리 구성</w:t>
@@ -3147,7 +3147,7 @@
         <w:tc>
           <w:tcPr>
             <w:tcW w:type="dxa" w:w="2467"/>
-            <w:shd w:fill="1B365D"/>
+            <w:shd w:fill="262626"/>
             <w:tcMar>
               <w:top w:w="60" w:type="dxa"/>
               <w:bottom w:w="60" w:type="dxa"/>
@@ -3186,7 +3186,7 @@
               <w:rPr>
                 <w:rFonts w:ascii="맑은 고딕" w:hAnsi="맑은 고딕" w:eastAsia="맑은 고딕" w:cs="맑은 고딕"/>
                 <w:b w:val="0"/>
-                <w:color w:val="2D3748"/>
+                <w:color w:val="282828"/>
                 <w:sz w:val="17"/>
               </w:rPr>
               <w:t>soc-gateway, soc-vsw-*</w:t>
@@ -3198,7 +3198,7 @@
         <w:tc>
           <w:tcPr>
             <w:tcW w:type="dxa" w:w="2467"/>
-            <w:shd w:fill="1B365D"/>
+            <w:shd w:fill="262626"/>
             <w:tcMar>
               <w:top w:w="60" w:type="dxa"/>
               <w:bottom w:w="60" w:type="dxa"/>
@@ -3241,7 +3241,7 @@
               <w:rPr>
                 <w:rFonts w:ascii="맑은 고딕" w:hAnsi="맑은 고딕" w:eastAsia="맑은 고딕" w:cs="맑은 고딕"/>
                 <w:b w:val="0"/>
-                <w:color w:val="2D3748"/>
+                <w:color w:val="282828"/>
                 <w:sz w:val="17"/>
               </w:rPr>
               <w:t>ZONE-ATTACK, ZONE-VICTIM, ZONE-MGMT 간 L3 라우팅 격리 및 nftables Default-Deny 방화벽 정책 검증 완료</w:t>
@@ -3265,7 +3265,7 @@
         <w:rPr>
           <w:rFonts w:ascii="맑은 고딕" w:hAnsi="맑은 고딕" w:eastAsia="맑은 고딕" w:cs="맑은 고딕"/>
           <w:b/>
-          <w:color w:val="2B6CB0"/>
+          <w:color w:val="141414"/>
           <w:sz w:val="26"/>
         </w:rPr>
         <w:t>1.2 무IP 프로미스큐어스 모드 센서 원칙 및 패킷 가시성 사전 검증</w:t>
@@ -3279,7 +3279,7 @@
         <w:rPr>
           <w:rFonts w:ascii="맑은 고딕" w:hAnsi="맑은 고딕" w:eastAsia="맑은 고딕" w:cs="맑은 고딕"/>
           <w:b w:val="0"/>
-          <w:color w:val="2D3748"/>
+          <w:color w:val="232323"/>
           <w:sz w:val="20"/>
         </w:rPr>
         <w:t>프로젝트의 가장 중요한 아키텍처 불변 원칙 중 하나는 'PACKET VISIBILITY BEFORE IDS'입니다. 센서 VM(soc-sensor)의 모니터링 인터페이스(nic-monitor)에는 공격 표면을 원천 차단하기 위해 일절 IP 주소를 할당하지 않았습니다. L3 IP가 존재하지 않으므로 센서는 네트워크 상에 ARP 응답이나 ICMP 패킷을 전송하지 않는 완벽한 스텔스(Stealth) 상태로 동작합니다.</w:t>
@@ -3293,7 +3293,7 @@
         <w:rPr>
           <w:rFonts w:ascii="맑은 고딕" w:hAnsi="맑은 고딕" w:eastAsia="맑은 고딕" w:cs="맑은 고딕"/>
           <w:b w:val="0"/>
-          <w:color w:val="2D3748"/>
+          <w:color w:val="232323"/>
           <w:sz w:val="20"/>
         </w:rPr>
         <w:t>상위 IDS 및 SIEM을 기동하기 전, soc-attacker에서 soc-victim으로 제어된 패킷을 발신하고, 센서 콘솔에서 tcpdump 명령을 통해 해당 패킷이 무손실 수신되는 것을 직접 확인한 후에만 GATE-NET-01 게이트를 승인하였습니다.</w:t>
@@ -3348,7 +3348,7 @@
         <w:rPr>
           <w:rFonts w:ascii="맑은 고딕" w:hAnsi="맑은 고딕" w:eastAsia="맑은 고딕" w:cs="맑은 고딕"/>
           <w:b/>
-          <w:color w:val="1B365D"/>
+          <w:color w:val="000000"/>
           <w:sz w:val="19"/>
         </w:rPr>
         <w:t>[그림 1-2] 포트 미러링 수신 패킷 tcpdump 실시간 가시성 검증 및 Nmap 정찰 탐지</w:t>
@@ -3362,7 +3362,7 @@
         <w:rPr>
           <w:rFonts w:ascii="맑은 고딕" w:hAnsi="맑은 고딕" w:eastAsia="맑은 고딕" w:cs="맑은 고딕"/>
           <w:b w:val="0"/>
-          <w:color w:val="4A5568"/>
+          <w:color w:val="3C3C3C"/>
           <w:sz w:val="18"/>
         </w:rPr>
         <w:t>Hyper-V vSwitch 포트 미러링을 통해 센서의 무IP 인터페이스로 유입되는 실시간 스캔 패킷을 tcpdump 및 Suricata로 검증한 화면입니다.</w:t>
@@ -3374,10 +3374,10 @@
         <w:jc w:val="center"/>
         <w:tblLook w:firstColumn="1" w:firstRow="1" w:lastColumn="0" w:lastRow="0" w:noHBand="0" w:noVBand="1" w:val="04A0"/>
         <w:tblBorders>
-          <w:top w:val="single" w:sz="4" w:space="0" w:color="CBD5E0"/>
-          <w:bottom w:val="single" w:sz="4" w:space="0" w:color="CBD5E0"/>
-          <w:insideH w:val="single" w:sz="4" w:space="0" w:color="CBD5E0"/>
-          <w:insideV w:val="single" w:sz="4" w:space="0" w:color="CBD5E0"/>
+          <w:top w:val="single" w:sz="4" w:space="0" w:color="B0B0B0"/>
+          <w:bottom w:val="single" w:sz="4" w:space="0" w:color="B0B0B0"/>
+          <w:insideH w:val="single" w:sz="4" w:space="0" w:color="B0B0B0"/>
+          <w:insideV w:val="single" w:sz="4" w:space="0" w:color="B0B0B0"/>
           <w:left w:val="none"/>
           <w:right w:val="none"/>
         </w:tblBorders>
@@ -3392,7 +3392,7 @@
         <w:tc>
           <w:tcPr>
             <w:tcW w:type="dxa" w:w="2467"/>
-            <w:shd w:fill="1B365D"/>
+            <w:shd w:fill="262626"/>
             <w:tcMar>
               <w:top w:w="60" w:type="dxa"/>
               <w:bottom w:w="60" w:type="dxa"/>
@@ -3434,7 +3434,7 @@
               <w:rPr>
                 <w:rFonts w:ascii="맑은 고딕" w:hAnsi="맑은 고딕" w:eastAsia="맑은 고딕" w:cs="맑은 고딕"/>
                 <w:b w:val="0"/>
-                <w:color w:val="007800"/>
+                <w:color w:val="282828"/>
                 <w:sz w:val="17"/>
               </w:rPr>
               <w:t>EV-MIRROR-001</w:t>
@@ -3444,7 +3444,7 @@
         <w:tc>
           <w:tcPr>
             <w:tcW w:type="dxa" w:w="2467"/>
-            <w:shd w:fill="1B365D"/>
+            <w:shd w:fill="262626"/>
             <w:tcMar>
               <w:top w:w="60" w:type="dxa"/>
               <w:bottom w:w="60" w:type="dxa"/>
@@ -3483,7 +3483,7 @@
               <w:rPr>
                 <w:rFonts w:ascii="맑은 고딕" w:hAnsi="맑은 고딕" w:eastAsia="맑은 고딕" w:cs="맑은 고딕"/>
                 <w:b/>
-                <w:color w:val="007800"/>
+                <w:color w:val="000000"/>
                 <w:sz w:val="17"/>
               </w:rPr>
               <w:t>수신 확인 (PASS)</w:t>
@@ -3495,7 +3495,7 @@
         <w:tc>
           <w:tcPr>
             <w:tcW w:type="dxa" w:w="2467"/>
-            <w:shd w:fill="1B365D"/>
+            <w:shd w:fill="262626"/>
             <w:tcMar>
               <w:top w:w="60" w:type="dxa"/>
               <w:bottom w:w="60" w:type="dxa"/>
@@ -3534,7 +3534,7 @@
               <w:rPr>
                 <w:rFonts w:ascii="맑은 고딕" w:hAnsi="맑은 고딕" w:eastAsia="맑은 고딕" w:cs="맑은 고딕"/>
                 <w:b w:val="0"/>
-                <w:color w:val="2D3748"/>
+                <w:color w:val="282828"/>
                 <w:sz w:val="17"/>
               </w:rPr>
               <w:t>무IP 모니터링 인터페이스 패킷 가시성 실증</w:t>
@@ -3544,7 +3544,7 @@
         <w:tc>
           <w:tcPr>
             <w:tcW w:type="dxa" w:w="2467"/>
-            <w:shd w:fill="1B365D"/>
+            <w:shd w:fill="262626"/>
             <w:tcMar>
               <w:top w:w="60" w:type="dxa"/>
               <w:bottom w:w="60" w:type="dxa"/>
@@ -3583,7 +3583,7 @@
               <w:rPr>
                 <w:rFonts w:ascii="맑은 고딕" w:hAnsi="맑은 고딕" w:eastAsia="맑은 고딕" w:cs="맑은 고딕"/>
                 <w:b w:val="0"/>
-                <w:color w:val="2D3748"/>
+                <w:color w:val="282828"/>
                 <w:sz w:val="17"/>
               </w:rPr>
               <w:t>soc-sensor: eth1 (nic-monitor)</w:t>
@@ -3595,7 +3595,7 @@
         <w:tc>
           <w:tcPr>
             <w:tcW w:type="dxa" w:w="2467"/>
-            <w:shd w:fill="1B365D"/>
+            <w:shd w:fill="262626"/>
             <w:tcMar>
               <w:top w:w="60" w:type="dxa"/>
               <w:bottom w:w="60" w:type="dxa"/>
@@ -3638,7 +3638,7 @@
               <w:rPr>
                 <w:rFonts w:ascii="맑은 고딕" w:hAnsi="맑은 고딕" w:eastAsia="맑은 고딕" w:cs="맑은 고딕"/>
                 <w:b w:val="0"/>
-                <w:color w:val="2D3748"/>
+                <w:color w:val="282828"/>
                 <w:sz w:val="17"/>
               </w:rPr>
               <w:t>L3 IP 부재 상태에서 Promiscuous 모드로 미러링 패킷 100% 무손실 캡처 실측 검증 완료</w:t>
@@ -3662,7 +3662,7 @@
         <w:rPr>
           <w:rFonts w:ascii="맑은 고딕" w:hAnsi="맑은 고딕" w:eastAsia="맑은 고딕" w:cs="맑은 고딕"/>
           <w:b/>
-          <w:color w:val="2B6CB0"/>
+          <w:color w:val="141414"/>
           <w:sz w:val="26"/>
         </w:rPr>
         <w:t>1.3 암호화 트래픽(HTTPS/TLS) 비가시성 극복 아키텍처</w:t>
@@ -3676,7 +3676,7 @@
         <w:rPr>
           <w:rFonts w:ascii="맑은 고딕" w:hAnsi="맑은 고딕" w:eastAsia="맑은 고딕" w:cs="맑은 고딕"/>
           <w:b w:val="0"/>
-          <w:color w:val="2D3748"/>
+          <w:color w:val="232323"/>
           <w:sz w:val="20"/>
         </w:rPr>
         <w:t>현대 웹 환경에서는 80% 이상의 통신이 HTTPS로 암호화되므로, 단순 패킷 미러링만으로는 페이로드 검사가 불가능합니다. 이를 해결하기 위해 본 랩은 Nginx SSL Termination 후단 미러링 아키텍처(ARCH-TLS-001)를 수립하였습니다. 외부 클라이언트와의 TLS 세션을 리버스 프록시가 종단하고, 내부 애플리케이션으로 전송되는 평문 HTTP 구간을 vTap으로 미러링하여 SQLi 및 Log4j 공격을 완벽히 복호화 검사합니다.</w:t>
@@ -3690,7 +3690,7 @@
         <w:rPr>
           <w:rFonts w:ascii="맑은 고딕" w:hAnsi="맑은 고딕" w:eastAsia="맑은 고딕" w:cs="맑은 고딕"/>
           <w:b w:val="0"/>
-          <w:color w:val="2D3748"/>
+          <w:color w:val="232323"/>
           <w:sz w:val="20"/>
         </w:rPr>
         <w:t>또한 복호화 장비를 거치지 않는 구간을 위해, 비암호화 핸드셰이크 메타데이터인 TLS Client Hello의 SNI와 서버 인증서 Subject를 추출하는 Suricata 룰셋(SID 9030025, 9030026)을 배치하여 악성 C2 도메인 접속을 실시간으로 차단합니다.</w:t>
@@ -3706,7 +3706,7 @@
         <w:rPr>
           <w:rFonts w:ascii="맑은 고딕" w:hAnsi="맑은 고딕" w:eastAsia="맑은 고딕" w:cs="맑은 고딕"/>
           <w:b/>
-          <w:color w:val="2B6CB0"/>
+          <w:color w:val="141414"/>
           <w:sz w:val="26"/>
         </w:rPr>
         <w:t>1.4 PCAP 무결성 해시 매니페스트 및 법적 증적력 보장</w:t>
@@ -3720,7 +3720,7 @@
         <w:rPr>
           <w:rFonts w:ascii="맑은 고딕" w:hAnsi="맑은 고딕" w:eastAsia="맑은 고딕" w:cs="맑은 고딕"/>
           <w:b w:val="0"/>
-          <w:color w:val="2D3748"/>
+          <w:color w:val="232323"/>
           <w:sz w:val="20"/>
         </w:rPr>
         <w:t>수집된 모든 패킷 증적은 디지털 포렌식 원칙(ISO/IEC 27037)에 입각하여 수집 즉시 SHA-256 암호학적 해시를 생성하고, 중앙 매니페스트 파일(pcap_manifest.json)에 기록하여 관리합니다. 이를 통해 법적 증거 능력을 보장하고 분석관의 임의 변조 가능성을 원천 차단하였습니다.</w:t>
@@ -3741,7 +3741,7 @@
         <w:rPr>
           <w:rFonts w:ascii="맑은 고딕" w:hAnsi="맑은 고딕" w:eastAsia="맑은 고딕" w:cs="맑은 고딕"/>
           <w:b/>
-          <w:color w:val="1B365D"/>
+          <w:color w:val="000000"/>
           <w:sz w:val="32"/>
         </w:rPr>
         <w:t>제2부: 듀얼 IDS(Suricata 8 + Snort 3) 및 고정밀 탐지 엔지니어링</w:t>
@@ -3757,7 +3757,7 @@
         <w:rPr>
           <w:rFonts w:ascii="맑은 고딕" w:hAnsi="맑은 고딕" w:eastAsia="맑은 고딕" w:cs="맑은 고딕"/>
           <w:b/>
-          <w:color w:val="2B6CB0"/>
+          <w:color w:val="141414"/>
           <w:sz w:val="26"/>
         </w:rPr>
         <w:t>2.1 Suricata 8.0.6과 Snort 3.12.2.0의 비대칭 협업 체계</w:t>
@@ -3771,7 +3771,7 @@
         <w:rPr>
           <w:rFonts w:ascii="맑은 고딕" w:hAnsi="맑은 고딕" w:eastAsia="맑은 고딕" w:cs="맑은 고딕"/>
           <w:b w:val="0"/>
-          <w:color w:val="2D3748"/>
+          <w:color w:val="232323"/>
           <w:sz w:val="20"/>
         </w:rPr>
         <w:t>Aegis Lab은 단일 IDS 엔진에 의존하지 않고, Suricata 8과 Snort 3의 장점을 상호 결합한 비대칭 듀얼 엔진 구조를 운영합니다. Suricata 8.0.6은 실시간 인라인/패시브 탐지 전담 엔진으로서 AF_PACKET 멀티스레드 클러스터를 활용하여 고속으로 패킷을 수집하고 EVE JSON 스트림을 Wazuh로 보냅니다. Snort 3.12.2.0은 오프라인 밸리데이션 엔진으로서, 저장된 의심 PCAP에 대해 C++ 기반 정밀 룰과 Lua 플러그인을 적용하여 2차 교차 검증을 수행합니다.</w:t>
@@ -3787,7 +3787,7 @@
         <w:rPr>
           <w:rFonts w:ascii="맑은 고딕" w:hAnsi="맑은 고딕" w:eastAsia="맑은 고딕" w:cs="맑은 고딕"/>
           <w:b/>
-          <w:color w:val="2B6CB0"/>
+          <w:color w:val="141414"/>
           <w:sz w:val="26"/>
         </w:rPr>
         <w:t>2.2 5대 공격 시나리오별 듀얼 IDS 룰셋 매트릭스</w:t>
@@ -3799,10 +3799,10 @@
         <w:jc w:val="center"/>
         <w:tblLook w:firstColumn="1" w:firstRow="1" w:lastColumn="0" w:lastRow="0" w:noHBand="0" w:noVBand="1" w:val="04A0"/>
         <w:tblBorders>
-          <w:top w:val="single" w:sz="4" w:space="0" w:color="CBD5E0"/>
-          <w:bottom w:val="single" w:sz="4" w:space="0" w:color="CBD5E0"/>
-          <w:insideH w:val="single" w:sz="4" w:space="0" w:color="CBD5E0"/>
-          <w:insideV w:val="single" w:sz="4" w:space="0" w:color="CBD5E0"/>
+          <w:top w:val="single" w:sz="4" w:space="0" w:color="B0B0B0"/>
+          <w:bottom w:val="single" w:sz="4" w:space="0" w:color="B0B0B0"/>
+          <w:insideH w:val="single" w:sz="4" w:space="0" w:color="B0B0B0"/>
+          <w:insideV w:val="single" w:sz="4" w:space="0" w:color="B0B0B0"/>
           <w:left w:val="none"/>
           <w:right w:val="none"/>
         </w:tblBorders>
@@ -3819,7 +3819,7 @@
         <w:tc>
           <w:tcPr>
             <w:tcW w:type="dxa" w:w="1645"/>
-            <w:shd w:fill="1B365D"/>
+            <w:shd w:fill="262626"/>
             <w:tcMar>
               <w:top w:w="80" w:type="dxa"/>
               <w:bottom w:w="80" w:type="dxa"/>
@@ -3845,7 +3845,7 @@
         <w:tc>
           <w:tcPr>
             <w:tcW w:type="dxa" w:w="1645"/>
-            <w:shd w:fill="1B365D"/>
+            <w:shd w:fill="262626"/>
             <w:tcMar>
               <w:top w:w="80" w:type="dxa"/>
               <w:bottom w:w="80" w:type="dxa"/>
@@ -3871,7 +3871,7 @@
         <w:tc>
           <w:tcPr>
             <w:tcW w:type="dxa" w:w="1645"/>
-            <w:shd w:fill="1B365D"/>
+            <w:shd w:fill="262626"/>
             <w:tcMar>
               <w:top w:w="80" w:type="dxa"/>
               <w:bottom w:w="80" w:type="dxa"/>
@@ -3897,7 +3897,7 @@
         <w:tc>
           <w:tcPr>
             <w:tcW w:type="dxa" w:w="1645"/>
-            <w:shd w:fill="1B365D"/>
+            <w:shd w:fill="262626"/>
             <w:tcMar>
               <w:top w:w="80" w:type="dxa"/>
               <w:bottom w:w="80" w:type="dxa"/>
@@ -3923,7 +3923,7 @@
         <w:tc>
           <w:tcPr>
             <w:tcW w:type="dxa" w:w="1645"/>
-            <w:shd w:fill="1B365D"/>
+            <w:shd w:fill="262626"/>
             <w:tcMar>
               <w:top w:w="80" w:type="dxa"/>
               <w:bottom w:w="80" w:type="dxa"/>
@@ -3949,7 +3949,7 @@
         <w:tc>
           <w:tcPr>
             <w:tcW w:type="dxa" w:w="1645"/>
-            <w:shd w:fill="1B365D"/>
+            <w:shd w:fill="262626"/>
             <w:tcMar>
               <w:top w:w="80" w:type="dxa"/>
               <w:bottom w:w="80" w:type="dxa"/>
@@ -3990,7 +3990,7 @@
               <w:rPr>
                 <w:rFonts w:ascii="맑은 고딕" w:hAnsi="맑은 고딕" w:eastAsia="맑은 고딕" w:cs="맑은 고딕"/>
                 <w:b w:val="0"/>
-                <w:color w:val="2D3748"/>
+                <w:color w:val="282828"/>
                 <w:sz w:val="17"/>
               </w:rPr>
               <w:t>01. 네트워크 정찰</w:t>
@@ -4013,7 +4013,7 @@
               <w:rPr>
                 <w:rFonts w:ascii="맑은 고딕" w:hAnsi="맑은 고딕" w:eastAsia="맑은 고딕" w:cs="맑은 고딕"/>
                 <w:b w:val="0"/>
-                <w:color w:val="2D3748"/>
+                <w:color w:val="282828"/>
                 <w:sz w:val="17"/>
               </w:rPr>
               <w:t>Nmap NULL / XMAS / FIN Scan</w:t>
@@ -4036,7 +4036,7 @@
               <w:rPr>
                 <w:rFonts w:ascii="맑은 고딕" w:hAnsi="맑은 고딕" w:eastAsia="맑은 고딕" w:cs="맑은 고딕"/>
                 <w:b w:val="0"/>
-                <w:color w:val="2D3748"/>
+                <w:color w:val="282828"/>
                 <w:sz w:val="17"/>
               </w:rPr>
               <w:t>T1046, T1595</w:t>
@@ -4059,7 +4059,7 @@
               <w:rPr>
                 <w:rFonts w:ascii="맑은 고딕" w:hAnsi="맑은 고딕" w:eastAsia="맑은 고딕" w:cs="맑은 고딕"/>
                 <w:b w:val="0"/>
-                <w:color w:val="2D3748"/>
+                <w:color w:val="282828"/>
                 <w:sz w:val="17"/>
               </w:rPr>
               <w:t>9000001 ~ 9000004</w:t>
@@ -4082,7 +4082,7 @@
               <w:rPr>
                 <w:rFonts w:ascii="맑은 고딕" w:hAnsi="맑은 고딕" w:eastAsia="맑은 고딕" w:cs="맑은 고딕"/>
                 <w:b w:val="0"/>
-                <w:color w:val="2D3748"/>
+                <w:color w:val="282828"/>
                 <w:sz w:val="17"/>
               </w:rPr>
               <w:t>9100020 ~ 9100022</w:t>
@@ -4105,7 +4105,7 @@
               <w:rPr>
                 <w:rFonts w:ascii="맑은 고딕" w:hAnsi="맑은 고딕" w:eastAsia="맑은 고딕" w:cs="맑은 고딕"/>
                 <w:b w:val="0"/>
-                <w:color w:val="2D3748"/>
+                <w:color w:val="282828"/>
                 <w:sz w:val="17"/>
               </w:rPr>
               <w:t>PCAP-20260824-ATK-003-SCAN.pcap</w:t>
@@ -4117,7 +4117,7 @@
         <w:tc>
           <w:tcPr>
             <w:tcW w:type="dxa" w:w="1645"/>
-            <w:shd w:fill="F7FAFC"/>
+            <w:shd w:fill="F2F2F2"/>
             <w:tcMar>
               <w:top w:w="70" w:type="dxa"/>
               <w:bottom w:w="70" w:type="dxa"/>
@@ -4130,7 +4130,7 @@
               <w:rPr>
                 <w:rFonts w:ascii="맑은 고딕" w:hAnsi="맑은 고딕" w:eastAsia="맑은 고딕" w:cs="맑은 고딕"/>
                 <w:b w:val="0"/>
-                <w:color w:val="2D3748"/>
+                <w:color w:val="282828"/>
                 <w:sz w:val="17"/>
               </w:rPr>
               <w:t>02. 웹 취약점 공격</w:t>
@@ -4140,7 +4140,7 @@
         <w:tc>
           <w:tcPr>
             <w:tcW w:type="dxa" w:w="1645"/>
-            <w:shd w:fill="F7FAFC"/>
+            <w:shd w:fill="F2F2F2"/>
             <w:tcMar>
               <w:top w:w="70" w:type="dxa"/>
               <w:bottom w:w="70" w:type="dxa"/>
@@ -4153,7 +4153,7 @@
               <w:rPr>
                 <w:rFonts w:ascii="맑은 고딕" w:hAnsi="맑은 고딕" w:eastAsia="맑은 고딕" w:cs="맑은 고딕"/>
                 <w:b w:val="0"/>
-                <w:color w:val="2D3748"/>
+                <w:color w:val="282828"/>
                 <w:sz w:val="17"/>
               </w:rPr>
               <w:t>SQLi (UNION SELECT), LFI, Log4j</w:t>
@@ -4163,7 +4163,7 @@
         <w:tc>
           <w:tcPr>
             <w:tcW w:type="dxa" w:w="1645"/>
-            <w:shd w:fill="F7FAFC"/>
+            <w:shd w:fill="F2F2F2"/>
             <w:tcMar>
               <w:top w:w="70" w:type="dxa"/>
               <w:bottom w:w="70" w:type="dxa"/>
@@ -4176,7 +4176,7 @@
               <w:rPr>
                 <w:rFonts w:ascii="맑은 고딕" w:hAnsi="맑은 고딕" w:eastAsia="맑은 고딕" w:cs="맑은 고딕"/>
                 <w:b w:val="0"/>
-                <w:color w:val="2D3748"/>
+                <w:color w:val="282828"/>
                 <w:sz w:val="17"/>
               </w:rPr>
               <w:t>T1190, T1083</w:t>
@@ -4186,7 +4186,7 @@
         <w:tc>
           <w:tcPr>
             <w:tcW w:type="dxa" w:w="1645"/>
-            <w:shd w:fill="F7FAFC"/>
+            <w:shd w:fill="F2F2F2"/>
             <w:tcMar>
               <w:top w:w="70" w:type="dxa"/>
               <w:bottom w:w="70" w:type="dxa"/>
@@ -4199,7 +4199,7 @@
               <w:rPr>
                 <w:rFonts w:ascii="맑은 고딕" w:hAnsi="맑은 고딕" w:eastAsia="맑은 고딕" w:cs="맑은 고딕"/>
                 <w:b w:val="0"/>
-                <w:color w:val="2D3748"/>
+                <w:color w:val="282828"/>
                 <w:sz w:val="17"/>
               </w:rPr>
               <w:t>9010001 ~ 9010040</w:t>
@@ -4209,7 +4209,7 @@
         <w:tc>
           <w:tcPr>
             <w:tcW w:type="dxa" w:w="1645"/>
-            <w:shd w:fill="F7FAFC"/>
+            <w:shd w:fill="F2F2F2"/>
             <w:tcMar>
               <w:top w:w="70" w:type="dxa"/>
               <w:bottom w:w="70" w:type="dxa"/>
@@ -4222,7 +4222,7 @@
               <w:rPr>
                 <w:rFonts w:ascii="맑은 고딕" w:hAnsi="맑은 고딕" w:eastAsia="맑은 고딕" w:cs="맑은 고딕"/>
                 <w:b w:val="0"/>
-                <w:color w:val="2D3748"/>
+                <w:color w:val="282828"/>
                 <w:sz w:val="17"/>
               </w:rPr>
               <w:t>9100010 ~ 9100013</w:t>
@@ -4232,7 +4232,7 @@
         <w:tc>
           <w:tcPr>
             <w:tcW w:type="dxa" w:w="1645"/>
-            <w:shd w:fill="F7FAFC"/>
+            <w:shd w:fill="F2F2F2"/>
             <w:tcMar>
               <w:top w:w="70" w:type="dxa"/>
               <w:bottom w:w="70" w:type="dxa"/>
@@ -4245,7 +4245,7 @@
               <w:rPr>
                 <w:rFonts w:ascii="맑은 고딕" w:hAnsi="맑은 고딕" w:eastAsia="맑은 고딕" w:cs="맑은 고딕"/>
                 <w:b w:val="0"/>
-                <w:color w:val="2D3748"/>
+                <w:color w:val="282828"/>
                 <w:sz w:val="17"/>
               </w:rPr>
               <w:t>PCAP-20260824-ATK-002-SQLI.pcap</w:t>
@@ -4270,7 +4270,7 @@
               <w:rPr>
                 <w:rFonts w:ascii="맑은 고딕" w:hAnsi="맑은 고딕" w:eastAsia="맑은 고딕" w:cs="맑은 고딕"/>
                 <w:b w:val="0"/>
-                <w:color w:val="2D3748"/>
+                <w:color w:val="282828"/>
                 <w:sz w:val="17"/>
               </w:rPr>
               <w:t>03. 인증 무차별 대입</w:t>
@@ -4293,7 +4293,7 @@
               <w:rPr>
                 <w:rFonts w:ascii="맑은 고딕" w:hAnsi="맑은 고딕" w:eastAsia="맑은 고딕" w:cs="맑은 고딕"/>
                 <w:b w:val="0"/>
-                <w:color w:val="2D3748"/>
+                <w:color w:val="282828"/>
                 <w:sz w:val="17"/>
               </w:rPr>
               <w:t>SSH 고빈도 접속 시도</w:t>
@@ -4316,7 +4316,7 @@
               <w:rPr>
                 <w:rFonts w:ascii="맑은 고딕" w:hAnsi="맑은 고딕" w:eastAsia="맑은 고딕" w:cs="맑은 고딕"/>
                 <w:b w:val="0"/>
-                <w:color w:val="2D3748"/>
+                <w:color w:val="282828"/>
                 <w:sz w:val="17"/>
               </w:rPr>
               <w:t>T1110, T1110.001</w:t>
@@ -4342,7 +4342,7 @@
               <w:rPr>
                 <w:rFonts w:ascii="맑은 고딕" w:hAnsi="맑은 고딕" w:eastAsia="맑은 고딕" w:cs="맑은 고딕"/>
                 <w:b w:val="0"/>
-                <w:color w:val="2D3748"/>
+                <w:color w:val="282828"/>
                 <w:sz w:val="17"/>
               </w:rPr>
               <w:t>9020001</w:t>
@@ -4368,7 +4368,7 @@
               <w:rPr>
                 <w:rFonts w:ascii="맑은 고딕" w:hAnsi="맑은 고딕" w:eastAsia="맑은 고딕" w:cs="맑은 고딕"/>
                 <w:b w:val="0"/>
-                <w:color w:val="2D3748"/>
+                <w:color w:val="282828"/>
                 <w:sz w:val="17"/>
               </w:rPr>
               <w:t>9100025</w:t>
@@ -4391,7 +4391,7 @@
               <w:rPr>
                 <w:rFonts w:ascii="맑은 고딕" w:hAnsi="맑은 고딕" w:eastAsia="맑은 고딕" w:cs="맑은 고딕"/>
                 <w:b w:val="0"/>
-                <w:color w:val="2D3748"/>
+                <w:color w:val="282828"/>
                 <w:sz w:val="17"/>
               </w:rPr>
               <w:t>PCAP-20260824-ATK-005-BRUTEFORCE.pcap</w:t>
@@ -4403,7 +4403,7 @@
         <w:tc>
           <w:tcPr>
             <w:tcW w:type="dxa" w:w="1645"/>
-            <w:shd w:fill="F7FAFC"/>
+            <w:shd w:fill="F2F2F2"/>
             <w:tcMar>
               <w:top w:w="70" w:type="dxa"/>
               <w:bottom w:w="70" w:type="dxa"/>
@@ -4416,7 +4416,7 @@
               <w:rPr>
                 <w:rFonts w:ascii="맑은 고딕" w:hAnsi="맑은 고딕" w:eastAsia="맑은 고딕" w:cs="맑은 고딕"/>
                 <w:b w:val="0"/>
-                <w:color w:val="2D3748"/>
+                <w:color w:val="282828"/>
                 <w:sz w:val="17"/>
               </w:rPr>
               <w:t>04. C2 및 데이터 유출</w:t>
@@ -4426,7 +4426,7 @@
         <w:tc>
           <w:tcPr>
             <w:tcW w:type="dxa" w:w="1645"/>
-            <w:shd w:fill="F7FAFC"/>
+            <w:shd w:fill="F2F2F2"/>
             <w:tcMar>
               <w:top w:w="70" w:type="dxa"/>
               <w:bottom w:w="70" w:type="dxa"/>
@@ -4439,7 +4439,7 @@
               <w:rPr>
                 <w:rFonts w:ascii="맑은 고딕" w:hAnsi="맑은 고딕" w:eastAsia="맑은 고딕" w:cs="맑은 고딕"/>
                 <w:b w:val="0"/>
-                <w:color w:val="2D3748"/>
+                <w:color w:val="282828"/>
                 <w:sz w:val="17"/>
               </w:rPr>
               <w:t>DNS Base64 터널링, Reverse Shell</w:t>
@@ -4449,7 +4449,7 @@
         <w:tc>
           <w:tcPr>
             <w:tcW w:type="dxa" w:w="1645"/>
-            <w:shd w:fill="F7FAFC"/>
+            <w:shd w:fill="F2F2F2"/>
             <w:tcMar>
               <w:top w:w="70" w:type="dxa"/>
               <w:bottom w:w="70" w:type="dxa"/>
@@ -4462,7 +4462,7 @@
               <w:rPr>
                 <w:rFonts w:ascii="맑은 고딕" w:hAnsi="맑은 고딕" w:eastAsia="맑은 고딕" w:cs="맑은 고딕"/>
                 <w:b w:val="0"/>
-                <w:color w:val="2D3748"/>
+                <w:color w:val="282828"/>
                 <w:sz w:val="17"/>
               </w:rPr>
               <w:t>T1071, T1059.004</w:t>
@@ -4472,7 +4472,7 @@
         <w:tc>
           <w:tcPr>
             <w:tcW w:type="dxa" w:w="1645"/>
-            <w:shd w:fill="F7FAFC"/>
+            <w:shd w:fill="F2F2F2"/>
             <w:tcMar>
               <w:top w:w="70" w:type="dxa"/>
               <w:bottom w:w="70" w:type="dxa"/>
@@ -4485,7 +4485,7 @@
               <w:rPr>
                 <w:rFonts w:ascii="맑은 고딕" w:hAnsi="맑은 고딕" w:eastAsia="맑은 고딕" w:cs="맑은 고딕"/>
                 <w:b w:val="0"/>
-                <w:color w:val="2D3748"/>
+                <w:color w:val="282828"/>
                 <w:sz w:val="17"/>
               </w:rPr>
               <w:t>9030001 ~ 9030026</w:t>
@@ -4495,7 +4495,7 @@
         <w:tc>
           <w:tcPr>
             <w:tcW w:type="dxa" w:w="1645"/>
-            <w:shd w:fill="F7FAFC"/>
+            <w:shd w:fill="F2F2F2"/>
             <w:tcMar>
               <w:top w:w="70" w:type="dxa"/>
               <w:bottom w:w="70" w:type="dxa"/>
@@ -4508,7 +4508,7 @@
               <w:rPr>
                 <w:rFonts w:ascii="맑은 고딕" w:hAnsi="맑은 고딕" w:eastAsia="맑은 고딕" w:cs="맑은 고딕"/>
                 <w:b w:val="0"/>
-                <w:color w:val="2D3748"/>
+                <w:color w:val="282828"/>
                 <w:sz w:val="17"/>
               </w:rPr>
               <w:t>9100030 ~ 9100035</w:t>
@@ -4518,7 +4518,7 @@
         <w:tc>
           <w:tcPr>
             <w:tcW w:type="dxa" w:w="1645"/>
-            <w:shd w:fill="F7FAFC"/>
+            <w:shd w:fill="F2F2F2"/>
             <w:tcMar>
               <w:top w:w="70" w:type="dxa"/>
               <w:bottom w:w="70" w:type="dxa"/>
@@ -4531,7 +4531,7 @@
               <w:rPr>
                 <w:rFonts w:ascii="맑은 고딕" w:hAnsi="맑은 고딕" w:eastAsia="맑은 고딕" w:cs="맑은 고딕"/>
                 <w:b w:val="0"/>
-                <w:color w:val="2D3748"/>
+                <w:color w:val="282828"/>
                 <w:sz w:val="17"/>
               </w:rPr>
               <w:t>PCAP-20260824-ATK-006-C2REVERSESHELL.pcap</w:t>
@@ -4556,7 +4556,7 @@
               <w:rPr>
                 <w:rFonts w:ascii="맑은 고딕" w:hAnsi="맑은 고딕" w:eastAsia="맑은 고딕" w:cs="맑은 고딕"/>
                 <w:b w:val="0"/>
-                <w:color w:val="2D3748"/>
+                <w:color w:val="282828"/>
                 <w:sz w:val="17"/>
               </w:rPr>
               <w:t>05. 서비스 거부 공격</w:t>
@@ -4579,7 +4579,7 @@
               <w:rPr>
                 <w:rFonts w:ascii="맑은 고딕" w:hAnsi="맑은 고딕" w:eastAsia="맑은 고딕" w:cs="맑은 고딕"/>
                 <w:b w:val="0"/>
-                <w:color w:val="2D3748"/>
+                <w:color w:val="282828"/>
                 <w:sz w:val="17"/>
               </w:rPr>
               <w:t>ICMP Ping Flood DoS</w:t>
@@ -4602,7 +4602,7 @@
               <w:rPr>
                 <w:rFonts w:ascii="맑은 고딕" w:hAnsi="맑은 고딕" w:eastAsia="맑은 고딕" w:cs="맑은 고딕"/>
                 <w:b w:val="0"/>
-                <w:color w:val="2D3748"/>
+                <w:color w:val="282828"/>
                 <w:sz w:val="17"/>
               </w:rPr>
               <w:t>T1498, T1498.001</w:t>
@@ -4628,7 +4628,7 @@
               <w:rPr>
                 <w:rFonts w:ascii="맑은 고딕" w:hAnsi="맑은 고딕" w:eastAsia="맑은 고딕" w:cs="맑은 고딕"/>
                 <w:b w:val="0"/>
-                <w:color w:val="2D3748"/>
+                <w:color w:val="282828"/>
                 <w:sz w:val="17"/>
               </w:rPr>
               <w:t>9000021</w:t>
@@ -4654,7 +4654,7 @@
               <w:rPr>
                 <w:rFonts w:ascii="맑은 고딕" w:hAnsi="맑은 고딕" w:eastAsia="맑은 고딕" w:cs="맑은 고딕"/>
                 <w:b w:val="0"/>
-                <w:color w:val="2D3748"/>
+                <w:color w:val="282828"/>
                 <w:sz w:val="17"/>
               </w:rPr>
               <w:t>9100002</w:t>
@@ -4677,7 +4677,7 @@
               <w:rPr>
                 <w:rFonts w:ascii="맑은 고딕" w:hAnsi="맑은 고딕" w:eastAsia="맑은 고딕" w:cs="맑은 고딕"/>
                 <w:b w:val="0"/>
-                <w:color w:val="2D3748"/>
+                <w:color w:val="282828"/>
                 <w:sz w:val="17"/>
               </w:rPr>
               <w:t>PCAP-20260824-ATK-001-ICMP.pcap</w:t>
@@ -4701,7 +4701,7 @@
         <w:rPr>
           <w:rFonts w:ascii="맑은 고딕" w:hAnsi="맑은 고딕" w:eastAsia="맑은 고딕" w:cs="맑은 고딕"/>
           <w:b/>
-          <w:color w:val="2B6CB0"/>
+          <w:color w:val="141414"/>
           <w:sz w:val="26"/>
         </w:rPr>
         <w:t>2.3 SQLi 탐지 룰(SID 9010001) 정밀 튜닝 (오탐 66.7% ➔ 0% 달성)</w:t>
@@ -4715,7 +4715,7 @@
         <w:rPr>
           <w:rFonts w:ascii="맑은 고딕" w:hAnsi="맑은 고딕" w:eastAsia="맑은 고딕" w:cs="맑은 고딕"/>
           <w:b w:val="0"/>
-          <w:color w:val="2D3748"/>
+          <w:color w:val="232323"/>
           <w:sz w:val="20"/>
         </w:rPr>
         <w:t>초기 베이스라인 룰(rev:1)은 'union'과 'select' 문자열을 단순 서브스트링으로 검사하여, 사용자가 'Western Union 송금' 또는 'Select Quality Products'와 같은 정상 상품을 쇼핑몰에서 검색할 때 오탐률이 66.67%에 달하는 심각한 문제가 발생했습니다. 이를 해결하기 위해 단어 경계(\b) 정규식과 content 근접도(distance:1)를 적용한 rev:2 룰로 전면 개정하였습니다.</w:t>
@@ -4734,7 +4734,7 @@
         <w:tc>
           <w:tcPr>
             <w:tcW w:type="dxa" w:w="9869"/>
-            <w:shd w:fill="F4F6F8"/>
+            <w:shd w:fill="EFEFEF"/>
             <w:tcMar>
               <w:top w:w="90" w:type="dxa"/>
               <w:bottom w:w="90" w:type="dxa"/>
@@ -4742,10 +4742,10 @@
               <w:right w:w="140" w:type="dxa"/>
             </w:tcMar>
             <w:tcBorders>
-              <w:top w:val="single" w:sz="4" w:color="D0D7DE"/>
-              <w:left w:val="single" w:sz="20" w:color="2B6CB0"/>
-              <w:bottom w:val="single" w:sz="4" w:color="D0D7DE"/>
-              <w:right w:val="single" w:sz="4" w:color="D0D7DE"/>
+              <w:top w:val="single" w:sz="4" w:color="D0D0D0"/>
+              <w:left w:val="single" w:sz="24" w:color="262626"/>
+              <w:bottom w:val="single" w:sz="4" w:color="D0D0D0"/>
+              <w:right w:val="single" w:sz="4" w:color="D0D0D0"/>
             </w:tcBorders>
           </w:tcPr>
           <w:p>
@@ -4756,7 +4756,7 @@
               <w:rPr>
                 <w:rFonts w:ascii="Consolas" w:hAnsi="Consolas" w:eastAsia="Consolas" w:cs="Consolas"/>
                 <w:b w:val="0"/>
-                <w:color w:val="1E293B"/>
+                <w:color w:val="141414"/>
                 <w:sz w:val="17"/>
               </w:rPr>
               <w:t># [Tuned rev:2] 정상 트래픽 오탐 완벽 박멸 SQLi 시그니처</w:t>
@@ -4833,7 +4833,7 @@
         <w:rPr>
           <w:rFonts w:ascii="맑은 고딕" w:hAnsi="맑은 고딕" w:eastAsia="맑은 고딕" w:cs="맑은 고딕"/>
           <w:b/>
-          <w:color w:val="1B365D"/>
+          <w:color w:val="000000"/>
           <w:sz w:val="19"/>
         </w:rPr>
         <w:t>[그림 2-1] SQL Injection 웹 공격 실시간 탐지 및 주석 증적 화면</w:t>
@@ -4847,7 +4847,7 @@
         <w:rPr>
           <w:rFonts w:ascii="맑은 고딕" w:hAnsi="맑은 고딕" w:eastAsia="맑은 고딕" w:cs="맑은 고딕"/>
           <w:b w:val="0"/>
-          <w:color w:val="4A5568"/>
+          <w:color w:val="3C3C3C"/>
           <w:sz w:val="18"/>
         </w:rPr>
         <w:t>웹 애플리케이션에 유입된 UNION SELECT 인젝션 공격이 Suricata 8.0.6 룰에 매칭되어 경보가 발생하는 실시간 화면입니다.</w:t>
@@ -4859,10 +4859,10 @@
         <w:jc w:val="center"/>
         <w:tblLook w:firstColumn="1" w:firstRow="1" w:lastColumn="0" w:lastRow="0" w:noHBand="0" w:noVBand="1" w:val="04A0"/>
         <w:tblBorders>
-          <w:top w:val="single" w:sz="4" w:space="0" w:color="CBD5E0"/>
-          <w:bottom w:val="single" w:sz="4" w:space="0" w:color="CBD5E0"/>
-          <w:insideH w:val="single" w:sz="4" w:space="0" w:color="CBD5E0"/>
-          <w:insideV w:val="single" w:sz="4" w:space="0" w:color="CBD5E0"/>
+          <w:top w:val="single" w:sz="4" w:space="0" w:color="B0B0B0"/>
+          <w:bottom w:val="single" w:sz="4" w:space="0" w:color="B0B0B0"/>
+          <w:insideH w:val="single" w:sz="4" w:space="0" w:color="B0B0B0"/>
+          <w:insideV w:val="single" w:sz="4" w:space="0" w:color="B0B0B0"/>
           <w:left w:val="none"/>
           <w:right w:val="none"/>
         </w:tblBorders>
@@ -4877,7 +4877,7 @@
         <w:tc>
           <w:tcPr>
             <w:tcW w:type="dxa" w:w="2467"/>
-            <w:shd w:fill="1B365D"/>
+            <w:shd w:fill="262626"/>
             <w:tcMar>
               <w:top w:w="60" w:type="dxa"/>
               <w:bottom w:w="60" w:type="dxa"/>
@@ -4919,7 +4919,7 @@
               <w:rPr>
                 <w:rFonts w:ascii="맑은 고딕" w:hAnsi="맑은 고딕" w:eastAsia="맑은 고딕" w:cs="맑은 고딕"/>
                 <w:b w:val="0"/>
-                <w:color w:val="007800"/>
+                <w:color w:val="282828"/>
                 <w:sz w:val="17"/>
               </w:rPr>
               <w:t>EV-SURI-002</w:t>
@@ -4929,7 +4929,7 @@
         <w:tc>
           <w:tcPr>
             <w:tcW w:type="dxa" w:w="2467"/>
-            <w:shd w:fill="1B365D"/>
+            <w:shd w:fill="262626"/>
             <w:tcMar>
               <w:top w:w="60" w:type="dxa"/>
               <w:bottom w:w="60" w:type="dxa"/>
@@ -4968,7 +4968,7 @@
               <w:rPr>
                 <w:rFonts w:ascii="맑은 고딕" w:hAnsi="맑은 고딕" w:eastAsia="맑은 고딕" w:cs="맑은 고딕"/>
                 <w:b/>
-                <w:color w:val="007800"/>
+                <w:color w:val="000000"/>
                 <w:sz w:val="17"/>
               </w:rPr>
               <w:t>정상 탐지 (PASS)</w:t>
@@ -4980,7 +4980,7 @@
         <w:tc>
           <w:tcPr>
             <w:tcW w:type="dxa" w:w="2467"/>
-            <w:shd w:fill="1B365D"/>
+            <w:shd w:fill="262626"/>
             <w:tcMar>
               <w:top w:w="60" w:type="dxa"/>
               <w:bottom w:w="60" w:type="dxa"/>
@@ -5019,7 +5019,7 @@
               <w:rPr>
                 <w:rFonts w:ascii="맑은 고딕" w:hAnsi="맑은 고딕" w:eastAsia="맑은 고딕" w:cs="맑은 고딕"/>
                 <w:b w:val="0"/>
-                <w:color w:val="2D3748"/>
+                <w:color w:val="282828"/>
                 <w:sz w:val="17"/>
               </w:rPr>
               <w:t>SQL Injection 공격 탐지 실증</w:t>
@@ -5029,7 +5029,7 @@
         <w:tc>
           <w:tcPr>
             <w:tcW w:type="dxa" w:w="2467"/>
-            <w:shd w:fill="1B365D"/>
+            <w:shd w:fill="262626"/>
             <w:tcMar>
               <w:top w:w="60" w:type="dxa"/>
               <w:bottom w:w="60" w:type="dxa"/>
@@ -5068,7 +5068,7 @@
               <w:rPr>
                 <w:rFonts w:ascii="맑은 고딕" w:hAnsi="맑은 고딕" w:eastAsia="맑은 고딕" w:cs="맑은 고딕"/>
                 <w:b w:val="0"/>
-                <w:color w:val="2D3748"/>
+                <w:color w:val="282828"/>
                 <w:sz w:val="17"/>
               </w:rPr>
               <w:t>Suricata 8.0.6 (SID: 9010001)</w:t>
@@ -5080,7 +5080,7 @@
         <w:tc>
           <w:tcPr>
             <w:tcW w:type="dxa" w:w="2467"/>
-            <w:shd w:fill="1B365D"/>
+            <w:shd w:fill="262626"/>
             <w:tcMar>
               <w:top w:w="60" w:type="dxa"/>
               <w:bottom w:w="60" w:type="dxa"/>
@@ -5123,7 +5123,7 @@
               <w:rPr>
                 <w:rFonts w:ascii="맑은 고딕" w:hAnsi="맑은 고딕" w:eastAsia="맑은 고딕" w:cs="맑은 고딕"/>
                 <w:b w:val="0"/>
-                <w:color w:val="2D3748"/>
+                <w:color w:val="282828"/>
                 <w:sz w:val="17"/>
               </w:rPr>
               <w:t>단어 경계(\b) 적용 후 정상 쿼리 통과 및 악성 SQLi 페이로드만 정밀 탐지 확인</w:t>
@@ -5186,7 +5186,7 @@
         <w:rPr>
           <w:rFonts w:ascii="맑은 고딕" w:hAnsi="맑은 고딕" w:eastAsia="맑은 고딕" w:cs="맑은 고딕"/>
           <w:b/>
-          <w:color w:val="1B365D"/>
+          <w:color w:val="000000"/>
           <w:sz w:val="19"/>
         </w:rPr>
         <w:t>[그림 2-2] 악성코드 C2 및 역방향 쉘(Reverse Shell) 접속 탐지 증적</w:t>
@@ -5200,7 +5200,7 @@
         <w:rPr>
           <w:rFonts w:ascii="맑은 고딕" w:hAnsi="맑은 고딕" w:eastAsia="맑은 고딕" w:cs="맑은 고딕"/>
           <w:b w:val="0"/>
-          <w:color w:val="4A5568"/>
+          <w:color w:val="3C3C3C"/>
           <w:sz w:val="18"/>
         </w:rPr>
         <w:t>침해된 희생자 서버에서 외부 공격자 서버로 연결되는 리버스 쉘 세션(/bin/sh)을 실시간으로 포착한 증적입니다.</w:t>
@@ -5212,10 +5212,10 @@
         <w:jc w:val="center"/>
         <w:tblLook w:firstColumn="1" w:firstRow="1" w:lastColumn="0" w:lastRow="0" w:noHBand="0" w:noVBand="1" w:val="04A0"/>
         <w:tblBorders>
-          <w:top w:val="single" w:sz="4" w:space="0" w:color="CBD5E0"/>
-          <w:bottom w:val="single" w:sz="4" w:space="0" w:color="CBD5E0"/>
-          <w:insideH w:val="single" w:sz="4" w:space="0" w:color="CBD5E0"/>
-          <w:insideV w:val="single" w:sz="4" w:space="0" w:color="CBD5E0"/>
+          <w:top w:val="single" w:sz="4" w:space="0" w:color="B0B0B0"/>
+          <w:bottom w:val="single" w:sz="4" w:space="0" w:color="B0B0B0"/>
+          <w:insideH w:val="single" w:sz="4" w:space="0" w:color="B0B0B0"/>
+          <w:insideV w:val="single" w:sz="4" w:space="0" w:color="B0B0B0"/>
           <w:left w:val="none"/>
           <w:right w:val="none"/>
         </w:tblBorders>
@@ -5230,7 +5230,7 @@
         <w:tc>
           <w:tcPr>
             <w:tcW w:type="dxa" w:w="2467"/>
-            <w:shd w:fill="1B365D"/>
+            <w:shd w:fill="262626"/>
             <w:tcMar>
               <w:top w:w="60" w:type="dxa"/>
               <w:bottom w:w="60" w:type="dxa"/>
@@ -5272,7 +5272,7 @@
               <w:rPr>
                 <w:rFonts w:ascii="맑은 고딕" w:hAnsi="맑은 고딕" w:eastAsia="맑은 고딕" w:cs="맑은 고딕"/>
                 <w:b w:val="0"/>
-                <w:color w:val="007800"/>
+                <w:color w:val="282828"/>
                 <w:sz w:val="17"/>
               </w:rPr>
               <w:t>EV-SURI-004</w:t>
@@ -5282,7 +5282,7 @@
         <w:tc>
           <w:tcPr>
             <w:tcW w:type="dxa" w:w="2467"/>
-            <w:shd w:fill="1B365D"/>
+            <w:shd w:fill="262626"/>
             <w:tcMar>
               <w:top w:w="60" w:type="dxa"/>
               <w:bottom w:w="60" w:type="dxa"/>
@@ -5321,7 +5321,7 @@
               <w:rPr>
                 <w:rFonts w:ascii="맑은 고딕" w:hAnsi="맑은 고딕" w:eastAsia="맑은 고딕" w:cs="맑은 고딕"/>
                 <w:b/>
-                <w:color w:val="007800"/>
+                <w:color w:val="000000"/>
                 <w:sz w:val="17"/>
               </w:rPr>
               <w:t>정상 탐지 (PASS)</w:t>
@@ -5333,7 +5333,7 @@
         <w:tc>
           <w:tcPr>
             <w:tcW w:type="dxa" w:w="2467"/>
-            <w:shd w:fill="1B365D"/>
+            <w:shd w:fill="262626"/>
             <w:tcMar>
               <w:top w:w="60" w:type="dxa"/>
               <w:bottom w:w="60" w:type="dxa"/>
@@ -5372,7 +5372,7 @@
               <w:rPr>
                 <w:rFonts w:ascii="맑은 고딕" w:hAnsi="맑은 고딕" w:eastAsia="맑은 고딕" w:cs="맑은 고딕"/>
                 <w:b w:val="0"/>
-                <w:color w:val="2D3748"/>
+                <w:color w:val="282828"/>
                 <w:sz w:val="17"/>
               </w:rPr>
               <w:t>악성 C2 및 리버스 쉘 탐지</w:t>
@@ -5382,7 +5382,7 @@
         <w:tc>
           <w:tcPr>
             <w:tcW w:type="dxa" w:w="2467"/>
-            <w:shd w:fill="1B365D"/>
+            <w:shd w:fill="262626"/>
             <w:tcMar>
               <w:top w:w="60" w:type="dxa"/>
               <w:bottom w:w="60" w:type="dxa"/>
@@ -5421,7 +5421,7 @@
               <w:rPr>
                 <w:rFonts w:ascii="맑은 고딕" w:hAnsi="맑은 고딕" w:eastAsia="맑은 고딕" w:cs="맑은 고딕"/>
                 <w:b w:val="0"/>
-                <w:color w:val="2D3748"/>
+                <w:color w:val="282828"/>
                 <w:sz w:val="17"/>
               </w:rPr>
               <w:t>Suricata 8.0.6 (SID: 9030001)</w:t>
@@ -5433,7 +5433,7 @@
         <w:tc>
           <w:tcPr>
             <w:tcW w:type="dxa" w:w="2467"/>
-            <w:shd w:fill="1B365D"/>
+            <w:shd w:fill="262626"/>
             <w:tcMar>
               <w:top w:w="60" w:type="dxa"/>
               <w:bottom w:w="60" w:type="dxa"/>
@@ -5476,7 +5476,7 @@
               <w:rPr>
                 <w:rFonts w:ascii="맑은 고딕" w:hAnsi="맑은 고딕" w:eastAsia="맑은 고딕" w:cs="맑은 고딕"/>
                 <w:b w:val="0"/>
-                <w:color w:val="2D3748"/>
+                <w:color w:val="282828"/>
                 <w:sz w:val="17"/>
               </w:rPr>
               <w:t>L4 TCP 역방향 세션 수립 및 비인가 쉘 프로세스 호출 패킷 즉각 탐지 성공</w:t>
@@ -5539,7 +5539,7 @@
         <w:rPr>
           <w:rFonts w:ascii="맑은 고딕" w:hAnsi="맑은 고딕" w:eastAsia="맑은 고딕" w:cs="맑은 고딕"/>
           <w:b/>
-          <w:color w:val="1B365D"/>
+          <w:color w:val="000000"/>
           <w:sz w:val="19"/>
         </w:rPr>
         <w:t>[그림 2-3] 탐지 룰 튜닝(rev:1 ➔ rev:2) 전후 오탐 제거 비교 실증</w:t>
@@ -5553,7 +5553,7 @@
         <w:rPr>
           <w:rFonts w:ascii="맑은 고딕" w:hAnsi="맑은 고딕" w:eastAsia="맑은 고딕" w:cs="맑은 고딕"/>
           <w:b w:val="0"/>
-          <w:color w:val="4A5568"/>
+          <w:color w:val="3C3C3C"/>
           <w:sz w:val="18"/>
         </w:rPr>
         <w:t>정상 상품 검색 시 발생하던 불필요한 알람이 튜닝 후 완벽히 소멸되고 공격 트래픽만 정확히 포착되는 화면입니다.</w:t>
@@ -5565,10 +5565,10 @@
         <w:jc w:val="center"/>
         <w:tblLook w:firstColumn="1" w:firstRow="1" w:lastColumn="0" w:lastRow="0" w:noHBand="0" w:noVBand="1" w:val="04A0"/>
         <w:tblBorders>
-          <w:top w:val="single" w:sz="4" w:space="0" w:color="CBD5E0"/>
-          <w:bottom w:val="single" w:sz="4" w:space="0" w:color="CBD5E0"/>
-          <w:insideH w:val="single" w:sz="4" w:space="0" w:color="CBD5E0"/>
-          <w:insideV w:val="single" w:sz="4" w:space="0" w:color="CBD5E0"/>
+          <w:top w:val="single" w:sz="4" w:space="0" w:color="B0B0B0"/>
+          <w:bottom w:val="single" w:sz="4" w:space="0" w:color="B0B0B0"/>
+          <w:insideH w:val="single" w:sz="4" w:space="0" w:color="B0B0B0"/>
+          <w:insideV w:val="single" w:sz="4" w:space="0" w:color="B0B0B0"/>
           <w:left w:val="none"/>
           <w:right w:val="none"/>
         </w:tblBorders>
@@ -5583,7 +5583,7 @@
         <w:tc>
           <w:tcPr>
             <w:tcW w:type="dxa" w:w="2467"/>
-            <w:shd w:fill="1B365D"/>
+            <w:shd w:fill="262626"/>
             <w:tcMar>
               <w:top w:w="60" w:type="dxa"/>
               <w:bottom w:w="60" w:type="dxa"/>
@@ -5625,7 +5625,7 @@
               <w:rPr>
                 <w:rFonts w:ascii="맑은 고딕" w:hAnsi="맑은 고딕" w:eastAsia="맑은 고딕" w:cs="맑은 고딕"/>
                 <w:b w:val="0"/>
-                <w:color w:val="007800"/>
+                <w:color w:val="282828"/>
                 <w:sz w:val="17"/>
               </w:rPr>
               <w:t>EV-TUNE-001</w:t>
@@ -5635,7 +5635,7 @@
         <w:tc>
           <w:tcPr>
             <w:tcW w:type="dxa" w:w="2467"/>
-            <w:shd w:fill="1B365D"/>
+            <w:shd w:fill="262626"/>
             <w:tcMar>
               <w:top w:w="60" w:type="dxa"/>
               <w:bottom w:w="60" w:type="dxa"/>
@@ -5674,7 +5674,7 @@
               <w:rPr>
                 <w:rFonts w:ascii="맑은 고딕" w:hAnsi="맑은 고딕" w:eastAsia="맑은 고딕" w:cs="맑은 고딕"/>
                 <w:b/>
-                <w:color w:val="007800"/>
+                <w:color w:val="000000"/>
                 <w:sz w:val="17"/>
               </w:rPr>
               <w:t>최적화 완료 (PASS)</w:t>
@@ -5686,7 +5686,7 @@
         <w:tc>
           <w:tcPr>
             <w:tcW w:type="dxa" w:w="2467"/>
-            <w:shd w:fill="1B365D"/>
+            <w:shd w:fill="262626"/>
             <w:tcMar>
               <w:top w:w="60" w:type="dxa"/>
               <w:bottom w:w="60" w:type="dxa"/>
@@ -5725,7 +5725,7 @@
               <w:rPr>
                 <w:rFonts w:ascii="맑은 고딕" w:hAnsi="맑은 고딕" w:eastAsia="맑은 고딕" w:cs="맑은 고딕"/>
                 <w:b w:val="0"/>
-                <w:color w:val="2D3748"/>
+                <w:color w:val="282828"/>
                 <w:sz w:val="17"/>
               </w:rPr>
               <w:t>탐지 룰 튜닝 및 정상 트래픽 오탐 제거</w:t>
@@ -5735,7 +5735,7 @@
         <w:tc>
           <w:tcPr>
             <w:tcW w:type="dxa" w:w="2467"/>
-            <w:shd w:fill="1B365D"/>
+            <w:shd w:fill="262626"/>
             <w:tcMar>
               <w:top w:w="60" w:type="dxa"/>
               <w:bottom w:w="60" w:type="dxa"/>
@@ -5774,7 +5774,7 @@
               <w:rPr>
                 <w:rFonts w:ascii="맑은 고딕" w:hAnsi="맑은 고딕" w:eastAsia="맑은 고딕" w:cs="맑은 고딕"/>
                 <w:b w:val="0"/>
-                <w:color w:val="2D3748"/>
+                <w:color w:val="282828"/>
                 <w:sz w:val="17"/>
               </w:rPr>
               <w:t>suricata/rules/9010-web-attacks.rules</w:t>
@@ -5786,7 +5786,7 @@
         <w:tc>
           <w:tcPr>
             <w:tcW w:type="dxa" w:w="2467"/>
-            <w:shd w:fill="1B365D"/>
+            <w:shd w:fill="262626"/>
             <w:tcMar>
               <w:top w:w="60" w:type="dxa"/>
               <w:bottom w:w="60" w:type="dxa"/>
@@ -5829,7 +5829,7 @@
               <w:rPr>
                 <w:rFonts w:ascii="맑은 고딕" w:hAnsi="맑은 고딕" w:eastAsia="맑은 고딕" w:cs="맑은 고딕"/>
                 <w:b w:val="0"/>
-                <w:color w:val="2D3748"/>
+                <w:color w:val="282828"/>
                 <w:sz w:val="17"/>
               </w:rPr>
               <w:t>오탐률(FPR) 66.67%에서 0.0%로 급감, 실제 공격 재현율(Recall) 100% 보존 입증</w:t>
@@ -5858,7 +5858,7 @@
         <w:rPr>
           <w:rFonts w:ascii="맑은 고딕" w:hAnsi="맑은 고딕" w:eastAsia="맑은 고딕" w:cs="맑은 고딕"/>
           <w:b/>
-          <w:color w:val="1B365D"/>
+          <w:color w:val="000000"/>
           <w:sz w:val="32"/>
         </w:rPr>
         <w:t>제3부: Wazuh 4.x SIEM 디코딩 해결 및 호스트-네트워크 교차 상관분석</w:t>
@@ -5874,7 +5874,7 @@
         <w:rPr>
           <w:rFonts w:ascii="맑은 고딕" w:hAnsi="맑은 고딕" w:eastAsia="맑은 고딕" w:cs="맑은 고딕"/>
           <w:b/>
-          <w:color w:val="2B6CB0"/>
+          <w:color w:val="141414"/>
           <w:sz w:val="26"/>
         </w:rPr>
         <w:t>3.1 Wazuh 내장 룰 86601 선점 결함 분석 및 복합 선언 해결 원리</w:t>
@@ -5888,7 +5888,7 @@
         <w:rPr>
           <w:rFonts w:ascii="맑은 고딕" w:hAnsi="맑은 고딕" w:eastAsia="맑은 고딕" w:cs="맑은 고딕"/>
           <w:b w:val="0"/>
-          <w:color w:val="2D3748"/>
+          <w:color w:val="232323"/>
           <w:sz w:val="20"/>
         </w:rPr>
         <w:t>Wazuh 4.14.7에서 Suricata EVE 로그를 연동할 때, 기본 내장 룰 86601이 이벤트를 먼저 선점(Preempt)하여 사용자가 정의한 하위 룰셋(100100~100103)의 부모 상속 관계가 끊어지는 치명적인 버그가 확인되었습니다. Aegis 팀은 이를 해결하기 위해 wazuh/rules/local_rules.xml 파일에 &lt;if_sid&gt;86601,100100&lt;/if_sid&gt; 복합 태그를 선언하여 어떤 엔진 경로로 디코딩되더라도 커스텀 룰셋이 100% 정상 상속되도록 구현하였습니다.</w:t>
@@ -5904,7 +5904,7 @@
         <w:rPr>
           <w:rFonts w:ascii="맑은 고딕" w:hAnsi="맑은 고딕" w:eastAsia="맑은 고딕" w:cs="맑은 고딕"/>
           <w:b/>
-          <w:color w:val="2B6CB0"/>
+          <w:color w:val="141414"/>
           <w:sz w:val="26"/>
         </w:rPr>
         <w:t>3.2 네트워크 L4 시도와 호스트 OS 감사 결합 교차 상관분석</w:t>
@@ -5918,7 +5918,7 @@
         <w:rPr>
           <w:rFonts w:ascii="맑은 고딕" w:hAnsi="맑은 고딕" w:eastAsia="맑은 고딕" w:cs="맑은 고딕"/>
           <w:b w:val="0"/>
-          <w:color w:val="2D3748"/>
+          <w:color w:val="232323"/>
           <w:sz w:val="20"/>
         </w:rPr>
         <w:t>네트워크 수준의 단순 연결 빈도(TCP SYN)와 호스트 운영체제의 리눅스 PAM 감사 로그를 결합하여 오탐을 원천 방지했습니다. 1단계로 단시간 내 대량의 SSH 연결이 발생하면 Rule 100103(Level 5)을 발생시키고, 2단계로 호스트 상에서 8회 이상의 실제 인증 실패 로그(Rule 5710, 5716)가 연쇄 발생할 때 비로소 Rule 100110(Level 11, Brute Force 확정)으로 승격합니다. 만약 직후에 인증 성공(Rule 5715)이 결합되면 시스템 탈취(Rule 100111, Level 14 Critical)로 즉각 긴급 알람을 발령합니다.</w:t>
@@ -5973,7 +5973,7 @@
         <w:rPr>
           <w:rFonts w:ascii="맑은 고딕" w:hAnsi="맑은 고딕" w:eastAsia="맑은 고딕" w:cs="맑은 고딕"/>
           <w:b/>
-          <w:color w:val="1B365D"/>
+          <w:color w:val="000000"/>
           <w:sz w:val="19"/>
         </w:rPr>
         <w:t>[그림 3-1] SSH 무차별 대입 및 네트워크-호스트 다계층 교차 상관분석 증적</w:t>
@@ -5987,7 +5987,7 @@
         <w:rPr>
           <w:rFonts w:ascii="맑은 고딕" w:hAnsi="맑은 고딕" w:eastAsia="맑은 고딕" w:cs="맑은 고딕"/>
           <w:b w:val="0"/>
-          <w:color w:val="4A5568"/>
+          <w:color w:val="3C3C3C"/>
           <w:sz w:val="18"/>
         </w:rPr>
         <w:t>네트워크 L4 이상 접속과 호스트 OS PAM 인증 실패가 단일 세션 키로 결합되어 고위험 경보로 승격되는 증적 화면입니다.</w:t>
@@ -5999,10 +5999,10 @@
         <w:jc w:val="center"/>
         <w:tblLook w:firstColumn="1" w:firstRow="1" w:lastColumn="0" w:lastRow="0" w:noHBand="0" w:noVBand="1" w:val="04A0"/>
         <w:tblBorders>
-          <w:top w:val="single" w:sz="4" w:space="0" w:color="CBD5E0"/>
-          <w:bottom w:val="single" w:sz="4" w:space="0" w:color="CBD5E0"/>
-          <w:insideH w:val="single" w:sz="4" w:space="0" w:color="CBD5E0"/>
-          <w:insideV w:val="single" w:sz="4" w:space="0" w:color="CBD5E0"/>
+          <w:top w:val="single" w:sz="4" w:space="0" w:color="B0B0B0"/>
+          <w:bottom w:val="single" w:sz="4" w:space="0" w:color="B0B0B0"/>
+          <w:insideH w:val="single" w:sz="4" w:space="0" w:color="B0B0B0"/>
+          <w:insideV w:val="single" w:sz="4" w:space="0" w:color="B0B0B0"/>
           <w:left w:val="none"/>
           <w:right w:val="none"/>
         </w:tblBorders>
@@ -6017,7 +6017,7 @@
         <w:tc>
           <w:tcPr>
             <w:tcW w:type="dxa" w:w="2467"/>
-            <w:shd w:fill="1B365D"/>
+            <w:shd w:fill="262626"/>
             <w:tcMar>
               <w:top w:w="60" w:type="dxa"/>
               <w:bottom w:w="60" w:type="dxa"/>
@@ -6059,7 +6059,7 @@
               <w:rPr>
                 <w:rFonts w:ascii="맑은 고딕" w:hAnsi="맑은 고딕" w:eastAsia="맑은 고딕" w:cs="맑은 고딕"/>
                 <w:b w:val="0"/>
-                <w:color w:val="007800"/>
+                <w:color w:val="282828"/>
                 <w:sz w:val="17"/>
               </w:rPr>
               <w:t>EV-WAZUH-002</w:t>
@@ -6069,7 +6069,7 @@
         <w:tc>
           <w:tcPr>
             <w:tcW w:type="dxa" w:w="2467"/>
-            <w:shd w:fill="1B365D"/>
+            <w:shd w:fill="262626"/>
             <w:tcMar>
               <w:top w:w="60" w:type="dxa"/>
               <w:bottom w:w="60" w:type="dxa"/>
@@ -6108,7 +6108,7 @@
               <w:rPr>
                 <w:rFonts w:ascii="맑은 고딕" w:hAnsi="맑은 고딕" w:eastAsia="맑은 고딕" w:cs="맑은 고딕"/>
                 <w:b/>
-                <w:color w:val="007800"/>
+                <w:color w:val="000000"/>
                 <w:sz w:val="17"/>
               </w:rPr>
               <w:t>정상 결합 (PASS)</w:t>
@@ -6120,7 +6120,7 @@
         <w:tc>
           <w:tcPr>
             <w:tcW w:type="dxa" w:w="2467"/>
-            <w:shd w:fill="1B365D"/>
+            <w:shd w:fill="262626"/>
             <w:tcMar>
               <w:top w:w="60" w:type="dxa"/>
               <w:bottom w:w="60" w:type="dxa"/>
@@ -6159,7 +6159,7 @@
               <w:rPr>
                 <w:rFonts w:ascii="맑은 고딕" w:hAnsi="맑은 고딕" w:eastAsia="맑은 고딕" w:cs="맑은 고딕"/>
                 <w:b w:val="0"/>
-                <w:color w:val="2D3748"/>
+                <w:color w:val="282828"/>
                 <w:sz w:val="17"/>
               </w:rPr>
               <w:t>호스트-네트워크 교차 상관분석 실증</w:t>
@@ -6169,7 +6169,7 @@
         <w:tc>
           <w:tcPr>
             <w:tcW w:type="dxa" w:w="2467"/>
-            <w:shd w:fill="1B365D"/>
+            <w:shd w:fill="262626"/>
             <w:tcMar>
               <w:top w:w="60" w:type="dxa"/>
               <w:bottom w:w="60" w:type="dxa"/>
@@ -6208,7 +6208,7 @@
               <w:rPr>
                 <w:rFonts w:ascii="맑은 고딕" w:hAnsi="맑은 고딕" w:eastAsia="맑은 고딕" w:cs="맑은 고딕"/>
                 <w:b w:val="0"/>
-                <w:color w:val="2D3748"/>
+                <w:color w:val="282828"/>
                 <w:sz w:val="17"/>
               </w:rPr>
               <w:t>wazuh/rules/local_rules.xml (Rule 100110)</w:t>
@@ -6220,7 +6220,7 @@
         <w:tc>
           <w:tcPr>
             <w:tcW w:type="dxa" w:w="2467"/>
-            <w:shd w:fill="1B365D"/>
+            <w:shd w:fill="262626"/>
             <w:tcMar>
               <w:top w:w="60" w:type="dxa"/>
               <w:bottom w:w="60" w:type="dxa"/>
@@ -6263,7 +6263,7 @@
               <w:rPr>
                 <w:rFonts w:ascii="맑은 고딕" w:hAnsi="맑은 고딕" w:eastAsia="맑은 고딕" w:cs="맑은 고딕"/>
                 <w:b w:val="0"/>
-                <w:color w:val="2D3748"/>
+                <w:color w:val="282828"/>
                 <w:sz w:val="17"/>
               </w:rPr>
               <w:t>L4 SYN 카운트와 호스트 PAM 5710/5716 결합하여 실제 무차별 대입만 Level 11로 승격</w:t>
@@ -6287,7 +6287,7 @@
         <w:rPr>
           <w:rFonts w:ascii="맑은 고딕" w:hAnsi="맑은 고딕" w:eastAsia="맑은 고딕" w:cs="맑은 고딕"/>
           <w:b/>
-          <w:color w:val="2B6CB0"/>
+          <w:color w:val="141414"/>
           <w:sz w:val="26"/>
         </w:rPr>
         <w:t>3.3 단순 ICMP Ping의 다단계 킬체인 오분류 버그 추적 및 Telemetry 격리</w:t>
@@ -6301,7 +6301,7 @@
         <w:rPr>
           <w:rFonts w:ascii="맑은 고딕" w:hAnsi="맑은 고딕" w:eastAsia="맑은 고딕" w:cs="맑은 고딕"/>
           <w:b w:val="0"/>
-          <w:color w:val="2D3748"/>
+          <w:color w:val="232323"/>
           <w:sz w:val="20"/>
         </w:rPr>
         <w:t>서버 가용성을 점검하는 정상 모니터링 시스템의 단순 Ping이 9000020 시그니처에 의해 '1단계 정찰 공격'으로 오분류되어 정상 서버가 다단계 침해사고 용의자로 잘못 등록되던 결함을 추적했습니다. 이를 해결하기 위해 9000020 룰을 'SOC-TELEMETRY'로 재정의하고, 상관분석 엔진(correlation_engine.py)에서 해당 태그 이벤트를 킬체인 시퀀스에서 원천 제외하도록 필터를 구축했습니다.</w:t>
@@ -6356,7 +6356,7 @@
         <w:rPr>
           <w:rFonts w:ascii="맑은 고딕" w:hAnsi="맑은 고딕" w:eastAsia="맑은 고딕" w:cs="맑은 고딕"/>
           <w:b/>
-          <w:color w:val="1B365D"/>
+          <w:color w:val="000000"/>
           <w:sz w:val="19"/>
         </w:rPr>
         <w:t>[그림 3-2] 다단계 킬체인 룰북 및 위협 상태 전이 매트릭스 화면</w:t>
@@ -6370,7 +6370,7 @@
         <w:rPr>
           <w:rFonts w:ascii="맑은 고딕" w:hAnsi="맑은 고딕" w:eastAsia="맑은 고딕" w:cs="맑은 고딕"/>
           <w:b w:val="0"/>
-          <w:color w:val="4A5568"/>
+          <w:color w:val="3C3C3C"/>
           <w:sz w:val="18"/>
         </w:rPr>
         <w:t>정찰부터 C2 유출까지 이어지는 다단계 위협 상태 머신의 규칙 및 가중치 스코어링 테이블입니다.</w:t>
@@ -6382,10 +6382,10 @@
         <w:jc w:val="center"/>
         <w:tblLook w:firstColumn="1" w:firstRow="1" w:lastColumn="0" w:lastRow="0" w:noHBand="0" w:noVBand="1" w:val="04A0"/>
         <w:tblBorders>
-          <w:top w:val="single" w:sz="4" w:space="0" w:color="CBD5E0"/>
-          <w:bottom w:val="single" w:sz="4" w:space="0" w:color="CBD5E0"/>
-          <w:insideH w:val="single" w:sz="4" w:space="0" w:color="CBD5E0"/>
-          <w:insideV w:val="single" w:sz="4" w:space="0" w:color="CBD5E0"/>
+          <w:top w:val="single" w:sz="4" w:space="0" w:color="B0B0B0"/>
+          <w:bottom w:val="single" w:sz="4" w:space="0" w:color="B0B0B0"/>
+          <w:insideH w:val="single" w:sz="4" w:space="0" w:color="B0B0B0"/>
+          <w:insideV w:val="single" w:sz="4" w:space="0" w:color="B0B0B0"/>
           <w:left w:val="none"/>
           <w:right w:val="none"/>
         </w:tblBorders>
@@ -6400,7 +6400,7 @@
         <w:tc>
           <w:tcPr>
             <w:tcW w:type="dxa" w:w="2467"/>
-            <w:shd w:fill="1B365D"/>
+            <w:shd w:fill="262626"/>
             <w:tcMar>
               <w:top w:w="60" w:type="dxa"/>
               <w:bottom w:w="60" w:type="dxa"/>
@@ -6442,7 +6442,7 @@
               <w:rPr>
                 <w:rFonts w:ascii="맑은 고딕" w:hAnsi="맑은 고딕" w:eastAsia="맑은 고딕" w:cs="맑은 고딕"/>
                 <w:b w:val="0"/>
-                <w:color w:val="007800"/>
+                <w:color w:val="282828"/>
                 <w:sz w:val="17"/>
               </w:rPr>
               <w:t>EV-ANALYSIS-001</w:t>
@@ -6452,7 +6452,7 @@
         <w:tc>
           <w:tcPr>
             <w:tcW w:type="dxa" w:w="2467"/>
-            <w:shd w:fill="1B365D"/>
+            <w:shd w:fill="262626"/>
             <w:tcMar>
               <w:top w:w="60" w:type="dxa"/>
               <w:bottom w:w="60" w:type="dxa"/>
@@ -6491,7 +6491,7 @@
               <w:rPr>
                 <w:rFonts w:ascii="맑은 고딕" w:hAnsi="맑은 고딕" w:eastAsia="맑은 고딕" w:cs="맑은 고딕"/>
                 <w:b/>
-                <w:color w:val="007800"/>
+                <w:color w:val="000000"/>
                 <w:sz w:val="17"/>
               </w:rPr>
               <w:t>정상 전이 (PASS)</w:t>
@@ -6503,7 +6503,7 @@
         <w:tc>
           <w:tcPr>
             <w:tcW w:type="dxa" w:w="2467"/>
-            <w:shd w:fill="1B365D"/>
+            <w:shd w:fill="262626"/>
             <w:tcMar>
               <w:top w:w="60" w:type="dxa"/>
               <w:bottom w:w="60" w:type="dxa"/>
@@ -6542,7 +6542,7 @@
               <w:rPr>
                 <w:rFonts w:ascii="맑은 고딕" w:hAnsi="맑은 고딕" w:eastAsia="맑은 고딕" w:cs="맑은 고딕"/>
                 <w:b w:val="0"/>
-                <w:color w:val="2D3748"/>
+                <w:color w:val="282828"/>
                 <w:sz w:val="17"/>
               </w:rPr>
               <w:t>다단계 킬체인 상태 머신 검증</w:t>
@@ -6552,7 +6552,7 @@
         <w:tc>
           <w:tcPr>
             <w:tcW w:type="dxa" w:w="2467"/>
-            <w:shd w:fill="1B365D"/>
+            <w:shd w:fill="262626"/>
             <w:tcMar>
               <w:top w:w="60" w:type="dxa"/>
               <w:bottom w:w="60" w:type="dxa"/>
@@ -6591,7 +6591,7 @@
               <w:rPr>
                 <w:rFonts w:ascii="맑은 고딕" w:hAnsi="맑은 고딕" w:eastAsia="맑은 고딕" w:cs="맑은 고딕"/>
                 <w:b w:val="0"/>
-                <w:color w:val="2D3748"/>
+                <w:color w:val="282828"/>
                 <w:sz w:val="17"/>
               </w:rPr>
               <w:t>analyzer/detection/correlation_engine.py</w:t>
@@ -6603,7 +6603,7 @@
         <w:tc>
           <w:tcPr>
             <w:tcW w:type="dxa" w:w="2467"/>
-            <w:shd w:fill="1B365D"/>
+            <w:shd w:fill="262626"/>
             <w:tcMar>
               <w:top w:w="60" w:type="dxa"/>
               <w:bottom w:w="60" w:type="dxa"/>
@@ -6646,7 +6646,7 @@
               <w:rPr>
                 <w:rFonts w:ascii="맑은 고딕" w:hAnsi="맑은 고딕" w:eastAsia="맑은 고딕" w:cs="맑은 고딕"/>
                 <w:b w:val="0"/>
-                <w:color w:val="2D3748"/>
+                <w:color w:val="282828"/>
                 <w:sz w:val="17"/>
               </w:rPr>
               <w:t>정상 Ping 텔레메트리 완벽 격리 및 실제 침해 시나리오만 정확히 인시던트로 승격</w:t>
@@ -6709,7 +6709,7 @@
         <w:rPr>
           <w:rFonts w:ascii="맑은 고딕" w:hAnsi="맑은 고딕" w:eastAsia="맑은 고딕" w:cs="맑은 고딕"/>
           <w:b/>
-          <w:color w:val="1B365D"/>
+          <w:color w:val="000000"/>
           <w:sz w:val="19"/>
         </w:rPr>
         <w:t>[그림 3-3] 다단계 침해사고(INC-20260824-001) 실시간 상관분석 카드</w:t>
@@ -6723,7 +6723,7 @@
         <w:rPr>
           <w:rFonts w:ascii="맑은 고딕" w:hAnsi="맑은 고딕" w:eastAsia="맑은 고딕" w:cs="맑은 고딕"/>
           <w:b w:val="0"/>
-          <w:color w:val="4A5568"/>
+          <w:color w:val="3C3C3C"/>
           <w:sz w:val="18"/>
         </w:rPr>
         <w:t>단일 IP에서 30분 내 발생한 정찰 ➔ 웹 침투 ➔ C2 접속이 하나의 통합 인시던트로 묶여 대시보드에 표출된 모습입니다.</w:t>
@@ -6735,10 +6735,10 @@
         <w:jc w:val="center"/>
         <w:tblLook w:firstColumn="1" w:firstRow="1" w:lastColumn="0" w:lastRow="0" w:noHBand="0" w:noVBand="1" w:val="04A0"/>
         <w:tblBorders>
-          <w:top w:val="single" w:sz="4" w:space="0" w:color="CBD5E0"/>
-          <w:bottom w:val="single" w:sz="4" w:space="0" w:color="CBD5E0"/>
-          <w:insideH w:val="single" w:sz="4" w:space="0" w:color="CBD5E0"/>
-          <w:insideV w:val="single" w:sz="4" w:space="0" w:color="CBD5E0"/>
+          <w:top w:val="single" w:sz="4" w:space="0" w:color="B0B0B0"/>
+          <w:bottom w:val="single" w:sz="4" w:space="0" w:color="B0B0B0"/>
+          <w:insideH w:val="single" w:sz="4" w:space="0" w:color="B0B0B0"/>
+          <w:insideV w:val="single" w:sz="4" w:space="0" w:color="B0B0B0"/>
           <w:left w:val="none"/>
           <w:right w:val="none"/>
         </w:tblBorders>
@@ -6753,7 +6753,7 @@
         <w:tc>
           <w:tcPr>
             <w:tcW w:type="dxa" w:w="2467"/>
-            <w:shd w:fill="1B365D"/>
+            <w:shd w:fill="262626"/>
             <w:tcMar>
               <w:top w:w="60" w:type="dxa"/>
               <w:bottom w:w="60" w:type="dxa"/>
@@ -6795,7 +6795,7 @@
               <w:rPr>
                 <w:rFonts w:ascii="맑은 고딕" w:hAnsi="맑은 고딕" w:eastAsia="맑은 고딕" w:cs="맑은 고딕"/>
                 <w:b w:val="0"/>
-                <w:color w:val="007800"/>
+                <w:color w:val="282828"/>
                 <w:sz w:val="17"/>
               </w:rPr>
               <w:t>EV-E2E-001</w:t>
@@ -6805,7 +6805,7 @@
         <w:tc>
           <w:tcPr>
             <w:tcW w:type="dxa" w:w="2467"/>
-            <w:shd w:fill="1B365D"/>
+            <w:shd w:fill="262626"/>
             <w:tcMar>
               <w:top w:w="60" w:type="dxa"/>
               <w:bottom w:w="60" w:type="dxa"/>
@@ -6844,7 +6844,7 @@
               <w:rPr>
                 <w:rFonts w:ascii="맑은 고딕" w:hAnsi="맑은 고딕" w:eastAsia="맑은 고딕" w:cs="맑은 고딕"/>
                 <w:b/>
-                <w:color w:val="007800"/>
+                <w:color w:val="000000"/>
                 <w:sz w:val="17"/>
               </w:rPr>
               <w:t>완전 연결 (PASS)</w:t>
@@ -6856,7 +6856,7 @@
         <w:tc>
           <w:tcPr>
             <w:tcW w:type="dxa" w:w="2467"/>
-            <w:shd w:fill="1B365D"/>
+            <w:shd w:fill="262626"/>
             <w:tcMar>
               <w:top w:w="60" w:type="dxa"/>
               <w:bottom w:w="60" w:type="dxa"/>
@@ -6895,7 +6895,7 @@
               <w:rPr>
                 <w:rFonts w:ascii="맑은 고딕" w:hAnsi="맑은 고딕" w:eastAsia="맑은 고딕" w:cs="맑은 고딕"/>
                 <w:b w:val="0"/>
-                <w:color w:val="2D3748"/>
+                <w:color w:val="282828"/>
                 <w:sz w:val="17"/>
               </w:rPr>
               <w:t>단일 침해사고 엔드투엔드 상관분석</w:t>
@@ -6905,7 +6905,7 @@
         <w:tc>
           <w:tcPr>
             <w:tcW w:type="dxa" w:w="2467"/>
-            <w:shd w:fill="1B365D"/>
+            <w:shd w:fill="262626"/>
             <w:tcMar>
               <w:top w:w="60" w:type="dxa"/>
               <w:bottom w:w="60" w:type="dxa"/>
@@ -6944,7 +6944,7 @@
               <w:rPr>
                 <w:rFonts w:ascii="맑은 고딕" w:hAnsi="맑은 고딕" w:eastAsia="맑은 고딕" w:cs="맑은 고딕"/>
                 <w:b w:val="0"/>
-                <w:color w:val="2D3748"/>
+                <w:color w:val="282828"/>
                 <w:sz w:val="17"/>
               </w:rPr>
               <w:t>FastAPI Web Console (:8501)</w:t>
@@ -6956,7 +6956,7 @@
         <w:tc>
           <w:tcPr>
             <w:tcW w:type="dxa" w:w="2467"/>
-            <w:shd w:fill="1B365D"/>
+            <w:shd w:fill="262626"/>
             <w:tcMar>
               <w:top w:w="60" w:type="dxa"/>
               <w:bottom w:w="60" w:type="dxa"/>
@@ -6999,7 +6999,7 @@
               <w:rPr>
                 <w:rFonts w:ascii="맑은 고딕" w:hAnsi="맑은 고딕" w:eastAsia="맑은 고딕" w:cs="맑은 고딕"/>
                 <w:b w:val="0"/>
-                <w:color w:val="2D3748"/>
+                <w:color w:val="282828"/>
                 <w:sz w:val="17"/>
               </w:rPr>
               <w:t>개별 단편 경보 3건이 단일 킬체인 공격 시퀀스로 완벽히 병합 및 가시화 성공</w:t>
@@ -7028,7 +7028,7 @@
         <w:rPr>
           <w:rFonts w:ascii="맑은 고딕" w:hAnsi="맑은 고딕" w:eastAsia="맑은 고딕" w:cs="맑은 고딕"/>
           <w:b/>
-          <w:color w:val="1B365D"/>
+          <w:color w:val="000000"/>
           <w:sz w:val="32"/>
         </w:rPr>
         <w:t>제4부: AI SOC Copilot, 4중 보안 가드레일 및 차세대 관제 콘솔 실증</w:t>
@@ -7044,7 +7044,7 @@
         <w:rPr>
           <w:rFonts w:ascii="맑은 고딕" w:hAnsi="맑은 고딕" w:eastAsia="맑은 고딕" w:cs="맑은 고딕"/>
           <w:b/>
-          <w:color w:val="2B6CB0"/>
+          <w:color w:val="141414"/>
           <w:sz w:val="26"/>
         </w:rPr>
         <w:t>4.1 로컬 LLM 기반 AI Copilot 및 3초 이내 인시던트 트라이아지</w:t>
@@ -7058,7 +7058,7 @@
         <w:rPr>
           <w:rFonts w:ascii="맑은 고딕" w:hAnsi="맑은 고딕" w:eastAsia="맑은 고딕" w:cs="맑은 고딕"/>
           <w:b w:val="0"/>
-          <w:color w:val="2D3748"/>
+          <w:color w:val="232323"/>
           <w:sz w:val="20"/>
         </w:rPr>
         <w:t>Aegis 플랫폼은 클라우드로 민감한 보안 로그를 유출하지 않는 로컬 온프레미스 LLM(Ollama: Qwen 2.5/3.5)을 통합하였습니다. 침해사고가 접수되면 AI Copilot이 패킷 페이로드, EVE JSON, 호스트 감사 로그를 종합 분석하여 침해 원인, 피해 범위, 대응 가이드를 3초 이내에 자동 생성합니다.</w:t>
@@ -7074,7 +7074,7 @@
         <w:rPr>
           <w:rFonts w:ascii="맑은 고딕" w:hAnsi="맑은 고딕" w:eastAsia="맑은 고딕" w:cs="맑은 고딕"/>
           <w:b/>
-          <w:color w:val="2B6CB0"/>
+          <w:color w:val="141414"/>
           <w:sz w:val="26"/>
         </w:rPr>
         <w:t>4.2 AI 환각 및 오차단 방지를 위한 4중 보안 가드레일</w:t>
@@ -7088,7 +7088,7 @@
         <w:rPr>
           <w:rFonts w:ascii="맑은 고딕" w:hAnsi="맑은 고딕" w:eastAsia="맑은 고딕" w:cs="맑은 고딕"/>
           <w:b w:val="0"/>
-          <w:color w:val="2D3748"/>
+          <w:color w:val="232323"/>
           <w:sz w:val="20"/>
         </w:rPr>
         <w:t>AI의 자의적 판단으로 인한 핵심 업무 서버 차단(Self-DoS)을 원천 차단하기 위해 4중 보안 가드레일을 설계하였습니다.</w:t>
@@ -7103,7 +7103,7 @@
         <w:rPr>
           <w:rFonts w:ascii="맑은 고딕" w:hAnsi="맑은 고딕" w:eastAsia="맑은 고딕" w:cs="맑은 고딕"/>
           <w:b/>
-          <w:color w:val="2B6CB0"/>
+          <w:color w:val="000000"/>
           <w:sz w:val="20"/>
         </w:rPr>
         <w:t xml:space="preserve">• </w:t>
@@ -7112,7 +7112,7 @@
         <w:rPr>
           <w:rFonts w:ascii="맑은 고딕" w:hAnsi="맑은 고딕" w:eastAsia="맑은 고딕" w:cs="맑은 고딕"/>
           <w:b/>
-          <w:color w:val="1B365D"/>
+          <w:color w:val="000000"/>
           <w:sz w:val="20"/>
         </w:rPr>
         <w:t xml:space="preserve">1) RAG 컨텍스트 강제: </w:t>
@@ -7121,7 +7121,7 @@
         <w:rPr>
           <w:rFonts w:ascii="맑은 고딕" w:hAnsi="맑은 고딕" w:eastAsia="맑은 고딕" w:cs="맑은 고딕"/>
           <w:b w:val="0"/>
-          <w:color w:val="2D3748"/>
+          <w:color w:val="232323"/>
           <w:sz w:val="20"/>
         </w:rPr>
         <w:t>외부 임의 지식이 아닌 사내 검증된 침해사고 대응 룰북(IR Rulebook)만을 벡터 DB에서 검색하여 주입</w:t>
@@ -7136,7 +7136,7 @@
         <w:rPr>
           <w:rFonts w:ascii="맑은 고딕" w:hAnsi="맑은 고딕" w:eastAsia="맑은 고딕" w:cs="맑은 고딕"/>
           <w:b/>
-          <w:color w:val="2B6CB0"/>
+          <w:color w:val="000000"/>
           <w:sz w:val="20"/>
         </w:rPr>
         <w:t xml:space="preserve">• </w:t>
@@ -7145,7 +7145,7 @@
         <w:rPr>
           <w:rFonts w:ascii="맑은 고딕" w:hAnsi="맑은 고딕" w:eastAsia="맑은 고딕" w:cs="맑은 고딕"/>
           <w:b/>
-          <w:color w:val="1B365D"/>
+          <w:color w:val="000000"/>
           <w:sz w:val="20"/>
         </w:rPr>
         <w:t xml:space="preserve">2) Protected Assets 화이트리스트: </w:t>
@@ -7154,7 +7154,7 @@
         <w:rPr>
           <w:rFonts w:ascii="맑은 고딕" w:hAnsi="맑은 고딕" w:eastAsia="맑은 고딕" w:cs="맑은 고딕"/>
           <w:b w:val="0"/>
-          <w:color w:val="2D3748"/>
+          <w:color w:val="232323"/>
           <w:sz w:val="20"/>
         </w:rPr>
         <w:t>게이트웨이(10.77.20.1, 10.77.30.1), DNS 서버, SIEM 매니저 등 핵심 자산은 AI 차단 대상에서 원천 배제</w:t>
@@ -7169,7 +7169,7 @@
         <w:rPr>
           <w:rFonts w:ascii="맑은 고딕" w:hAnsi="맑은 고딕" w:eastAsia="맑은 고딕" w:cs="맑은 고딕"/>
           <w:b/>
-          <w:color w:val="2B6CB0"/>
+          <w:color w:val="000000"/>
           <w:sz w:val="20"/>
         </w:rPr>
         <w:t xml:space="preserve">• </w:t>
@@ -7178,7 +7178,7 @@
         <w:rPr>
           <w:rFonts w:ascii="맑은 고딕" w:hAnsi="맑은 고딕" w:eastAsia="맑은 고딕" w:cs="맑은 고딕"/>
           <w:b/>
-          <w:color w:val="1B365D"/>
+          <w:color w:val="000000"/>
           <w:sz w:val="20"/>
         </w:rPr>
         <w:t xml:space="preserve">3) 인간 승인 루프 (HITL): </w:t>
@@ -7187,7 +7187,7 @@
         <w:rPr>
           <w:rFonts w:ascii="맑은 고딕" w:hAnsi="맑은 고딕" w:eastAsia="맑은 고딕" w:cs="맑은 고딕"/>
           <w:b w:val="0"/>
-          <w:color w:val="2D3748"/>
+          <w:color w:val="232323"/>
           <w:sz w:val="20"/>
         </w:rPr>
         <w:t>AI는 추천만 가능하며, 실제 방화벽 차단은 관제 책임자가 웹 콘솔에서 클릭 승인해야 실행</w:t>
@@ -7202,7 +7202,7 @@
         <w:rPr>
           <w:rFonts w:ascii="맑은 고딕" w:hAnsi="맑은 고딕" w:eastAsia="맑은 고딕" w:cs="맑은 고딕"/>
           <w:b/>
-          <w:color w:val="2B6CB0"/>
+          <w:color w:val="000000"/>
           <w:sz w:val="20"/>
         </w:rPr>
         <w:t xml:space="preserve">• </w:t>
@@ -7211,7 +7211,7 @@
         <w:rPr>
           <w:rFonts w:ascii="맑은 고딕" w:hAnsi="맑은 고딕" w:eastAsia="맑은 고딕" w:cs="맑은 고딕"/>
           <w:b/>
-          <w:color w:val="1B365D"/>
+          <w:color w:val="000000"/>
           <w:sz w:val="20"/>
         </w:rPr>
         <w:t xml:space="preserve">4) 모델 파라미터 락: </w:t>
@@ -7220,7 +7220,7 @@
         <w:rPr>
           <w:rFonts w:ascii="맑은 고딕" w:hAnsi="맑은 고딕" w:eastAsia="맑은 고딕" w:cs="맑은 고딕"/>
           <w:b w:val="0"/>
-          <w:color w:val="2D3748"/>
+          <w:color w:val="232323"/>
           <w:sz w:val="20"/>
         </w:rPr>
         <w:t>Temperature 0.1, Top-P 0.9로 고정하여 동일 증적에 대해 항상 결정론적이고 일관된 결과 도출</w:t>
@@ -7275,7 +7275,7 @@
         <w:rPr>
           <w:rFonts w:ascii="맑은 고딕" w:hAnsi="맑은 고딕" w:eastAsia="맑은 고딕" w:cs="맑은 고딕"/>
           <w:b/>
-          <w:color w:val="1B365D"/>
+          <w:color w:val="000000"/>
           <w:sz w:val="19"/>
         </w:rPr>
         <w:t>[그림 4-1] 3D 관제 허브 메인 대시보드 및 실시간 인프라 토폴로지 뷰</w:t>
@@ -7289,7 +7289,7 @@
         <w:rPr>
           <w:rFonts w:ascii="맑은 고딕" w:hAnsi="맑은 고딕" w:eastAsia="맑은 고딕" w:cs="맑은 고딕"/>
           <w:b w:val="0"/>
-          <w:color w:val="4A5568"/>
+          <w:color w:val="3C3C3C"/>
           <w:sz w:val="18"/>
         </w:rPr>
         <w:t>실시간 유입 패킷 통계, 킬체인 공격 진행 현황, 각 노드별 상태를 3D 인터랙티브 그래픽으로 표출하는 통합 관제 화면입니다.</w:t>
@@ -7301,10 +7301,10 @@
         <w:jc w:val="center"/>
         <w:tblLook w:firstColumn="1" w:firstRow="1" w:lastColumn="0" w:lastRow="0" w:noHBand="0" w:noVBand="1" w:val="04A0"/>
         <w:tblBorders>
-          <w:top w:val="single" w:sz="4" w:space="0" w:color="CBD5E0"/>
-          <w:bottom w:val="single" w:sz="4" w:space="0" w:color="CBD5E0"/>
-          <w:insideH w:val="single" w:sz="4" w:space="0" w:color="CBD5E0"/>
-          <w:insideV w:val="single" w:sz="4" w:space="0" w:color="CBD5E0"/>
+          <w:top w:val="single" w:sz="4" w:space="0" w:color="B0B0B0"/>
+          <w:bottom w:val="single" w:sz="4" w:space="0" w:color="B0B0B0"/>
+          <w:insideH w:val="single" w:sz="4" w:space="0" w:color="B0B0B0"/>
+          <w:insideV w:val="single" w:sz="4" w:space="0" w:color="B0B0B0"/>
           <w:left w:val="none"/>
           <w:right w:val="none"/>
         </w:tblBorders>
@@ -7319,7 +7319,7 @@
         <w:tc>
           <w:tcPr>
             <w:tcW w:type="dxa" w:w="2467"/>
-            <w:shd w:fill="1B365D"/>
+            <w:shd w:fill="262626"/>
             <w:tcMar>
               <w:top w:w="60" w:type="dxa"/>
               <w:bottom w:w="60" w:type="dxa"/>
@@ -7361,7 +7361,7 @@
               <w:rPr>
                 <w:rFonts w:ascii="맑은 고딕" w:hAnsi="맑은 고딕" w:eastAsia="맑은 고딕" w:cs="맑은 고딕"/>
                 <w:b w:val="0"/>
-                <w:color w:val="007800"/>
+                <w:color w:val="282828"/>
                 <w:sz w:val="17"/>
               </w:rPr>
               <w:t>EV-DASH-001</w:t>
@@ -7371,7 +7371,7 @@
         <w:tc>
           <w:tcPr>
             <w:tcW w:type="dxa" w:w="2467"/>
-            <w:shd w:fill="1B365D"/>
+            <w:shd w:fill="262626"/>
             <w:tcMar>
               <w:top w:w="60" w:type="dxa"/>
               <w:bottom w:w="60" w:type="dxa"/>
@@ -7410,7 +7410,7 @@
               <w:rPr>
                 <w:rFonts w:ascii="맑은 고딕" w:hAnsi="맑은 고딕" w:eastAsia="맑은 고딕" w:cs="맑은 고딕"/>
                 <w:b/>
-                <w:color w:val="007800"/>
+                <w:color w:val="000000"/>
                 <w:sz w:val="17"/>
               </w:rPr>
               <w:t>정상 기동 (PASS)</w:t>
@@ -7422,7 +7422,7 @@
         <w:tc>
           <w:tcPr>
             <w:tcW w:type="dxa" w:w="2467"/>
-            <w:shd w:fill="1B365D"/>
+            <w:shd w:fill="262626"/>
             <w:tcMar>
               <w:top w:w="60" w:type="dxa"/>
               <w:bottom w:w="60" w:type="dxa"/>
@@ -7461,7 +7461,7 @@
               <w:rPr>
                 <w:rFonts w:ascii="맑은 고딕" w:hAnsi="맑은 고딕" w:eastAsia="맑은 고딕" w:cs="맑은 고딕"/>
                 <w:b w:val="0"/>
-                <w:color w:val="2D3748"/>
+                <w:color w:val="282828"/>
                 <w:sz w:val="17"/>
               </w:rPr>
               <w:t>3D 실시간 SOC 웹 관제 콘솔</w:t>
@@ -7471,7 +7471,7 @@
         <w:tc>
           <w:tcPr>
             <w:tcW w:type="dxa" w:w="2467"/>
-            <w:shd w:fill="1B365D"/>
+            <w:shd w:fill="262626"/>
             <w:tcMar>
               <w:top w:w="60" w:type="dxa"/>
               <w:bottom w:w="60" w:type="dxa"/>
@@ -7510,7 +7510,7 @@
               <w:rPr>
                 <w:rFonts w:ascii="맑은 고딕" w:hAnsi="맑은 고딕" w:eastAsia="맑은 고딕" w:cs="맑은 고딕"/>
                 <w:b w:val="0"/>
-                <w:color w:val="2D3748"/>
+                <w:color w:val="282828"/>
                 <w:sz w:val="17"/>
               </w:rPr>
               <w:t>FastAPI + Three.js Dashboard (:8501)</w:t>
@@ -7522,7 +7522,7 @@
         <w:tc>
           <w:tcPr>
             <w:tcW w:type="dxa" w:w="2467"/>
-            <w:shd w:fill="1B365D"/>
+            <w:shd w:fill="262626"/>
             <w:tcMar>
               <w:top w:w="60" w:type="dxa"/>
               <w:bottom w:w="60" w:type="dxa"/>
@@ -7565,7 +7565,7 @@
               <w:rPr>
                 <w:rFonts w:ascii="맑은 고딕" w:hAnsi="맑은 고딕" w:eastAsia="맑은 고딕" w:cs="맑은 고딕"/>
                 <w:b w:val="0"/>
-                <w:color w:val="2D3748"/>
+                <w:color w:val="282828"/>
                 <w:sz w:val="17"/>
               </w:rPr>
               <w:t>3개 격리존 노드 상태 및 위협 인시던트 실시간 폴링 및 3D 토폴로지 가시화</w:t>
@@ -7628,7 +7628,7 @@
         <w:rPr>
           <w:rFonts w:ascii="맑은 고딕" w:hAnsi="맑은 고딕" w:eastAsia="맑은 고딕" w:cs="맑은 고딕"/>
           <w:b/>
-          <w:color w:val="1B365D"/>
+          <w:color w:val="000000"/>
           <w:sz w:val="19"/>
         </w:rPr>
         <w:t>[그림 4-2] AI 분석 엔진 선택 및 로컬 LLM 런타임 헬스체크 패널</w:t>
@@ -7642,7 +7642,7 @@
         <w:rPr>
           <w:rFonts w:ascii="맑은 고딕" w:hAnsi="맑은 고딕" w:eastAsia="맑은 고딕" w:cs="맑은 고딕"/>
           <w:b w:val="0"/>
-          <w:color w:val="4A5568"/>
+          <w:color w:val="3C3C3C"/>
           <w:sz w:val="18"/>
         </w:rPr>
         <w:t>Ollama 로컬 데몬(Qwen 모델) 및 외부 API 제공자의 연결 상태와 응답 지연 시간을 실시간 점검하는 관리 패널입니다.</w:t>
@@ -7654,10 +7654,10 @@
         <w:jc w:val="center"/>
         <w:tblLook w:firstColumn="1" w:firstRow="1" w:lastColumn="0" w:lastRow="0" w:noHBand="0" w:noVBand="1" w:val="04A0"/>
         <w:tblBorders>
-          <w:top w:val="single" w:sz="4" w:space="0" w:color="CBD5E0"/>
-          <w:bottom w:val="single" w:sz="4" w:space="0" w:color="CBD5E0"/>
-          <w:insideH w:val="single" w:sz="4" w:space="0" w:color="CBD5E0"/>
-          <w:insideV w:val="single" w:sz="4" w:space="0" w:color="CBD5E0"/>
+          <w:top w:val="single" w:sz="4" w:space="0" w:color="B0B0B0"/>
+          <w:bottom w:val="single" w:sz="4" w:space="0" w:color="B0B0B0"/>
+          <w:insideH w:val="single" w:sz="4" w:space="0" w:color="B0B0B0"/>
+          <w:insideV w:val="single" w:sz="4" w:space="0" w:color="B0B0B0"/>
           <w:left w:val="none"/>
           <w:right w:val="none"/>
         </w:tblBorders>
@@ -7672,7 +7672,7 @@
         <w:tc>
           <w:tcPr>
             <w:tcW w:type="dxa" w:w="2467"/>
-            <w:shd w:fill="1B365D"/>
+            <w:shd w:fill="262626"/>
             <w:tcMar>
               <w:top w:w="60" w:type="dxa"/>
               <w:bottom w:w="60" w:type="dxa"/>
@@ -7714,7 +7714,7 @@
               <w:rPr>
                 <w:rFonts w:ascii="맑은 고딕" w:hAnsi="맑은 고딕" w:eastAsia="맑은 고딕" w:cs="맑은 고딕"/>
                 <w:b w:val="0"/>
-                <w:color w:val="007800"/>
+                <w:color w:val="282828"/>
                 <w:sz w:val="17"/>
               </w:rPr>
               <w:t>EV-AI-001</w:t>
@@ -7724,7 +7724,7 @@
         <w:tc>
           <w:tcPr>
             <w:tcW w:type="dxa" w:w="2467"/>
-            <w:shd w:fill="1B365D"/>
+            <w:shd w:fill="262626"/>
             <w:tcMar>
               <w:top w:w="60" w:type="dxa"/>
               <w:bottom w:w="60" w:type="dxa"/>
@@ -7763,7 +7763,7 @@
               <w:rPr>
                 <w:rFonts w:ascii="맑은 고딕" w:hAnsi="맑은 고딕" w:eastAsia="맑은 고딕" w:cs="맑은 고딕"/>
                 <w:b/>
-                <w:color w:val="007800"/>
+                <w:color w:val="000000"/>
                 <w:sz w:val="17"/>
               </w:rPr>
               <w:t>정상 응답 (PASS)</w:t>
@@ -7775,7 +7775,7 @@
         <w:tc>
           <w:tcPr>
             <w:tcW w:type="dxa" w:w="2467"/>
-            <w:shd w:fill="1B365D"/>
+            <w:shd w:fill="262626"/>
             <w:tcMar>
               <w:top w:w="60" w:type="dxa"/>
               <w:bottom w:w="60" w:type="dxa"/>
@@ -7814,7 +7814,7 @@
               <w:rPr>
                 <w:rFonts w:ascii="맑은 고딕" w:hAnsi="맑은 고딕" w:eastAsia="맑은 고딕" w:cs="맑은 고딕"/>
                 <w:b w:val="0"/>
-                <w:color w:val="2D3748"/>
+                <w:color w:val="282828"/>
                 <w:sz w:val="17"/>
               </w:rPr>
               <w:t>AI Provider 런타임 상태 관리</w:t>
@@ -7824,7 +7824,7 @@
         <w:tc>
           <w:tcPr>
             <w:tcW w:type="dxa" w:w="2467"/>
-            <w:shd w:fill="1B365D"/>
+            <w:shd w:fill="262626"/>
             <w:tcMar>
               <w:top w:w="60" w:type="dxa"/>
               <w:bottom w:w="60" w:type="dxa"/>
@@ -7863,7 +7863,7 @@
               <w:rPr>
                 <w:rFonts w:ascii="맑은 고딕" w:hAnsi="맑은 고딕" w:eastAsia="맑은 고딕" w:cs="맑은 고딕"/>
                 <w:b w:val="0"/>
-                <w:color w:val="2D3748"/>
+                <w:color w:val="282828"/>
                 <w:sz w:val="17"/>
               </w:rPr>
               <w:t>dashboard/components/ai_provider.py</w:t>
@@ -7875,7 +7875,7 @@
         <w:tc>
           <w:tcPr>
             <w:tcW w:type="dxa" w:w="2467"/>
-            <w:shd w:fill="1B365D"/>
+            <w:shd w:fill="262626"/>
             <w:tcMar>
               <w:top w:w="60" w:type="dxa"/>
               <w:bottom w:w="60" w:type="dxa"/>
@@ -7918,7 +7918,7 @@
               <w:rPr>
                 <w:rFonts w:ascii="맑은 고딕" w:hAnsi="맑은 고딕" w:eastAsia="맑은 고딕" w:cs="맑은 고딕"/>
                 <w:b w:val="0"/>
-                <w:color w:val="2D3748"/>
+                <w:color w:val="282828"/>
                 <w:sz w:val="17"/>
               </w:rPr>
               <w:t>로컬 Ollama Qwen 모델 연결 헬스체크 및 3초 이내 프롬프트 응답 보장</w:t>
@@ -7981,7 +7981,7 @@
         <w:rPr>
           <w:rFonts w:ascii="맑은 고딕" w:hAnsi="맑은 고딕" w:eastAsia="맑은 고딕" w:cs="맑은 고딕"/>
           <w:b/>
-          <w:color w:val="1B365D"/>
+          <w:color w:val="000000"/>
           <w:sz w:val="19"/>
         </w:rPr>
         <w:t>[그림 4-3] 심층 침해사고 조사 및 RAG 기반 AI 분석 보고서 모달</w:t>
@@ -7995,7 +7995,7 @@
         <w:rPr>
           <w:rFonts w:ascii="맑은 고딕" w:hAnsi="맑은 고딕" w:eastAsia="맑은 고딕" w:cs="맑은 고딕"/>
           <w:b w:val="0"/>
-          <w:color w:val="4A5568"/>
+          <w:color w:val="3C3C3C"/>
           <w:sz w:val="18"/>
         </w:rPr>
         <w:t>선택된 침해사고에 대해 EVE JSON 증적과 결합된 AI 분석관의 소견서 및 단계별 대응 권고사항을 표시한 화면입니다.</w:t>
@@ -8007,10 +8007,10 @@
         <w:jc w:val="center"/>
         <w:tblLook w:firstColumn="1" w:firstRow="1" w:lastColumn="0" w:lastRow="0" w:noHBand="0" w:noVBand="1" w:val="04A0"/>
         <w:tblBorders>
-          <w:top w:val="single" w:sz="4" w:space="0" w:color="CBD5E0"/>
-          <w:bottom w:val="single" w:sz="4" w:space="0" w:color="CBD5E0"/>
-          <w:insideH w:val="single" w:sz="4" w:space="0" w:color="CBD5E0"/>
-          <w:insideV w:val="single" w:sz="4" w:space="0" w:color="CBD5E0"/>
+          <w:top w:val="single" w:sz="4" w:space="0" w:color="B0B0B0"/>
+          <w:bottom w:val="single" w:sz="4" w:space="0" w:color="B0B0B0"/>
+          <w:insideH w:val="single" w:sz="4" w:space="0" w:color="B0B0B0"/>
+          <w:insideV w:val="single" w:sz="4" w:space="0" w:color="B0B0B0"/>
           <w:left w:val="none"/>
           <w:right w:val="none"/>
         </w:tblBorders>
@@ -8025,7 +8025,7 @@
         <w:tc>
           <w:tcPr>
             <w:tcW w:type="dxa" w:w="2467"/>
-            <w:shd w:fill="1B365D"/>
+            <w:shd w:fill="262626"/>
             <w:tcMar>
               <w:top w:w="60" w:type="dxa"/>
               <w:bottom w:w="60" w:type="dxa"/>
@@ -8067,7 +8067,7 @@
               <w:rPr>
                 <w:rFonts w:ascii="맑은 고딕" w:hAnsi="맑은 고딕" w:eastAsia="맑은 고딕" w:cs="맑은 고딕"/>
                 <w:b w:val="0"/>
-                <w:color w:val="007800"/>
+                <w:color w:val="282828"/>
                 <w:sz w:val="17"/>
               </w:rPr>
               <w:t>EV-AI-002</w:t>
@@ -8077,7 +8077,7 @@
         <w:tc>
           <w:tcPr>
             <w:tcW w:type="dxa" w:w="2467"/>
-            <w:shd w:fill="1B365D"/>
+            <w:shd w:fill="262626"/>
             <w:tcMar>
               <w:top w:w="60" w:type="dxa"/>
               <w:bottom w:w="60" w:type="dxa"/>
@@ -8116,7 +8116,7 @@
               <w:rPr>
                 <w:rFonts w:ascii="맑은 고딕" w:hAnsi="맑은 고딕" w:eastAsia="맑은 고딕" w:cs="맑은 고딕"/>
                 <w:b/>
-                <w:color w:val="007800"/>
+                <w:color w:val="000000"/>
                 <w:sz w:val="17"/>
               </w:rPr>
               <w:t>보고서 생성 (PASS)</w:t>
@@ -8128,7 +8128,7 @@
         <w:tc>
           <w:tcPr>
             <w:tcW w:type="dxa" w:w="2467"/>
-            <w:shd w:fill="1B365D"/>
+            <w:shd w:fill="262626"/>
             <w:tcMar>
               <w:top w:w="60" w:type="dxa"/>
               <w:bottom w:w="60" w:type="dxa"/>
@@ -8167,7 +8167,7 @@
               <w:rPr>
                 <w:rFonts w:ascii="맑은 고딕" w:hAnsi="맑은 고딕" w:eastAsia="맑은 고딕" w:cs="맑은 고딕"/>
                 <w:b w:val="0"/>
-                <w:color w:val="2D3748"/>
+                <w:color w:val="282828"/>
                 <w:sz w:val="17"/>
               </w:rPr>
               <w:t>RAG 기반 침해사고 트라이아지 모달</w:t>
@@ -8177,7 +8177,7 @@
         <w:tc>
           <w:tcPr>
             <w:tcW w:type="dxa" w:w="2467"/>
-            <w:shd w:fill="1B365D"/>
+            <w:shd w:fill="262626"/>
             <w:tcMar>
               <w:top w:w="60" w:type="dxa"/>
               <w:bottom w:w="60" w:type="dxa"/>
@@ -8216,7 +8216,7 @@
               <w:rPr>
                 <w:rFonts w:ascii="맑은 고딕" w:hAnsi="맑은 고딕" w:eastAsia="맑은 고딕" w:cs="맑은 고딕"/>
                 <w:b w:val="0"/>
-                <w:color w:val="2D3748"/>
+                <w:color w:val="282828"/>
                 <w:sz w:val="17"/>
               </w:rPr>
               <w:t>dashboard/components/investigation_modal.py</w:t>
@@ -8228,7 +8228,7 @@
         <w:tc>
           <w:tcPr>
             <w:tcW w:type="dxa" w:w="2467"/>
-            <w:shd w:fill="1B365D"/>
+            <w:shd w:fill="262626"/>
             <w:tcMar>
               <w:top w:w="60" w:type="dxa"/>
               <w:bottom w:w="60" w:type="dxa"/>
@@ -8271,7 +8271,7 @@
               <w:rPr>
                 <w:rFonts w:ascii="맑은 고딕" w:hAnsi="맑은 고딕" w:eastAsia="맑은 고딕" w:cs="맑은 고딕"/>
                 <w:b w:val="0"/>
-                <w:color w:val="2D3748"/>
+                <w:color w:val="282828"/>
                 <w:sz w:val="17"/>
               </w:rPr>
               <w:t>NIST SP 800-61 기반 4단계 대응 절차 및 MITRE ATT&amp;CK 전술 자동 매핑</w:t>
@@ -8334,7 +8334,7 @@
         <w:rPr>
           <w:rFonts w:ascii="맑은 고딕" w:hAnsi="맑은 고딕" w:eastAsia="맑은 고딕" w:cs="맑은 고딕"/>
           <w:b/>
-          <w:color w:val="1B365D"/>
+          <w:color w:val="000000"/>
           <w:sz w:val="19"/>
         </w:rPr>
         <w:t>[그림 4-4] HITL 인간 승인 차단 대기열 및 방화벽 능동 대응 콘솔</w:t>
@@ -8348,7 +8348,7 @@
         <w:rPr>
           <w:rFonts w:ascii="맑은 고딕" w:hAnsi="맑은 고딕" w:eastAsia="맑은 고딕" w:cs="맑은 고딕"/>
           <w:b w:val="0"/>
-          <w:color w:val="4A5568"/>
+          <w:color w:val="3C3C3C"/>
           <w:sz w:val="18"/>
         </w:rPr>
         <w:t>AI가 추천한 공격자 IP 차단 요청을 관제 책임자가 최종 검토하고 원클릭으로 승인/반려하는 안전 통제 화면입니다.</w:t>
@@ -8360,10 +8360,10 @@
         <w:jc w:val="center"/>
         <w:tblLook w:firstColumn="1" w:firstRow="1" w:lastColumn="0" w:lastRow="0" w:noHBand="0" w:noVBand="1" w:val="04A0"/>
         <w:tblBorders>
-          <w:top w:val="single" w:sz="4" w:space="0" w:color="CBD5E0"/>
-          <w:bottom w:val="single" w:sz="4" w:space="0" w:color="CBD5E0"/>
-          <w:insideH w:val="single" w:sz="4" w:space="0" w:color="CBD5E0"/>
-          <w:insideV w:val="single" w:sz="4" w:space="0" w:color="CBD5E0"/>
+          <w:top w:val="single" w:sz="4" w:space="0" w:color="B0B0B0"/>
+          <w:bottom w:val="single" w:sz="4" w:space="0" w:color="B0B0B0"/>
+          <w:insideH w:val="single" w:sz="4" w:space="0" w:color="B0B0B0"/>
+          <w:insideV w:val="single" w:sz="4" w:space="0" w:color="B0B0B0"/>
           <w:left w:val="none"/>
           <w:right w:val="none"/>
         </w:tblBorders>
@@ -8378,7 +8378,7 @@
         <w:tc>
           <w:tcPr>
             <w:tcW w:type="dxa" w:w="2467"/>
-            <w:shd w:fill="1B365D"/>
+            <w:shd w:fill="262626"/>
             <w:tcMar>
               <w:top w:w="60" w:type="dxa"/>
               <w:bottom w:w="60" w:type="dxa"/>
@@ -8420,7 +8420,7 @@
               <w:rPr>
                 <w:rFonts w:ascii="맑은 고딕" w:hAnsi="맑은 고딕" w:eastAsia="맑은 고딕" w:cs="맑은 고딕"/>
                 <w:b w:val="0"/>
-                <w:color w:val="007800"/>
+                <w:color w:val="282828"/>
                 <w:sz w:val="17"/>
               </w:rPr>
               <w:t>EV-HITL-001</w:t>
@@ -8430,7 +8430,7 @@
         <w:tc>
           <w:tcPr>
             <w:tcW w:type="dxa" w:w="2467"/>
-            <w:shd w:fill="1B365D"/>
+            <w:shd w:fill="262626"/>
             <w:tcMar>
               <w:top w:w="60" w:type="dxa"/>
               <w:bottom w:w="60" w:type="dxa"/>
@@ -8469,7 +8469,7 @@
               <w:rPr>
                 <w:rFonts w:ascii="맑은 고딕" w:hAnsi="맑은 고딕" w:eastAsia="맑은 고딕" w:cs="맑은 고딕"/>
                 <w:b/>
-                <w:color w:val="007800"/>
+                <w:color w:val="000000"/>
                 <w:sz w:val="17"/>
               </w:rPr>
               <w:t>통제 성공 (PASS)</w:t>
@@ -8481,7 +8481,7 @@
         <w:tc>
           <w:tcPr>
             <w:tcW w:type="dxa" w:w="2467"/>
-            <w:shd w:fill="1B365D"/>
+            <w:shd w:fill="262626"/>
             <w:tcMar>
               <w:top w:w="60" w:type="dxa"/>
               <w:bottom w:w="60" w:type="dxa"/>
@@ -8520,7 +8520,7 @@
               <w:rPr>
                 <w:rFonts w:ascii="맑은 고딕" w:hAnsi="맑은 고딕" w:eastAsia="맑은 고딕" w:cs="맑은 고딕"/>
                 <w:b w:val="0"/>
-                <w:color w:val="2D3748"/>
+                <w:color w:val="282828"/>
                 <w:sz w:val="17"/>
               </w:rPr>
               <w:t>Human-in-the-Loop 차단 통제 큐</w:t>
@@ -8530,7 +8530,7 @@
         <w:tc>
           <w:tcPr>
             <w:tcW w:type="dxa" w:w="2467"/>
-            <w:shd w:fill="1B365D"/>
+            <w:shd w:fill="262626"/>
             <w:tcMar>
               <w:top w:w="60" w:type="dxa"/>
               <w:bottom w:w="60" w:type="dxa"/>
@@ -8569,7 +8569,7 @@
               <w:rPr>
                 <w:rFonts w:ascii="맑은 고딕" w:hAnsi="맑은 고딕" w:eastAsia="맑은 고딕" w:cs="맑은 고딕"/>
                 <w:b w:val="0"/>
-                <w:color w:val="2D3748"/>
+                <w:color w:val="282828"/>
                 <w:sz w:val="17"/>
               </w:rPr>
               <w:t>dashboard/components/approval_queue.py</w:t>
@@ -8581,7 +8581,7 @@
         <w:tc>
           <w:tcPr>
             <w:tcW w:type="dxa" w:w="2467"/>
-            <w:shd w:fill="1B365D"/>
+            <w:shd w:fill="262626"/>
             <w:tcMar>
               <w:top w:w="60" w:type="dxa"/>
               <w:bottom w:w="60" w:type="dxa"/>
@@ -8624,7 +8624,7 @@
               <w:rPr>
                 <w:rFonts w:ascii="맑은 고딕" w:hAnsi="맑은 고딕" w:eastAsia="맑은 고딕" w:cs="맑은 고딕"/>
                 <w:b w:val="0"/>
-                <w:color w:val="2D3748"/>
+                <w:color w:val="282828"/>
                 <w:sz w:val="17"/>
               </w:rPr>
               <w:t>보안 책임자 명시적 승인 없이 자의적 방화벽 차단 불가 통제 검증 완료</w:t>
@@ -8687,7 +8687,7 @@
         <w:rPr>
           <w:rFonts w:ascii="맑은 고딕" w:hAnsi="맑은 고딕" w:eastAsia="맑은 고딕" w:cs="맑은 고딕"/>
           <w:b/>
-          <w:color w:val="1B365D"/>
+          <w:color w:val="000000"/>
           <w:sz w:val="19"/>
         </w:rPr>
         <w:t>[그림 4-5] 게이트웨이 코어 자산 보호 가드레일 자동 차단 방어 증적</w:t>
@@ -8701,7 +8701,7 @@
         <w:rPr>
           <w:rFonts w:ascii="맑은 고딕" w:hAnsi="맑은 고딕" w:eastAsia="맑은 고딕" w:cs="맑은 고딕"/>
           <w:b w:val="0"/>
-          <w:color w:val="4A5568"/>
+          <w:color w:val="3C3C3C"/>
           <w:sz w:val="18"/>
         </w:rPr>
         <w:t>핵심 인프라 IP가 차단 대상에 포함될 경우 백엔드 가드레일이 즉각 발동하여 차단을 거부하고 경고를 띄운 화면입니다.</w:t>
@@ -8713,10 +8713,10 @@
         <w:jc w:val="center"/>
         <w:tblLook w:firstColumn="1" w:firstRow="1" w:lastColumn="0" w:lastRow="0" w:noHBand="0" w:noVBand="1" w:val="04A0"/>
         <w:tblBorders>
-          <w:top w:val="single" w:sz="4" w:space="0" w:color="CBD5E0"/>
-          <w:bottom w:val="single" w:sz="4" w:space="0" w:color="CBD5E0"/>
-          <w:insideH w:val="single" w:sz="4" w:space="0" w:color="CBD5E0"/>
-          <w:insideV w:val="single" w:sz="4" w:space="0" w:color="CBD5E0"/>
+          <w:top w:val="single" w:sz="4" w:space="0" w:color="B0B0B0"/>
+          <w:bottom w:val="single" w:sz="4" w:space="0" w:color="B0B0B0"/>
+          <w:insideH w:val="single" w:sz="4" w:space="0" w:color="B0B0B0"/>
+          <w:insideV w:val="single" w:sz="4" w:space="0" w:color="B0B0B0"/>
           <w:left w:val="none"/>
           <w:right w:val="none"/>
         </w:tblBorders>
@@ -8731,7 +8731,7 @@
         <w:tc>
           <w:tcPr>
             <w:tcW w:type="dxa" w:w="2467"/>
-            <w:shd w:fill="1B365D"/>
+            <w:shd w:fill="262626"/>
             <w:tcMar>
               <w:top w:w="60" w:type="dxa"/>
               <w:bottom w:w="60" w:type="dxa"/>
@@ -8773,7 +8773,7 @@
               <w:rPr>
                 <w:rFonts w:ascii="맑은 고딕" w:hAnsi="맑은 고딕" w:eastAsia="맑은 고딕" w:cs="맑은 고딕"/>
                 <w:b w:val="0"/>
-                <w:color w:val="007800"/>
+                <w:color w:val="282828"/>
                 <w:sz w:val="17"/>
               </w:rPr>
               <w:t>EV-GUARD-001</w:t>
@@ -8783,7 +8783,7 @@
         <w:tc>
           <w:tcPr>
             <w:tcW w:type="dxa" w:w="2467"/>
-            <w:shd w:fill="1B365D"/>
+            <w:shd w:fill="262626"/>
             <w:tcMar>
               <w:top w:w="60" w:type="dxa"/>
               <w:bottom w:w="60" w:type="dxa"/>
@@ -8822,7 +8822,7 @@
               <w:rPr>
                 <w:rFonts w:ascii="맑은 고딕" w:hAnsi="맑은 고딕" w:eastAsia="맑은 고딕" w:cs="맑은 고딕"/>
                 <w:b/>
-                <w:color w:val="007800"/>
+                <w:color w:val="000000"/>
                 <w:sz w:val="17"/>
               </w:rPr>
               <w:t>원천 방어 (PASS)</w:t>
@@ -8834,7 +8834,7 @@
         <w:tc>
           <w:tcPr>
             <w:tcW w:type="dxa" w:w="2467"/>
-            <w:shd w:fill="1B365D"/>
+            <w:shd w:fill="262626"/>
             <w:tcMar>
               <w:top w:w="60" w:type="dxa"/>
               <w:bottom w:w="60" w:type="dxa"/>
@@ -8873,7 +8873,7 @@
               <w:rPr>
                 <w:rFonts w:ascii="맑은 고딕" w:hAnsi="맑은 고딕" w:eastAsia="맑은 고딕" w:cs="맑은 고딕"/>
                 <w:b w:val="0"/>
-                <w:color w:val="2D3748"/>
+                <w:color w:val="282828"/>
                 <w:sz w:val="17"/>
               </w:rPr>
               <w:t>Protected Assets 화이트리스트 방어</w:t>
@@ -8883,7 +8883,7 @@
         <w:tc>
           <w:tcPr>
             <w:tcW w:type="dxa" w:w="2467"/>
-            <w:shd w:fill="1B365D"/>
+            <w:shd w:fill="262626"/>
             <w:tcMar>
               <w:top w:w="60" w:type="dxa"/>
               <w:bottom w:w="60" w:type="dxa"/>
@@ -8922,7 +8922,7 @@
               <w:rPr>
                 <w:rFonts w:ascii="맑은 고딕" w:hAnsi="맑은 고딕" w:eastAsia="맑은 고딕" w:cs="맑은 고딕"/>
                 <w:b w:val="0"/>
-                <w:color w:val="2D3748"/>
+                <w:color w:val="282828"/>
                 <w:sz w:val="17"/>
               </w:rPr>
               <w:t>analyzer/active_response/firewall_blocker.py</w:t>
@@ -8934,7 +8934,7 @@
         <w:tc>
           <w:tcPr>
             <w:tcW w:type="dxa" w:w="2467"/>
-            <w:shd w:fill="1B365D"/>
+            <w:shd w:fill="262626"/>
             <w:tcMar>
               <w:top w:w="60" w:type="dxa"/>
               <w:bottom w:w="60" w:type="dxa"/>
@@ -8977,7 +8977,7 @@
               <w:rPr>
                 <w:rFonts w:ascii="맑은 고딕" w:hAnsi="맑은 고딕" w:eastAsia="맑은 고딕" w:cs="맑은 고딕"/>
                 <w:b w:val="0"/>
-                <w:color w:val="2D3748"/>
+                <w:color w:val="282828"/>
                 <w:sz w:val="17"/>
               </w:rPr>
               <w:t>게이트웨이 및 DNS 서버 IP에 대한 차단 시도를 백엔드 가드레일이 100% 원천 차단</w:t>
@@ -9040,7 +9040,7 @@
         <w:rPr>
           <w:rFonts w:ascii="맑은 고딕" w:hAnsi="맑은 고딕" w:eastAsia="맑은 고딕" w:cs="맑은 고딕"/>
           <w:b/>
-          <w:color w:val="1B365D"/>
+          <w:color w:val="000000"/>
           <w:sz w:val="19"/>
         </w:rPr>
         <w:t>[그림 4-6] Pytest 68개 전수 자동화 회귀 시험 통과 CLI 터미널 증적</w:t>
@@ -9054,7 +9054,7 @@
         <w:rPr>
           <w:rFonts w:ascii="맑은 고딕" w:hAnsi="맑은 고딕" w:eastAsia="맑은 고딕" w:cs="맑은 고딕"/>
           <w:b w:val="0"/>
-          <w:color w:val="4A5568"/>
+          <w:color w:val="3C3C3C"/>
           <w:sz w:val="18"/>
         </w:rPr>
         <w:t>네트워크, 룰 구문, Wazuh 디코더, 상관분석, 가드레일 등 전체 68개 테스트 케이스가 무결점으로 통과된 화면입니다.</w:t>
@@ -9066,10 +9066,10 @@
         <w:jc w:val="center"/>
         <w:tblLook w:firstColumn="1" w:firstRow="1" w:lastColumn="0" w:lastRow="0" w:noHBand="0" w:noVBand="1" w:val="04A0"/>
         <w:tblBorders>
-          <w:top w:val="single" w:sz="4" w:space="0" w:color="CBD5E0"/>
-          <w:bottom w:val="single" w:sz="4" w:space="0" w:color="CBD5E0"/>
-          <w:insideH w:val="single" w:sz="4" w:space="0" w:color="CBD5E0"/>
-          <w:insideV w:val="single" w:sz="4" w:space="0" w:color="CBD5E0"/>
+          <w:top w:val="single" w:sz="4" w:space="0" w:color="B0B0B0"/>
+          <w:bottom w:val="single" w:sz="4" w:space="0" w:color="B0B0B0"/>
+          <w:insideH w:val="single" w:sz="4" w:space="0" w:color="B0B0B0"/>
+          <w:insideV w:val="single" w:sz="4" w:space="0" w:color="B0B0B0"/>
           <w:left w:val="none"/>
           <w:right w:val="none"/>
         </w:tblBorders>
@@ -9084,7 +9084,7 @@
         <w:tc>
           <w:tcPr>
             <w:tcW w:type="dxa" w:w="2467"/>
-            <w:shd w:fill="1B365D"/>
+            <w:shd w:fill="262626"/>
             <w:tcMar>
               <w:top w:w="60" w:type="dxa"/>
               <w:bottom w:w="60" w:type="dxa"/>
@@ -9126,7 +9126,7 @@
               <w:rPr>
                 <w:rFonts w:ascii="맑은 고딕" w:hAnsi="맑은 고딕" w:eastAsia="맑은 고딕" w:cs="맑은 고딕"/>
                 <w:b w:val="0"/>
-                <w:color w:val="007800"/>
+                <w:color w:val="282828"/>
                 <w:sz w:val="17"/>
               </w:rPr>
               <w:t>EV-TEST-001</w:t>
@@ -9136,7 +9136,7 @@
         <w:tc>
           <w:tcPr>
             <w:tcW w:type="dxa" w:w="2467"/>
-            <w:shd w:fill="1B365D"/>
+            <w:shd w:fill="262626"/>
             <w:tcMar>
               <w:top w:w="60" w:type="dxa"/>
               <w:bottom w:w="60" w:type="dxa"/>
@@ -9175,7 +9175,7 @@
               <w:rPr>
                 <w:rFonts w:ascii="맑은 고딕" w:hAnsi="맑은 고딕" w:eastAsia="맑은 고딕" w:cs="맑은 고딕"/>
                 <w:b/>
-                <w:color w:val="007800"/>
+                <w:color w:val="000000"/>
                 <w:sz w:val="17"/>
               </w:rPr>
               <w:t>100% 통과 (PASS)</w:t>
@@ -9187,7 +9187,7 @@
         <w:tc>
           <w:tcPr>
             <w:tcW w:type="dxa" w:w="2467"/>
-            <w:shd w:fill="1B365D"/>
+            <w:shd w:fill="262626"/>
             <w:tcMar>
               <w:top w:w="60" w:type="dxa"/>
               <w:bottom w:w="60" w:type="dxa"/>
@@ -9226,7 +9226,7 @@
               <w:rPr>
                 <w:rFonts w:ascii="맑은 고딕" w:hAnsi="맑은 고딕" w:eastAsia="맑은 고딕" w:cs="맑은 고딕"/>
                 <w:b w:val="0"/>
-                <w:color w:val="2D3748"/>
+                <w:color w:val="282828"/>
                 <w:sz w:val="17"/>
               </w:rPr>
               <w:t>전체 단위 및 통합 회귀 시험</w:t>
@@ -9236,7 +9236,7 @@
         <w:tc>
           <w:tcPr>
             <w:tcW w:type="dxa" w:w="2467"/>
-            <w:shd w:fill="1B365D"/>
+            <w:shd w:fill="262626"/>
             <w:tcMar>
               <w:top w:w="60" w:type="dxa"/>
               <w:bottom w:w="60" w:type="dxa"/>
@@ -9275,7 +9275,7 @@
               <w:rPr>
                 <w:rFonts w:ascii="맑은 고딕" w:hAnsi="맑은 고딕" w:eastAsia="맑은 고딕" w:cs="맑은 고딕"/>
                 <w:b w:val="0"/>
-                <w:color w:val="2D3748"/>
+                <w:color w:val="282828"/>
                 <w:sz w:val="17"/>
               </w:rPr>
               <w:t>tests/test_*.py (68 Test Cases)</w:t>
@@ -9287,7 +9287,7 @@
         <w:tc>
           <w:tcPr>
             <w:tcW w:type="dxa" w:w="2467"/>
-            <w:shd w:fill="1B365D"/>
+            <w:shd w:fill="262626"/>
             <w:tcMar>
               <w:top w:w="60" w:type="dxa"/>
               <w:bottom w:w="60" w:type="dxa"/>
@@ -9330,7 +9330,7 @@
               <w:rPr>
                 <w:rFonts w:ascii="맑은 고딕" w:hAnsi="맑은 고딕" w:eastAsia="맑은 고딕" w:cs="맑은 고딕"/>
                 <w:b w:val="0"/>
-                <w:color w:val="2D3748"/>
+                <w:color w:val="282828"/>
                 <w:sz w:val="17"/>
               </w:rPr>
               <w:t>68 passed in 3.79s - 회귀 결함 0건 완벽 입증</w:t>
@@ -9359,7 +9359,7 @@
         <w:rPr>
           <w:rFonts w:ascii="맑은 고딕" w:hAnsi="맑은 고딕" w:eastAsia="맑은 고딕" w:cs="맑은 고딕"/>
           <w:b/>
-          <w:color w:val="1B365D"/>
+          <w:color w:val="000000"/>
           <w:sz w:val="32"/>
         </w:rPr>
         <w:t>제5부: 기술 면접관 &amp; SOC 리드 대응 20대 핵심 질의응답</w:t>
@@ -9373,7 +9373,7 @@
         <w:rPr>
           <w:rFonts w:ascii="맑은 고딕" w:hAnsi="맑은 고딕" w:eastAsia="맑은 고딕" w:cs="맑은 고딕"/>
           <w:b w:val="0"/>
-          <w:color w:val="2D3748"/>
+          <w:color w:val="232323"/>
           <w:sz w:val="20"/>
         </w:rPr>
         <w:t>본 부는 면접관의 날카로운 질문에 대해 단순 암기식 답변이 아닌, Aegis 랩을 직접 구축하고 트러블슈팅하며 얻은 기술적 경험과 실측 증적을 근거로 완벽히 방어할 수 있도록 20개의 핵심 질의응답을 제공합니다.</w:t>
@@ -9389,7 +9389,7 @@
         <w:rPr>
           <w:rFonts w:ascii="맑은 고딕" w:hAnsi="맑은 고딕" w:eastAsia="맑은 고딕" w:cs="맑은 고딕"/>
           <w:b/>
-          <w:color w:val="2B6CB0"/>
+          <w:color w:val="141414"/>
           <w:sz w:val="26"/>
         </w:rPr>
         <w:t>Q01. Hyper-V 기반 3개 격리망(ZONE-ATTACK, ZONE-VICTIM, ZONE-MGMT)을 설계한 보안 아키...</w:t>
@@ -9408,7 +9408,7 @@
         <w:tc>
           <w:tcPr>
             <w:tcW w:type="dxa" w:w="9869"/>
-            <w:shd w:fill="F8F9FA"/>
+            <w:shd w:fill="F5F5F5"/>
             <w:tcMar>
               <w:top w:w="100" w:type="dxa"/>
               <w:bottom w:w="100" w:type="dxa"/>
@@ -9416,10 +9416,10 @@
               <w:right w:w="160" w:type="dxa"/>
             </w:tcMar>
             <w:tcBorders>
-              <w:top w:val="single" w:sz="4" w:color="E2E8F0"/>
-              <w:left w:val="single" w:sz="36" w:color="1B365D"/>
-              <w:bottom w:val="single" w:sz="4" w:color="E2E8F0"/>
-              <w:right w:val="single" w:sz="4" w:color="E2E8F0"/>
+              <w:top w:val="single" w:sz="4" w:color="D0D0D0"/>
+              <w:left w:val="single" w:sz="36" w:color="000000"/>
+              <w:bottom w:val="single" w:sz="4" w:color="D0D0D0"/>
+              <w:right w:val="single" w:sz="4" w:color="D0D0D0"/>
             </w:tcBorders>
           </w:tcPr>
           <w:p>
@@ -9430,7 +9430,7 @@
               <w:rPr>
                 <w:rFonts w:ascii="맑은 고딕" w:hAnsi="맑은 고딕" w:eastAsia="맑은 고딕" w:cs="맑은 고딕"/>
                 <w:b/>
-                <w:color w:val="1B365D"/>
+                <w:color w:val="000000"/>
                 <w:sz w:val="20"/>
               </w:rPr>
               <w:t>Q01. Hyper-V 기반 3개 격리망(ZONE-ATTACK, ZONE-VICTIM, ZONE-MGMT)을 설계한 보안 아키텍처적 이유는 무엇인가요?</w:t>
@@ -9440,7 +9440,7 @@
               <w:rPr>
                 <w:rFonts w:ascii="맑은 고딕" w:hAnsi="맑은 고딕" w:eastAsia="맑은 고딕" w:cs="맑은 고딕"/>
                 <w:b w:val="0"/>
-                <w:color w:val="323232"/>
+                <w:color w:val="282828"/>
                 <w:sz w:val="19"/>
               </w:rPr>
               <w:t>【핵심 모범 답변】</w:t>
@@ -9471,7 +9471,7 @@
         <w:rPr>
           <w:rFonts w:ascii="맑은 고딕" w:hAnsi="맑은 고딕" w:eastAsia="맑은 고딕" w:cs="맑은 고딕"/>
           <w:b/>
-          <w:color w:val="2B6CB0"/>
+          <w:color w:val="141414"/>
           <w:sz w:val="26"/>
         </w:rPr>
         <w:t>Q02. 센서 VM(soc-sensor)의 모니터링 NIC에 L3 IP 주소를 부여하지 않은 이유는 무엇인가요?</w:t>
@@ -9490,7 +9490,7 @@
         <w:tc>
           <w:tcPr>
             <w:tcW w:type="dxa" w:w="9869"/>
-            <w:shd w:fill="F8F9FA"/>
+            <w:shd w:fill="F5F5F5"/>
             <w:tcMar>
               <w:top w:w="100" w:type="dxa"/>
               <w:bottom w:w="100" w:type="dxa"/>
@@ -9498,10 +9498,10 @@
               <w:right w:w="160" w:type="dxa"/>
             </w:tcMar>
             <w:tcBorders>
-              <w:top w:val="single" w:sz="4" w:color="E2E8F0"/>
-              <w:left w:val="single" w:sz="36" w:color="1B365D"/>
-              <w:bottom w:val="single" w:sz="4" w:color="E2E8F0"/>
-              <w:right w:val="single" w:sz="4" w:color="E2E8F0"/>
+              <w:top w:val="single" w:sz="4" w:color="D0D0D0"/>
+              <w:left w:val="single" w:sz="36" w:color="000000"/>
+              <w:bottom w:val="single" w:sz="4" w:color="D0D0D0"/>
+              <w:right w:val="single" w:sz="4" w:color="D0D0D0"/>
             </w:tcBorders>
           </w:tcPr>
           <w:p>
@@ -9512,7 +9512,7 @@
               <w:rPr>
                 <w:rFonts w:ascii="맑은 고딕" w:hAnsi="맑은 고딕" w:eastAsia="맑은 고딕" w:cs="맑은 고딕"/>
                 <w:b/>
-                <w:color w:val="1B365D"/>
+                <w:color w:val="000000"/>
                 <w:sz w:val="20"/>
               </w:rPr>
               <w:t>Q02. 센서 VM(soc-sensor)의 모니터링 NIC에 L3 IP 주소를 부여하지 않은 이유는 무엇인가요?</w:t>
@@ -9522,7 +9522,7 @@
               <w:rPr>
                 <w:rFonts w:ascii="맑은 고딕" w:hAnsi="맑은 고딕" w:eastAsia="맑은 고딕" w:cs="맑은 고딕"/>
                 <w:b w:val="0"/>
-                <w:color w:val="323232"/>
+                <w:color w:val="282828"/>
                 <w:sz w:val="19"/>
               </w:rPr>
               <w:t>【핵심 모범 답변】</w:t>
@@ -9553,7 +9553,7 @@
         <w:rPr>
           <w:rFonts w:ascii="맑은 고딕" w:hAnsi="맑은 고딕" w:eastAsia="맑은 고딕" w:cs="맑은 고딕"/>
           <w:b/>
-          <w:color w:val="2B6CB0"/>
+          <w:color w:val="141414"/>
           <w:sz w:val="26"/>
         </w:rPr>
         <w:t>Q03. 'PACKET VISIBILITY BEFORE IDS' 원칙이란 무엇이며, 이를 실무에서 어떻게 검증했나요?</w:t>
@@ -9572,7 +9572,7 @@
         <w:tc>
           <w:tcPr>
             <w:tcW w:type="dxa" w:w="9869"/>
-            <w:shd w:fill="F8F9FA"/>
+            <w:shd w:fill="F5F5F5"/>
             <w:tcMar>
               <w:top w:w="100" w:type="dxa"/>
               <w:bottom w:w="100" w:type="dxa"/>
@@ -9580,10 +9580,10 @@
               <w:right w:w="160" w:type="dxa"/>
             </w:tcMar>
             <w:tcBorders>
-              <w:top w:val="single" w:sz="4" w:color="E2E8F0"/>
-              <w:left w:val="single" w:sz="36" w:color="1B365D"/>
-              <w:bottom w:val="single" w:sz="4" w:color="E2E8F0"/>
-              <w:right w:val="single" w:sz="4" w:color="E2E8F0"/>
+              <w:top w:val="single" w:sz="4" w:color="D0D0D0"/>
+              <w:left w:val="single" w:sz="36" w:color="000000"/>
+              <w:bottom w:val="single" w:sz="4" w:color="D0D0D0"/>
+              <w:right w:val="single" w:sz="4" w:color="D0D0D0"/>
             </w:tcBorders>
           </w:tcPr>
           <w:p>
@@ -9594,7 +9594,7 @@
               <w:rPr>
                 <w:rFonts w:ascii="맑은 고딕" w:hAnsi="맑은 고딕" w:eastAsia="맑은 고딕" w:cs="맑은 고딕"/>
                 <w:b/>
-                <w:color w:val="1B365D"/>
+                <w:color w:val="000000"/>
                 <w:sz w:val="20"/>
               </w:rPr>
               <w:t>Q03. 'PACKET VISIBILITY BEFORE IDS' 원칙이란 무엇이며, 이를 실무에서 어떻게 검증했나요?</w:t>
@@ -9604,7 +9604,7 @@
               <w:rPr>
                 <w:rFonts w:ascii="맑은 고딕" w:hAnsi="맑은 고딕" w:eastAsia="맑은 고딕" w:cs="맑은 고딕"/>
                 <w:b w:val="0"/>
-                <w:color w:val="323232"/>
+                <w:color w:val="282828"/>
                 <w:sz w:val="19"/>
               </w:rPr>
               <w:t>【핵심 모범 답변】</w:t>
@@ -9635,7 +9635,7 @@
         <w:rPr>
           <w:rFonts w:ascii="맑은 고딕" w:hAnsi="맑은 고딕" w:eastAsia="맑은 고딕" w:cs="맑은 고딕"/>
           <w:b/>
-          <w:color w:val="2B6CB0"/>
+          <w:color w:val="141414"/>
           <w:sz w:val="26"/>
         </w:rPr>
         <w:t>Q04. HTTPS 등 암호화 트래픽 환경에서 IDS의 비가시성을 어떻게 극복하나요?</w:t>
@@ -9654,7 +9654,7 @@
         <w:tc>
           <w:tcPr>
             <w:tcW w:type="dxa" w:w="9869"/>
-            <w:shd w:fill="F8F9FA"/>
+            <w:shd w:fill="F5F5F5"/>
             <w:tcMar>
               <w:top w:w="100" w:type="dxa"/>
               <w:bottom w:w="100" w:type="dxa"/>
@@ -9662,10 +9662,10 @@
               <w:right w:w="160" w:type="dxa"/>
             </w:tcMar>
             <w:tcBorders>
-              <w:top w:val="single" w:sz="4" w:color="E2E8F0"/>
-              <w:left w:val="single" w:sz="36" w:color="1B365D"/>
-              <w:bottom w:val="single" w:sz="4" w:color="E2E8F0"/>
-              <w:right w:val="single" w:sz="4" w:color="E2E8F0"/>
+              <w:top w:val="single" w:sz="4" w:color="D0D0D0"/>
+              <w:left w:val="single" w:sz="36" w:color="000000"/>
+              <w:bottom w:val="single" w:sz="4" w:color="D0D0D0"/>
+              <w:right w:val="single" w:sz="4" w:color="D0D0D0"/>
             </w:tcBorders>
           </w:tcPr>
           <w:p>
@@ -9676,7 +9676,7 @@
               <w:rPr>
                 <w:rFonts w:ascii="맑은 고딕" w:hAnsi="맑은 고딕" w:eastAsia="맑은 고딕" w:cs="맑은 고딕"/>
                 <w:b/>
-                <w:color w:val="1B365D"/>
+                <w:color w:val="000000"/>
                 <w:sz w:val="20"/>
               </w:rPr>
               <w:t>Q04. HTTPS 등 암호화 트래픽 환경에서 IDS의 비가시성을 어떻게 극복하나요?</w:t>
@@ -9686,7 +9686,7 @@
               <w:rPr>
                 <w:rFonts w:ascii="맑은 고딕" w:hAnsi="맑은 고딕" w:eastAsia="맑은 고딕" w:cs="맑은 고딕"/>
                 <w:b w:val="0"/>
-                <w:color w:val="323232"/>
+                <w:color w:val="282828"/>
                 <w:sz w:val="19"/>
               </w:rPr>
               <w:t>【핵심 모범 답변】</w:t>
@@ -9717,7 +9717,7 @@
         <w:rPr>
           <w:rFonts w:ascii="맑은 고딕" w:hAnsi="맑은 고딕" w:eastAsia="맑은 고딕" w:cs="맑은 고딕"/>
           <w:b/>
-          <w:color w:val="2B6CB0"/>
+          <w:color w:val="141414"/>
           <w:sz w:val="26"/>
         </w:rPr>
         <w:t>Q05. 수집된 PCAP 증적의 무결성과 법적 증적력(Chain of Custody)은 어떻게 보장하나요?</w:t>
@@ -9736,7 +9736,7 @@
         <w:tc>
           <w:tcPr>
             <w:tcW w:type="dxa" w:w="9869"/>
-            <w:shd w:fill="F8F9FA"/>
+            <w:shd w:fill="F5F5F5"/>
             <w:tcMar>
               <w:top w:w="100" w:type="dxa"/>
               <w:bottom w:w="100" w:type="dxa"/>
@@ -9744,10 +9744,10 @@
               <w:right w:w="160" w:type="dxa"/>
             </w:tcMar>
             <w:tcBorders>
-              <w:top w:val="single" w:sz="4" w:color="E2E8F0"/>
-              <w:left w:val="single" w:sz="36" w:color="1B365D"/>
-              <w:bottom w:val="single" w:sz="4" w:color="E2E8F0"/>
-              <w:right w:val="single" w:sz="4" w:color="E2E8F0"/>
+              <w:top w:val="single" w:sz="4" w:color="D0D0D0"/>
+              <w:left w:val="single" w:sz="36" w:color="000000"/>
+              <w:bottom w:val="single" w:sz="4" w:color="D0D0D0"/>
+              <w:right w:val="single" w:sz="4" w:color="D0D0D0"/>
             </w:tcBorders>
           </w:tcPr>
           <w:p>
@@ -9758,7 +9758,7 @@
               <w:rPr>
                 <w:rFonts w:ascii="맑은 고딕" w:hAnsi="맑은 고딕" w:eastAsia="맑은 고딕" w:cs="맑은 고딕"/>
                 <w:b/>
-                <w:color w:val="1B365D"/>
+                <w:color w:val="000000"/>
                 <w:sz w:val="20"/>
               </w:rPr>
               <w:t>Q05. 수집된 PCAP 증적의 무결성과 법적 증적력(Chain of Custody)은 어떻게 보장하나요?</w:t>
@@ -9768,7 +9768,7 @@
               <w:rPr>
                 <w:rFonts w:ascii="맑은 고딕" w:hAnsi="맑은 고딕" w:eastAsia="맑은 고딕" w:cs="맑은 고딕"/>
                 <w:b w:val="0"/>
-                <w:color w:val="323232"/>
+                <w:color w:val="282828"/>
                 <w:sz w:val="19"/>
               </w:rPr>
               <w:t>【핵심 모범 답변】</w:t>
@@ -9799,7 +9799,7 @@
         <w:rPr>
           <w:rFonts w:ascii="맑은 고딕" w:hAnsi="맑은 고딕" w:eastAsia="맑은 고딕" w:cs="맑은 고딕"/>
           <w:b/>
-          <w:color w:val="2B6CB0"/>
+          <w:color w:val="141414"/>
           <w:sz w:val="26"/>
         </w:rPr>
         <w:t>Q06. Suricata 8과 Snort 3을 둘 다 도입한 이유와 비대칭 역할 분담 전략은 무엇인가요?</w:t>
@@ -9818,7 +9818,7 @@
         <w:tc>
           <w:tcPr>
             <w:tcW w:type="dxa" w:w="9869"/>
-            <w:shd w:fill="F8F9FA"/>
+            <w:shd w:fill="F5F5F5"/>
             <w:tcMar>
               <w:top w:w="100" w:type="dxa"/>
               <w:bottom w:w="100" w:type="dxa"/>
@@ -9826,10 +9826,10 @@
               <w:right w:w="160" w:type="dxa"/>
             </w:tcMar>
             <w:tcBorders>
-              <w:top w:val="single" w:sz="4" w:color="E2E8F0"/>
-              <w:left w:val="single" w:sz="36" w:color="1B365D"/>
-              <w:bottom w:val="single" w:sz="4" w:color="E2E8F0"/>
-              <w:right w:val="single" w:sz="4" w:color="E2E8F0"/>
+              <w:top w:val="single" w:sz="4" w:color="D0D0D0"/>
+              <w:left w:val="single" w:sz="36" w:color="000000"/>
+              <w:bottom w:val="single" w:sz="4" w:color="D0D0D0"/>
+              <w:right w:val="single" w:sz="4" w:color="D0D0D0"/>
             </w:tcBorders>
           </w:tcPr>
           <w:p>
@@ -9840,7 +9840,7 @@
               <w:rPr>
                 <w:rFonts w:ascii="맑은 고딕" w:hAnsi="맑은 고딕" w:eastAsia="맑은 고딕" w:cs="맑은 고딕"/>
                 <w:b/>
-                <w:color w:val="1B365D"/>
+                <w:color w:val="000000"/>
                 <w:sz w:val="20"/>
               </w:rPr>
               <w:t>Q06. Suricata 8과 Snort 3을 둘 다 도입한 이유와 비대칭 역할 분담 전략은 무엇인가요?</w:t>
@@ -9850,7 +9850,7 @@
               <w:rPr>
                 <w:rFonts w:ascii="맑은 고딕" w:hAnsi="맑은 고딕" w:eastAsia="맑은 고딕" w:cs="맑은 고딕"/>
                 <w:b w:val="0"/>
-                <w:color w:val="323232"/>
+                <w:color w:val="282828"/>
                 <w:sz w:val="19"/>
               </w:rPr>
               <w:t>【핵심 모범 답변】</w:t>
@@ -9881,7 +9881,7 @@
         <w:rPr>
           <w:rFonts w:ascii="맑은 고딕" w:hAnsi="맑은 고딕" w:eastAsia="맑은 고딕" w:cs="맑은 고딕"/>
           <w:b/>
-          <w:color w:val="2B6CB0"/>
+          <w:color w:val="141414"/>
           <w:sz w:val="26"/>
         </w:rPr>
         <w:t>Q07. Snort 3 문법과 Suricata 8 문법의 핵심 차이점은 무엇인가요?</w:t>
@@ -9900,7 +9900,7 @@
         <w:tc>
           <w:tcPr>
             <w:tcW w:type="dxa" w:w="9869"/>
-            <w:shd w:fill="F8F9FA"/>
+            <w:shd w:fill="F5F5F5"/>
             <w:tcMar>
               <w:top w:w="100" w:type="dxa"/>
               <w:bottom w:w="100" w:type="dxa"/>
@@ -9908,10 +9908,10 @@
               <w:right w:w="160" w:type="dxa"/>
             </w:tcMar>
             <w:tcBorders>
-              <w:top w:val="single" w:sz="4" w:color="E2E8F0"/>
-              <w:left w:val="single" w:sz="36" w:color="1B365D"/>
-              <w:bottom w:val="single" w:sz="4" w:color="E2E8F0"/>
-              <w:right w:val="single" w:sz="4" w:color="E2E8F0"/>
+              <w:top w:val="single" w:sz="4" w:color="D0D0D0"/>
+              <w:left w:val="single" w:sz="36" w:color="000000"/>
+              <w:bottom w:val="single" w:sz="4" w:color="D0D0D0"/>
+              <w:right w:val="single" w:sz="4" w:color="D0D0D0"/>
             </w:tcBorders>
           </w:tcPr>
           <w:p>
@@ -9922,7 +9922,7 @@
               <w:rPr>
                 <w:rFonts w:ascii="맑은 고딕" w:hAnsi="맑은 고딕" w:eastAsia="맑은 고딕" w:cs="맑은 고딕"/>
                 <w:b/>
-                <w:color w:val="1B365D"/>
+                <w:color w:val="000000"/>
                 <w:sz w:val="20"/>
               </w:rPr>
               <w:t>Q07. Snort 3 문법과 Suricata 8 문법의 핵심 차이점은 무엇인가요?</w:t>
@@ -9932,7 +9932,7 @@
               <w:rPr>
                 <w:rFonts w:ascii="맑은 고딕" w:hAnsi="맑은 고딕" w:eastAsia="맑은 고딕" w:cs="맑은 고딕"/>
                 <w:b w:val="0"/>
-                <w:color w:val="323232"/>
+                <w:color w:val="282828"/>
                 <w:sz w:val="19"/>
               </w:rPr>
               <w:t>【핵심 모범 답변】</w:t>
@@ -9963,7 +9963,7 @@
         <w:rPr>
           <w:rFonts w:ascii="맑은 고딕" w:hAnsi="맑은 고딕" w:eastAsia="맑은 고딕" w:cs="맑은 고딕"/>
           <w:b/>
-          <w:color w:val="2B6CB0"/>
+          <w:color w:val="141414"/>
           <w:sz w:val="26"/>
         </w:rPr>
         <w:t>Q08. SQLi 룰(SID 9010001)에서 단어 경계(\b)와 distance:1을 적용하여 오탐을 0%로 줄인 튜닝 원...</w:t>
@@ -9982,7 +9982,7 @@
         <w:tc>
           <w:tcPr>
             <w:tcW w:type="dxa" w:w="9869"/>
-            <w:shd w:fill="F8F9FA"/>
+            <w:shd w:fill="F5F5F5"/>
             <w:tcMar>
               <w:top w:w="100" w:type="dxa"/>
               <w:bottom w:w="100" w:type="dxa"/>
@@ -9990,10 +9990,10 @@
               <w:right w:w="160" w:type="dxa"/>
             </w:tcMar>
             <w:tcBorders>
-              <w:top w:val="single" w:sz="4" w:color="E2E8F0"/>
-              <w:left w:val="single" w:sz="36" w:color="1B365D"/>
-              <w:bottom w:val="single" w:sz="4" w:color="E2E8F0"/>
-              <w:right w:val="single" w:sz="4" w:color="E2E8F0"/>
+              <w:top w:val="single" w:sz="4" w:color="D0D0D0"/>
+              <w:left w:val="single" w:sz="36" w:color="000000"/>
+              <w:bottom w:val="single" w:sz="4" w:color="D0D0D0"/>
+              <w:right w:val="single" w:sz="4" w:color="D0D0D0"/>
             </w:tcBorders>
           </w:tcPr>
           <w:p>
@@ -10004,7 +10004,7 @@
               <w:rPr>
                 <w:rFonts w:ascii="맑은 고딕" w:hAnsi="맑은 고딕" w:eastAsia="맑은 고딕" w:cs="맑은 고딕"/>
                 <w:b/>
-                <w:color w:val="1B365D"/>
+                <w:color w:val="000000"/>
                 <w:sz w:val="20"/>
               </w:rPr>
               <w:t>Q08. SQLi 룰(SID 9010001)에서 단어 경계(\b)와 distance:1을 적용하여 오탐을 0%로 줄인 튜닝 원리는?</w:t>
@@ -10014,7 +10014,7 @@
               <w:rPr>
                 <w:rFonts w:ascii="맑은 고딕" w:hAnsi="맑은 고딕" w:eastAsia="맑은 고딕" w:cs="맑은 고딕"/>
                 <w:b w:val="0"/>
-                <w:color w:val="323232"/>
+                <w:color w:val="282828"/>
                 <w:sz w:val="19"/>
               </w:rPr>
               <w:t>【핵심 모범 답변】</w:t>
@@ -10045,7 +10045,7 @@
         <w:rPr>
           <w:rFonts w:ascii="맑은 고딕" w:hAnsi="맑은 고딕" w:eastAsia="맑은 고딕" w:cs="맑은 고딕"/>
           <w:b/>
-          <w:color w:val="2B6CB0"/>
+          <w:color w:val="141414"/>
           <w:sz w:val="26"/>
         </w:rPr>
         <w:t>Q09. Log4j RCE 시그니처에서 Boyer-Moore fast_pattern 최적화를 적용한 이유는 무엇인가요?</w:t>
@@ -10064,7 +10064,7 @@
         <w:tc>
           <w:tcPr>
             <w:tcW w:type="dxa" w:w="9869"/>
-            <w:shd w:fill="F8F9FA"/>
+            <w:shd w:fill="F5F5F5"/>
             <w:tcMar>
               <w:top w:w="100" w:type="dxa"/>
               <w:bottom w:w="100" w:type="dxa"/>
@@ -10072,10 +10072,10 @@
               <w:right w:w="160" w:type="dxa"/>
             </w:tcMar>
             <w:tcBorders>
-              <w:top w:val="single" w:sz="4" w:color="E2E8F0"/>
-              <w:left w:val="single" w:sz="36" w:color="1B365D"/>
-              <w:bottom w:val="single" w:sz="4" w:color="E2E8F0"/>
-              <w:right w:val="single" w:sz="4" w:color="E2E8F0"/>
+              <w:top w:val="single" w:sz="4" w:color="D0D0D0"/>
+              <w:left w:val="single" w:sz="36" w:color="000000"/>
+              <w:bottom w:val="single" w:sz="4" w:color="D0D0D0"/>
+              <w:right w:val="single" w:sz="4" w:color="D0D0D0"/>
             </w:tcBorders>
           </w:tcPr>
           <w:p>
@@ -10086,7 +10086,7 @@
               <w:rPr>
                 <w:rFonts w:ascii="맑은 고딕" w:hAnsi="맑은 고딕" w:eastAsia="맑은 고딕" w:cs="맑은 고딕"/>
                 <w:b/>
-                <w:color w:val="1B365D"/>
+                <w:color w:val="000000"/>
                 <w:sz w:val="20"/>
               </w:rPr>
               <w:t>Q09. Log4j RCE 시그니처에서 Boyer-Moore fast_pattern 최적화를 적용한 이유는 무엇인가요?</w:t>
@@ -10096,7 +10096,7 @@
               <w:rPr>
                 <w:rFonts w:ascii="맑은 고딕" w:hAnsi="맑은 고딕" w:eastAsia="맑은 고딕" w:cs="맑은 고딕"/>
                 <w:b w:val="0"/>
-                <w:color w:val="323232"/>
+                <w:color w:val="282828"/>
                 <w:sz w:val="19"/>
               </w:rPr>
               <w:t>【핵심 모범 답변】</w:t>
@@ -10127,7 +10127,7 @@
         <w:rPr>
           <w:rFonts w:ascii="맑은 고딕" w:hAnsi="맑은 고딕" w:eastAsia="맑은 고딕" w:cs="맑은 고딕"/>
           <w:b/>
-          <w:color w:val="2B6CB0"/>
+          <w:color w:val="141414"/>
           <w:sz w:val="26"/>
         </w:rPr>
         <w:t>Q10. DNS Base64 서브도메인 터널링 탐지에서 RFC 1035 규격을 반영한 튜닝 내역은 무엇인가요?</w:t>
@@ -10146,7 +10146,7 @@
         <w:tc>
           <w:tcPr>
             <w:tcW w:type="dxa" w:w="9869"/>
-            <w:shd w:fill="F8F9FA"/>
+            <w:shd w:fill="F5F5F5"/>
             <w:tcMar>
               <w:top w:w="100" w:type="dxa"/>
               <w:bottom w:w="100" w:type="dxa"/>
@@ -10154,10 +10154,10 @@
               <w:right w:w="160" w:type="dxa"/>
             </w:tcMar>
             <w:tcBorders>
-              <w:top w:val="single" w:sz="4" w:color="E2E8F0"/>
-              <w:left w:val="single" w:sz="36" w:color="1B365D"/>
-              <w:bottom w:val="single" w:sz="4" w:color="E2E8F0"/>
-              <w:right w:val="single" w:sz="4" w:color="E2E8F0"/>
+              <w:top w:val="single" w:sz="4" w:color="D0D0D0"/>
+              <w:left w:val="single" w:sz="36" w:color="000000"/>
+              <w:bottom w:val="single" w:sz="4" w:color="D0D0D0"/>
+              <w:right w:val="single" w:sz="4" w:color="D0D0D0"/>
             </w:tcBorders>
           </w:tcPr>
           <w:p>
@@ -10168,7 +10168,7 @@
               <w:rPr>
                 <w:rFonts w:ascii="맑은 고딕" w:hAnsi="맑은 고딕" w:eastAsia="맑은 고딕" w:cs="맑은 고딕"/>
                 <w:b/>
-                <w:color w:val="1B365D"/>
+                <w:color w:val="000000"/>
                 <w:sz w:val="20"/>
               </w:rPr>
               <w:t>Q10. DNS Base64 서브도메인 터널링 탐지에서 RFC 1035 규격을 반영한 튜닝 내역은 무엇인가요?</w:t>
@@ -10178,7 +10178,7 @@
               <w:rPr>
                 <w:rFonts w:ascii="맑은 고딕" w:hAnsi="맑은 고딕" w:eastAsia="맑은 고딕" w:cs="맑은 고딕"/>
                 <w:b w:val="0"/>
-                <w:color w:val="323232"/>
+                <w:color w:val="282828"/>
                 <w:sz w:val="19"/>
               </w:rPr>
               <w:t>【핵심 모범 답변】</w:t>
@@ -10209,7 +10209,7 @@
         <w:rPr>
           <w:rFonts w:ascii="맑은 고딕" w:hAnsi="맑은 고딕" w:eastAsia="맑은 고딕" w:cs="맑은 고딕"/>
           <w:b/>
-          <w:color w:val="2B6CB0"/>
+          <w:color w:val="141414"/>
           <w:sz w:val="26"/>
         </w:rPr>
         <w:t>Q11. Wazuh 내장 룰 86601 선점 버그는 무엇이며, &lt;if_sid&gt;86601,100100&lt;/if_sid&gt;로 어떻게 ...</w:t>
@@ -10228,7 +10228,7 @@
         <w:tc>
           <w:tcPr>
             <w:tcW w:type="dxa" w:w="9869"/>
-            <w:shd w:fill="F8F9FA"/>
+            <w:shd w:fill="F5F5F5"/>
             <w:tcMar>
               <w:top w:w="100" w:type="dxa"/>
               <w:bottom w:w="100" w:type="dxa"/>
@@ -10236,10 +10236,10 @@
               <w:right w:w="160" w:type="dxa"/>
             </w:tcMar>
             <w:tcBorders>
-              <w:top w:val="single" w:sz="4" w:color="E2E8F0"/>
-              <w:left w:val="single" w:sz="36" w:color="1B365D"/>
-              <w:bottom w:val="single" w:sz="4" w:color="E2E8F0"/>
-              <w:right w:val="single" w:sz="4" w:color="E2E8F0"/>
+              <w:top w:val="single" w:sz="4" w:color="D0D0D0"/>
+              <w:left w:val="single" w:sz="36" w:color="000000"/>
+              <w:bottom w:val="single" w:sz="4" w:color="D0D0D0"/>
+              <w:right w:val="single" w:sz="4" w:color="D0D0D0"/>
             </w:tcBorders>
           </w:tcPr>
           <w:p>
@@ -10250,7 +10250,7 @@
               <w:rPr>
                 <w:rFonts w:ascii="맑은 고딕" w:hAnsi="맑은 고딕" w:eastAsia="맑은 고딕" w:cs="맑은 고딕"/>
                 <w:b/>
-                <w:color w:val="1B365D"/>
+                <w:color w:val="000000"/>
                 <w:sz w:val="20"/>
               </w:rPr>
               <w:t>Q11. Wazuh 내장 룰 86601 선점 버그는 무엇이며, &lt;if_sid&gt;86601,100100&lt;/if_sid&gt;로 어떻게 해결했나요?</w:t>
@@ -10260,7 +10260,7 @@
               <w:rPr>
                 <w:rFonts w:ascii="맑은 고딕" w:hAnsi="맑은 고딕" w:eastAsia="맑은 고딕" w:cs="맑은 고딕"/>
                 <w:b w:val="0"/>
-                <w:color w:val="323232"/>
+                <w:color w:val="282828"/>
                 <w:sz w:val="19"/>
               </w:rPr>
               <w:t>【핵심 모범 답변】</w:t>
@@ -10291,7 +10291,7 @@
         <w:rPr>
           <w:rFonts w:ascii="맑은 고딕" w:hAnsi="맑은 고딕" w:eastAsia="맑은 고딕" w:cs="맑은 고딕"/>
           <w:b/>
-          <w:color w:val="2B6CB0"/>
+          <w:color w:val="141414"/>
           <w:sz w:val="26"/>
         </w:rPr>
         <w:t>Q12. 네트워크 L4 시도와 호스트 OS 인증 실패/성공 결합 교차 상관분석(Rule 100110 vs 100111)의 설계...</w:t>
@@ -10310,7 +10310,7 @@
         <w:tc>
           <w:tcPr>
             <w:tcW w:type="dxa" w:w="9869"/>
-            <w:shd w:fill="F8F9FA"/>
+            <w:shd w:fill="F5F5F5"/>
             <w:tcMar>
               <w:top w:w="100" w:type="dxa"/>
               <w:bottom w:w="100" w:type="dxa"/>
@@ -10318,10 +10318,10 @@
               <w:right w:w="160" w:type="dxa"/>
             </w:tcMar>
             <w:tcBorders>
-              <w:top w:val="single" w:sz="4" w:color="E2E8F0"/>
-              <w:left w:val="single" w:sz="36" w:color="1B365D"/>
-              <w:bottom w:val="single" w:sz="4" w:color="E2E8F0"/>
-              <w:right w:val="single" w:sz="4" w:color="E2E8F0"/>
+              <w:top w:val="single" w:sz="4" w:color="D0D0D0"/>
+              <w:left w:val="single" w:sz="36" w:color="000000"/>
+              <w:bottom w:val="single" w:sz="4" w:color="D0D0D0"/>
+              <w:right w:val="single" w:sz="4" w:color="D0D0D0"/>
             </w:tcBorders>
           </w:tcPr>
           <w:p>
@@ -10332,7 +10332,7 @@
               <w:rPr>
                 <w:rFonts w:ascii="맑은 고딕" w:hAnsi="맑은 고딕" w:eastAsia="맑은 고딕" w:cs="맑은 고딕"/>
                 <w:b/>
-                <w:color w:val="1B365D"/>
+                <w:color w:val="000000"/>
                 <w:sz w:val="20"/>
               </w:rPr>
               <w:t>Q12. 네트워크 L4 시도와 호스트 OS 인증 실패/성공 결합 교차 상관분석(Rule 100110 vs 100111)의 설계 원리는?</w:t>
@@ -10342,7 +10342,7 @@
               <w:rPr>
                 <w:rFonts w:ascii="맑은 고딕" w:hAnsi="맑은 고딕" w:eastAsia="맑은 고딕" w:cs="맑은 고딕"/>
                 <w:b w:val="0"/>
-                <w:color w:val="323232"/>
+                <w:color w:val="282828"/>
                 <w:sz w:val="19"/>
               </w:rPr>
               <w:t>【핵심 모범 답변】</w:t>
@@ -10373,7 +10373,7 @@
         <w:rPr>
           <w:rFonts w:ascii="맑은 고딕" w:hAnsi="맑은 고딕" w:eastAsia="맑은 고딕" w:cs="맑은 고딕"/>
           <w:b/>
-          <w:color w:val="2B6CB0"/>
+          <w:color w:val="141414"/>
           <w:sz w:val="26"/>
         </w:rPr>
         <w:t>Q13. 단순 ICMP Ping(SID 9000020)의 다단계 킬체인 오분류 버그를 어떻게 추적하고 격리했나요?</w:t>
@@ -10392,7 +10392,7 @@
         <w:tc>
           <w:tcPr>
             <w:tcW w:type="dxa" w:w="9869"/>
-            <w:shd w:fill="F8F9FA"/>
+            <w:shd w:fill="F5F5F5"/>
             <w:tcMar>
               <w:top w:w="100" w:type="dxa"/>
               <w:bottom w:w="100" w:type="dxa"/>
@@ -10400,10 +10400,10 @@
               <w:right w:w="160" w:type="dxa"/>
             </w:tcMar>
             <w:tcBorders>
-              <w:top w:val="single" w:sz="4" w:color="E2E8F0"/>
-              <w:left w:val="single" w:sz="36" w:color="1B365D"/>
-              <w:bottom w:val="single" w:sz="4" w:color="E2E8F0"/>
-              <w:right w:val="single" w:sz="4" w:color="E2E8F0"/>
+              <w:top w:val="single" w:sz="4" w:color="D0D0D0"/>
+              <w:left w:val="single" w:sz="36" w:color="000000"/>
+              <w:bottom w:val="single" w:sz="4" w:color="D0D0D0"/>
+              <w:right w:val="single" w:sz="4" w:color="D0D0D0"/>
             </w:tcBorders>
           </w:tcPr>
           <w:p>
@@ -10414,7 +10414,7 @@
               <w:rPr>
                 <w:rFonts w:ascii="맑은 고딕" w:hAnsi="맑은 고딕" w:eastAsia="맑은 고딕" w:cs="맑은 고딕"/>
                 <w:b/>
-                <w:color w:val="1B365D"/>
+                <w:color w:val="000000"/>
                 <w:sz w:val="20"/>
               </w:rPr>
               <w:t>Q13. 단순 ICMP Ping(SID 9000020)의 다단계 킬체인 오분류 버그를 어떻게 추적하고 격리했나요?</w:t>
@@ -10424,7 +10424,7 @@
               <w:rPr>
                 <w:rFonts w:ascii="맑은 고딕" w:hAnsi="맑은 고딕" w:eastAsia="맑은 고딕" w:cs="맑은 고딕"/>
                 <w:b w:val="0"/>
-                <w:color w:val="323232"/>
+                <w:color w:val="282828"/>
                 <w:sz w:val="19"/>
               </w:rPr>
               <w:t>【핵심 모범 답변】</w:t>
@@ -10455,7 +10455,7 @@
         <w:rPr>
           <w:rFonts w:ascii="맑은 고딕" w:hAnsi="맑은 고딕" w:eastAsia="맑은 고딕" w:cs="맑은 고딕"/>
           <w:b/>
-          <w:color w:val="2B6CB0"/>
+          <w:color w:val="141414"/>
           <w:sz w:val="26"/>
         </w:rPr>
         <w:t>Q14. 30분 슬라이딩 타임 윈도우 기반 4단계 킬체인 상관분석 엔진의 상태 머신 전이 과정은?</w:t>
@@ -10474,7 +10474,7 @@
         <w:tc>
           <w:tcPr>
             <w:tcW w:type="dxa" w:w="9869"/>
-            <w:shd w:fill="F8F9FA"/>
+            <w:shd w:fill="F5F5F5"/>
             <w:tcMar>
               <w:top w:w="100" w:type="dxa"/>
               <w:bottom w:w="100" w:type="dxa"/>
@@ -10482,10 +10482,10 @@
               <w:right w:w="160" w:type="dxa"/>
             </w:tcMar>
             <w:tcBorders>
-              <w:top w:val="single" w:sz="4" w:color="E2E8F0"/>
-              <w:left w:val="single" w:sz="36" w:color="1B365D"/>
-              <w:bottom w:val="single" w:sz="4" w:color="E2E8F0"/>
-              <w:right w:val="single" w:sz="4" w:color="E2E8F0"/>
+              <w:top w:val="single" w:sz="4" w:color="D0D0D0"/>
+              <w:left w:val="single" w:sz="36" w:color="000000"/>
+              <w:bottom w:val="single" w:sz="4" w:color="D0D0D0"/>
+              <w:right w:val="single" w:sz="4" w:color="D0D0D0"/>
             </w:tcBorders>
           </w:tcPr>
           <w:p>
@@ -10496,7 +10496,7 @@
               <w:rPr>
                 <w:rFonts w:ascii="맑은 고딕" w:hAnsi="맑은 고딕" w:eastAsia="맑은 고딕" w:cs="맑은 고딕"/>
                 <w:b/>
-                <w:color w:val="1B365D"/>
+                <w:color w:val="000000"/>
                 <w:sz w:val="20"/>
               </w:rPr>
               <w:t>Q14. 30분 슬라이딩 타임 윈도우 기반 4단계 킬체인 상관분석 엔진의 상태 머신 전이 과정은?</w:t>
@@ -10506,7 +10506,7 @@
               <w:rPr>
                 <w:rFonts w:ascii="맑은 고딕" w:hAnsi="맑은 고딕" w:eastAsia="맑은 고딕" w:cs="맑은 고딕"/>
                 <w:b w:val="0"/>
-                <w:color w:val="323232"/>
+                <w:color w:val="282828"/>
                 <w:sz w:val="19"/>
               </w:rPr>
               <w:t>【핵심 모범 답변】</w:t>
@@ -10537,7 +10537,7 @@
         <w:rPr>
           <w:rFonts w:ascii="맑은 고딕" w:hAnsi="맑은 고딕" w:eastAsia="맑은 고딕" w:cs="맑은 고딕"/>
           <w:b/>
-          <w:color w:val="2B6CB0"/>
+          <w:color w:val="141414"/>
           <w:sz w:val="26"/>
         </w:rPr>
         <w:t>Q15. 상관분석 엔진에서 SUSPICIOUS_ATTEMPT와 CONFIRMED_COMPROMISE를 나누는 판정 공식은?</w:t>
@@ -10556,7 +10556,7 @@
         <w:tc>
           <w:tcPr>
             <w:tcW w:type="dxa" w:w="9869"/>
-            <w:shd w:fill="F8F9FA"/>
+            <w:shd w:fill="F5F5F5"/>
             <w:tcMar>
               <w:top w:w="100" w:type="dxa"/>
               <w:bottom w:w="100" w:type="dxa"/>
@@ -10564,10 +10564,10 @@
               <w:right w:w="160" w:type="dxa"/>
             </w:tcMar>
             <w:tcBorders>
-              <w:top w:val="single" w:sz="4" w:color="E2E8F0"/>
-              <w:left w:val="single" w:sz="36" w:color="1B365D"/>
-              <w:bottom w:val="single" w:sz="4" w:color="E2E8F0"/>
-              <w:right w:val="single" w:sz="4" w:color="E2E8F0"/>
+              <w:top w:val="single" w:sz="4" w:color="D0D0D0"/>
+              <w:left w:val="single" w:sz="36" w:color="000000"/>
+              <w:bottom w:val="single" w:sz="4" w:color="D0D0D0"/>
+              <w:right w:val="single" w:sz="4" w:color="D0D0D0"/>
             </w:tcBorders>
           </w:tcPr>
           <w:p>
@@ -10578,7 +10578,7 @@
               <w:rPr>
                 <w:rFonts w:ascii="맑은 고딕" w:hAnsi="맑은 고딕" w:eastAsia="맑은 고딕" w:cs="맑은 고딕"/>
                 <w:b/>
-                <w:color w:val="1B365D"/>
+                <w:color w:val="000000"/>
                 <w:sz w:val="20"/>
               </w:rPr>
               <w:t>Q15. 상관분석 엔진에서 SUSPICIOUS_ATTEMPT와 CONFIRMED_COMPROMISE를 나누는 판정 공식은?</w:t>
@@ -10588,7 +10588,7 @@
               <w:rPr>
                 <w:rFonts w:ascii="맑은 고딕" w:hAnsi="맑은 고딕" w:eastAsia="맑은 고딕" w:cs="맑은 고딕"/>
                 <w:b w:val="0"/>
-                <w:color w:val="323232"/>
+                <w:color w:val="282828"/>
                 <w:sz w:val="19"/>
               </w:rPr>
               <w:t>【핵심 모범 답변】</w:t>
@@ -10619,7 +10619,7 @@
         <w:rPr>
           <w:rFonts w:ascii="맑은 고딕" w:hAnsi="맑은 고딕" w:eastAsia="맑은 고딕" w:cs="맑은 고딕"/>
           <w:b/>
-          <w:color w:val="2B6CB0"/>
+          <w:color w:val="141414"/>
           <w:sz w:val="26"/>
         </w:rPr>
         <w:t>Q16. EVE JSON의 커뮤니티 ID(Community ID)를 활용한 네트워크 플로우-호스트 이벤트 피벗 추적이란?</w:t>
@@ -10638,7 +10638,7 @@
         <w:tc>
           <w:tcPr>
             <w:tcW w:type="dxa" w:w="9869"/>
-            <w:shd w:fill="F8F9FA"/>
+            <w:shd w:fill="F5F5F5"/>
             <w:tcMar>
               <w:top w:w="100" w:type="dxa"/>
               <w:bottom w:w="100" w:type="dxa"/>
@@ -10646,10 +10646,10 @@
               <w:right w:w="160" w:type="dxa"/>
             </w:tcMar>
             <w:tcBorders>
-              <w:top w:val="single" w:sz="4" w:color="E2E8F0"/>
-              <w:left w:val="single" w:sz="36" w:color="1B365D"/>
-              <w:bottom w:val="single" w:sz="4" w:color="E2E8F0"/>
-              <w:right w:val="single" w:sz="4" w:color="E2E8F0"/>
+              <w:top w:val="single" w:sz="4" w:color="D0D0D0"/>
+              <w:left w:val="single" w:sz="36" w:color="000000"/>
+              <w:bottom w:val="single" w:sz="4" w:color="D0D0D0"/>
+              <w:right w:val="single" w:sz="4" w:color="D0D0D0"/>
             </w:tcBorders>
           </w:tcPr>
           <w:p>
@@ -10660,7 +10660,7 @@
               <w:rPr>
                 <w:rFonts w:ascii="맑은 고딕" w:hAnsi="맑은 고딕" w:eastAsia="맑은 고딕" w:cs="맑은 고딕"/>
                 <w:b/>
-                <w:color w:val="1B365D"/>
+                <w:color w:val="000000"/>
                 <w:sz w:val="20"/>
               </w:rPr>
               <w:t>Q16. EVE JSON의 커뮤니티 ID(Community ID)를 활용한 네트워크 플로우-호스트 이벤트 피벗 추적이란?</w:t>
@@ -10670,7 +10670,7 @@
               <w:rPr>
                 <w:rFonts w:ascii="맑은 고딕" w:hAnsi="맑은 고딕" w:eastAsia="맑은 고딕" w:cs="맑은 고딕"/>
                 <w:b w:val="0"/>
-                <w:color w:val="323232"/>
+                <w:color w:val="282828"/>
                 <w:sz w:val="19"/>
               </w:rPr>
               <w:t>【핵심 모범 답변】</w:t>
@@ -10701,7 +10701,7 @@
         <w:rPr>
           <w:rFonts w:ascii="맑은 고딕" w:hAnsi="맑은 고딕" w:eastAsia="맑은 고딕" w:cs="맑은 고딕"/>
           <w:b/>
-          <w:color w:val="2B6CB0"/>
+          <w:color w:val="141414"/>
           <w:sz w:val="26"/>
         </w:rPr>
         <w:t>Q17. NIST SP 800-61 Rev.3 기반 침해사고 대응 4단계를 Aegis Lab에서 어떻게 구현했나요?</w:t>
@@ -10720,7 +10720,7 @@
         <w:tc>
           <w:tcPr>
             <w:tcW w:type="dxa" w:w="9869"/>
-            <w:shd w:fill="F8F9FA"/>
+            <w:shd w:fill="F5F5F5"/>
             <w:tcMar>
               <w:top w:w="100" w:type="dxa"/>
               <w:bottom w:w="100" w:type="dxa"/>
@@ -10728,10 +10728,10 @@
               <w:right w:w="160" w:type="dxa"/>
             </w:tcMar>
             <w:tcBorders>
-              <w:top w:val="single" w:sz="4" w:color="E2E8F0"/>
-              <w:left w:val="single" w:sz="36" w:color="1B365D"/>
-              <w:bottom w:val="single" w:sz="4" w:color="E2E8F0"/>
-              <w:right w:val="single" w:sz="4" w:color="E2E8F0"/>
+              <w:top w:val="single" w:sz="4" w:color="D0D0D0"/>
+              <w:left w:val="single" w:sz="36" w:color="000000"/>
+              <w:bottom w:val="single" w:sz="4" w:color="D0D0D0"/>
+              <w:right w:val="single" w:sz="4" w:color="D0D0D0"/>
             </w:tcBorders>
           </w:tcPr>
           <w:p>
@@ -10742,7 +10742,7 @@
               <w:rPr>
                 <w:rFonts w:ascii="맑은 고딕" w:hAnsi="맑은 고딕" w:eastAsia="맑은 고딕" w:cs="맑은 고딕"/>
                 <w:b/>
-                <w:color w:val="1B365D"/>
+                <w:color w:val="000000"/>
                 <w:sz w:val="20"/>
               </w:rPr>
               <w:t>Q17. NIST SP 800-61 Rev.3 기반 침해사고 대응 4단계를 Aegis Lab에서 어떻게 구현했나요?</w:t>
@@ -10752,7 +10752,7 @@
               <w:rPr>
                 <w:rFonts w:ascii="맑은 고딕" w:hAnsi="맑은 고딕" w:eastAsia="맑은 고딕" w:cs="맑은 고딕"/>
                 <w:b w:val="0"/>
-                <w:color w:val="323232"/>
+                <w:color w:val="282828"/>
                 <w:sz w:val="19"/>
               </w:rPr>
               <w:t>【핵심 모범 답변】</w:t>
@@ -10783,7 +10783,7 @@
         <w:rPr>
           <w:rFonts w:ascii="맑은 고딕" w:hAnsi="맑은 고딕" w:eastAsia="맑은 고딕" w:cs="맑은 고딕"/>
           <w:b/>
-          <w:color w:val="2B6CB0"/>
+          <w:color w:val="141414"/>
           <w:sz w:val="26"/>
         </w:rPr>
         <w:t>Q18. MITRE ATT&amp;CK v19.2 전술/기법 매핑 시 오매핑(Mismapping)을 방지하는 원칙은?</w:t>
@@ -10802,7 +10802,7 @@
         <w:tc>
           <w:tcPr>
             <w:tcW w:type="dxa" w:w="9869"/>
-            <w:shd w:fill="F8F9FA"/>
+            <w:shd w:fill="F5F5F5"/>
             <w:tcMar>
               <w:top w:w="100" w:type="dxa"/>
               <w:bottom w:w="100" w:type="dxa"/>
@@ -10810,10 +10810,10 @@
               <w:right w:w="160" w:type="dxa"/>
             </w:tcMar>
             <w:tcBorders>
-              <w:top w:val="single" w:sz="4" w:color="E2E8F0"/>
-              <w:left w:val="single" w:sz="36" w:color="1B365D"/>
-              <w:bottom w:val="single" w:sz="4" w:color="E2E8F0"/>
-              <w:right w:val="single" w:sz="4" w:color="E2E8F0"/>
+              <w:top w:val="single" w:sz="4" w:color="D0D0D0"/>
+              <w:left w:val="single" w:sz="36" w:color="000000"/>
+              <w:bottom w:val="single" w:sz="4" w:color="D0D0D0"/>
+              <w:right w:val="single" w:sz="4" w:color="D0D0D0"/>
             </w:tcBorders>
           </w:tcPr>
           <w:p>
@@ -10824,7 +10824,7 @@
               <w:rPr>
                 <w:rFonts w:ascii="맑은 고딕" w:hAnsi="맑은 고딕" w:eastAsia="맑은 고딕" w:cs="맑은 고딕"/>
                 <w:b/>
-                <w:color w:val="1B365D"/>
+                <w:color w:val="000000"/>
                 <w:sz w:val="20"/>
               </w:rPr>
               <w:t>Q18. MITRE ATT&amp;CK v19.2 전술/기법 매핑 시 오매핑(Mismapping)을 방지하는 원칙은?</w:t>
@@ -10834,7 +10834,7 @@
               <w:rPr>
                 <w:rFonts w:ascii="맑은 고딕" w:hAnsi="맑은 고딕" w:eastAsia="맑은 고딕" w:cs="맑은 고딕"/>
                 <w:b w:val="0"/>
-                <w:color w:val="323232"/>
+                <w:color w:val="282828"/>
                 <w:sz w:val="19"/>
               </w:rPr>
               <w:t>【핵심 모범 답변】</w:t>
@@ -10865,7 +10865,7 @@
         <w:rPr>
           <w:rFonts w:ascii="맑은 고딕" w:hAnsi="맑은 고딕" w:eastAsia="맑은 고딕" w:cs="맑은 고딕"/>
           <w:b/>
-          <w:color w:val="2B6CB0"/>
+          <w:color w:val="141414"/>
           <w:sz w:val="26"/>
         </w:rPr>
         <w:t>Q19. AI SOC Copilot 도입 시 환각(Hallucination) 및 오차단을 막는 4중 보안 가드레일은?</w:t>
@@ -10884,7 +10884,7 @@
         <w:tc>
           <w:tcPr>
             <w:tcW w:type="dxa" w:w="9869"/>
-            <w:shd w:fill="F8F9FA"/>
+            <w:shd w:fill="F5F5F5"/>
             <w:tcMar>
               <w:top w:w="100" w:type="dxa"/>
               <w:bottom w:w="100" w:type="dxa"/>
@@ -10892,10 +10892,10 @@
               <w:right w:w="160" w:type="dxa"/>
             </w:tcMar>
             <w:tcBorders>
-              <w:top w:val="single" w:sz="4" w:color="E2E8F0"/>
-              <w:left w:val="single" w:sz="36" w:color="1B365D"/>
-              <w:bottom w:val="single" w:sz="4" w:color="E2E8F0"/>
-              <w:right w:val="single" w:sz="4" w:color="E2E8F0"/>
+              <w:top w:val="single" w:sz="4" w:color="D0D0D0"/>
+              <w:left w:val="single" w:sz="36" w:color="000000"/>
+              <w:bottom w:val="single" w:sz="4" w:color="D0D0D0"/>
+              <w:right w:val="single" w:sz="4" w:color="D0D0D0"/>
             </w:tcBorders>
           </w:tcPr>
           <w:p>
@@ -10906,7 +10906,7 @@
               <w:rPr>
                 <w:rFonts w:ascii="맑은 고딕" w:hAnsi="맑은 고딕" w:eastAsia="맑은 고딕" w:cs="맑은 고딕"/>
                 <w:b/>
-                <w:color w:val="1B365D"/>
+                <w:color w:val="000000"/>
                 <w:sz w:val="20"/>
               </w:rPr>
               <w:t>Q19. AI SOC Copilot 도입 시 환각(Hallucination) 및 오차단을 막는 4중 보안 가드레일은?</w:t>
@@ -10916,7 +10916,7 @@
               <w:rPr>
                 <w:rFonts w:ascii="맑은 고딕" w:hAnsi="맑은 고딕" w:eastAsia="맑은 고딕" w:cs="맑은 고딕"/>
                 <w:b w:val="0"/>
-                <w:color w:val="323232"/>
+                <w:color w:val="282828"/>
                 <w:sz w:val="19"/>
               </w:rPr>
               <w:t>【핵심 모범 답변】</w:t>
@@ -10947,7 +10947,7 @@
         <w:rPr>
           <w:rFonts w:ascii="맑은 고딕" w:hAnsi="맑은 고딕" w:eastAsia="맑은 고딕" w:cs="맑은 고딕"/>
           <w:b/>
-          <w:color w:val="2B6CB0"/>
+          <w:color w:val="141414"/>
           <w:sz w:val="26"/>
         </w:rPr>
         <w:t>Q20. SOAR 능동 차단 시 비즈니스 연속성을 보장하는 자기치유(Self-Healing) TTL 방화벽 정책은?</w:t>
@@ -10966,7 +10966,7 @@
         <w:tc>
           <w:tcPr>
             <w:tcW w:type="dxa" w:w="9869"/>
-            <w:shd w:fill="F8F9FA"/>
+            <w:shd w:fill="F5F5F5"/>
             <w:tcMar>
               <w:top w:w="100" w:type="dxa"/>
               <w:bottom w:w="100" w:type="dxa"/>
@@ -10974,10 +10974,10 @@
               <w:right w:w="160" w:type="dxa"/>
             </w:tcMar>
             <w:tcBorders>
-              <w:top w:val="single" w:sz="4" w:color="E2E8F0"/>
-              <w:left w:val="single" w:sz="36" w:color="1B365D"/>
-              <w:bottom w:val="single" w:sz="4" w:color="E2E8F0"/>
-              <w:right w:val="single" w:sz="4" w:color="E2E8F0"/>
+              <w:top w:val="single" w:sz="4" w:color="D0D0D0"/>
+              <w:left w:val="single" w:sz="36" w:color="000000"/>
+              <w:bottom w:val="single" w:sz="4" w:color="D0D0D0"/>
+              <w:right w:val="single" w:sz="4" w:color="D0D0D0"/>
             </w:tcBorders>
           </w:tcPr>
           <w:p>
@@ -10988,7 +10988,7 @@
               <w:rPr>
                 <w:rFonts w:ascii="맑은 고딕" w:hAnsi="맑은 고딕" w:eastAsia="맑은 고딕" w:cs="맑은 고딕"/>
                 <w:b/>
-                <w:color w:val="1B365D"/>
+                <w:color w:val="000000"/>
                 <w:sz w:val="20"/>
               </w:rPr>
               <w:t>Q20. SOAR 능동 차단 시 비즈니스 연속성을 보장하는 자기치유(Self-Healing) TTL 방화벽 정책은?</w:t>
@@ -10998,7 +10998,7 @@
               <w:rPr>
                 <w:rFonts w:ascii="맑은 고딕" w:hAnsi="맑은 고딕" w:eastAsia="맑은 고딕" w:cs="맑은 고딕"/>
                 <w:b w:val="0"/>
-                <w:color w:val="323232"/>
+                <w:color w:val="282828"/>
                 <w:sz w:val="19"/>
               </w:rPr>
               <w:t>【핵심 모범 답변】</w:t>
@@ -11034,7 +11034,7 @@
         <w:rPr>
           <w:rFonts w:ascii="맑은 고딕" w:hAnsi="맑은 고딕" w:eastAsia="맑은 고딕" w:cs="맑은 고딕"/>
           <w:b/>
-          <w:color w:val="1B365D"/>
+          <w:color w:val="000000"/>
           <w:sz w:val="32"/>
         </w:rPr>
         <w:t>제6부: 13대 품질 게이트 검증 매트릭스 및 포트폴리오 최종 릴리즈 선언</w:t>
@@ -11048,7 +11048,7 @@
         <w:rPr>
           <w:rFonts w:ascii="맑은 고딕" w:hAnsi="맑은 고딕" w:eastAsia="맑은 고딕" w:cs="맑은 고딕"/>
           <w:b w:val="0"/>
-          <w:color w:val="2D3748"/>
+          <w:color w:val="232323"/>
           <w:sz w:val="20"/>
         </w:rPr>
         <w:t>Aegis SOC Lab은 사전에 정의된 엄격한 13대 품질 게이트(Quality Gate)를 단 하나의 예외 없이 100% 통과(PASS)하였습니다. 단순히 서비스를 기동한 상태가 아니라, 패킷 발생부터 SIEM 수집, 킬체인 상관분석, 정량 오탐 튜닝, 최종 증적 문서화까지 모든 단계가 상호 검증 가능한 실제 증적 파일(EV-xxx)로 완벽히 뒷받침됩니다.</w:t>
@@ -11060,10 +11060,10 @@
         <w:jc w:val="center"/>
         <w:tblLook w:firstColumn="1" w:firstRow="1" w:lastColumn="0" w:lastRow="0" w:noHBand="0" w:noVBand="1" w:val="04A0"/>
         <w:tblBorders>
-          <w:top w:val="single" w:sz="4" w:space="0" w:color="CBD5E0"/>
-          <w:bottom w:val="single" w:sz="4" w:space="0" w:color="CBD5E0"/>
-          <w:insideH w:val="single" w:sz="4" w:space="0" w:color="CBD5E0"/>
-          <w:insideV w:val="single" w:sz="4" w:space="0" w:color="CBD5E0"/>
+          <w:top w:val="single" w:sz="4" w:space="0" w:color="B0B0B0"/>
+          <w:bottom w:val="single" w:sz="4" w:space="0" w:color="B0B0B0"/>
+          <w:insideH w:val="single" w:sz="4" w:space="0" w:color="B0B0B0"/>
+          <w:insideV w:val="single" w:sz="4" w:space="0" w:color="B0B0B0"/>
           <w:left w:val="none"/>
           <w:right w:val="none"/>
         </w:tblBorders>
@@ -11079,7 +11079,7 @@
         <w:tc>
           <w:tcPr>
             <w:tcW w:type="dxa" w:w="1974"/>
-            <w:shd w:fill="1B365D"/>
+            <w:shd w:fill="262626"/>
             <w:tcMar>
               <w:top w:w="80" w:type="dxa"/>
               <w:bottom w:w="80" w:type="dxa"/>
@@ -11105,7 +11105,7 @@
         <w:tc>
           <w:tcPr>
             <w:tcW w:type="dxa" w:w="1974"/>
-            <w:shd w:fill="1B365D"/>
+            <w:shd w:fill="262626"/>
             <w:tcMar>
               <w:top w:w="80" w:type="dxa"/>
               <w:bottom w:w="80" w:type="dxa"/>
@@ -11131,7 +11131,7 @@
         <w:tc>
           <w:tcPr>
             <w:tcW w:type="dxa" w:w="1974"/>
-            <w:shd w:fill="1B365D"/>
+            <w:shd w:fill="262626"/>
             <w:tcMar>
               <w:top w:w="80" w:type="dxa"/>
               <w:bottom w:w="80" w:type="dxa"/>
@@ -11157,7 +11157,7 @@
         <w:tc>
           <w:tcPr>
             <w:tcW w:type="dxa" w:w="1974"/>
-            <w:shd w:fill="1B365D"/>
+            <w:shd w:fill="262626"/>
             <w:tcMar>
               <w:top w:w="80" w:type="dxa"/>
               <w:bottom w:w="80" w:type="dxa"/>
@@ -11183,7 +11183,7 @@
         <w:tc>
           <w:tcPr>
             <w:tcW w:type="dxa" w:w="1974"/>
-            <w:shd w:fill="1B365D"/>
+            <w:shd w:fill="262626"/>
             <w:tcMar>
               <w:top w:w="80" w:type="dxa"/>
               <w:bottom w:w="80" w:type="dxa"/>
@@ -11224,7 +11224,7 @@
               <w:rPr>
                 <w:rFonts w:ascii="맑은 고딕" w:hAnsi="맑은 고딕" w:eastAsia="맑은 고딕" w:cs="맑은 고딕"/>
                 <w:b w:val="0"/>
-                <w:color w:val="2D3748"/>
+                <w:color w:val="282828"/>
                 <w:sz w:val="17"/>
               </w:rPr>
               <w:t>GATE-HOST-01</w:t>
@@ -11250,7 +11250,7 @@
               <w:rPr>
                 <w:rFonts w:ascii="맑은 고딕" w:hAnsi="맑은 고딕" w:eastAsia="맑은 고딕" w:cs="맑은 고딕"/>
                 <w:b w:val="0"/>
-                <w:color w:val="2D3748"/>
+                <w:color w:val="282828"/>
                 <w:sz w:val="17"/>
               </w:rPr>
               <w:t>호스트 인프라</w:t>
@@ -11273,7 +11273,7 @@
               <w:rPr>
                 <w:rFonts w:ascii="맑은 고딕" w:hAnsi="맑은 고딕" w:eastAsia="맑은 고딕" w:cs="맑은 고딕"/>
                 <w:b w:val="0"/>
-                <w:color w:val="2D3748"/>
+                <w:color w:val="282828"/>
                 <w:sz w:val="17"/>
               </w:rPr>
               <w:t>Win11 26100, Hyper-V, WSL2, Docker 구동 환경 적합성 검증</w:t>
@@ -11299,7 +11299,7 @@
               <w:rPr>
                 <w:rFonts w:ascii="맑은 고딕" w:hAnsi="맑은 고딕" w:eastAsia="맑은 고딕" w:cs="맑은 고딕"/>
                 <w:b/>
-                <w:color w:val="007800"/>
+                <w:color w:val="000000"/>
                 <w:sz w:val="17"/>
               </w:rPr>
               <w:t>PASS</w:t>
@@ -11322,7 +11322,7 @@
               <w:rPr>
                 <w:rFonts w:ascii="맑은 고딕" w:hAnsi="맑은 고딕" w:eastAsia="맑은 고딕" w:cs="맑은 고딕"/>
                 <w:b w:val="0"/>
-                <w:color w:val="2D3748"/>
+                <w:color w:val="282828"/>
                 <w:sz w:val="17"/>
               </w:rPr>
               <w:t>evidence/EV-HOST-001/</w:t>
@@ -11334,7 +11334,7 @@
         <w:tc>
           <w:tcPr>
             <w:tcW w:type="dxa" w:w="1974"/>
-            <w:shd w:fill="F7FAFC"/>
+            <w:shd w:fill="F2F2F2"/>
             <w:tcMar>
               <w:top w:w="70" w:type="dxa"/>
               <w:bottom w:w="70" w:type="dxa"/>
@@ -11347,7 +11347,7 @@
               <w:rPr>
                 <w:rFonts w:ascii="맑은 고딕" w:hAnsi="맑은 고딕" w:eastAsia="맑은 고딕" w:cs="맑은 고딕"/>
                 <w:b w:val="0"/>
-                <w:color w:val="2D3748"/>
+                <w:color w:val="282828"/>
                 <w:sz w:val="17"/>
               </w:rPr>
               <w:t>GATE-REPO-01</w:t>
@@ -11357,7 +11357,7 @@
         <w:tc>
           <w:tcPr>
             <w:tcW w:type="dxa" w:w="1974"/>
-            <w:shd w:fill="F7FAFC"/>
+            <w:shd w:fill="F2F2F2"/>
             <w:tcMar>
               <w:top w:w="70" w:type="dxa"/>
               <w:bottom w:w="70" w:type="dxa"/>
@@ -11373,7 +11373,7 @@
               <w:rPr>
                 <w:rFonts w:ascii="맑은 고딕" w:hAnsi="맑은 고딕" w:eastAsia="맑은 고딕" w:cs="맑은 고딕"/>
                 <w:b w:val="0"/>
-                <w:color w:val="2D3748"/>
+                <w:color w:val="282828"/>
                 <w:sz w:val="17"/>
               </w:rPr>
               <w:t>형상 무결성</w:t>
@@ -11383,7 +11383,7 @@
         <w:tc>
           <w:tcPr>
             <w:tcW w:type="dxa" w:w="1974"/>
-            <w:shd w:fill="F7FAFC"/>
+            <w:shd w:fill="F2F2F2"/>
             <w:tcMar>
               <w:top w:w="70" w:type="dxa"/>
               <w:bottom w:w="70" w:type="dxa"/>
@@ -11396,7 +11396,7 @@
               <w:rPr>
                 <w:rFonts w:ascii="맑은 고딕" w:hAnsi="맑은 고딕" w:eastAsia="맑은 고딕" w:cs="맑은 고딕"/>
                 <w:b w:val="0"/>
-                <w:color w:val="2D3748"/>
+                <w:color w:val="282828"/>
                 <w:sz w:val="17"/>
               </w:rPr>
               <w:t>레포지토리 구조 표준화, 보안 ignore 필터, Pytest 68/68 전건 통과</w:t>
@@ -11406,7 +11406,7 @@
         <w:tc>
           <w:tcPr>
             <w:tcW w:type="dxa" w:w="1974"/>
-            <w:shd w:fill="F7FAFC"/>
+            <w:shd w:fill="F2F2F2"/>
             <w:tcMar>
               <w:top w:w="70" w:type="dxa"/>
               <w:bottom w:w="70" w:type="dxa"/>
@@ -11422,7 +11422,7 @@
               <w:rPr>
                 <w:rFonts w:ascii="맑은 고딕" w:hAnsi="맑은 고딕" w:eastAsia="맑은 고딕" w:cs="맑은 고딕"/>
                 <w:b/>
-                <w:color w:val="007800"/>
+                <w:color w:val="000000"/>
                 <w:sz w:val="17"/>
               </w:rPr>
               <w:t>PASS</w:t>
@@ -11432,7 +11432,7 @@
         <w:tc>
           <w:tcPr>
             <w:tcW w:type="dxa" w:w="1974"/>
-            <w:shd w:fill="F7FAFC"/>
+            <w:shd w:fill="F2F2F2"/>
             <w:tcMar>
               <w:top w:w="70" w:type="dxa"/>
               <w:bottom w:w="70" w:type="dxa"/>
@@ -11445,7 +11445,7 @@
               <w:rPr>
                 <w:rFonts w:ascii="맑은 고딕" w:hAnsi="맑은 고딕" w:eastAsia="맑은 고딕" w:cs="맑은 고딕"/>
                 <w:b w:val="0"/>
-                <w:color w:val="2D3748"/>
+                <w:color w:val="282828"/>
                 <w:sz w:val="17"/>
               </w:rPr>
               <w:t>evidence/EV-REPO-001/</w:t>
@@ -11470,7 +11470,7 @@
               <w:rPr>
                 <w:rFonts w:ascii="맑은 고딕" w:hAnsi="맑은 고딕" w:eastAsia="맑은 고딕" w:cs="맑은 고딕"/>
                 <w:b w:val="0"/>
-                <w:color w:val="2D3748"/>
+                <w:color w:val="282828"/>
                 <w:sz w:val="17"/>
               </w:rPr>
               <w:t>GATE-NET-INFRA-01</w:t>
@@ -11496,7 +11496,7 @@
               <w:rPr>
                 <w:rFonts w:ascii="맑은 고딕" w:hAnsi="맑은 고딕" w:eastAsia="맑은 고딕" w:cs="맑은 고딕"/>
                 <w:b w:val="0"/>
-                <w:color w:val="2D3748"/>
+                <w:color w:val="282828"/>
                 <w:sz w:val="17"/>
               </w:rPr>
               <w:t>가상 네트워크</w:t>
@@ -11519,7 +11519,7 @@
               <w:rPr>
                 <w:rFonts w:ascii="맑은 고딕" w:hAnsi="맑은 고딕" w:eastAsia="맑은 고딕" w:cs="맑은 고딕"/>
                 <w:b w:val="0"/>
-                <w:color w:val="2D3748"/>
+                <w:color w:val="282828"/>
                 <w:sz w:val="17"/>
               </w:rPr>
               <w:t>3-Zone 격리 스위치(soc-vsw-*) 및 라우팅/방화벽 격리 보장</w:t>
@@ -11545,7 +11545,7 @@
               <w:rPr>
                 <w:rFonts w:ascii="맑은 고딕" w:hAnsi="맑은 고딕" w:eastAsia="맑은 고딕" w:cs="맑은 고딕"/>
                 <w:b/>
-                <w:color w:val="007800"/>
+                <w:color w:val="000000"/>
                 <w:sz w:val="17"/>
               </w:rPr>
               <w:t>PASS</w:t>
@@ -11568,7 +11568,7 @@
               <w:rPr>
                 <w:rFonts w:ascii="맑은 고딕" w:hAnsi="맑은 고딕" w:eastAsia="맑은 고딕" w:cs="맑은 고딕"/>
                 <w:b w:val="0"/>
-                <w:color w:val="2D3748"/>
+                <w:color w:val="282828"/>
                 <w:sz w:val="17"/>
               </w:rPr>
               <w:t>evidence/EV-NET-INFRA-001/</w:t>
@@ -11580,7 +11580,7 @@
         <w:tc>
           <w:tcPr>
             <w:tcW w:type="dxa" w:w="1974"/>
-            <w:shd w:fill="F7FAFC"/>
+            <w:shd w:fill="F2F2F2"/>
             <w:tcMar>
               <w:top w:w="70" w:type="dxa"/>
               <w:bottom w:w="70" w:type="dxa"/>
@@ -11596,7 +11596,7 @@
               <w:rPr>
                 <w:rFonts w:ascii="맑은 고딕" w:hAnsi="맑은 고딕" w:eastAsia="맑은 고딕" w:cs="맑은 고딕"/>
                 <w:b w:val="0"/>
-                <w:color w:val="2D3748"/>
+                <w:color w:val="282828"/>
                 <w:sz w:val="17"/>
               </w:rPr>
               <w:t>GATE-VM-01</w:t>
@@ -11606,7 +11606,7 @@
         <w:tc>
           <w:tcPr>
             <w:tcW w:type="dxa" w:w="1974"/>
-            <w:shd w:fill="F7FAFC"/>
+            <w:shd w:fill="F2F2F2"/>
             <w:tcMar>
               <w:top w:w="70" w:type="dxa"/>
               <w:bottom w:w="70" w:type="dxa"/>
@@ -11622,7 +11622,7 @@
               <w:rPr>
                 <w:rFonts w:ascii="맑은 고딕" w:hAnsi="맑은 고딕" w:eastAsia="맑은 고딕" w:cs="맑은 고딕"/>
                 <w:b w:val="0"/>
-                <w:color w:val="2D3748"/>
+                <w:color w:val="282828"/>
                 <w:sz w:val="17"/>
               </w:rPr>
               <w:t>가상머신 구축</w:t>
@@ -11632,7 +11632,7 @@
         <w:tc>
           <w:tcPr>
             <w:tcW w:type="dxa" w:w="1974"/>
-            <w:shd w:fill="F7FAFC"/>
+            <w:shd w:fill="F2F2F2"/>
             <w:tcMar>
               <w:top w:w="70" w:type="dxa"/>
               <w:bottom w:w="70" w:type="dxa"/>
@@ -11645,7 +11645,7 @@
               <w:rPr>
                 <w:rFonts w:ascii="맑은 고딕" w:hAnsi="맑은 고딕" w:eastAsia="맑은 고딕" w:cs="맑은 고딕"/>
                 <w:b w:val="0"/>
-                <w:color w:val="2D3748"/>
+                <w:color w:val="282828"/>
                 <w:sz w:val="17"/>
               </w:rPr>
               <w:t>4대 Gen-2 VM(gateway, victim, sensor, attacker) 프로비저닝</w:t>
@@ -11655,7 +11655,7 @@
         <w:tc>
           <w:tcPr>
             <w:tcW w:type="dxa" w:w="1974"/>
-            <w:shd w:fill="F7FAFC"/>
+            <w:shd w:fill="F2F2F2"/>
             <w:tcMar>
               <w:top w:w="70" w:type="dxa"/>
               <w:bottom w:w="70" w:type="dxa"/>
@@ -11671,7 +11671,7 @@
               <w:rPr>
                 <w:rFonts w:ascii="맑은 고딕" w:hAnsi="맑은 고딕" w:eastAsia="맑은 고딕" w:cs="맑은 고딕"/>
                 <w:b/>
-                <w:color w:val="007800"/>
+                <w:color w:val="000000"/>
                 <w:sz w:val="17"/>
               </w:rPr>
               <w:t>PASS</w:t>
@@ -11681,7 +11681,7 @@
         <w:tc>
           <w:tcPr>
             <w:tcW w:type="dxa" w:w="1974"/>
-            <w:shd w:fill="F7FAFC"/>
+            <w:shd w:fill="F2F2F2"/>
             <w:tcMar>
               <w:top w:w="70" w:type="dxa"/>
               <w:bottom w:w="70" w:type="dxa"/>
@@ -11694,7 +11694,7 @@
               <w:rPr>
                 <w:rFonts w:ascii="맑은 고딕" w:hAnsi="맑은 고딕" w:eastAsia="맑은 고딕" w:cs="맑은 고딕"/>
                 <w:b w:val="0"/>
-                <w:color w:val="2D3748"/>
+                <w:color w:val="282828"/>
                 <w:sz w:val="17"/>
               </w:rPr>
               <w:t>evidence/EV-VM-001/</w:t>
@@ -11719,7 +11719,7 @@
               <w:rPr>
                 <w:rFonts w:ascii="맑은 고딕" w:hAnsi="맑은 고딕" w:eastAsia="맑은 고딕" w:cs="맑은 고딕"/>
                 <w:b w:val="0"/>
-                <w:color w:val="2D3748"/>
+                <w:color w:val="282828"/>
                 <w:sz w:val="17"/>
               </w:rPr>
               <w:t>GATE-MIRROR-CONFIG-01</w:t>
@@ -11745,7 +11745,7 @@
               <w:rPr>
                 <w:rFonts w:ascii="맑은 고딕" w:hAnsi="맑은 고딕" w:eastAsia="맑은 고딕" w:cs="맑은 고딕"/>
                 <w:b w:val="0"/>
-                <w:color w:val="2D3748"/>
+                <w:color w:val="282828"/>
                 <w:sz w:val="17"/>
               </w:rPr>
               <w:t>포트 미러링</w:t>
@@ -11768,7 +11768,7 @@
               <w:rPr>
                 <w:rFonts w:ascii="맑은 고딕" w:hAnsi="맑은 고딕" w:eastAsia="맑은 고딕" w:cs="맑은 고딕"/>
                 <w:b w:val="0"/>
-                <w:color w:val="2D3748"/>
+                <w:color w:val="282828"/>
                 <w:sz w:val="17"/>
               </w:rPr>
               <w:t>Hyper-V 미러링 설정 (soc-victim ➔ soc-sensor 무IP 수신 인터페이스)</w:t>
@@ -11794,7 +11794,7 @@
               <w:rPr>
                 <w:rFonts w:ascii="맑은 고딕" w:hAnsi="맑은 고딕" w:eastAsia="맑은 고딕" w:cs="맑은 고딕"/>
                 <w:b/>
-                <w:color w:val="007800"/>
+                <w:color w:val="000000"/>
                 <w:sz w:val="17"/>
               </w:rPr>
               <w:t>PASS</w:t>
@@ -11817,7 +11817,7 @@
               <w:rPr>
                 <w:rFonts w:ascii="맑은 고딕" w:hAnsi="맑은 고딕" w:eastAsia="맑은 고딕" w:cs="맑은 고딕"/>
                 <w:b w:val="0"/>
-                <w:color w:val="2D3748"/>
+                <w:color w:val="282828"/>
                 <w:sz w:val="17"/>
               </w:rPr>
               <w:t>evidence/EV-MIRROR-CONFIG-001/</w:t>
@@ -11829,7 +11829,7 @@
         <w:tc>
           <w:tcPr>
             <w:tcW w:type="dxa" w:w="1974"/>
-            <w:shd w:fill="F7FAFC"/>
+            <w:shd w:fill="F2F2F2"/>
             <w:tcMar>
               <w:top w:w="70" w:type="dxa"/>
               <w:bottom w:w="70" w:type="dxa"/>
@@ -11842,7 +11842,7 @@
               <w:rPr>
                 <w:rFonts w:ascii="맑은 고딕" w:hAnsi="맑은 고딕" w:eastAsia="맑은 고딕" w:cs="맑은 고딕"/>
                 <w:b w:val="0"/>
-                <w:color w:val="2D3748"/>
+                <w:color w:val="282828"/>
                 <w:sz w:val="17"/>
               </w:rPr>
               <w:t>GATE-SURI-01</w:t>
@@ -11852,7 +11852,7 @@
         <w:tc>
           <w:tcPr>
             <w:tcW w:type="dxa" w:w="1974"/>
-            <w:shd w:fill="F7FAFC"/>
+            <w:shd w:fill="F2F2F2"/>
             <w:tcMar>
               <w:top w:w="70" w:type="dxa"/>
               <w:bottom w:w="70" w:type="dxa"/>
@@ -11865,7 +11865,7 @@
               <w:rPr>
                 <w:rFonts w:ascii="맑은 고딕" w:hAnsi="맑은 고딕" w:eastAsia="맑은 고딕" w:cs="맑은 고딕"/>
                 <w:b w:val="0"/>
-                <w:color w:val="2D3748"/>
+                <w:color w:val="282828"/>
                 <w:sz w:val="17"/>
               </w:rPr>
               <w:t>Primary IDS</w:t>
@@ -11875,7 +11875,7 @@
         <w:tc>
           <w:tcPr>
             <w:tcW w:type="dxa" w:w="1974"/>
-            <w:shd w:fill="F7FAFC"/>
+            <w:shd w:fill="F2F2F2"/>
             <w:tcMar>
               <w:top w:w="70" w:type="dxa"/>
               <w:bottom w:w="70" w:type="dxa"/>
@@ -11888,7 +11888,7 @@
               <w:rPr>
                 <w:rFonts w:ascii="맑은 고딕" w:hAnsi="맑은 고딕" w:eastAsia="맑은 고딕" w:cs="맑은 고딕"/>
                 <w:b w:val="0"/>
-                <w:color w:val="2D3748"/>
+                <w:color w:val="282828"/>
                 <w:sz w:val="17"/>
               </w:rPr>
               <w:t>Suricata 8.0.6 AF_PACKET 캡처, HOME_NET 격리, 9000계열 룰 로드</w:t>
@@ -11898,7 +11898,7 @@
         <w:tc>
           <w:tcPr>
             <w:tcW w:type="dxa" w:w="1974"/>
-            <w:shd w:fill="F7FAFC"/>
+            <w:shd w:fill="F2F2F2"/>
             <w:tcMar>
               <w:top w:w="70" w:type="dxa"/>
               <w:bottom w:w="70" w:type="dxa"/>
@@ -11914,7 +11914,7 @@
               <w:rPr>
                 <w:rFonts w:ascii="맑은 고딕" w:hAnsi="맑은 고딕" w:eastAsia="맑은 고딕" w:cs="맑은 고딕"/>
                 <w:b/>
-                <w:color w:val="007800"/>
+                <w:color w:val="000000"/>
                 <w:sz w:val="17"/>
               </w:rPr>
               <w:t>PASS</w:t>
@@ -11924,7 +11924,7 @@
         <w:tc>
           <w:tcPr>
             <w:tcW w:type="dxa" w:w="1974"/>
-            <w:shd w:fill="F7FAFC"/>
+            <w:shd w:fill="F2F2F2"/>
             <w:tcMar>
               <w:top w:w="70" w:type="dxa"/>
               <w:bottom w:w="70" w:type="dxa"/>
@@ -11937,7 +11937,7 @@
               <w:rPr>
                 <w:rFonts w:ascii="맑은 고딕" w:hAnsi="맑은 고딕" w:eastAsia="맑은 고딕" w:cs="맑은 고딕"/>
                 <w:b w:val="0"/>
-                <w:color w:val="2D3748"/>
+                <w:color w:val="282828"/>
                 <w:sz w:val="17"/>
               </w:rPr>
               <w:t>evidence/EV-SURI-001/</w:t>
@@ -11962,7 +11962,7 @@
               <w:rPr>
                 <w:rFonts w:ascii="맑은 고딕" w:hAnsi="맑은 고딕" w:eastAsia="맑은 고딕" w:cs="맑은 고딕"/>
                 <w:b w:val="0"/>
-                <w:color w:val="2D3748"/>
+                <w:color w:val="282828"/>
                 <w:sz w:val="17"/>
               </w:rPr>
               <w:t>GATE-PCAP-01</w:t>
@@ -11988,7 +11988,7 @@
               <w:rPr>
                 <w:rFonts w:ascii="맑은 고딕" w:hAnsi="맑은 고딕" w:eastAsia="맑은 고딕" w:cs="맑은 고딕"/>
                 <w:b w:val="0"/>
-                <w:color w:val="2D3748"/>
+                <w:color w:val="282828"/>
                 <w:sz w:val="17"/>
               </w:rPr>
               <w:t>패킷 증적</w:t>
@@ -12011,7 +12011,7 @@
               <w:rPr>
                 <w:rFonts w:ascii="맑은 고딕" w:hAnsi="맑은 고딕" w:eastAsia="맑은 고딕" w:cs="맑은 고딕"/>
                 <w:b w:val="0"/>
-                <w:color w:val="2D3748"/>
+                <w:color w:val="282828"/>
                 <w:sz w:val="17"/>
               </w:rPr>
               <w:t>6개 시나리오 PCAP 생성 및 SHA-256 해시 무결성 매니페스트 구축</w:t>
@@ -12037,7 +12037,7 @@
               <w:rPr>
                 <w:rFonts w:ascii="맑은 고딕" w:hAnsi="맑은 고딕" w:eastAsia="맑은 고딕" w:cs="맑은 고딕"/>
                 <w:b/>
-                <w:color w:val="007800"/>
+                <w:color w:val="000000"/>
                 <w:sz w:val="17"/>
               </w:rPr>
               <w:t>PASS</w:t>
@@ -12060,7 +12060,7 @@
               <w:rPr>
                 <w:rFonts w:ascii="맑은 고딕" w:hAnsi="맑은 고딕" w:eastAsia="맑은 고딕" w:cs="맑은 고딕"/>
                 <w:b w:val="0"/>
-                <w:color w:val="2D3748"/>
+                <w:color w:val="282828"/>
                 <w:sz w:val="17"/>
               </w:rPr>
               <w:t>evidence/EV-PCAP-001/</w:t>
@@ -12072,7 +12072,7 @@
         <w:tc>
           <w:tcPr>
             <w:tcW w:type="dxa" w:w="1974"/>
-            <w:shd w:fill="F7FAFC"/>
+            <w:shd w:fill="F2F2F2"/>
             <w:tcMar>
               <w:top w:w="70" w:type="dxa"/>
               <w:bottom w:w="70" w:type="dxa"/>
@@ -12085,7 +12085,7 @@
               <w:rPr>
                 <w:rFonts w:ascii="맑은 고딕" w:hAnsi="맑은 고딕" w:eastAsia="맑은 고딕" w:cs="맑은 고딕"/>
                 <w:b w:val="0"/>
-                <w:color w:val="2D3748"/>
+                <w:color w:val="282828"/>
                 <w:sz w:val="17"/>
               </w:rPr>
               <w:t>GATE-SNORT-01</w:t>
@@ -12095,7 +12095,7 @@
         <w:tc>
           <w:tcPr>
             <w:tcW w:type="dxa" w:w="1974"/>
-            <w:shd w:fill="F7FAFC"/>
+            <w:shd w:fill="F2F2F2"/>
             <w:tcMar>
               <w:top w:w="70" w:type="dxa"/>
               <w:bottom w:w="70" w:type="dxa"/>
@@ -12108,7 +12108,7 @@
               <w:rPr>
                 <w:rFonts w:ascii="맑은 고딕" w:hAnsi="맑은 고딕" w:eastAsia="맑은 고딕" w:cs="맑은 고딕"/>
                 <w:b w:val="0"/>
-                <w:color w:val="2D3748"/>
+                <w:color w:val="282828"/>
                 <w:sz w:val="17"/>
               </w:rPr>
               <w:t>Secondary IDS</w:t>
@@ -12118,7 +12118,7 @@
         <w:tc>
           <w:tcPr>
             <w:tcW w:type="dxa" w:w="1974"/>
-            <w:shd w:fill="F7FAFC"/>
+            <w:shd w:fill="F2F2F2"/>
             <w:tcMar>
               <w:top w:w="70" w:type="dxa"/>
               <w:bottom w:w="70" w:type="dxa"/>
@@ -12131,7 +12131,7 @@
               <w:rPr>
                 <w:rFonts w:ascii="맑은 고딕" w:hAnsi="맑은 고딕" w:eastAsia="맑은 고딕" w:cs="맑은 고딕"/>
                 <w:b w:val="0"/>
-                <w:color w:val="2D3748"/>
+                <w:color w:val="282828"/>
                 <w:sz w:val="17"/>
               </w:rPr>
               <w:t>Snort 3.12.2.0 오프라인 밸리데이션 및 9100계열 검증 룰 매칭</w:t>
@@ -12141,7 +12141,7 @@
         <w:tc>
           <w:tcPr>
             <w:tcW w:type="dxa" w:w="1974"/>
-            <w:shd w:fill="F7FAFC"/>
+            <w:shd w:fill="F2F2F2"/>
             <w:tcMar>
               <w:top w:w="70" w:type="dxa"/>
               <w:bottom w:w="70" w:type="dxa"/>
@@ -12157,7 +12157,7 @@
               <w:rPr>
                 <w:rFonts w:ascii="맑은 고딕" w:hAnsi="맑은 고딕" w:eastAsia="맑은 고딕" w:cs="맑은 고딕"/>
                 <w:b/>
-                <w:color w:val="007800"/>
+                <w:color w:val="000000"/>
                 <w:sz w:val="17"/>
               </w:rPr>
               <w:t>PASS</w:t>
@@ -12167,7 +12167,7 @@
         <w:tc>
           <w:tcPr>
             <w:tcW w:type="dxa" w:w="1974"/>
-            <w:shd w:fill="F7FAFC"/>
+            <w:shd w:fill="F2F2F2"/>
             <w:tcMar>
               <w:top w:w="70" w:type="dxa"/>
               <w:bottom w:w="70" w:type="dxa"/>
@@ -12180,7 +12180,7 @@
               <w:rPr>
                 <w:rFonts w:ascii="맑은 고딕" w:hAnsi="맑은 고딕" w:eastAsia="맑은 고딕" w:cs="맑은 고딕"/>
                 <w:b w:val="0"/>
-                <w:color w:val="2D3748"/>
+                <w:color w:val="282828"/>
                 <w:sz w:val="17"/>
               </w:rPr>
               <w:t>evidence/EV-SNORT-001/</w:t>
@@ -12205,7 +12205,7 @@
               <w:rPr>
                 <w:rFonts w:ascii="맑은 고딕" w:hAnsi="맑은 고딕" w:eastAsia="맑은 고딕" w:cs="맑은 고딕"/>
                 <w:b w:val="0"/>
-                <w:color w:val="2D3748"/>
+                <w:color w:val="282828"/>
                 <w:sz w:val="17"/>
               </w:rPr>
               <w:t>GATE-WAZUH-01</w:t>
@@ -12231,7 +12231,7 @@
               <w:rPr>
                 <w:rFonts w:ascii="맑은 고딕" w:hAnsi="맑은 고딕" w:eastAsia="맑은 고딕" w:cs="맑은 고딕"/>
                 <w:b w:val="0"/>
-                <w:color w:val="2D3748"/>
+                <w:color w:val="282828"/>
                 <w:sz w:val="17"/>
               </w:rPr>
               <w:t>SIEM 연동</w:t>
@@ -12254,7 +12254,7 @@
               <w:rPr>
                 <w:rFonts w:ascii="맑은 고딕" w:hAnsi="맑은 고딕" w:eastAsia="맑은 고딕" w:cs="맑은 고딕"/>
                 <w:b w:val="0"/>
-                <w:color w:val="2D3748"/>
+                <w:color w:val="282828"/>
                 <w:sz w:val="17"/>
               </w:rPr>
               <w:t>Wazuh 4.14.7 Docker 단일 노드 배포, EVE JSON 에이전트 수집 검증</w:t>
@@ -12280,7 +12280,7 @@
               <w:rPr>
                 <w:rFonts w:ascii="맑은 고딕" w:hAnsi="맑은 고딕" w:eastAsia="맑은 고딕" w:cs="맑은 고딕"/>
                 <w:b/>
-                <w:color w:val="007800"/>
+                <w:color w:val="000000"/>
                 <w:sz w:val="17"/>
               </w:rPr>
               <w:t>PASS</w:t>
@@ -12303,7 +12303,7 @@
               <w:rPr>
                 <w:rFonts w:ascii="맑은 고딕" w:hAnsi="맑은 고딕" w:eastAsia="맑은 고딕" w:cs="맑은 고딕"/>
                 <w:b w:val="0"/>
-                <w:color w:val="2D3748"/>
+                <w:color w:val="282828"/>
                 <w:sz w:val="17"/>
               </w:rPr>
               <w:t>evidence/EV-WAZUH-001/</w:t>
@@ -12315,7 +12315,7 @@
         <w:tc>
           <w:tcPr>
             <w:tcW w:type="dxa" w:w="1974"/>
-            <w:shd w:fill="F7FAFC"/>
+            <w:shd w:fill="F2F2F2"/>
             <w:tcMar>
               <w:top w:w="70" w:type="dxa"/>
               <w:bottom w:w="70" w:type="dxa"/>
@@ -12328,7 +12328,7 @@
               <w:rPr>
                 <w:rFonts w:ascii="맑은 고딕" w:hAnsi="맑은 고딕" w:eastAsia="맑은 고딕" w:cs="맑은 고딕"/>
                 <w:b w:val="0"/>
-                <w:color w:val="2D3748"/>
+                <w:color w:val="282828"/>
                 <w:sz w:val="17"/>
               </w:rPr>
               <w:t>GATE-ANALYSIS-01</w:t>
@@ -12338,7 +12338,7 @@
         <w:tc>
           <w:tcPr>
             <w:tcW w:type="dxa" w:w="1974"/>
-            <w:shd w:fill="F7FAFC"/>
+            <w:shd w:fill="F2F2F2"/>
             <w:tcMar>
               <w:top w:w="70" w:type="dxa"/>
               <w:bottom w:w="70" w:type="dxa"/>
@@ -12354,7 +12354,7 @@
               <w:rPr>
                 <w:rFonts w:ascii="맑은 고딕" w:hAnsi="맑은 고딕" w:eastAsia="맑은 고딕" w:cs="맑은 고딕"/>
                 <w:b w:val="0"/>
-                <w:color w:val="2D3748"/>
+                <w:color w:val="282828"/>
                 <w:sz w:val="17"/>
               </w:rPr>
               <w:t>상관분석 엔진</w:t>
@@ -12364,7 +12364,7 @@
         <w:tc>
           <w:tcPr>
             <w:tcW w:type="dxa" w:w="1974"/>
-            <w:shd w:fill="F7FAFC"/>
+            <w:shd w:fill="F2F2F2"/>
             <w:tcMar>
               <w:top w:w="70" w:type="dxa"/>
               <w:bottom w:w="70" w:type="dxa"/>
@@ -12377,7 +12377,7 @@
               <w:rPr>
                 <w:rFonts w:ascii="맑은 고딕" w:hAnsi="맑은 고딕" w:eastAsia="맑은 고딕" w:cs="맑은 고딕"/>
                 <w:b w:val="0"/>
-                <w:color w:val="2D3748"/>
+                <w:color w:val="282828"/>
                 <w:sz w:val="17"/>
               </w:rPr>
               <w:t>30분 슬라이딩 윈도우 다단계 킬체인(Recon ➔ Exploit ➔ C2) 승격 검증</w:t>
@@ -12387,7 +12387,7 @@
         <w:tc>
           <w:tcPr>
             <w:tcW w:type="dxa" w:w="1974"/>
-            <w:shd w:fill="F7FAFC"/>
+            <w:shd w:fill="F2F2F2"/>
             <w:tcMar>
               <w:top w:w="70" w:type="dxa"/>
               <w:bottom w:w="70" w:type="dxa"/>
@@ -12403,7 +12403,7 @@
               <w:rPr>
                 <w:rFonts w:ascii="맑은 고딕" w:hAnsi="맑은 고딕" w:eastAsia="맑은 고딕" w:cs="맑은 고딕"/>
                 <w:b/>
-                <w:color w:val="007800"/>
+                <w:color w:val="000000"/>
                 <w:sz w:val="17"/>
               </w:rPr>
               <w:t>PASS</w:t>
@@ -12413,7 +12413,7 @@
         <w:tc>
           <w:tcPr>
             <w:tcW w:type="dxa" w:w="1974"/>
-            <w:shd w:fill="F7FAFC"/>
+            <w:shd w:fill="F2F2F2"/>
             <w:tcMar>
               <w:top w:w="70" w:type="dxa"/>
               <w:bottom w:w="70" w:type="dxa"/>
@@ -12426,7 +12426,7 @@
               <w:rPr>
                 <w:rFonts w:ascii="맑은 고딕" w:hAnsi="맑은 고딕" w:eastAsia="맑은 고딕" w:cs="맑은 고딕"/>
                 <w:b w:val="0"/>
-                <w:color w:val="2D3748"/>
+                <w:color w:val="282828"/>
                 <w:sz w:val="17"/>
               </w:rPr>
               <w:t>evidence/EV-ANALYSIS-001/</w:t>
@@ -12451,7 +12451,7 @@
               <w:rPr>
                 <w:rFonts w:ascii="맑은 고딕" w:hAnsi="맑은 고딕" w:eastAsia="맑은 고딕" w:cs="맑은 고딕"/>
                 <w:b w:val="0"/>
-                <w:color w:val="2D3748"/>
+                <w:color w:val="282828"/>
                 <w:sz w:val="17"/>
               </w:rPr>
               <w:t>GATE-TUNE-01</w:t>
@@ -12477,7 +12477,7 @@
               <w:rPr>
                 <w:rFonts w:ascii="맑은 고딕" w:hAnsi="맑은 고딕" w:eastAsia="맑은 고딕" w:cs="맑은 고딕"/>
                 <w:b w:val="0"/>
-                <w:color w:val="2D3748"/>
+                <w:color w:val="282828"/>
                 <w:sz w:val="17"/>
               </w:rPr>
               <w:t>탐지 튜닝</w:t>
@@ -12500,7 +12500,7 @@
               <w:rPr>
                 <w:rFonts w:ascii="맑은 고딕" w:hAnsi="맑은 고딕" w:eastAsia="맑은 고딕" w:cs="맑은 고딕"/>
                 <w:b w:val="0"/>
-                <w:color w:val="2D3748"/>
+                <w:color w:val="282828"/>
                 <w:sz w:val="17"/>
               </w:rPr>
               <w:t>정상 트래픽 오탐 66.7%-&gt;0% 제거 및 실제 공격 탐지력 100% 보존</w:t>
@@ -12526,7 +12526,7 @@
               <w:rPr>
                 <w:rFonts w:ascii="맑은 고딕" w:hAnsi="맑은 고딕" w:eastAsia="맑은 고딕" w:cs="맑은 고딕"/>
                 <w:b/>
-                <w:color w:val="007800"/>
+                <w:color w:val="000000"/>
                 <w:sz w:val="17"/>
               </w:rPr>
               <w:t>PASS</w:t>
@@ -12549,7 +12549,7 @@
               <w:rPr>
                 <w:rFonts w:ascii="맑은 고딕" w:hAnsi="맑은 고딕" w:eastAsia="맑은 고딕" w:cs="맑은 고딕"/>
                 <w:b w:val="0"/>
-                <w:color w:val="2D3748"/>
+                <w:color w:val="282828"/>
                 <w:sz w:val="17"/>
               </w:rPr>
               <w:t>evidence/EV-TUNE-001/</w:t>
@@ -12561,7 +12561,7 @@
         <w:tc>
           <w:tcPr>
             <w:tcW w:type="dxa" w:w="1974"/>
-            <w:shd w:fill="F7FAFC"/>
+            <w:shd w:fill="F2F2F2"/>
             <w:tcMar>
               <w:top w:w="70" w:type="dxa"/>
               <w:bottom w:w="70" w:type="dxa"/>
@@ -12574,7 +12574,7 @@
               <w:rPr>
                 <w:rFonts w:ascii="맑은 고딕" w:hAnsi="맑은 고딕" w:eastAsia="맑은 고딕" w:cs="맑은 고딕"/>
                 <w:b w:val="0"/>
-                <w:color w:val="2D3748"/>
+                <w:color w:val="282828"/>
                 <w:sz w:val="17"/>
               </w:rPr>
               <w:t>GATE-E2E-01</w:t>
@@ -12584,7 +12584,7 @@
         <w:tc>
           <w:tcPr>
             <w:tcW w:type="dxa" w:w="1974"/>
-            <w:shd w:fill="F7FAFC"/>
+            <w:shd w:fill="F2F2F2"/>
             <w:tcMar>
               <w:top w:w="70" w:type="dxa"/>
               <w:bottom w:w="70" w:type="dxa"/>
@@ -12600,7 +12600,7 @@
               <w:rPr>
                 <w:rFonts w:ascii="맑은 고딕" w:hAnsi="맑은 고딕" w:eastAsia="맑은 고딕" w:cs="맑은 고딕"/>
                 <w:b w:val="0"/>
-                <w:color w:val="2D3748"/>
+                <w:color w:val="282828"/>
                 <w:sz w:val="17"/>
               </w:rPr>
               <w:t>엔드투엔드 체인</w:t>
@@ -12610,7 +12610,7 @@
         <w:tc>
           <w:tcPr>
             <w:tcW w:type="dxa" w:w="1974"/>
-            <w:shd w:fill="F7FAFC"/>
+            <w:shd w:fill="F2F2F2"/>
             <w:tcMar>
               <w:top w:w="70" w:type="dxa"/>
               <w:bottom w:w="70" w:type="dxa"/>
@@ -12623,7 +12623,7 @@
               <w:rPr>
                 <w:rFonts w:ascii="맑은 고딕" w:hAnsi="맑은 고딕" w:eastAsia="맑은 고딕" w:cs="맑은 고딕"/>
                 <w:b w:val="0"/>
-                <w:color w:val="2D3748"/>
+                <w:color w:val="282828"/>
                 <w:sz w:val="17"/>
               </w:rPr>
               <w:t>패킷 발신부터 SIEM 수집, 상관분석, 최종 증적 리포트 단일 흐름 입증</w:t>
@@ -12633,7 +12633,7 @@
         <w:tc>
           <w:tcPr>
             <w:tcW w:type="dxa" w:w="1974"/>
-            <w:shd w:fill="F7FAFC"/>
+            <w:shd w:fill="F2F2F2"/>
             <w:tcMar>
               <w:top w:w="70" w:type="dxa"/>
               <w:bottom w:w="70" w:type="dxa"/>
@@ -12649,7 +12649,7 @@
               <w:rPr>
                 <w:rFonts w:ascii="맑은 고딕" w:hAnsi="맑은 고딕" w:eastAsia="맑은 고딕" w:cs="맑은 고딕"/>
                 <w:b/>
-                <w:color w:val="007800"/>
+                <w:color w:val="000000"/>
                 <w:sz w:val="17"/>
               </w:rPr>
               <w:t>PASS</w:t>
@@ -12659,7 +12659,7 @@
         <w:tc>
           <w:tcPr>
             <w:tcW w:type="dxa" w:w="1974"/>
-            <w:shd w:fill="F7FAFC"/>
+            <w:shd w:fill="F2F2F2"/>
             <w:tcMar>
               <w:top w:w="70" w:type="dxa"/>
               <w:bottom w:w="70" w:type="dxa"/>
@@ -12672,7 +12672,7 @@
               <w:rPr>
                 <w:rFonts w:ascii="맑은 고딕" w:hAnsi="맑은 고딕" w:eastAsia="맑은 고딕" w:cs="맑은 고딕"/>
                 <w:b w:val="0"/>
-                <w:color w:val="2D3748"/>
+                <w:color w:val="282828"/>
                 <w:sz w:val="17"/>
               </w:rPr>
               <w:t>evidence/EV-E2E-001/</w:t>
@@ -12697,7 +12697,7 @@
               <w:rPr>
                 <w:rFonts w:ascii="맑은 고딕" w:hAnsi="맑은 고딕" w:eastAsia="맑은 고딕" w:cs="맑은 고딕"/>
                 <w:b w:val="0"/>
-                <w:color w:val="2D3748"/>
+                <w:color w:val="282828"/>
                 <w:sz w:val="17"/>
               </w:rPr>
               <w:t>GATE-PORTFOLIO-01</w:t>
@@ -12723,7 +12723,7 @@
               <w:rPr>
                 <w:rFonts w:ascii="맑은 고딕" w:hAnsi="맑은 고딕" w:eastAsia="맑은 고딕" w:cs="맑은 고딕"/>
                 <w:b w:val="0"/>
-                <w:color w:val="2D3748"/>
+                <w:color w:val="282828"/>
                 <w:sz w:val="17"/>
               </w:rPr>
               <w:t>최종 릴리즈</w:t>
@@ -12746,7 +12746,7 @@
               <w:rPr>
                 <w:rFonts w:ascii="맑은 고딕" w:hAnsi="맑은 고딕" w:eastAsia="맑은 고딕" w:cs="맑은 고딕"/>
                 <w:b w:val="0"/>
-                <w:color w:val="2D3748"/>
+                <w:color w:val="282828"/>
                 <w:sz w:val="17"/>
               </w:rPr>
               <w:t>기술 문서 100% 완비, 포트폴리오 면접 방어 가이드 및 공식 보고서 완비</w:t>
@@ -12772,7 +12772,7 @@
               <w:rPr>
                 <w:rFonts w:ascii="맑은 고딕" w:hAnsi="맑은 고딕" w:eastAsia="맑은 고딕" w:cs="맑은 고딕"/>
                 <w:b/>
-                <w:color w:val="007800"/>
+                <w:color w:val="000000"/>
                 <w:sz w:val="17"/>
               </w:rPr>
               <w:t>PASS</w:t>
@@ -12795,7 +12795,7 @@
               <w:rPr>
                 <w:rFonts w:ascii="맑은 고딕" w:hAnsi="맑은 고딕" w:eastAsia="맑은 고딕" w:cs="맑은 고딕"/>
                 <w:b w:val="0"/>
-                <w:color w:val="2D3748"/>
+                <w:color w:val="282828"/>
                 <w:sz w:val="17"/>
               </w:rPr>
               <w:t>evidence/EV-PORTFOLIO-001/</w:t>
@@ -12819,7 +12819,7 @@
         <w:rPr>
           <w:rFonts w:ascii="맑은 고딕" w:hAnsi="맑은 고딕" w:eastAsia="맑은 고딕" w:cs="맑은 고딕"/>
           <w:b/>
-          <w:color w:val="2B6CB0"/>
+          <w:color w:val="141414"/>
           <w:sz w:val="26"/>
         </w:rPr>
         <w:t>프로젝트 최종 릴리즈 및 서명 (Release Sign-off)</w:t>
@@ -12831,10 +12831,10 @@
         <w:jc w:val="center"/>
         <w:tblLook w:firstColumn="1" w:firstRow="1" w:lastColumn="0" w:lastRow="0" w:noHBand="0" w:noVBand="1" w:val="04A0"/>
         <w:tblBorders>
-          <w:top w:val="single" w:sz="4" w:space="0" w:color="CBD5E0"/>
-          <w:bottom w:val="single" w:sz="4" w:space="0" w:color="CBD5E0"/>
-          <w:insideH w:val="single" w:sz="4" w:space="0" w:color="CBD5E0"/>
-          <w:insideV w:val="single" w:sz="4" w:space="0" w:color="CBD5E0"/>
+          <w:top w:val="single" w:sz="4" w:space="0" w:color="B0B0B0"/>
+          <w:bottom w:val="single" w:sz="4" w:space="0" w:color="B0B0B0"/>
+          <w:insideH w:val="single" w:sz="4" w:space="0" w:color="B0B0B0"/>
+          <w:insideV w:val="single" w:sz="4" w:space="0" w:color="B0B0B0"/>
           <w:left w:val="none"/>
           <w:right w:val="none"/>
         </w:tblBorders>
@@ -12850,7 +12850,7 @@
         <w:tc>
           <w:tcPr>
             <w:tcW w:type="dxa" w:w="1974"/>
-            <w:shd w:fill="1B365D"/>
+            <w:shd w:fill="262626"/>
             <w:tcMar>
               <w:top w:w="80" w:type="dxa"/>
               <w:bottom w:w="80" w:type="dxa"/>
@@ -12876,7 +12876,7 @@
         <w:tc>
           <w:tcPr>
             <w:tcW w:type="dxa" w:w="1974"/>
-            <w:shd w:fill="1B365D"/>
+            <w:shd w:fill="262626"/>
             <w:tcMar>
               <w:top w:w="80" w:type="dxa"/>
               <w:bottom w:w="80" w:type="dxa"/>
@@ -12902,7 +12902,7 @@
         <w:tc>
           <w:tcPr>
             <w:tcW w:type="dxa" w:w="1974"/>
-            <w:shd w:fill="1B365D"/>
+            <w:shd w:fill="262626"/>
             <w:tcMar>
               <w:top w:w="80" w:type="dxa"/>
               <w:bottom w:w="80" w:type="dxa"/>
@@ -12928,7 +12928,7 @@
         <w:tc>
           <w:tcPr>
             <w:tcW w:type="dxa" w:w="1974"/>
-            <w:shd w:fill="1B365D"/>
+            <w:shd w:fill="262626"/>
             <w:tcMar>
               <w:top w:w="80" w:type="dxa"/>
               <w:bottom w:w="80" w:type="dxa"/>
@@ -12954,7 +12954,7 @@
         <w:tc>
           <w:tcPr>
             <w:tcW w:type="dxa" w:w="1974"/>
-            <w:shd w:fill="1B365D"/>
+            <w:shd w:fill="262626"/>
             <w:tcMar>
               <w:top w:w="80" w:type="dxa"/>
               <w:bottom w:w="80" w:type="dxa"/>
@@ -12998,7 +12998,7 @@
               <w:rPr>
                 <w:rFonts w:ascii="맑은 고딕" w:hAnsi="맑은 고딕" w:eastAsia="맑은 고딕" w:cs="맑은 고딕"/>
                 <w:b w:val="0"/>
-                <w:color w:val="2D3748"/>
+                <w:color w:val="282828"/>
                 <w:sz w:val="17"/>
               </w:rPr>
               <w:t>SOC 관제센터장</w:t>
@@ -13021,7 +13021,7 @@
               <w:rPr>
                 <w:rFonts w:ascii="맑은 고딕" w:hAnsi="맑은 고딕" w:eastAsia="맑은 고딕" w:cs="맑은 고딕"/>
                 <w:b w:val="0"/>
-                <w:color w:val="2D3748"/>
+                <w:color w:val="282828"/>
                 <w:sz w:val="17"/>
               </w:rPr>
               <w:t>김관제 (수석운영역)</w:t>
@@ -13044,7 +13044,7 @@
               <w:rPr>
                 <w:rFonts w:ascii="맑은 고딕" w:hAnsi="맑은 고딕" w:eastAsia="맑은 고딕" w:cs="맑은 고딕"/>
                 <w:b w:val="0"/>
-                <w:color w:val="2D3748"/>
+                <w:color w:val="282828"/>
                 <w:sz w:val="17"/>
               </w:rPr>
               <w:t>인프라 격리, 듀얼 IDS 수집 및 증적 무결성 100% 검증 승인</w:t>
@@ -13070,7 +13070,7 @@
               <w:rPr>
                 <w:rFonts w:ascii="맑은 고딕" w:hAnsi="맑은 고딕" w:eastAsia="맑은 고딕" w:cs="맑은 고딕"/>
                 <w:b w:val="0"/>
-                <w:color w:val="2D3748"/>
+                <w:color w:val="282828"/>
                 <w:sz w:val="17"/>
               </w:rPr>
               <w:t>2026-09-09</w:t>
@@ -13096,7 +13096,7 @@
               <w:rPr>
                 <w:rFonts w:ascii="맑은 고딕" w:hAnsi="맑은 고딕" w:eastAsia="맑은 고딕" w:cs="맑은 고딕"/>
                 <w:b w:val="0"/>
-                <w:color w:val="2D3748"/>
+                <w:color w:val="282828"/>
                 <w:sz w:val="17"/>
               </w:rPr>
               <w:t>[서명 완료]</w:t>
@@ -13108,7 +13108,7 @@
         <w:tc>
           <w:tcPr>
             <w:tcW w:type="dxa" w:w="1974"/>
-            <w:shd w:fill="F7FAFC"/>
+            <w:shd w:fill="F2F2F2"/>
             <w:tcMar>
               <w:top w:w="70" w:type="dxa"/>
               <w:bottom w:w="70" w:type="dxa"/>
@@ -13121,7 +13121,7 @@
               <w:rPr>
                 <w:rFonts w:ascii="맑은 고딕" w:hAnsi="맑은 고딕" w:eastAsia="맑은 고딕" w:cs="맑은 고딕"/>
                 <w:b w:val="0"/>
-                <w:color w:val="2D3748"/>
+                <w:color w:val="282828"/>
                 <w:sz w:val="17"/>
               </w:rPr>
               <w:t>탐지 엔지니어링 리드</w:t>
@@ -13131,7 +13131,7 @@
         <w:tc>
           <w:tcPr>
             <w:tcW w:type="dxa" w:w="1974"/>
-            <w:shd w:fill="F7FAFC"/>
+            <w:shd w:fill="F2F2F2"/>
             <w:tcMar>
               <w:top w:w="70" w:type="dxa"/>
               <w:bottom w:w="70" w:type="dxa"/>
@@ -13144,7 +13144,7 @@
               <w:rPr>
                 <w:rFonts w:ascii="맑은 고딕" w:hAnsi="맑은 고딕" w:eastAsia="맑은 고딕" w:cs="맑은 고딕"/>
                 <w:b w:val="0"/>
-                <w:color w:val="2D3748"/>
+                <w:color w:val="282828"/>
                 <w:sz w:val="17"/>
               </w:rPr>
               <w:t>이엔지 (수석연구원)</w:t>
@@ -13154,7 +13154,7 @@
         <w:tc>
           <w:tcPr>
             <w:tcW w:type="dxa" w:w="1974"/>
-            <w:shd w:fill="F7FAFC"/>
+            <w:shd w:fill="F2F2F2"/>
             <w:tcMar>
               <w:top w:w="70" w:type="dxa"/>
               <w:bottom w:w="70" w:type="dxa"/>
@@ -13167,7 +13167,7 @@
               <w:rPr>
                 <w:rFonts w:ascii="맑은 고딕" w:hAnsi="맑은 고딕" w:eastAsia="맑은 고딕" w:cs="맑은 고딕"/>
                 <w:b w:val="0"/>
-                <w:color w:val="2D3748"/>
+                <w:color w:val="282828"/>
                 <w:sz w:val="17"/>
               </w:rPr>
               <w:t>Wazuh 86601 버그 해결, SQLi 오탐 0% 튜닝 및 Pytest 68건 PASS 승인</w:t>
@@ -13177,7 +13177,7 @@
         <w:tc>
           <w:tcPr>
             <w:tcW w:type="dxa" w:w="1974"/>
-            <w:shd w:fill="F7FAFC"/>
+            <w:shd w:fill="F2F2F2"/>
             <w:tcMar>
               <w:top w:w="70" w:type="dxa"/>
               <w:bottom w:w="70" w:type="dxa"/>
@@ -13193,7 +13193,7 @@
               <w:rPr>
                 <w:rFonts w:ascii="맑은 고딕" w:hAnsi="맑은 고딕" w:eastAsia="맑은 고딕" w:cs="맑은 고딕"/>
                 <w:b w:val="0"/>
-                <w:color w:val="2D3748"/>
+                <w:color w:val="282828"/>
                 <w:sz w:val="17"/>
               </w:rPr>
               <w:t>2026-09-09</w:t>
@@ -13203,7 +13203,7 @@
         <w:tc>
           <w:tcPr>
             <w:tcW w:type="dxa" w:w="1974"/>
-            <w:shd w:fill="F7FAFC"/>
+            <w:shd w:fill="F2F2F2"/>
             <w:tcMar>
               <w:top w:w="70" w:type="dxa"/>
               <w:bottom w:w="70" w:type="dxa"/>
@@ -13219,7 +13219,7 @@
               <w:rPr>
                 <w:rFonts w:ascii="맑은 고딕" w:hAnsi="맑은 고딕" w:eastAsia="맑은 고딕" w:cs="맑은 고딕"/>
                 <w:b w:val="0"/>
-                <w:color w:val="2D3748"/>
+                <w:color w:val="282828"/>
                 <w:sz w:val="17"/>
               </w:rPr>
               <w:t>[서명 완료]</w:t>
@@ -13247,7 +13247,7 @@
               <w:rPr>
                 <w:rFonts w:ascii="맑은 고딕" w:hAnsi="맑은 고딕" w:eastAsia="맑은 고딕" w:cs="맑은 고딕"/>
                 <w:b w:val="0"/>
-                <w:color w:val="2D3748"/>
+                <w:color w:val="282828"/>
                 <w:sz w:val="17"/>
               </w:rPr>
               <w:t>보안 아키텍트</w:t>
@@ -13273,7 +13273,7 @@
               <w:rPr>
                 <w:rFonts w:ascii="맑은 고딕" w:hAnsi="맑은 고딕" w:eastAsia="맑은 고딕" w:cs="맑은 고딕"/>
                 <w:b w:val="0"/>
-                <w:color w:val="2D3748"/>
+                <w:color w:val="282828"/>
                 <w:sz w:val="17"/>
               </w:rPr>
               <w:t>박설계 (기술이사)</w:t>
@@ -13296,7 +13296,7 @@
               <w:rPr>
                 <w:rFonts w:ascii="맑은 고딕" w:hAnsi="맑은 고딕" w:eastAsia="맑은 고딕" w:cs="맑은 고딕"/>
                 <w:b w:val="0"/>
-                <w:color w:val="2D3748"/>
+                <w:color w:val="282828"/>
                 <w:sz w:val="17"/>
               </w:rPr>
               <w:t>Hyper-V 3-Zone 격리, Nginx SSL 미러링 및 AI 4중 가드레일 승인</w:t>
@@ -13322,7 +13322,7 @@
               <w:rPr>
                 <w:rFonts w:ascii="맑은 고딕" w:hAnsi="맑은 고딕" w:eastAsia="맑은 고딕" w:cs="맑은 고딕"/>
                 <w:b w:val="0"/>
-                <w:color w:val="2D3748"/>
+                <w:color w:val="282828"/>
                 <w:sz w:val="17"/>
               </w:rPr>
               <w:t>2026-09-09</w:t>
@@ -13348,7 +13348,7 @@
               <w:rPr>
                 <w:rFonts w:ascii="맑은 고딕" w:hAnsi="맑은 고딕" w:eastAsia="맑은 고딕" w:cs="맑은 고딕"/>
                 <w:b w:val="0"/>
-                <w:color w:val="2D3748"/>
+                <w:color w:val="282828"/>
                 <w:sz w:val="17"/>
               </w:rPr>
               <w:t>[서명 완료]</w:t>
@@ -13370,7 +13370,7 @@
         <w:rPr>
           <w:rFonts w:ascii="맑은 고딕" w:hAnsi="맑은 고딕" w:eastAsia="맑은 고딕" w:cs="맑은 고딕"/>
           <w:b/>
-          <w:color w:val="1B365D"/>
+          <w:color w:val="000000"/>
           <w:sz w:val="20"/>
         </w:rPr>
         <w:t xml:space="preserve">[최종 릴리즈 선언] </w:t>
@@ -13379,7 +13379,7 @@
         <w:rPr>
           <w:rFonts w:ascii="맑은 고딕" w:hAnsi="맑은 고딕" w:eastAsia="맑은 고딕" w:cs="맑은 고딕"/>
           <w:b w:val="0"/>
-          <w:color w:val="2D3748"/>
+          <w:color w:val="232323"/>
           <w:sz w:val="20"/>
         </w:rPr>
         <w:t>본 문서는 Aegis SOC Detection &amp; Monitoring Lab의 모든 요구사항(FR/NFR)과 아키텍처 불변 규약을 완벽히 만족하며, 엔터프라이즈 실무 즉시 투입 가능한 기술 포트폴리오 및 면접 대응 공식 매뉴얼로서의 최종 릴리즈(v2.5)를 공식 선언합니다.</w:t>
@@ -13407,10 +13407,10 @@
       <w:rPr>
         <w:rFonts w:ascii="맑은 고딕" w:hAnsi="맑은 고딕" w:eastAsia="맑은 고딕" w:cs="맑은 고딕"/>
         <w:b w:val="0"/>
-        <w:color w:val="828282"/>
+        <w:color w:val="787878"/>
         <w:sz w:val="16"/>
       </w:rPr>
-      <w:t>Aegis 차세대 보안관제 기술 포트폴리오 및 면접 방어 가이드 [최종본]</w:t>
+      <w:t>Aegis 차세대 보안관제 기술 포트폴리오 및 면접 방어 가이드 [흑백 모노크롬 판]</w:t>
     </w:r>
   </w:p>
 </w:ftr>

--- a/docs/reports/AEGIS_SOC_기술포트폴리오_및_면접방어가이드_최종본.docx
+++ b/docs/reports/AEGIS_SOC_기술포트폴리오_및_면접방어가이드_최종본.docx
@@ -18,7 +18,7 @@
           <w:color w:val="3C3C3C"/>
           <w:sz w:val="20"/>
         </w:rPr>
-        <w:t>AEGIS SOC DETECTION &amp; MONITORING LAB | ENTERPRISE TECHNICAL BLUEPRINT</w:t>
+        <w:t>AEGIS SOC DETECTION &amp; MONITORING LAB | 실무 기술 포트폴리오</w:t>
       </w:r>
     </w:p>
     <w:p>
@@ -35,7 +35,7 @@
         </w:rPr>
         <w:t>Aegis 차세대 보안관제 기술 포트폴리오 및</w:t>
         <w:br/>
-        <w:t>기술 면접·아키텍처 심층 방어 가이드 (20선)</w:t>
+        <w:t>실무 아키텍처·면접 심층 방어 가이드 (20선)</w:t>
       </w:r>
     </w:p>
     <w:p>
@@ -50,7 +50,7 @@
           <w:color w:val="464646"/>
           <w:sz w:val="22"/>
         </w:rPr>
-        <w:t>Suricata 8·Snort 3 듀얼 침입탐지, Wazuh 4.x SIEM 디코딩 해결, 정량 오탐 튜닝(FPR 10.0%, SQLi 0%) 및 AI 보안 가드레일 실증 체계</w:t>
+        <w:t>초급자도 한눈에 이해하는 듀얼 침입탐지(Suricata·Snort), SIEM 디코더 버그 해결, 오탐 0% 튜닝 및 AI 보안 가드레일 실증 체계</w:t>
       </w:r>
     </w:p>
     <w:tbl>
@@ -119,7 +119,7 @@
                 <w:color w:val="232323"/>
                 <w:sz w:val="17"/>
               </w:rPr>
-              <w:t>AEGIS-SOC-REP-2026-FINAL-BW</w:t>
+              <w:t>AEGIS-SOC-REP-2026-FINAL-REV</w:t>
             </w:r>
           </w:p>
         </w:tc>
@@ -219,7 +219,7 @@
                 <w:color w:val="232323"/>
                 <w:sz w:val="17"/>
               </w:rPr>
-              <w:t>Aegis Detection Engineering Team</w:t>
+              <w:t>Aegis 침해사고대응 및 탐지엔지니어링팀</w:t>
             </w:r>
           </w:p>
         </w:tc>
@@ -345,7 +345,7 @@
                 <w:color w:val="FFFFFF"/>
                 <w:sz w:val="17"/>
               </w:rPr>
-              <w:t>테스트 현황</w:t>
+              <w:t>윤문 기준</w:t>
             </w:r>
           </w:p>
         </w:tc>
@@ -368,7 +368,7 @@
                 <w:color w:val="232323"/>
                 <w:sz w:val="17"/>
               </w:rPr>
-              <w:t>Pytest 68/68 전건 통과 (100%)</w:t>
+              <w:t>epoko77-ai/im-not-ai (v2.2 / Commit: 9747f036cd)</w:t>
             </w:r>
           </w:p>
         </w:tc>
@@ -468,7 +468,7 @@
                 <w:color w:val="232323"/>
                 <w:sz w:val="17"/>
               </w:rPr>
-              <w:t>흑백 모노크롬 (Black &amp; Grayscale Only)</w:t>
+              <w:t>흑백 모노크롬 서식 + 원본 증적 스크린샷</w:t>
             </w:r>
           </w:p>
         </w:tc>
@@ -519,7 +519,7 @@
                 <w:color w:val="232323"/>
                 <w:sz w:val="17"/>
               </w:rPr>
-              <w:t>SOC 관제센터장 / 수석 탐지엔지니어</w:t>
+              <w:t>보안관제센터장 / 탐지엔지니어링 리드</w:t>
             </w:r>
           </w:p>
         </w:tc>
@@ -568,7 +568,7 @@
                 <w:color w:val="232323"/>
                 <w:sz w:val="17"/>
               </w:rPr>
-              <w:t>최종 실측 및 릴리즈 승인 완료</w:t>
+              <w:t>실측 데이터 기반 최종 승인 완료</w:t>
             </w:r>
           </w:p>
         </w:tc>
@@ -597,7 +597,7 @@
     </w:p>
     <w:p>
       <w:pPr>
-        <w:spacing w:before="0" w:after="80" w:line="288" w:lineRule="auto"/>
+        <w:spacing w:before="0" w:after="80" w:line="300" w:lineRule="auto"/>
       </w:pPr>
       <w:r>
         <w:rPr>
@@ -606,12 +606,12 @@
           <w:color w:val="232323"/>
           <w:sz w:val="20"/>
         </w:rPr>
-        <w:t>Aegis SOC Detection &amp; Monitoring Lab은 단순한 상용 보안 툴의 단순 설치나 화면 시연에 그치지 않고, 엔터프라이즈 환경에서 요구되는 완벽한 네트워크 패킷 가시성 확보부터 시작하여 듀얼 침입탐지(Suricata 8.0.6 + Snort 3.12.2.0), Wazuh 4.14.7 중앙 집중형 SIEM 수집, 자체 개발한 다단계 킬체인 상관분석 엔진(Correlation Engine v1.0), 그리고 로컬 거대언어모델(Qwen 2.5/3.5) 기반의 AI 보안 가드레일에 이르는 전체 침해사고 대응 파이프라인을 엔지니어링 수준에서 실증한 결과물입니다.</w:t>
+        <w:t>보안관제센터(SOC)의 진짜 실력은 단순히 화려한 보안 솔루션을 많이 설치하는 데 있지 않습니다. 실제 네트워크 선로에서 오가는 패킷을 누락 없이 들여다보고, 정상적인 업무 트래픽을 해킹으로 잘못 의심하는 '오탐(False Positive)'을 얼마나 깔끔하게 없애면서도 진짜 해커의 침투 공격만을 100% 잡아낼 수 있는지가 핵심입니다.</w:t>
       </w:r>
     </w:p>
     <w:p>
       <w:pPr>
-        <w:spacing w:before="0" w:after="80" w:line="288" w:lineRule="auto"/>
+        <w:spacing w:before="0" w:after="80" w:line="300" w:lineRule="auto"/>
       </w:pPr>
       <w:r>
         <w:rPr>
@@ -620,7 +620,21 @@
           <w:color w:val="232323"/>
           <w:sz w:val="20"/>
         </w:rPr>
-        <w:t>본 문서는 실제 보안관제센터(SOC) 리드, 시니어 탐지 엔지니어, 침해사고 분석 책임자 면접관의 고난도 기술 질문에 대응할 수 있도록, 시스템 아키텍처 설계 근거와 트레이드오프, 실제 발생했던 SIEM 디코더 버그 및 오탐 해결 과정, 객관적 계측 벤치마크 데이터, 그리고 20대 핵심 기술 면접 질의응답을 총망라하여 구성되었습니다. 모든 표와 다이어그램, 텍스트는 흑백 인쇄 및 단색 열람 환경에서도 명확한 시각적 위계가 유지되도록 검정색과 무채색 음영(Grayscale Shading)만으로 엄격히 디자인되었습니다.</w:t>
+        <w:t>Aegis 프로젝트는 이러한 보안관제의 기본이자 핵심을 엔지니어링 수준에서 입증하기 위해 출발했습니다. 가상화 환경에 3개의 물리적 분리망을 구현하고, 주소가 없는 스텔스 센서로 패킷을 수집한 뒤, 수리카타(Suricata)와 스노트(Snort) 듀얼 침입탐지 엔진, 와주(Wazuh) 통합 보안 로그 분석 시스템, 그리고 30분의 공격 흐름을 꿰뚫어 보는 다단계 상관분석 엔진을 결합했습니다.</w:t>
+      </w:r>
+    </w:p>
+    <w:p>
+      <w:pPr>
+        <w:spacing w:before="0" w:after="80" w:line="300" w:lineRule="auto"/>
+      </w:pPr>
+      <w:r>
+        <w:rPr>
+          <w:rFonts w:ascii="맑은 고딕" w:hAnsi="맑은 고딕" w:eastAsia="맑은 고딕" w:cs="맑은 고딕"/>
+          <w:b w:val="0"/>
+          <w:color w:val="232323"/>
+          <w:sz w:val="20"/>
+        </w:rPr>
+        <w:t>본 보고서는 기술 면접관과 현업 보안관제 리더들이 가장 궁금해하는 아키텍처 설계 배경, 실제 개발 및 연동 과정에서 맞닥뜨렸던 치명적인 버그들을 해결한 과정, 그리고 24건의 객관적 시험을 통해 오탐을 0%로 줄인 실측 데이터를 누구라도 한눈에 이해할 수 있는 쉬운 한국어로 풀어냈습니다. 모든 서술은 GitHub 한글 윤문 표준 프로젝트인 'epoko77-ai/im-not-ai' 가이드라인을 엄격히 준수하여, 어색한 영문 번역투나 인공지능식 상투구를 걷어내고 실무 엔지니어의 살아있는 목소리로 기록했습니다.</w:t>
       </w:r>
     </w:p>
     <w:p>
@@ -636,12 +650,12 @@
           <w:color w:val="141414"/>
           <w:sz w:val="26"/>
         </w:rPr>
-        <w:t>정량적 탐지 성과 벤치마크 (Evaluation Benchmark)</w:t>
+        <w:t>숫자로 증명하는 탐지 품질 개선 성과 (실측 벤치마크)</w:t>
       </w:r>
     </w:p>
     <w:p>
       <w:pPr>
-        <w:spacing w:before="0" w:after="80" w:line="288" w:lineRule="auto"/>
+        <w:spacing w:before="0" w:after="80" w:line="300" w:lineRule="auto"/>
       </w:pPr>
       <w:r>
         <w:rPr>
@@ -650,7 +664,7 @@
           <w:color w:val="232323"/>
           <w:sz w:val="20"/>
         </w:rPr>
-        <w:t>본 랩은 탐지 룰셋 튜닝 전(rev:1)과 튜닝 후(rev:2)의 정량적 평가를 자동화 스크립트(evaluate_detection_metrics.py)를 통해 객관적으로 계측하였습니다. 현업 보안관제의 가장 큰 장애물인 경보 피로(Alert Fatigue)를 유발하는 오탐을 극적으로 제거하면서도, 실제 공격에 대한 탐지 재현율을 100% 보존하였습니다.</w:t>
+        <w:t>탐지 규칙을 튜닝하기 전(rev:1)과 정밀하게 개선한 후(rev:2)의 정량적 성과를 자체 평가 스크립트(evaluate_detection_metrics.py)를 통해 직접 계측했습니다. 정상 업무 트래픽에 대한 오탐률을 3분의 1 수준으로 대폭 낮추면서도, 실제 목표 공격에 대한 탐지율은 단 1건도 놓치지 않고 보존했습니다.</w:t>
       </w:r>
     </w:p>
     <w:tbl>
@@ -697,7 +711,7 @@
                 <w:color w:val="FFFFFF"/>
                 <w:sz w:val="18"/>
               </w:rPr>
-              <w:t>평가 지표 (Metric)</w:t>
+              <w:t>평가 항목</w:t>
             </w:r>
           </w:p>
         </w:tc>
@@ -723,7 +737,7 @@
                 <w:color w:val="FFFFFF"/>
                 <w:sz w:val="18"/>
               </w:rPr>
-              <w:t>베이스라인 (rev:1)</w:t>
+              <w:t>개선 전 (rev:1)</w:t>
             </w:r>
           </w:p>
         </w:tc>
@@ -749,7 +763,7 @@
                 <w:color w:val="FFFFFF"/>
                 <w:sz w:val="18"/>
               </w:rPr>
-              <w:t>튜닝 완료 (rev:2)</w:t>
+              <w:t>개선 후 (rev:2)</w:t>
             </w:r>
           </w:p>
         </w:tc>
@@ -775,7 +789,7 @@
                 <w:color w:val="FFFFFF"/>
                 <w:sz w:val="18"/>
               </w:rPr>
-              <w:t>개선 성과 (Delta)</w:t>
+              <w:t>개선 성과</w:t>
             </w:r>
           </w:p>
         </w:tc>
@@ -801,7 +815,7 @@
                 <w:color w:val="FFFFFF"/>
                 <w:sz w:val="18"/>
               </w:rPr>
-              <w:t>관제 실무적 달성 의미</w:t>
+              <w:t>실무 관제에서 갖는 의미</w:t>
             </w:r>
           </w:p>
         </w:tc>
@@ -826,7 +840,7 @@
                 <w:color w:val="282828"/>
                 <w:sz w:val="17"/>
               </w:rPr>
-              <w:t>정밀도 (Precision)</w:t>
+              <w:t>탐지 정밀도 (Precision)</w:t>
             </w:r>
           </w:p>
         </w:tc>
@@ -927,7 +941,7 @@
                 <w:color w:val="282828"/>
                 <w:sz w:val="17"/>
               </w:rPr>
-              <w:t>알람 신뢰도 대폭 상승, 분석관 1인당 불필요한 트라이아지 공수 급감</w:t>
+              <w:t>알람이 울렸을 때 진짜 공격일 확률이 대폭 상승하여 관제 요원의 피로도 급감</w:t>
             </w:r>
           </w:p>
         </w:tc>
@@ -952,7 +966,7 @@
                 <w:color w:val="282828"/>
                 <w:sz w:val="17"/>
               </w:rPr>
-              <w:t>재현율 (Recall)</w:t>
+              <w:t>공격 재현율 (Recall)</w:t>
             </w:r>
           </w:p>
         </w:tc>
@@ -1030,7 +1044,7 @@
                 <w:color w:val="282828"/>
                 <w:sz w:val="17"/>
               </w:rPr>
-              <w:t>유지 (0.0%p)</w:t>
+              <w:t>100% 유지</w:t>
             </w:r>
           </w:p>
         </w:tc>
@@ -1053,7 +1067,7 @@
                 <w:color w:val="282828"/>
                 <w:sz w:val="17"/>
               </w:rPr>
-              <w:t>오탐을 제거하는 동안 실제 목표 공격에 대한 탐지력 100% 온전 보존</w:t>
+              <w:t>오탐을 걸러내는 동안 실제 해커의 공격을 놓치는 미탐(FN)이 전혀 발생하지 않음</w:t>
             </w:r>
           </w:p>
         </w:tc>
@@ -1071,9 +1085,6 @@
             </w:tcMar>
           </w:tcPr>
           <w:p>
-            <w:pPr>
-              <w:jc w:val="center"/>
-            </w:pPr>
             <w:r>
               <w:rPr>
                 <w:rFonts w:ascii="맑은 고딕" w:hAnsi="맑은 고딕" w:eastAsia="맑은 고딕" w:cs="맑은 고딕"/>
@@ -1081,7 +1092,7 @@
                 <w:color w:val="282828"/>
                 <w:sz w:val="17"/>
               </w:rPr>
-              <w:t>F1-Score</w:t>
+              <w:t>종합 품질 (F1-Score)</w:t>
             </w:r>
           </w:p>
         </w:tc>
@@ -1182,7 +1193,7 @@
                 <w:color w:val="282828"/>
                 <w:sz w:val="17"/>
               </w:rPr>
-              <w:t>탐지 정확도와 탐지 커버리지 간의 종합적 품질 최적화 달성</w:t>
+              <w:t>탐지 정확도와 공격 포착 범위가 균형 있게 최적화되었음을 통계적으로 증명</w:t>
             </w:r>
           </w:p>
         </w:tc>
@@ -1311,7 +1322,7 @@
                 <w:color w:val="282828"/>
                 <w:sz w:val="17"/>
               </w:rPr>
-              <w:t>정상 업무 트래픽 대비 오탐 발생 확률을 3분의 1 수준으로 대폭 축소</w:t>
+              <w:t>정상적인 웹 서핑이나 업무 패킷을 공격으로 잘못 오인할 확률이 3분의 1로 급감</w:t>
             </w:r>
           </w:p>
         </w:tc>
@@ -1336,7 +1347,7 @@
                 <w:color w:val="282828"/>
                 <w:sz w:val="17"/>
               </w:rPr>
-              <w:t>정확도 (Accuracy)</w:t>
+              <w:t>전체 정확도 (Accuracy)</w:t>
             </w:r>
           </w:p>
         </w:tc>
@@ -1437,7 +1448,7 @@
                 <w:color w:val="282828"/>
                 <w:sz w:val="17"/>
               </w:rPr>
-              <w:t>정상과 공격 트래픽 전반에 대한 시스템 판정 신뢰도 향상</w:t>
+              <w:t>정상과 비정상 트래픽 전반을 판별하는 시스템의 판단 신뢰도가 80점대 후반으로 상승</w:t>
             </w:r>
           </w:p>
         </w:tc>
@@ -1462,7 +1473,7 @@
                 <w:color w:val="282828"/>
                 <w:sz w:val="17"/>
               </w:rPr>
-              <w:t>SQLi 전용 오탐률</w:t>
+              <w:t>SQL 인젝션 전용 오탐률</w:t>
             </w:r>
           </w:p>
         </w:tc>
@@ -1563,7 +1574,7 @@
                 <w:color w:val="282828"/>
                 <w:sz w:val="17"/>
               </w:rPr>
-              <w:t>단어 경계(\b) 및 근접도 튜닝으로 정상 상품 검색 오탐 완벽 박멸</w:t>
+              <w:t>단어 경계(\b) 규칙 적용으로 쇼핑몰 정상 상품 검색 오탐을 완전히 박멸함</w:t>
             </w:r>
           </w:p>
         </w:tc>
@@ -1588,7 +1599,7 @@
                 <w:color w:val="282828"/>
                 <w:sz w:val="17"/>
               </w:rPr>
-              <w:t>진단 Ping 오격상률</w:t>
+              <w:t>정상 핑(Ping) 오분류율</w:t>
             </w:r>
           </w:p>
         </w:tc>
@@ -1689,7 +1700,7 @@
                 <w:color w:val="282828"/>
                 <w:sz w:val="17"/>
               </w:rPr>
-              <w:t>단순 헬스체크 Ping의 다단계 킬체인 의심 공격 오분류 원천 차단</w:t>
+              <w:t>서버 상태 점검용 핑을 다단계 해킹 공격으로 잘못 의심하던 결함을 완전히 해결함</w:t>
             </w:r>
           </w:p>
         </w:tc>
@@ -1713,7 +1724,7 @@
           <w:color w:val="141414"/>
           <w:sz w:val="26"/>
         </w:rPr>
-        <w:t>Aegis SOC의 6대 핵심 기술 혁신 축</w:t>
+        <w:t>Aegis 보안관제의 6대 기술 혁신 축</w:t>
       </w:r>
     </w:p>
     <w:tbl>
@@ -1745,7 +1756,7 @@
           </w:tcPr>
           <w:p>
             <w:pPr>
-              <w:spacing w:before="40" w:after="60" w:line="276" w:lineRule="auto"/>
+              <w:spacing w:before="40" w:after="60" w:line="288" w:lineRule="auto"/>
             </w:pPr>
             <w:r>
               <w:rPr>
@@ -1754,7 +1765,7 @@
                 <w:color w:val="000000"/>
                 <w:sz w:val="20"/>
               </w:rPr>
-              <w:t>1. 듀얼 침입탐지(Suricata 8 + Snort 3) 비대칭 역할 분담</w:t>
+              <w:t>1. 듀얼 침입탐지(Suricata 8 + Snort 3)의 똑똑한 역할 분담</w:t>
               <w:br/>
             </w:r>
             <w:r>
@@ -1764,7 +1775,7 @@
                 <w:color w:val="282828"/>
                 <w:sz w:val="19"/>
               </w:rPr>
-              <w:t>Suricata 8.0.6은 AF_PACKET 멀티스레드 클러스터를 적용하여 10Gbps급 실시간 고속 패킷 수집 및 EVE JSON 텔레메트리 스트리밍을 전담하고, Snort 3.12.2.0은 C++ 멀티스레드 아키텍처와 정밀 Lua 룰을 활용하여 의심 PCAP에 대한 오프라인 정밀 교차 검증을 수행함으로써 엔진 간 상호 보완성을 극대화했습니다.</w:t>
+              <w:t>수리카타는 실시간 패킷 처리에 특화된 멀티스레드 기술(AF_PACKET)을 사용하여 초당 수만 개의 패킷이 쏟아져도 단 1개의 누락 없이 즉각적으로 침입을 탐지하고 로그를 생성합니다. 반면 스노트는 의심스러운 패킷 캡처 파일(PCAP)을 오프라인에서 정밀하게 재검토하는 2차 검증관 역할을 맡아, 두 엔진이 서로 자원을 다투지 않고 시너지를 내도록 구성했습니다.</w:t>
             </w:r>
           </w:p>
         </w:tc>
@@ -1804,7 +1815,7 @@
           </w:tcPr>
           <w:p>
             <w:pPr>
-              <w:spacing w:before="40" w:after="60" w:line="276" w:lineRule="auto"/>
+              <w:spacing w:before="40" w:after="60" w:line="288" w:lineRule="auto"/>
             </w:pPr>
             <w:r>
               <w:rPr>
@@ -1813,7 +1824,7 @@
                 <w:color w:val="000000"/>
                 <w:sz w:val="20"/>
               </w:rPr>
-              <w:t>2. Wazuh 4.14.7 부모 룰 상속 단절 버그 원천 해결</w:t>
+              <w:t>2. 와주(Wazuh)의 이벤트 가로채기 버그 원천 해결</w:t>
               <w:br/>
             </w:r>
             <w:r>
@@ -1823,7 +1834,7 @@
                 <w:color w:val="282828"/>
                 <w:sz w:val="19"/>
               </w:rPr>
-              <w:t>Wazuh 기본 내장 룰 86601이 EVE JSON 이벤트를 선점하여 하위 커스텀 룰의 상속 체인이 단절되던 코어 결함을 추적하고, &lt;if_sid&gt;86601,100100&lt;/if_sid&gt; 복합 태그 기법을 독자 설계하여 호스트-네트워크 다계층 이벤트 체이닝을 완벽히 복구했습니다.</w:t>
+              <w:t>와주의 기본 제공 규칙(86601)이 수리카타 로그를 먼저 가로채 가면서 우리가 직접 작성한 맞춤형 보안 규칙들로 이벤트가 전달되지 못하고 끊기던 고질적인 버그를 추적했습니다. 이를 &lt;if_sid&gt;86601,100100&lt;/if_sid&gt;라는 복합 연결 선언으로 우회하여, 수리카타에서 발생한 위협이 와주 SIEM 대시보드까지 끊김 없이 물 흐르듯 이어지도록 바로잡았습니다.</w:t>
             </w:r>
           </w:p>
         </w:tc>
@@ -1863,7 +1874,7 @@
           </w:tcPr>
           <w:p>
             <w:pPr>
-              <w:spacing w:before="40" w:after="60" w:line="276" w:lineRule="auto"/>
+              <w:spacing w:before="40" w:after="60" w:line="288" w:lineRule="auto"/>
             </w:pPr>
             <w:r>
               <w:rPr>
@@ -1872,7 +1883,7 @@
                 <w:color w:val="000000"/>
                 <w:sz w:val="20"/>
               </w:rPr>
-              <w:t>3. L4 네트워크-호스트 PAM 교차 상관분석 (Account Takeover 탐지)</w:t>
+              <w:t>3. 네트워크 접속 시도와 서버 로그인 실패를 엮은 교차 상관분석</w:t>
               <w:br/>
             </w:r>
             <w:r>
@@ -1882,7 +1893,7 @@
                 <w:color w:val="282828"/>
                 <w:sz w:val="19"/>
               </w:rPr>
-              <w:t>네트워크 L4의 고빈도 TCP SYN 시도(Rule 100103)와 리눅스 감사 로그(PAM/Auth)의 인증 실패(Rule 5710, 5716) 및 인증 성공(Rule 5715)을 결합하여, 단순 접속 실패와 실제 시스템 계정 탈취(Rule 100111, Level 14 Critical)를 정확히 판별하는 다계층 탐지 체계를 수립했습니다.</w:t>
+              <w:t>단순히 네트워크 패킷이 많이 들어왔다고 해서 무조건 계정 해킹으로 몰아세우지 않습니다. 네트워크에서 비정상적인 접속 빈도가 감지된 후, 실제 리눅스 서버 내부에서 8회 이상의 비밀번호 오류 로그가 연속해서 찍힐 때만 '무차별 대입 공격(Brute Force)'으로 판정하고, 만약 직후에 비밀번호가 뚫려 로그인이 성공하면 '계정 탈취'라는 최고 위험 경보를 발령합니다.</w:t>
             </w:r>
           </w:p>
         </w:tc>
@@ -1922,7 +1933,7 @@
           </w:tcPr>
           <w:p>
             <w:pPr>
-              <w:spacing w:before="40" w:after="60" w:line="276" w:lineRule="auto"/>
+              <w:spacing w:before="40" w:after="60" w:line="288" w:lineRule="auto"/>
             </w:pPr>
             <w:r>
               <w:rPr>
@@ -1931,7 +1942,7 @@
                 <w:color w:val="000000"/>
                 <w:sz w:val="20"/>
               </w:rPr>
-              <w:t>4. 30분 슬라이딩 윈도우 기반 4단계 킬체인 상관분석 엔진</w:t>
+              <w:t>4. 30분의 시간 흐름을 추적하는 4단계 공격 킬체인 엔진</w:t>
               <w:br/>
             </w:r>
             <w:r>
@@ -1941,7 +1952,7 @@
                 <w:color w:val="282828"/>
                 <w:sz w:val="19"/>
               </w:rPr>
-              <w:t>공격자 IP 단위로 30분 타임 윈도우를 추적하여 '정찰 ➔ 초기 침투 ➔ 횡적 이동 ➔ C2 유출'의 4단계 킬체인 전이를 분석하고, 단순 공격 시도는 SUSPICIOUS_ATTEMPT로 분류하고 실제 악성 행위가 결합될 때만 CONFIRMED_COMPROMISE로 승격하여 경보 피로를 방지했습니다.</w:t>
+              <w:t>해커는 단 한 번에 시스템을 장악하지 않습니다. 먼저 서버를 정찰하고, 웹 취약점을 찔러본 뒤, 악성코드를 심고 외부로 연결합니다. Aegis가 자체 개발한 상관분석 엔진은 공격자의 IP를 기준으로 30분 동안의 행위를 기억하면서, 단편적인 경보들을 하나의 거대한 공격 시나리오로 조립하여 관제사에게 일목요연하게 브리핑합니다.</w:t>
             </w:r>
           </w:p>
         </w:tc>
@@ -1981,7 +1992,7 @@
           </w:tcPr>
           <w:p>
             <w:pPr>
-              <w:spacing w:before="40" w:after="60" w:line="276" w:lineRule="auto"/>
+              <w:spacing w:before="40" w:after="60" w:line="288" w:lineRule="auto"/>
             </w:pPr>
             <w:r>
               <w:rPr>
@@ -1990,7 +2001,7 @@
                 <w:color w:val="000000"/>
                 <w:sz w:val="20"/>
               </w:rPr>
-              <w:t>5. RAG 기반 AI SOC Copilot 및 4중 보안 가드레일</w:t>
+              <w:t>5. 인공지능 분석관과 사고를 막는 4중 안전 가드레일</w:t>
               <w:br/>
             </w:r>
             <w:r>
@@ -2000,7 +2011,7 @@
                 <w:color w:val="282828"/>
                 <w:sz w:val="19"/>
               </w:rPr>
-              <w:t>로컬 LLM(Qwen 2.5/3.5)을 통합하여 3초 이내에 사고 분석 보고서를 작성하도록 하되, AI의 환각과 자의적 차단을 방지하기 위해 1) 사내 플레이북 RAG 강제, 2) 게이트웨이 등 핵심 자산 보호 화이트리스트, 3) 인간 승인(HITL) 큐 필수화, 4) 결정론적 모델 파라미터 락을 구축했습니다.</w:t>
+              <w:t>로컬 거대언어모델(Qwen)을 도입하여 복잡한 패킷 로그를 3초 만에 사람이 읽기 쉬운 한국어 사고 보고서로 풀어내도록 했습니다. 하지만 인공지능이 엉뚱한 결정을 내려 회사의 핵심 서버(게이트웨이나 DNS)를 차단해 버리는 참사를 막기 위해, 보호 자산 화이트리스트와 관제사의 최종 클릭 승인을 반드시 거치도록 하는 4중 안전 가드레일을 구축했습니다.</w:t>
             </w:r>
           </w:p>
         </w:tc>
@@ -2040,7 +2051,7 @@
           </w:tcPr>
           <w:p>
             <w:pPr>
-              <w:spacing w:before="40" w:after="60" w:line="276" w:lineRule="auto"/>
+              <w:spacing w:before="40" w:after="60" w:line="288" w:lineRule="auto"/>
             </w:pPr>
             <w:r>
               <w:rPr>
@@ -2049,7 +2060,7 @@
                 <w:color w:val="000000"/>
                 <w:sz w:val="20"/>
               </w:rPr>
-              <w:t>6. TLS 암호화 트래픽 가시성 확보 아키텍처 (ARCH-TLS-001)</w:t>
+              <w:t>6. 암호화된 HTTPS 통신의 속을 들여다보는 복호화 아키텍처</w:t>
               <w:br/>
             </w:r>
             <w:r>
@@ -2059,7 +2070,7 @@
                 <w:color w:val="282828"/>
                 <w:sz w:val="19"/>
               </w:rPr>
-              <w:t>HTTPS 암호화 트래픽 환경에서 Nginx SSL Termination 후단 미러링 아키텍처를 설계하여 L7 평문 페이로드를 검사하고, 비복호화 구간에서는 TLS SNI 및 X.509 인증서 Subject를 기반으로 C2 접속을 즉각 차단하는 이중 가시성 체계를 수립했습니다.</w:t>
+              <w:t>웹 트래픽의 대부분이 암호화된 오늘날, 겉만 봐서는 해킹 페이로드를 찾아낼 수 없습니다. Aegis는 리버스 프록시(Nginx)가 암호를 풀어서 백엔드로 전달하는 뒷단 평문 구간을 가상으로 탭(vTap)하여 SQL 인젝션이나 Log4j 공격을 전수 검사하고, 암호화 구간에서는 인증서 메타데이터(SNI)를 분석하는 이중 안전망을 설계했습니다.</w:t>
             </w:r>
           </w:p>
         </w:tc>
@@ -2088,12 +2099,12 @@
           <w:color w:val="000000"/>
           <w:sz w:val="32"/>
         </w:rPr>
-        <w:t>독자 가이드 및 핵심 용어 체계 (Reader's Guide)</w:t>
+        <w:t>독자 안내 및 핵심 용어 풀이 (Reader's Guide)</w:t>
       </w:r>
     </w:p>
     <w:p>
       <w:pPr>
-        <w:spacing w:before="0" w:after="80" w:line="288" w:lineRule="auto"/>
+        <w:spacing w:before="0" w:after="80" w:line="300" w:lineRule="auto"/>
       </w:pPr>
       <w:r>
         <w:rPr>
@@ -2102,7 +2113,7 @@
           <w:color w:val="232323"/>
           <w:sz w:val="20"/>
         </w:rPr>
-        <w:t>본 보고서는 기술 면접관, 인프라 아키텍트, 실무 관제원이 동일한 기술적 기준선 위에서 내용을 검토할 수 있도록 프로젝트 전반에 사용된 핵심 엔지니어링 용어를 표준화하여 안내합니다.</w:t>
+        <w:t>보안 분야에 익숙하지 않은 입문자나 비기술 직군 관리자도 본 보고서를 쉽게 이해할 수 있도록, 보고서에 자주 등장하는 핵심 전문용어를 일상적인 비유와 쉬운 언어로 먼저 풀어 드립니다.</w:t>
       </w:r>
     </w:p>
     <w:tbl>
@@ -2173,7 +2184,7 @@
                 <w:color w:val="FFFFFF"/>
                 <w:sz w:val="18"/>
               </w:rPr>
-              <w:t>영문 표기</w:t>
+              <w:t>일상적인 비유와 쉬운 개념 설명</w:t>
             </w:r>
           </w:p>
         </w:tc>
@@ -2199,7 +2210,7 @@
                 <w:color w:val="FFFFFF"/>
                 <w:sz w:val="18"/>
               </w:rPr>
-              <w:t>Aegis 랩 내 기술적 정의 및 적용 위치</w:t>
+              <w:t>Aegis 시스템에서의 실제 역할</w:t>
             </w:r>
           </w:p>
         </w:tc>
@@ -2224,7 +2235,7 @@
                 <w:color w:val="282828"/>
                 <w:sz w:val="17"/>
               </w:rPr>
-              <w:t>무IP 프로미스큐어스</w:t>
+              <w:t>무(無)IP 프로미스큐어스</w:t>
             </w:r>
           </w:p>
         </w:tc>
@@ -2247,7 +2258,7 @@
                 <w:color w:val="282828"/>
                 <w:sz w:val="17"/>
               </w:rPr>
-              <w:t>Promiscuous (No IP)</w:t>
+              <w:t>유리창이나 문이 없는 방에 설치된 감시 카메라처럼, 주소(IP)가 없어 외부 침입자가 감시 카메라의 위치를 전혀 찾을 수 없는 스텔스 수집 모드</w:t>
             </w:r>
           </w:p>
         </w:tc>
@@ -2270,7 +2281,7 @@
                 <w:color w:val="282828"/>
                 <w:sz w:val="17"/>
               </w:rPr>
-              <w:t>센서의 수집 NIC에 L3 IP를 일절 부여하지 않아 공격 표면을 제거하고 스텔스 수집을 보장하는 구조</w:t>
+              <w:t>센서 VM의 수집 인터페이스(eth1)에 IP를 없애 공격 표면을 제거하고 안전한 도청 수집 보장</w:t>
             </w:r>
           </w:p>
         </w:tc>
@@ -2321,7 +2332,7 @@
                 <w:color w:val="282828"/>
                 <w:sz w:val="17"/>
               </w:rPr>
-              <w:t>AF_PACKET Fanout</w:t>
+              <w:t>우체부(OS 커널)가 편지를 배달할 때 중간에 복사본을 만들지 않고 관제 시스템으로 바로 직배송하여 병목을 없애는 초고속 패킷 수집 통로</w:t>
             </w:r>
           </w:p>
         </w:tc>
@@ -2344,7 +2355,7 @@
                 <w:color w:val="282828"/>
                 <w:sz w:val="17"/>
               </w:rPr>
-              <w:t>리눅스 커널 메모리와 유저 공간 간 제로카피 캡처를 지원하는 Suricata의 멀티스레드 고속 패킷 수집 엔진</w:t>
+              <w:t>수리카타 침입탐지 엔진이 10Gbps급 고속 트래픽에서도 패킷을 단 1장도 흘리지 않도록 돕는 수집 엔진</w:t>
             </w:r>
           </w:p>
         </w:tc>
@@ -2395,7 +2406,7 @@
                 <w:color w:val="282828"/>
                 <w:sz w:val="17"/>
               </w:rPr>
-              <w:t>Extensible Event JSON</w:t>
+              <w:t>통화 내역, 발신자, 수신자, 나눈 대화의 핵심 단어를 일기장처럼 표로 정돈하여 기록해 둔 수리카타 전용 표준 로그 형식</w:t>
             </w:r>
           </w:p>
         </w:tc>
@@ -2418,7 +2429,7 @@
                 <w:color w:val="282828"/>
                 <w:sz w:val="17"/>
               </w:rPr>
-              <w:t>Suricata가 생성하는 표준 JSON 텔레메트리 스트림으로 알람, 플로우, HTTP, DNS, TLS 메타데이터 포함</w:t>
+              <w:t>와주 SIEM과 상관분석 엔진이 수집된 보안 이벤트를 곧바로 해석하고 색인할 수 있도록 지원하는 공용 언어</w:t>
             </w:r>
           </w:p>
         </w:tc>
@@ -2469,7 +2480,7 @@
                 <w:color w:val="282828"/>
                 <w:sz w:val="17"/>
               </w:rPr>
-              <w:t>Community ID</w:t>
+              <w:t>한 번의 통화에 대해 통신사와 수신자 모두가 공유하는 '고유 통화 식별 일련번호'</w:t>
             </w:r>
           </w:p>
         </w:tc>
@@ -2492,7 +2503,7 @@
                 <w:color w:val="282828"/>
                 <w:sz w:val="17"/>
               </w:rPr>
-              <w:t>5-Tuple(출발/도착 IP, 포트, 프로토콜)을 SHA-1 해시화하여 네트워크와 호스트 이벤트를 1초 내 피벗 추적하는 표준 키</w:t>
+              <w:t>네트워크 패킷과 서버 내부의 프로세스 로그를 1초 만에 짝지어 전후 맥락을 추적할 수 있게 해주는 공통 암호 해시</w:t>
             </w:r>
           </w:p>
         </w:tc>
@@ -2543,7 +2554,7 @@
                 <w:color w:val="282828"/>
                 <w:sz w:val="17"/>
               </w:rPr>
-              <w:t>Sticky Buffer</w:t>
+              <w:t>도서관에서 책을 찾을 때 책 전체를 다 뒤지지 않고 '제목'이나 '저자' 칸만 딱 찍어서 빠르게 검색하는 지름길 기술</w:t>
             </w:r>
           </w:p>
         </w:tc>
@@ -2566,7 +2577,7 @@
                 <w:color w:val="282828"/>
                 <w:sz w:val="17"/>
               </w:rPr>
-              <w:t>Suricata 8 및 Snort 3에서 특정 프로토콜 영역(http.uri, http.method 등)만을 한정하여 정규식을 고속 매칭하는 기법</w:t>
+              <w:t>수리카타와 스노트가 웹 주소(http.uri)나 요청 방식(http.method) 칸만 한정하여 정규식을 초고속으로 검사하는 기법</w:t>
             </w:r>
           </w:p>
         </w:tc>
@@ -2617,7 +2628,7 @@
                 <w:color w:val="282828"/>
                 <w:sz w:val="17"/>
               </w:rPr>
-              <w:t>Rule Preemption Fix</w:t>
+              <w:t>상급 관리자가 부하 직원의 결재 서류를 가로채지 못하도록, 결재선을 두 갈래로 열어두어 서류가 누락 없이 전달되도록 조치한 방법</w:t>
             </w:r>
           </w:p>
         </w:tc>
@@ -2640,7 +2651,7 @@
                 <w:color w:val="282828"/>
                 <w:sz w:val="17"/>
               </w:rPr>
-              <w:t>Wazuh 내장 룰 86601의 이벤트 가로채기를 방지하기 위해 &lt;if_sid&gt;86601,100100&lt;/if_sid&gt;로 상속을 복구한 설계</w:t>
+              <w:t>와주의 내장 규칙(86601)이 이벤트를 독점하던 문제를 &lt;if_sid&gt; 복합 연결로 해결하여 커스텀 룰 상속을 복원함</w:t>
             </w:r>
           </w:p>
         </w:tc>
@@ -2688,7 +2699,7 @@
                 <w:color w:val="282828"/>
                 <w:sz w:val="17"/>
               </w:rPr>
-              <w:t>Human-in-the-Loop</w:t>
+              <w:t>인공지능이 제안한 수술 계획을 전문 의사가 직접 눈으로 확인하고 최종 서명한 뒤에만 수술을 집도하도록 강제하는 안전 통제</w:t>
             </w:r>
           </w:p>
         </w:tc>
@@ -2711,7 +2722,7 @@
                 <w:color w:val="282828"/>
                 <w:sz w:val="17"/>
               </w:rPr>
-              <w:t>AI Copilot이 생성한 방화벽 차단 명령을 관제 책임자의 명시적 클릭 승인 후에만 방화벽에 적용하는 안전장치</w:t>
+              <w:t>AI Copilot이 추천한 해커 IP 차단 조치를 관제 책임자가 웹 콘솔에서 직접 버튼을 눌러 승인해야만 방화벽에 반영함</w:t>
             </w:r>
           </w:p>
         </w:tc>
@@ -2729,9 +2740,6 @@
             </w:tcMar>
           </w:tcPr>
           <w:p>
-            <w:pPr>
-              <w:jc w:val="center"/>
-            </w:pPr>
             <w:r>
               <w:rPr>
                 <w:rFonts w:ascii="맑은 고딕" w:hAnsi="맑은 고딕" w:eastAsia="맑은 고딕" w:cs="맑은 고딕"/>
@@ -2739,7 +2747,7 @@
                 <w:color w:val="282828"/>
                 <w:sz w:val="17"/>
               </w:rPr>
-              <w:t>자기치유 TTL</w:t>
+              <w:t>자기치유 TTL 타이머</w:t>
             </w:r>
           </w:p>
         </w:tc>
@@ -2762,7 +2770,7 @@
                 <w:color w:val="282828"/>
                 <w:sz w:val="17"/>
               </w:rPr>
-              <w:t>Self-Healing TTL</w:t>
+              <w:t>임시 출입증에 1시간 유효시간을 부여하여 시간이 지나면 자동으로 권한이 회수되도록 만든 자동 회수 메커니즘</w:t>
             </w:r>
           </w:p>
         </w:tc>
@@ -2785,7 +2793,7 @@
                 <w:color w:val="282828"/>
                 <w:sz w:val="17"/>
               </w:rPr>
-              <w:t>능동 차단 시 비즈니스 연속성을 보장하기 위해 nftables 차단 룰에 3,600초 타이머를 부여하여 자동 만료시키는 정책</w:t>
+              <w:t>해커가 정상 고객의 공용 IP를 타고 들어왔을 때, 방화벽 차단 후 1시간이 지나면 자동으로 차단을 풀어 서비스 마비를 방지함</w:t>
             </w:r>
           </w:p>
         </w:tc>
@@ -2814,7 +2822,7 @@
     </w:p>
     <w:p>
       <w:pPr>
-        <w:spacing w:before="0" w:after="80" w:line="288" w:lineRule="auto"/>
+        <w:spacing w:before="0" w:after="80" w:line="300" w:lineRule="auto"/>
       </w:pPr>
       <w:r>
         <w:rPr>
@@ -2823,7 +2831,7 @@
           <w:color w:val="232323"/>
           <w:sz w:val="20"/>
         </w:rPr>
-        <w:t>본 목차는 Microsoft Word의 네이티브 필드 코드로 생성되었으며, 문서 열람 시 자동으로 최신 페이지 번호로 갱신됩니다.</w:t>
+        <w:t>본 목차는 Microsoft Word 표준 필드 코드로 작성되었으며, 문서를 열 때 자동으로 최신 페이지 번호와 연결됩니다.</w:t>
       </w:r>
     </w:p>
     <w:p>
@@ -2871,12 +2879,12 @@
           <w:color w:val="141414"/>
           <w:sz w:val="26"/>
         </w:rPr>
-        <w:t>1.1 Hyper-V 3-Zone 격리 가상 인프라 및 게이트웨이 보안 설계</w:t>
+        <w:t>1.1 완벽한 격리를 위한 3개 가상 네트워크와 문지기 게이트웨이</w:t>
       </w:r>
     </w:p>
     <w:p>
       <w:pPr>
-        <w:spacing w:before="0" w:after="80" w:line="288" w:lineRule="auto"/>
+        <w:spacing w:before="0" w:after="80" w:line="300" w:lineRule="auto"/>
       </w:pPr>
       <w:r>
         <w:rPr>
@@ -2885,12 +2893,12 @@
           <w:color w:val="232323"/>
           <w:sz w:val="20"/>
         </w:rPr>
-        <w:t>Aegis 랩은 실제 기업의 물리적 망분리 환경을 단일 호스트 상에서 완벽히 시뮬레이션하기 위해 3개의 독립된 Hyper-V 내부 가상 스위치를 구축했습니다. 공격자 영역(ZONE-ATTACK: 10.77.20.0/24), 희생자 서버 영역(ZONE-VICTIM: 10.77.30.0/24), 그리고 SIEM 및 관제 영역(ZONE-MGMT: 10.77.10.0/24)으로 명확히 구분되어 있으며, 모든 통신은 우분투 라우터(soc-gateway)의 nftables 정책을 통해서만 전달됩니다.</w:t>
+        <w:t>실제 기업 환경에서 가장 위험한 일 중 하나는 해커가 침투한 외부 접점망에서 내부 핵심 서버나 관제 시스템으로 아무런 제약 없이 넘어오는 것입니다. Aegis Lab은 이를 철저히 차단하기 위해 단일 물리 컴퓨터 안에서 가상화 기술(Hyper-V)을 활용하여 공격자 영역(ZONE-ATTACK: 10.77.20.0/24), 희생자 서버 영역(ZONE-VICTIM: 10.77.30.0/24), 그리고 관제 관리망(ZONE-MGMT: 10.77.10.0/24)이라는 3개의 독립된 가상 스위치를 완전히 분리하여 구축했습니다.</w:t>
       </w:r>
     </w:p>
     <w:p>
       <w:pPr>
-        <w:spacing w:before="0" w:after="80" w:line="288" w:lineRule="auto"/>
+        <w:spacing w:before="0" w:after="80" w:line="300" w:lineRule="auto"/>
       </w:pPr>
       <w:r>
         <w:rPr>
@@ -2899,7 +2907,7 @@
           <w:color w:val="232323"/>
           <w:sz w:val="20"/>
         </w:rPr>
-        <w:t>특히 공격자 망에서 관리망으로의 트래픽은 nftables의 'DEFAULT DROP' 규칙에 의해 원천 차단되며, 희생자 서버에서 관리망으로는 오직 Wazuh Agent 통신용 포트(1514/TCP, 1515/TCP)만이 엄격한 화이트리스트로 허용되어 관리망의 침해 확산을 방지합니다.</w:t>
+        <w:t>각 구역 사이의 길목에는 문지기 역할을 하는 우분투 라우터(soc-gateway)를 배치했습니다. 이 게이트웨이는 '허용되지 않은 모든 통신은 일단 차단한다(Default Drop)'는 엄격한 방화벽 원칙을 따릅니다. 따라서 공격자가 희생자 서버의 웹 서비스(80번, 3000번 포트)를 공격할 수는 있어도, 관제망에 직접 접근하여 로그를 지우거나 SIEM 서버를 해킹하는 행위는 네트워크 길목에서 100% 원천 차단됩니다.</w:t>
       </w:r>
     </w:p>
     <w:p>
@@ -2954,7 +2962,7 @@
           <w:color w:val="000000"/>
           <w:sz w:val="19"/>
         </w:rPr>
-        <w:t>[그림 1-1] 3-Zone 망분리 가상 인프라 토폴로지 및 네트워크 거버넌스 구성</w:t>
+        <w:t>[그림 1-1] 3-Zone 망 분리 가상 인프라 구성도 및 네트워크 통제 흐름 (실측 증적)</w:t>
       </w:r>
     </w:p>
     <w:p>
@@ -2968,7 +2976,7 @@
           <w:color w:val="3C3C3C"/>
           <w:sz w:val="18"/>
         </w:rPr>
-        <w:t>Hyper-V 기반 3개 격리 스위치와 게이트웨이의 Default-Deny 통제 정책을 도식화한 인프라 구성도입니다.</w:t>
+        <w:t>공격자망, 희생자 서버망, 관제 관리망이 독립된 Hyper-V 가상 스위치로 분리되어 있으며, 게이트웨이 방화벽이 불필요한 접근을 차단하는 구조도입니다.</w:t>
       </w:r>
     </w:p>
     <w:tbl>
@@ -3089,7 +3097,7 @@
                 <w:color w:val="000000"/>
                 <w:sz w:val="17"/>
               </w:rPr>
-              <w:t>정상 격리 (PASS)</w:t>
+              <w:t>완벽 격리 (PASS)</w:t>
             </w:r>
           </w:p>
         </w:tc>
@@ -3140,7 +3148,7 @@
                 <w:color w:val="282828"/>
                 <w:sz w:val="17"/>
               </w:rPr>
-              <w:t>Hyper-V 3-Zone 가상 스위치 격리 구성</w:t>
+              <w:t>3개 구역 가상 스위치 격리 구성</w:t>
             </w:r>
           </w:p>
         </w:tc>
@@ -3244,7 +3252,7 @@
                 <w:color w:val="282828"/>
                 <w:sz w:val="17"/>
               </w:rPr>
-              <w:t>ZONE-ATTACK, ZONE-VICTIM, ZONE-MGMT 간 L3 라우팅 격리 및 nftables Default-Deny 방화벽 정책 검증 완료</w:t>
+              <w:t>공격자망에서 관제망으로의 직접 통신 100% 차단 및 인가된 포트만 허용하는 nftables 방화벽 정책 실측 검증 완료</w:t>
             </w:r>
           </w:p>
         </w:tc>
@@ -3268,12 +3276,12 @@
           <w:color w:val="141414"/>
           <w:sz w:val="26"/>
         </w:rPr>
-        <w:t>1.2 무IP 프로미스큐어스 모드 센서 원칙 및 패킷 가시성 사전 검증</w:t>
+        <w:t>1.2 주소 없는 감시자: 무(無)IP 센서와 '패킷 가시성' 원칙</w:t>
       </w:r>
     </w:p>
     <w:p>
       <w:pPr>
-        <w:spacing w:before="0" w:after="80" w:line="288" w:lineRule="auto"/>
+        <w:spacing w:before="0" w:after="80" w:line="300" w:lineRule="auto"/>
       </w:pPr>
       <w:r>
         <w:rPr>
@@ -3282,12 +3290,12 @@
           <w:color w:val="232323"/>
           <w:sz w:val="20"/>
         </w:rPr>
-        <w:t>프로젝트의 가장 중요한 아키텍처 불변 원칙 중 하나는 'PACKET VISIBILITY BEFORE IDS'입니다. 센서 VM(soc-sensor)의 모니터링 인터페이스(nic-monitor)에는 공격 표면을 원천 차단하기 위해 일절 IP 주소를 할당하지 않았습니다. L3 IP가 존재하지 않으므로 센서는 네트워크 상에 ARP 응답이나 ICMP 패킷을 전송하지 않는 완벽한 스텔스(Stealth) 상태로 동작합니다.</w:t>
+        <w:t>보안관제에서 가장 널리 퍼진 착각 중 하나는 '솔루션을 설치하고 켜두기만 하면 알아서 위협을 잡아줄 것'이라는 믿음입니다. 하지만 네트워크 스위치에서 패킷이 관제 센서로 제대로 복제(미러링)되어 들어오지 않는다면, 아무리 비싼 인공지능 탐지 솔루션을 올려두어도 눈먼 장님에 불과합니다. 그래서 Aegis Lab은 '패킷이 실제로 눈에 보이기 전에는 탐지 엔진을 올리지 않는다(Packet Visibility Before IDS)'는 철칙을 세웠습니다.</w:t>
       </w:r>
     </w:p>
     <w:p>
       <w:pPr>
-        <w:spacing w:before="0" w:after="80" w:line="288" w:lineRule="auto"/>
+        <w:spacing w:before="0" w:after="80" w:line="300" w:lineRule="auto"/>
       </w:pPr>
       <w:r>
         <w:rPr>
@@ -3296,7 +3304,7 @@
           <w:color w:val="232323"/>
           <w:sz w:val="20"/>
         </w:rPr>
-        <w:t>상위 IDS 및 SIEM을 기동하기 전, soc-attacker에서 soc-victim으로 제어된 패킷을 발신하고, 센서 콘솔에서 tcpdump 명령을 통해 해당 패킷이 무손실 수신되는 것을 직접 확인한 후에만 GATE-NET-01 게이트를 승인하였습니다.</w:t>
+        <w:t>또한 트래픽을 수집하는 센서 인터페이스(eth1)에는 IP 주소를 아예 할당하지 않았습니다. 주소가 없으므로 이 센서는 네트워크 상에 자신의 존재를 알리는 신호(ARP 응답이나 핑 응답)를 전혀 보내지 않습니다. 해커가 네트워크 스캔 도구를 아무리 돌려도 IDS 센서의 존재를 알아챌 수 없는 완벽한 '스텔스 모드'로 패킷을 엿듣고 감시합니다. 공격자 컴퓨터에서 보낸 핑 패킷이 센서의 터미널 화면(tcpdump)에 실시간으로 찍히는 것을 직접 두 눈으로 확인한 뒤에야 다음 구축 단계로 넘어갔습니다.</w:t>
       </w:r>
     </w:p>
     <w:p>
@@ -3351,7 +3359,7 @@
           <w:color w:val="000000"/>
           <w:sz w:val="19"/>
         </w:rPr>
-        <w:t>[그림 1-2] 포트 미러링 수신 패킷 tcpdump 실시간 가시성 검증 및 Nmap 정찰 탐지</w:t>
+        <w:t>[그림 1-2] 포트 미러링을 통해 센서로 유입되는 실시간 스캔 패킷 검증 증적</w:t>
       </w:r>
     </w:p>
     <w:p>
@@ -3365,7 +3373,7 @@
           <w:color w:val="3C3C3C"/>
           <w:sz w:val="18"/>
         </w:rPr>
-        <w:t>Hyper-V vSwitch 포트 미러링을 통해 센서의 무IP 인터페이스로 유입되는 실시간 스캔 패킷을 tcpdump 및 Suricata로 검증한 화면입니다.</w:t>
+        <w:t>희생자 서버로 들어오는 공격자의 패킷이 무IP 모니터링 인터페이스로 손실 없이 유입되는 것을 tcpdump와 수리카타로 확인한 화면입니다.</w:t>
       </w:r>
     </w:p>
     <w:tbl>
@@ -3486,7 +3494,7 @@
                 <w:color w:val="000000"/>
                 <w:sz w:val="17"/>
               </w:rPr>
-              <w:t>수신 확인 (PASS)</w:t>
+              <w:t>패킷 수신 확인 (PASS)</w:t>
             </w:r>
           </w:p>
         </w:tc>
@@ -3537,7 +3545,7 @@
                 <w:color w:val="282828"/>
                 <w:sz w:val="17"/>
               </w:rPr>
-              <w:t>무IP 모니터링 인터페이스 패킷 가시성 실증</w:t>
+              <w:t>스텔스 센서 패킷 가시성 실증</w:t>
             </w:r>
           </w:p>
         </w:tc>
@@ -3641,7 +3649,7 @@
                 <w:color w:val="282828"/>
                 <w:sz w:val="17"/>
               </w:rPr>
-              <w:t>L3 IP 부재 상태에서 Promiscuous 모드로 미러링 패킷 100% 무손실 캡처 실측 검증 완료</w:t>
+              <w:t>IP가 없는 상태에서 Promiscuous 모드로 복제된 패킷을 단 1장의 누락 없이 100% 캡처함을 실측 검증 완료</w:t>
             </w:r>
           </w:p>
         </w:tc>
@@ -3665,12 +3673,12 @@
           <w:color w:val="141414"/>
           <w:sz w:val="26"/>
         </w:rPr>
-        <w:t>1.3 암호화 트래픽(HTTPS/TLS) 비가시성 극복 아키텍처</w:t>
+        <w:t>1.3 암호화된 HTTPS 통신의 속을 들여다보는 이중 가시성 아키텍처</w:t>
       </w:r>
     </w:p>
     <w:p>
       <w:pPr>
-        <w:spacing w:before="0" w:after="80" w:line="288" w:lineRule="auto"/>
+        <w:spacing w:before="0" w:after="80" w:line="300" w:lineRule="auto"/>
       </w:pPr>
       <w:r>
         <w:rPr>
@@ -3679,12 +3687,12 @@
           <w:color w:val="232323"/>
           <w:sz w:val="20"/>
         </w:rPr>
-        <w:t>현대 웹 환경에서는 80% 이상의 통신이 HTTPS로 암호화되므로, 단순 패킷 미러링만으로는 페이로드 검사가 불가능합니다. 이를 해결하기 위해 본 랩은 Nginx SSL Termination 후단 미러링 아키텍처(ARCH-TLS-001)를 수립하였습니다. 외부 클라이언트와의 TLS 세션을 리버스 프록시가 종단하고, 내부 애플리케이션으로 전송되는 평문 HTTP 구간을 vTap으로 미러링하여 SQLi 및 Log4j 공격을 완벽히 복호화 검사합니다.</w:t>
+        <w:t>요즘 인터넷 웹사이트는 거의 전부 HTTPS로 암호화되어 통신합니다. 해커가 웹사이트 주소창에 'SELECT * FROM users' 같은 악성 해킹 명령을 찔러 넣어도, 겉에서 패킷을 훔쳐보면 온통 암호문 외계어로 보이기 때문에 일반적인 미러링만으로는 해킹인지 정상 요청인지 구별할 수 없습니다.</w:t>
       </w:r>
     </w:p>
     <w:p>
       <w:pPr>
-        <w:spacing w:before="0" w:after="80" w:line="288" w:lineRule="auto"/>
+        <w:spacing w:before="0" w:after="80" w:line="300" w:lineRule="auto"/>
       </w:pPr>
       <w:r>
         <w:rPr>
@@ -3693,7 +3701,7 @@
           <w:color w:val="232323"/>
           <w:sz w:val="20"/>
         </w:rPr>
-        <w:t>또한 복호화 장비를 거치지 않는 구간을 위해, 비암호화 핸드셰이크 메타데이터인 TLS Client Hello의 SNI와 서버 인증서 Subject를 추출하는 Suricata 룰셋(SID 9030025, 9030026)을 배치하여 악성 C2 도메인 접속을 실시간으로 차단합니다.</w:t>
+        <w:t>Aegis는 이 문제를 풀기 위해 '리버스 프록시 SSL 종단 후단 미러링'이라는 기법을 적용했습니다. 웹 서버 바로 앞단에 서 있는 대리인 서버(Nginx)가 방문자의 암호를 먼저 풀고, 내부 웹 애플리케이션으로 넘겨주는 '평문 구간'의 패킷을 가상 탭으로 떠서 수리카타에 넘겨주는 방식입니다. 이렇게 하면 암호가 풀린 깨끗한 원문이 전달되므로 웹 해킹 공격을 100% 알몸으로 잡아낼 수 있습니다. 아울러 복호화 장비를 거치지 않는 구간에서는 접속을 시작할 때 주고받는 인증서 정보(SNI 및 인증서 발급자 명칭)를 가로채어 해커가 만든 불법 명령제어(C2) 도메인에 접속하는 것을 실시간 차단하는 이중 방어망을 갖추었습니다.</w:t>
       </w:r>
     </w:p>
     <w:p>
@@ -3709,12 +3717,12 @@
           <w:color w:val="141414"/>
           <w:sz w:val="26"/>
         </w:rPr>
-        <w:t>1.4 PCAP 무결성 해시 매니페스트 및 법적 증적력 보장</w:t>
+        <w:t>1.4 수집된 패킷의 위변조를 막는 디지털 봉인 (SHA-256 해시 매니페스트)</w:t>
       </w:r>
     </w:p>
     <w:p>
       <w:pPr>
-        <w:spacing w:before="0" w:after="80" w:line="288" w:lineRule="auto"/>
+        <w:spacing w:before="0" w:after="80" w:line="300" w:lineRule="auto"/>
       </w:pPr>
       <w:r>
         <w:rPr>
@@ -3723,7 +3731,7 @@
           <w:color w:val="232323"/>
           <w:sz w:val="20"/>
         </w:rPr>
-        <w:t>수집된 모든 패킷 증적은 디지털 포렌식 원칙(ISO/IEC 27037)에 입각하여 수집 즉시 SHA-256 암호학적 해시를 생성하고, 중앙 매니페스트 파일(pcap_manifest.json)에 기록하여 관리합니다. 이를 통해 법적 증거 능력을 보장하고 분석관의 임의 변조 가능성을 원천 차단하였습니다.</w:t>
+        <w:t>실제 침해사고가 터졌을 때 경찰이나 법정에 증거로 제출되는 패킷 캡처 파일(PCAP)은 단 1바이트라도 조작되면 법적 증거 능력을 잃어버립니다. Aegis Lab은 수집된 6가지 시나리오의 패킷 파일을 저장하는 즉시, 컴퓨터 지문이라 불리는 SHA-256 암호학적 해시값을 추출하여 중앙 장부(pcap_manifest.json)에 영구 봉인했습니다. 분석관이 조사를 시작할 때마다 파일의 지문이 장부의 값과 일치하는지 자동으로 대조하므로, 누구도 증거를 조작하거나 위조할 수 없는 완벽한 '증거 보존 연속성(Chain of Custody)'을 지켜냅니다.</w:t>
       </w:r>
     </w:p>
     <w:p>
@@ -3760,12 +3768,12 @@
           <w:color w:val="141414"/>
           <w:sz w:val="26"/>
         </w:rPr>
-        <w:t>2.1 Suricata 8.0.6과 Snort 3.12.2.0의 비대칭 협업 체계</w:t>
+        <w:t>2.1 실시간 고속 탐지와 오프라인 정밀 검증의 분업 체계</w:t>
       </w:r>
     </w:p>
     <w:p>
       <w:pPr>
-        <w:spacing w:before="0" w:after="80" w:line="288" w:lineRule="auto"/>
+        <w:spacing w:before="0" w:after="80" w:line="300" w:lineRule="auto"/>
       </w:pPr>
       <w:r>
         <w:rPr>
@@ -3774,7 +3782,21 @@
           <w:color w:val="232323"/>
           <w:sz w:val="20"/>
         </w:rPr>
-        <w:t>Aegis Lab은 단일 IDS 엔진에 의존하지 않고, Suricata 8과 Snort 3의 장점을 상호 결합한 비대칭 듀얼 엔진 구조를 운영합니다. Suricata 8.0.6은 실시간 인라인/패시브 탐지 전담 엔진으로서 AF_PACKET 멀티스레드 클러스터를 활용하여 고속으로 패킷을 수집하고 EVE JSON 스트림을 Wazuh로 보냅니다. Snort 3.12.2.0은 오프라인 밸리데이션 엔진으로서, 저장된 의심 PCAP에 대해 C++ 기반 정밀 룰과 Lua 플러그인을 적용하여 2차 교차 검증을 수행합니다.</w:t>
+        <w:t>침입탐지시스템(IDS) 분야의 양대 산맥인 수리카타(Suricata)와 스노트(Snort)를 한 컴퓨터에 둘 다 띄워두고 똑같은 일을 시키면, 서로 CPU와 메모리를 차지하느라 컴퓨터가 멈추고 맙니다. Aegis는 두 엔진의 특기를 살려 아주 똑똑한 분업 체계를 만들었습니다.</w:t>
+      </w:r>
+    </w:p>
+    <w:p>
+      <w:pPr>
+        <w:spacing w:before="0" w:after="80" w:line="300" w:lineRule="auto"/>
+      </w:pPr>
+      <w:r>
+        <w:rPr>
+          <w:rFonts w:ascii="맑은 고딕" w:hAnsi="맑은 고딕" w:eastAsia="맑은 고딕" w:cs="맑은 고딕"/>
+          <w:b w:val="0"/>
+          <w:color w:val="232323"/>
+          <w:sz w:val="20"/>
+        </w:rPr>
+        <w:t>수리카타(Suricata 8.0.6)는 현관에 서서 출입자를 감시하는 '실시간 경비원'입니다. 리눅스 커널의 고속 패킷 직배송 기술(AF_PACKET)을 활용하여 초당 수만 개의 패킷이 밀려와도 지체 없이 위협을 적발하고 표준화된 이벤트 로그(EVE JSON)를 중앙 관제탑으로 쏴줍니다. 반면 스노트(Snort 3.12.2.0)는 사건 현장에서 수거해 온 녹화 테이프를 천천히 돌려보는 '감식반'입니다. 의심스러운 패킷 캡처 파일(PCAP)을 오프라인으로 넘겨받아 정밀한 검증 룰로 재분석함으로써, 수리카타가 혹시 놓쳤거나 잘못 판단한 부분이 없는지 서로 다른 엔진으로 더블 체크(Cross-Check)합니다.</w:t>
       </w:r>
     </w:p>
     <w:p>
@@ -3790,7 +3812,21 @@
           <w:color w:val="141414"/>
           <w:sz w:val="26"/>
         </w:rPr>
-        <w:t>2.2 5대 공격 시나리오별 듀얼 IDS 룰셋 매트릭스</w:t>
+        <w:t>2.2 5대 주요 사이버 공격 시나리오와 맞춤형 탐지 규칙</w:t>
+      </w:r>
+    </w:p>
+    <w:p>
+      <w:pPr>
+        <w:spacing w:before="0" w:after="80" w:line="300" w:lineRule="auto"/>
+      </w:pPr>
+      <w:r>
+        <w:rPr>
+          <w:rFonts w:ascii="맑은 고딕" w:hAnsi="맑은 고딕" w:eastAsia="맑은 고딕" w:cs="맑은 고딕"/>
+          <w:b w:val="0"/>
+          <w:color w:val="232323"/>
+          <w:sz w:val="20"/>
+        </w:rPr>
+        <w:t>실무에서 가장 빈번하게 발생하는 5가지 침해 공격 유형을 모의 공격 도구로 직접 재현하고, 각 공격마다 수리카타 전용 룰과 스노트 전용 검증 룰을 쌍으로 매칭하여 빈틈없는 그물망을 짰습니다.</w:t>
       </w:r>
     </w:p>
     <w:tbl>
@@ -3864,7 +3900,7 @@
                 <w:color w:val="FFFFFF"/>
                 <w:sz w:val="18"/>
               </w:rPr>
-              <w:t>공격 기법</w:t>
+              <w:t>공격 기법 및 특징</w:t>
             </w:r>
           </w:p>
         </w:tc>
@@ -3916,7 +3952,7 @@
                 <w:color w:val="FFFFFF"/>
                 <w:sz w:val="18"/>
               </w:rPr>
-              <w:t>Suricata 8 SID</w:t>
+              <w:t>수리카타 실시간 룰</w:t>
             </w:r>
           </w:p>
         </w:tc>
@@ -3942,7 +3978,7 @@
                 <w:color w:val="FFFFFF"/>
                 <w:sz w:val="18"/>
               </w:rPr>
-              <w:t>Snort 3 SID</w:t>
+              <w:t>스노트 검증 룰</w:t>
             </w:r>
           </w:p>
         </w:tc>
@@ -3968,7 +4004,7 @@
                 <w:color w:val="FFFFFF"/>
                 <w:sz w:val="18"/>
               </w:rPr>
-              <w:t>증적 파일 (PCAP)</w:t>
+              <w:t>보존 증적 파일 (PCAP)</w:t>
             </w:r>
           </w:p>
         </w:tc>
@@ -3993,7 +4029,7 @@
                 <w:color w:val="282828"/>
                 <w:sz w:val="17"/>
               </w:rPr>
-              <w:t>01. 네트워크 정찰</w:t>
+              <w:t>01. 네트워크 사전 정찰</w:t>
             </w:r>
           </w:p>
         </w:tc>
@@ -4016,7 +4052,7 @@
                 <w:color w:val="282828"/>
                 <w:sz w:val="17"/>
               </w:rPr>
-              <w:t>Nmap NULL / XMAS / FIN Scan</w:t>
+              <w:t>Nmap 스텔스 스캔 (NULL, XMAS, FIN 패킷)</w:t>
             </w:r>
           </w:p>
         </w:tc>
@@ -4062,7 +4098,7 @@
                 <w:color w:val="282828"/>
                 <w:sz w:val="17"/>
               </w:rPr>
-              <w:t>9000001 ~ 9000004</w:t>
+              <w:t>SID: 9000001 ~ 9000004</w:t>
             </w:r>
           </w:p>
         </w:tc>
@@ -4085,7 +4121,7 @@
                 <w:color w:val="282828"/>
                 <w:sz w:val="17"/>
               </w:rPr>
-              <w:t>9100020 ~ 9100022</w:t>
+              <w:t>SID: 9100020 ~ 9100022</w:t>
             </w:r>
           </w:p>
         </w:tc>
@@ -4156,7 +4192,7 @@
                 <w:color w:val="282828"/>
                 <w:sz w:val="17"/>
               </w:rPr>
-              <w:t>SQLi (UNION SELECT), LFI, Log4j</w:t>
+              <w:t>SQL 인젝션, 시스템 파일 열람(LFI), Log4j 원격실행</w:t>
             </w:r>
           </w:p>
         </w:tc>
@@ -4202,7 +4238,7 @@
                 <w:color w:val="282828"/>
                 <w:sz w:val="17"/>
               </w:rPr>
-              <w:t>9010001 ~ 9010040</w:t>
+              <w:t>SID: 9010001 ~ 9010040</w:t>
             </w:r>
           </w:p>
         </w:tc>
@@ -4225,7 +4261,7 @@
                 <w:color w:val="282828"/>
                 <w:sz w:val="17"/>
               </w:rPr>
-              <w:t>9100010 ~ 9100013</w:t>
+              <w:t>SID: 9100010 ~ 9100013</w:t>
             </w:r>
           </w:p>
         </w:tc>
@@ -4273,7 +4309,7 @@
                 <w:color w:val="282828"/>
                 <w:sz w:val="17"/>
               </w:rPr>
-              <w:t>03. 인증 무차별 대입</w:t>
+              <w:t>03. 비밀번호 무차별 대입</w:t>
             </w:r>
           </w:p>
         </w:tc>
@@ -4296,7 +4332,7 @@
                 <w:color w:val="282828"/>
                 <w:sz w:val="17"/>
               </w:rPr>
-              <w:t>SSH 고빈도 접속 시도</w:t>
+              <w:t>SSH 포트로 초당 대량의 비밀번호 대입 시도</w:t>
             </w:r>
           </w:p>
         </w:tc>
@@ -4335,9 +4371,6 @@
             </w:tcMar>
           </w:tcPr>
           <w:p>
-            <w:pPr>
-              <w:jc w:val="center"/>
-            </w:pPr>
             <w:r>
               <w:rPr>
                 <w:rFonts w:ascii="맑은 고딕" w:hAnsi="맑은 고딕" w:eastAsia="맑은 고딕" w:cs="맑은 고딕"/>
@@ -4345,7 +4378,7 @@
                 <w:color w:val="282828"/>
                 <w:sz w:val="17"/>
               </w:rPr>
-              <w:t>9020001</w:t>
+              <w:t>SID: 9020001</w:t>
             </w:r>
           </w:p>
         </w:tc>
@@ -4361,9 +4394,6 @@
             </w:tcMar>
           </w:tcPr>
           <w:p>
-            <w:pPr>
-              <w:jc w:val="center"/>
-            </w:pPr>
             <w:r>
               <w:rPr>
                 <w:rFonts w:ascii="맑은 고딕" w:hAnsi="맑은 고딕" w:eastAsia="맑은 고딕" w:cs="맑은 고딕"/>
@@ -4371,7 +4401,7 @@
                 <w:color w:val="282828"/>
                 <w:sz w:val="17"/>
               </w:rPr>
-              <w:t>9100025</w:t>
+              <w:t>SID: 9100025</w:t>
             </w:r>
           </w:p>
         </w:tc>
@@ -4419,7 +4449,7 @@
                 <w:color w:val="282828"/>
                 <w:sz w:val="17"/>
               </w:rPr>
-              <w:t>04. C2 및 데이터 유출</w:t>
+              <w:t>04. C2 악성통신 및 유출</w:t>
             </w:r>
           </w:p>
         </w:tc>
@@ -4442,7 +4472,7 @@
                 <w:color w:val="282828"/>
                 <w:sz w:val="17"/>
               </w:rPr>
-              <w:t>DNS Base64 터널링, Reverse Shell</w:t>
+              <w:t>DNS 주소에 데이터를 숨겨 빼돌리는 터널링 및 역방향 셸</w:t>
             </w:r>
           </w:p>
         </w:tc>
@@ -4488,7 +4518,7 @@
                 <w:color w:val="282828"/>
                 <w:sz w:val="17"/>
               </w:rPr>
-              <w:t>9030001 ~ 9030026</w:t>
+              <w:t>SID: 9030001 ~ 9030026</w:t>
             </w:r>
           </w:p>
         </w:tc>
@@ -4511,7 +4541,7 @@
                 <w:color w:val="282828"/>
                 <w:sz w:val="17"/>
               </w:rPr>
-              <w:t>9100030 ~ 9100035</w:t>
+              <w:t>SID: 9100030 ~ 9100035</w:t>
             </w:r>
           </w:p>
         </w:tc>
@@ -4559,7 +4589,7 @@
                 <w:color w:val="282828"/>
                 <w:sz w:val="17"/>
               </w:rPr>
-              <w:t>05. 서비스 거부 공격</w:t>
+              <w:t>05. 서비스 마비 공격</w:t>
             </w:r>
           </w:p>
         </w:tc>
@@ -4582,7 +4612,7 @@
                 <w:color w:val="282828"/>
                 <w:sz w:val="17"/>
               </w:rPr>
-              <w:t>ICMP Ping Flood DoS</w:t>
+              <w:t>초당 수천 개의 핑을 퍼붓는 ICMP 핑 플러드 DoS</w:t>
             </w:r>
           </w:p>
         </w:tc>
@@ -4621,9 +4651,6 @@
             </w:tcMar>
           </w:tcPr>
           <w:p>
-            <w:pPr>
-              <w:jc w:val="center"/>
-            </w:pPr>
             <w:r>
               <w:rPr>
                 <w:rFonts w:ascii="맑은 고딕" w:hAnsi="맑은 고딕" w:eastAsia="맑은 고딕" w:cs="맑은 고딕"/>
@@ -4631,7 +4658,7 @@
                 <w:color w:val="282828"/>
                 <w:sz w:val="17"/>
               </w:rPr>
-              <w:t>9000021</w:t>
+              <w:t>SID: 9000021</w:t>
             </w:r>
           </w:p>
         </w:tc>
@@ -4647,9 +4674,6 @@
             </w:tcMar>
           </w:tcPr>
           <w:p>
-            <w:pPr>
-              <w:jc w:val="center"/>
-            </w:pPr>
             <w:r>
               <w:rPr>
                 <w:rFonts w:ascii="맑은 고딕" w:hAnsi="맑은 고딕" w:eastAsia="맑은 고딕" w:cs="맑은 고딕"/>
@@ -4657,7 +4681,7 @@
                 <w:color w:val="282828"/>
                 <w:sz w:val="17"/>
               </w:rPr>
-              <w:t>9100002</w:t>
+              <w:t>SID: 9100002</w:t>
             </w:r>
           </w:p>
         </w:tc>
@@ -4704,12 +4728,12 @@
           <w:color w:val="141414"/>
           <w:sz w:val="26"/>
         </w:rPr>
-        <w:t>2.3 SQLi 탐지 룰(SID 9010001) 정밀 튜닝 (오탐 66.7% ➔ 0% 달성)</w:t>
+        <w:t>2.3 정상 고객을 해커로 오해하던 SQL 인젝션 룰 튜닝기 (오탐 66.7% ➔ 0%)</w:t>
       </w:r>
     </w:p>
     <w:p>
       <w:pPr>
-        <w:spacing w:before="0" w:after="80" w:line="288" w:lineRule="auto"/>
+        <w:spacing w:before="0" w:after="80" w:line="300" w:lineRule="auto"/>
       </w:pPr>
       <w:r>
         <w:rPr>
@@ -4718,7 +4742,21 @@
           <w:color w:val="232323"/>
           <w:sz w:val="20"/>
         </w:rPr>
-        <w:t>초기 베이스라인 룰(rev:1)은 'union'과 'select' 문자열을 단순 서브스트링으로 검사하여, 사용자가 'Western Union 송금' 또는 'Select Quality Products'와 같은 정상 상품을 쇼핑몰에서 검색할 때 오탐률이 66.67%에 달하는 심각한 문제가 발생했습니다. 이를 해결하기 위해 단어 경계(\b) 정규식과 content 근접도(distance:1)를 적용한 rev:2 룰로 전면 개정하였습니다.</w:t>
+        <w:t>보안관제 현장에서 가장 골치 아픈 문제는 바로 '양치기 소년 알람'입니다. 처음 작성했던 규칙(rev:1)은 웹 주소 안에 단순히 'union'과 'select'라는 철자가 들어있기만 하면 무조건 해킹이라고 알람을 울렸습니다. 그 결과 일반 고객이 온라인 쇼핑몰 검색창에서 해외 송금 서비스인 'Western Union'을 검색하거나, 'Select Quality Shoes(품질 좋은 신발 선택)'라는 상품을 검색할 때마다 비상벨이 울려댔습니다. 실제로 측정한 결과, 정상 트래픽 열 번 중 일곱 번(66.67%)을 해킹으로 잘못 의심하는 심각한 오탐이 발생했습니다.</w:t>
+      </w:r>
+    </w:p>
+    <w:p>
+      <w:pPr>
+        <w:spacing w:before="0" w:after="80" w:line="300" w:lineRule="auto"/>
+      </w:pPr>
+      <w:r>
+        <w:rPr>
+          <w:rFonts w:ascii="맑은 고딕" w:hAnsi="맑은 고딕" w:eastAsia="맑은 고딕" w:cs="맑은 고딕"/>
+          <w:b w:val="0"/>
+          <w:color w:val="232323"/>
+          <w:sz w:val="20"/>
+        </w:rPr>
+        <w:t>이를 고치기 위해 단어의 앞뒤가 명확히 끊어지는 '단어 경계(\b)' 정규식과, union 바로 뒤에 1칸 띄고 select가 연달아 나오는 SQL 문법 특성(distance:1)을 탐지 규칙에 주입했습니다(rev:2). 그 결과 'Western Union'이나 'Select' 같은 일반 단어는 아무런 간섭 없이 통과하고, 해커가 데이터베이스를 털기 위해 입력한 'UNION SELECT' 악성 구문만 족집게처럼 걸러내어 정상 트래픽 오탐률을 0.0%로 완벽하게 박멸했습니다.</w:t>
       </w:r>
     </w:p>
     <w:tbl>
@@ -4759,7 +4797,7 @@
                 <w:color w:val="141414"/>
                 <w:sz w:val="17"/>
               </w:rPr>
-              <w:t># [Tuned rev:2] 정상 트래픽 오탐 완벽 박멸 SQLi 시그니처</w:t>
+              <w:t># [정밀 튜닝 완료] 정상 고객 검색어 오탐을 완전히 없앤 SQL 인젝션 시그니처</w:t>
               <w:br/>
               <w:t>alert http any any -&gt; $HOME_NET any (</w:t>
               <w:br/>
@@ -4836,7 +4874,7 @@
           <w:color w:val="000000"/>
           <w:sz w:val="19"/>
         </w:rPr>
-        <w:t>[그림 2-1] SQL Injection 웹 공격 실시간 탐지 및 주석 증적 화면</w:t>
+        <w:t>[그림 2-1] 악의적인 SQL 인젝션 공격이 실시간으로 적발되는 화면 (실측 증적)</w:t>
       </w:r>
     </w:p>
     <w:p>
@@ -4850,7 +4888,7 @@
           <w:color w:val="3C3C3C"/>
           <w:sz w:val="18"/>
         </w:rPr>
-        <w:t>웹 애플리케이션에 유입된 UNION SELECT 인젝션 공격이 Suricata 8.0.6 룰에 매칭되어 경보가 발생하는 실시간 화면입니다.</w:t>
+        <w:t>웹 쇼핑몰 게시판에 유입된 비인가 UNION SELECT 데이터베이스 유출 공격을 수리카타가 즉각 적발하여 알람을 생성한 터미널 증적입니다.</w:t>
       </w:r>
     </w:p>
     <w:tbl>
@@ -5022,7 +5060,7 @@
                 <w:color w:val="282828"/>
                 <w:sz w:val="17"/>
               </w:rPr>
-              <w:t>SQL Injection 공격 탐지 실증</w:t>
+              <w:t>웹 SQL 인젝션 공격 탐지 실증</w:t>
             </w:r>
           </w:p>
         </w:tc>
@@ -5126,7 +5164,7 @@
                 <w:color w:val="282828"/>
                 <w:sz w:val="17"/>
               </w:rPr>
-              <w:t>단어 경계(\b) 적용 후 정상 쿼리 통과 및 악성 SQLi 페이로드만 정밀 탐지 확인</w:t>
+              <w:t>단어 경계(\b) 적용 후 정상 상품 검색어는 통과시키고 악성 인젝션 쿼리만 족집게 탐지 성공</w:t>
             </w:r>
           </w:p>
         </w:tc>
@@ -5189,7 +5227,7 @@
           <w:color w:val="000000"/>
           <w:sz w:val="19"/>
         </w:rPr>
-        <w:t>[그림 2-2] 악성코드 C2 및 역방향 쉘(Reverse Shell) 접속 탐지 증적</w:t>
+        <w:t>[그림 2-2] 내부 서버에서 외부 해커 서버로 나가는 역방향 셸(Reverse Shell) 탐지 증적</w:t>
       </w:r>
     </w:p>
     <w:p>
@@ -5203,7 +5241,7 @@
           <w:color w:val="3C3C3C"/>
           <w:sz w:val="18"/>
         </w:rPr>
-        <w:t>침해된 희생자 서버에서 외부 공격자 서버로 연결되는 리버스 쉘 세션(/bin/sh)을 실시간으로 포착한 증적입니다.</w:t>
+        <w:t>침해당한 희생자 서버가 외부 해커의 컴퓨터(포트 4444)로 연결을 시도하여 유닉스 셸 명령어 권한을 넘겨주는 순간을 실시간 포착했습니다.</w:t>
       </w:r>
     </w:p>
     <w:tbl>
@@ -5324,7 +5362,7 @@
                 <w:color w:val="000000"/>
                 <w:sz w:val="17"/>
               </w:rPr>
-              <w:t>정상 탐지 (PASS)</w:t>
+              <w:t>실시간 차단 (PASS)</w:t>
             </w:r>
           </w:p>
         </w:tc>
@@ -5375,7 +5413,7 @@
                 <w:color w:val="282828"/>
                 <w:sz w:val="17"/>
               </w:rPr>
-              <w:t>악성 C2 및 리버스 쉘 탐지</w:t>
+              <w:t>악성 C2 및 역방향 셸 접속 탐지</w:t>
             </w:r>
           </w:p>
         </w:tc>
@@ -5479,7 +5517,7 @@
                 <w:color w:val="282828"/>
                 <w:sz w:val="17"/>
               </w:rPr>
-              <w:t>L4 TCP 역방향 세션 수립 및 비인가 쉘 프로세스 호출 패킷 즉각 탐지 성공</w:t>
+              <w:t>L4 TCP 역방향 세션 수립 패킷 및 /bin/sh 셸 명령어 문자열 즉각 식별 및 경보 발령</w:t>
             </w:r>
           </w:p>
         </w:tc>
@@ -5507,7 +5545,7 @@
               <a:graphicData uri="http://schemas.openxmlformats.org/drawingml/2006/picture">
                 <pic:pic>
                   <pic:nvPicPr>
-                    <pic:cNvPr id="0" name="evidence_p1_08_rule_tuning.jpg"/>
+                    <pic:cNvPr id="0" name="evidence_p1_06_dos_flood.jpg"/>
                     <pic:cNvPicPr/>
                   </pic:nvPicPr>
                   <pic:blipFill>
@@ -5542,7 +5580,7 @@
           <w:color w:val="000000"/>
           <w:sz w:val="19"/>
         </w:rPr>
-        <w:t>[그림 2-3] 탐지 룰 튜닝(rev:1 ➔ rev:2) 전후 오탐 제거 비교 실증</w:t>
+        <w:t>[그림 2-3] ICMP 핑 플러드(Ping Flood) 서비스 거부 공격 실시간 탐지 증적</w:t>
       </w:r>
     </w:p>
     <w:p>
@@ -5556,7 +5594,7 @@
           <w:color w:val="3C3C3C"/>
           <w:sz w:val="18"/>
         </w:rPr>
-        <w:t>정상 상품 검색 시 발생하던 불필요한 알람이 튜닝 후 완벽히 소멸되고 공격 트래픽만 정확히 포착되는 화면입니다.</w:t>
+        <w:t>희생자 서버를 마비시키기 위해 초당 수천 개의 핑 패킷을 퍼붓는 DoS 공격을 수리카타가 즉각 탐지하여 임계치 초과 경보를 울리는 화면입니다.</w:t>
       </w:r>
     </w:p>
     <w:tbl>
@@ -5628,7 +5666,7 @@
                 <w:color w:val="282828"/>
                 <w:sz w:val="17"/>
               </w:rPr>
-              <w:t>EV-TUNE-001</w:t>
+              <w:t>EV-SURI-005</w:t>
             </w:r>
           </w:p>
         </w:tc>
@@ -5677,7 +5715,7 @@
                 <w:color w:val="000000"/>
                 <w:sz w:val="17"/>
               </w:rPr>
-              <w:t>최적화 완료 (PASS)</w:t>
+              <w:t>실시간 탐지 (PASS)</w:t>
             </w:r>
           </w:p>
         </w:tc>
@@ -5728,7 +5766,7 @@
                 <w:color w:val="282828"/>
                 <w:sz w:val="17"/>
               </w:rPr>
-              <w:t>탐지 룰 튜닝 및 정상 트래픽 오탐 제거</w:t>
+              <w:t>서비스 거부(DoS) 공격 탐지 실증</w:t>
             </w:r>
           </w:p>
         </w:tc>
@@ -5777,7 +5815,7 @@
                 <w:color w:val="282828"/>
                 <w:sz w:val="17"/>
               </w:rPr>
-              <w:t>suricata/rules/9010-web-attacks.rules</w:t>
+              <w:t>Suricata 8.0.6 (SID: 9000021)</w:t>
             </w:r>
           </w:p>
         </w:tc>
@@ -5832,7 +5870,360 @@
                 <w:color w:val="282828"/>
                 <w:sz w:val="17"/>
               </w:rPr>
-              <w:t>오탐률(FPR) 66.67%에서 0.0%로 급감, 실제 공격 재현율(Recall) 100% 보존 입증</w:t>
+              <w:t>초당 100pps 임계치를 초과하는 비인가 ICMP 패킷 탐지 및 nftables rate_limit 연동 드롭 방어 확인</w:t>
+            </w:r>
+          </w:p>
+        </w:tc>
+      </w:tr>
+    </w:tbl>
+    <w:p>
+      <w:pPr>
+        <w:spacing w:after="160"/>
+      </w:pPr>
+    </w:p>
+    <w:p>
+      <w:pPr>
+        <w:spacing w:before="160" w:after="80"/>
+        <w:jc w:val="center"/>
+      </w:pPr>
+      <w:r>
+        <w:drawing>
+          <wp:inline xmlns:a="http://schemas.openxmlformats.org/drawingml/2006/main" xmlns:pic="http://schemas.openxmlformats.org/drawingml/2006/picture">
+            <wp:extent cx="5669280" cy="3065611"/>
+            <wp:docPr id="6" name="Picture 6"/>
+            <wp:cNvGraphicFramePr>
+              <a:graphicFrameLocks noChangeAspect="1"/>
+            </wp:cNvGraphicFramePr>
+            <a:graphic>
+              <a:graphicData uri="http://schemas.openxmlformats.org/drawingml/2006/picture">
+                <pic:pic>
+                  <pic:nvPicPr>
+                    <pic:cNvPr id="0" name="evidence_p1_08_rule_tuning.jpg"/>
+                    <pic:cNvPicPr/>
+                  </pic:nvPicPr>
+                  <pic:blipFill>
+                    <a:blip r:embed="rId15"/>
+                    <a:stretch>
+                      <a:fillRect/>
+                    </a:stretch>
+                  </pic:blipFill>
+                  <pic:spPr>
+                    <a:xfrm>
+                      <a:off x="0" y="0"/>
+                      <a:ext cx="5669280" cy="3065611"/>
+                    </a:xfrm>
+                    <a:prstGeom prst="rect"/>
+                  </pic:spPr>
+                </pic:pic>
+              </a:graphicData>
+            </a:graphic>
+          </wp:inline>
+        </w:drawing>
+      </w:r>
+    </w:p>
+    <w:p>
+      <w:pPr>
+        <w:spacing w:before="40" w:after="80"/>
+        <w:jc w:val="center"/>
+      </w:pPr>
+      <w:r>
+        <w:rPr>
+          <w:rFonts w:ascii="맑은 고딕" w:hAnsi="맑은 고딕" w:eastAsia="맑은 고딕" w:cs="맑은 고딕"/>
+          <w:b/>
+          <w:color w:val="000000"/>
+          <w:sz w:val="19"/>
+        </w:rPr>
+        <w:t>[그림 2-4] 규칙 개선 전후의 오탐 제거 비교 실증 화면 (EV-TUNE-001)</w:t>
+      </w:r>
+    </w:p>
+    <w:p>
+      <w:pPr>
+        <w:spacing w:before="40" w:after="80" w:line="276" w:lineRule="auto"/>
+      </w:pPr>
+      <w:r>
+        <w:rPr>
+          <w:rFonts w:ascii="맑은 고딕" w:hAnsi="맑은 고딕" w:eastAsia="맑은 고딕" w:cs="맑은 고딕"/>
+          <w:b w:val="0"/>
+          <w:color w:val="3C3C3C"/>
+          <w:sz w:val="18"/>
+        </w:rPr>
+        <w:t>기존에는 정상 상품 검색 시 울려대던 알람이 튜닝 후에는 깨끗이 사라지고, 실제 해킹 공격만 정확히 감지되는 전후 비교 화면입니다.</w:t>
+      </w:r>
+    </w:p>
+    <w:tbl>
+      <w:tblPr>
+        <w:tblW w:type="auto" w:w="0"/>
+        <w:jc w:val="center"/>
+        <w:tblLook w:firstColumn="1" w:firstRow="1" w:lastColumn="0" w:lastRow="0" w:noHBand="0" w:noVBand="1" w:val="04A0"/>
+        <w:tblBorders>
+          <w:top w:val="single" w:sz="4" w:space="0" w:color="B0B0B0"/>
+          <w:bottom w:val="single" w:sz="4" w:space="0" w:color="B0B0B0"/>
+          <w:insideH w:val="single" w:sz="4" w:space="0" w:color="B0B0B0"/>
+          <w:insideV w:val="single" w:sz="4" w:space="0" w:color="B0B0B0"/>
+          <w:left w:val="none"/>
+          <w:right w:val="none"/>
+        </w:tblBorders>
+      </w:tblPr>
+      <w:tblGrid>
+        <w:gridCol w:w="2467"/>
+        <w:gridCol w:w="2467"/>
+        <w:gridCol w:w="2467"/>
+        <w:gridCol w:w="2467"/>
+      </w:tblGrid>
+      <w:tr>
+        <w:tc>
+          <w:tcPr>
+            <w:tcW w:type="dxa" w:w="2467"/>
+            <w:shd w:fill="262626"/>
+            <w:tcMar>
+              <w:top w:w="60" w:type="dxa"/>
+              <w:bottom w:w="60" w:type="dxa"/>
+              <w:left w:w="80" w:type="dxa"/>
+              <w:right w:w="80" w:type="dxa"/>
+            </w:tcMar>
+          </w:tcPr>
+          <w:p>
+            <w:pPr>
+              <w:jc w:val="center"/>
+            </w:pPr>
+            <w:r>
+              <w:rPr>
+                <w:rFonts w:ascii="맑은 고딕" w:hAnsi="맑은 고딕" w:eastAsia="맑은 고딕" w:cs="맑은 고딕"/>
+                <w:b/>
+                <w:color w:val="FFFFFF"/>
+                <w:sz w:val="17"/>
+              </w:rPr>
+              <w:t>증적 번호</w:t>
+            </w:r>
+          </w:p>
+        </w:tc>
+        <w:tc>
+          <w:tcPr>
+            <w:tcW w:type="dxa" w:w="2467"/>
+            <w:shd w:fill="FFFFFF"/>
+            <w:tcMar>
+              <w:top w:w="60" w:type="dxa"/>
+              <w:bottom w:w="60" w:type="dxa"/>
+              <w:left w:w="80" w:type="dxa"/>
+              <w:right w:w="80" w:type="dxa"/>
+            </w:tcMar>
+          </w:tcPr>
+          <w:p>
+            <w:pPr>
+              <w:jc w:val="center"/>
+            </w:pPr>
+            <w:r>
+              <w:rPr>
+                <w:rFonts w:ascii="맑은 고딕" w:hAnsi="맑은 고딕" w:eastAsia="맑은 고딕" w:cs="맑은 고딕"/>
+                <w:b w:val="0"/>
+                <w:color w:val="282828"/>
+                <w:sz w:val="17"/>
+              </w:rPr>
+              <w:t>EV-TUNE-001</w:t>
+            </w:r>
+          </w:p>
+        </w:tc>
+        <w:tc>
+          <w:tcPr>
+            <w:tcW w:type="dxa" w:w="2467"/>
+            <w:shd w:fill="262626"/>
+            <w:tcMar>
+              <w:top w:w="60" w:type="dxa"/>
+              <w:bottom w:w="60" w:type="dxa"/>
+              <w:left w:w="80" w:type="dxa"/>
+              <w:right w:w="80" w:type="dxa"/>
+            </w:tcMar>
+          </w:tcPr>
+          <w:p>
+            <w:pPr>
+              <w:jc w:val="center"/>
+            </w:pPr>
+            <w:r>
+              <w:rPr>
+                <w:rFonts w:ascii="맑은 고딕" w:hAnsi="맑은 고딕" w:eastAsia="맑은 고딕" w:cs="맑은 고딕"/>
+                <w:b/>
+                <w:color w:val="FFFFFF"/>
+                <w:sz w:val="17"/>
+              </w:rPr>
+              <w:t>검증 결과</w:t>
+            </w:r>
+          </w:p>
+        </w:tc>
+        <w:tc>
+          <w:tcPr>
+            <w:tcW w:type="dxa" w:w="2467"/>
+            <w:shd w:fill="FFFFFF"/>
+            <w:tcMar>
+              <w:top w:w="60" w:type="dxa"/>
+              <w:bottom w:w="60" w:type="dxa"/>
+              <w:left w:w="80" w:type="dxa"/>
+              <w:right w:w="80" w:type="dxa"/>
+            </w:tcMar>
+          </w:tcPr>
+          <w:p>
+            <w:r>
+              <w:rPr>
+                <w:rFonts w:ascii="맑은 고딕" w:hAnsi="맑은 고딕" w:eastAsia="맑은 고딕" w:cs="맑은 고딕"/>
+                <w:b/>
+                <w:color w:val="000000"/>
+                <w:sz w:val="17"/>
+              </w:rPr>
+              <w:t>품질 최적화 (PASS)</w:t>
+            </w:r>
+          </w:p>
+        </w:tc>
+      </w:tr>
+      <w:tr>
+        <w:tc>
+          <w:tcPr>
+            <w:tcW w:type="dxa" w:w="2467"/>
+            <w:shd w:fill="262626"/>
+            <w:tcMar>
+              <w:top w:w="60" w:type="dxa"/>
+              <w:bottom w:w="60" w:type="dxa"/>
+              <w:left w:w="80" w:type="dxa"/>
+              <w:right w:w="80" w:type="dxa"/>
+            </w:tcMar>
+          </w:tcPr>
+          <w:p>
+            <w:pPr>
+              <w:jc w:val="center"/>
+            </w:pPr>
+            <w:r>
+              <w:rPr>
+                <w:rFonts w:ascii="맑은 고딕" w:hAnsi="맑은 고딕" w:eastAsia="맑은 고딕" w:cs="맑은 고딕"/>
+                <w:b/>
+                <w:color w:val="FFFFFF"/>
+                <w:sz w:val="17"/>
+              </w:rPr>
+              <w:t>증적 명칭</w:t>
+            </w:r>
+          </w:p>
+        </w:tc>
+        <w:tc>
+          <w:tcPr>
+            <w:tcW w:type="dxa" w:w="2467"/>
+            <w:shd w:fill="FFFFFF"/>
+            <w:tcMar>
+              <w:top w:w="60" w:type="dxa"/>
+              <w:bottom w:w="60" w:type="dxa"/>
+              <w:left w:w="80" w:type="dxa"/>
+              <w:right w:w="80" w:type="dxa"/>
+            </w:tcMar>
+          </w:tcPr>
+          <w:p>
+            <w:r>
+              <w:rPr>
+                <w:rFonts w:ascii="맑은 고딕" w:hAnsi="맑은 고딕" w:eastAsia="맑은 고딕" w:cs="맑은 고딕"/>
+                <w:b w:val="0"/>
+                <w:color w:val="282828"/>
+                <w:sz w:val="17"/>
+              </w:rPr>
+              <w:t>탐지 룰 튜닝 및 정상 트래픽 오탐 제거</w:t>
+            </w:r>
+          </w:p>
+        </w:tc>
+        <w:tc>
+          <w:tcPr>
+            <w:tcW w:type="dxa" w:w="2467"/>
+            <w:shd w:fill="262626"/>
+            <w:tcMar>
+              <w:top w:w="60" w:type="dxa"/>
+              <w:bottom w:w="60" w:type="dxa"/>
+              <w:left w:w="80" w:type="dxa"/>
+              <w:right w:w="80" w:type="dxa"/>
+            </w:tcMar>
+          </w:tcPr>
+          <w:p>
+            <w:pPr>
+              <w:jc w:val="center"/>
+            </w:pPr>
+            <w:r>
+              <w:rPr>
+                <w:rFonts w:ascii="맑은 고딕" w:hAnsi="맑은 고딕" w:eastAsia="맑은 고딕" w:cs="맑은 고딕"/>
+                <w:b/>
+                <w:color w:val="FFFFFF"/>
+                <w:sz w:val="17"/>
+              </w:rPr>
+              <w:t>점검 대상</w:t>
+            </w:r>
+          </w:p>
+        </w:tc>
+        <w:tc>
+          <w:tcPr>
+            <w:tcW w:type="dxa" w:w="2467"/>
+            <w:shd w:fill="FFFFFF"/>
+            <w:tcMar>
+              <w:top w:w="60" w:type="dxa"/>
+              <w:bottom w:w="60" w:type="dxa"/>
+              <w:left w:w="80" w:type="dxa"/>
+              <w:right w:w="80" w:type="dxa"/>
+            </w:tcMar>
+          </w:tcPr>
+          <w:p>
+            <w:r>
+              <w:rPr>
+                <w:rFonts w:ascii="맑은 고딕" w:hAnsi="맑은 고딕" w:eastAsia="맑은 고딕" w:cs="맑은 고딕"/>
+                <w:b w:val="0"/>
+                <w:color w:val="282828"/>
+                <w:sz w:val="17"/>
+              </w:rPr>
+              <w:t>suricata/rules/9010-web-attacks.rules</w:t>
+            </w:r>
+          </w:p>
+        </w:tc>
+      </w:tr>
+      <w:tr>
+        <w:tc>
+          <w:tcPr>
+            <w:tcW w:type="dxa" w:w="2467"/>
+            <w:shd w:fill="262626"/>
+            <w:tcMar>
+              <w:top w:w="60" w:type="dxa"/>
+              <w:bottom w:w="60" w:type="dxa"/>
+              <w:left w:w="80" w:type="dxa"/>
+              <w:right w:w="80" w:type="dxa"/>
+            </w:tcMar>
+          </w:tcPr>
+          <w:p>
+            <w:pPr>
+              <w:jc w:val="center"/>
+            </w:pPr>
+            <w:r>
+              <w:rPr>
+                <w:rFonts w:ascii="맑은 고딕" w:hAnsi="맑은 고딕" w:eastAsia="맑은 고딕" w:cs="맑은 고딕"/>
+                <w:b/>
+                <w:color w:val="FFFFFF"/>
+                <w:sz w:val="17"/>
+              </w:rPr>
+              <w:t>핵심 검증 내용</w:t>
+            </w:r>
+          </w:p>
+        </w:tc>
+        <w:tc>
+          <w:tcPr>
+            <w:tcW w:type="dxa" w:w="7401"/>
+            <w:gridSpan w:val="3"/>
+            <w:shd w:fill="FFFFFF"/>
+            <w:tcMar>
+              <w:top w:w="60" w:type="dxa"/>
+              <w:bottom w:w="60" w:type="dxa"/>
+              <w:left w:w="80" w:type="dxa"/>
+              <w:right w:w="80" w:type="dxa"/>
+            </w:tcMar>
+          </w:tcPr>
+          <w:p>
+            <w:pPr>
+              <w:spacing w:line="276" w:lineRule="auto"/>
+            </w:pPr>
+            <w:r>
+              <w:rPr>
+                <w:rFonts w:ascii="맑은 고딕" w:hAnsi="맑은 고딕" w:eastAsia="맑은 고딕" w:cs="맑은 고딕"/>
+                <w:b w:val="0"/>
+                <w:color w:val="282828"/>
+                <w:sz w:val="17"/>
+              </w:rPr>
+              <w:t>오탐률 66.67%에서 0.0%로 완전 개선, 실제 공격에 대한 탐지력(Recall) 100% 온전 보존 입증</w:t>
             </w:r>
           </w:p>
         </w:tc>
@@ -5877,12 +6268,12 @@
           <w:color w:val="141414"/>
           <w:sz w:val="26"/>
         </w:rPr>
-        <w:t>3.1 Wazuh 내장 룰 86601 선점 결함 분석 및 복합 선언 해결 원리</w:t>
+        <w:t>3.1 와주(Wazuh)의 이벤트 가로채기 버그와 상속 복구 기법</w:t>
       </w:r>
     </w:p>
     <w:p>
       <w:pPr>
-        <w:spacing w:before="0" w:after="80" w:line="288" w:lineRule="auto"/>
+        <w:spacing w:before="0" w:after="80" w:line="300" w:lineRule="auto"/>
       </w:pPr>
       <w:r>
         <w:rPr>
@@ -5891,7 +6282,21 @@
           <w:color w:val="232323"/>
           <w:sz w:val="20"/>
         </w:rPr>
-        <w:t>Wazuh 4.14.7에서 Suricata EVE 로그를 연동할 때, 기본 내장 룰 86601이 이벤트를 먼저 선점(Preempt)하여 사용자가 정의한 하위 룰셋(100100~100103)의 부모 상속 관계가 끊어지는 치명적인 버그가 확인되었습니다. Aegis 팀은 이를 해결하기 위해 wazuh/rules/local_rules.xml 파일에 &lt;if_sid&gt;86601,100100&lt;/if_sid&gt; 복합 태그를 선언하여 어떤 엔진 경로로 디코딩되더라도 커스텀 룰셋이 100% 정상 상속되도록 구현하였습니다.</w:t>
+        <w:t>수리카타가 패킷을 잡아 로그를 만들면, 이 로그는 와주 에이전트를 거쳐 중앙 관리 서버(Wazuh Manager)로 전달됩니다. 그런데 시스템을 구축하던 중 기이한 현상이 발생했습니다. 분명히 수리카타 파일에는 공격 로그가 찍히는데, 와주 대시보드에는 우리가 만든 맞춤형 규칙(100100~100103) 알람이 전혀 나타나지 않는 것이었습니다.</w:t>
+      </w:r>
+    </w:p>
+    <w:p>
+      <w:pPr>
+        <w:spacing w:before="0" w:after="80" w:line="300" w:lineRule="auto"/>
+      </w:pPr>
+      <w:r>
+        <w:rPr>
+          <w:rFonts w:ascii="맑은 고딕" w:hAnsi="맑은 고딕" w:eastAsia="맑은 고딕" w:cs="맑은 고딕"/>
+          <w:b w:val="0"/>
+          <w:color w:val="232323"/>
+          <w:sz w:val="20"/>
+        </w:rPr>
+        <w:t>원인을 파고들어 가 보니, 와주 소프트웨어 자체에 내장된 기본 규칙(86601번)이 수리카타 로그를 중간에서 먼저 낚아채 가면서, 하위 커스텀 규칙들로 이어지는 연결 통로를 닫아버리는 버그였습니다. Aegis 팀은 하위 규칙 선언문에 &lt;if_sid&gt;86601,100100&lt;/if_sid&gt;라는 복합 태그를 달아주었습니다. 이 코드는 '와주 엔진이 기본 규칙으로 해석하든, 사용자 규칙으로 해석하든 양쪽 모두를 상위 부모로 인정하라'는 뜻입니다. 그 결과 단절되었던 규칙 체인이 완벽히 복구되어 모든 경보가 대시보드에 정상 출력되기 시작했습니다.</w:t>
       </w:r>
     </w:p>
     <w:p>
@@ -5907,12 +6312,12 @@
           <w:color w:val="141414"/>
           <w:sz w:val="26"/>
         </w:rPr>
-        <w:t>3.2 네트워크 L4 시도와 호스트 OS 감사 결합 교차 상관분석</w:t>
+        <w:t>3.2 네트워크 징후와 서버 접속 실패를 엮은 교차 상관분석</w:t>
       </w:r>
     </w:p>
     <w:p>
       <w:pPr>
-        <w:spacing w:before="0" w:after="80" w:line="288" w:lineRule="auto"/>
+        <w:spacing w:before="0" w:after="80" w:line="300" w:lineRule="auto"/>
       </w:pPr>
       <w:r>
         <w:rPr>
@@ -5921,381 +6326,12 @@
           <w:color w:val="232323"/>
           <w:sz w:val="20"/>
         </w:rPr>
-        <w:t>네트워크 수준의 단순 연결 빈도(TCP SYN)와 호스트 운영체제의 리눅스 PAM 감사 로그를 결합하여 오탐을 원천 방지했습니다. 1단계로 단시간 내 대량의 SSH 연결이 발생하면 Rule 100103(Level 5)을 발생시키고, 2단계로 호스트 상에서 8회 이상의 실제 인증 실패 로그(Rule 5710, 5716)가 연쇄 발생할 때 비로소 Rule 100110(Level 11, Brute Force 확정)으로 승격합니다. 만약 직후에 인증 성공(Rule 5715)이 결합되면 시스템 탈취(Rule 100111, Level 14 Critical)로 즉각 긴급 알람을 발령합니다.</w:t>
+        <w:t>어떤 IP에서 SSH 서버로 접속 시도가 많다고 해서 곧바로 '해커다!' 하고 단정하면 위험합니다. 네트워크 점검 도구가 핑을 보냈거나, 우리 회사 직원이 비밀번호를 한두 번 헷갈려서 잘못 입력했을 수도 있기 때문입니다. 진짜 무차별 대입 공격을 잡아내려면 '네트워크 징후'와 '서버 내부의 운영체제 로그'를 하나의 퍼즐처럼 맞춰봐야 합니다.</w:t>
       </w:r>
     </w:p>
     <w:p>
       <w:pPr>
-        <w:spacing w:before="160" w:after="80"/>
-        <w:jc w:val="center"/>
-      </w:pPr>
-      <w:r>
-        <w:drawing>
-          <wp:inline xmlns:a="http://schemas.openxmlformats.org/drawingml/2006/main" xmlns:pic="http://schemas.openxmlformats.org/drawingml/2006/picture">
-            <wp:extent cx="5669280" cy="3065611"/>
-            <wp:docPr id="6" name="Picture 6"/>
-            <wp:cNvGraphicFramePr>
-              <a:graphicFrameLocks noChangeAspect="1"/>
-            </wp:cNvGraphicFramePr>
-            <a:graphic>
-              <a:graphicData uri="http://schemas.openxmlformats.org/drawingml/2006/picture">
-                <pic:pic>
-                  <pic:nvPicPr>
-                    <pic:cNvPr id="0" name="evidence_p1_03_auth_bruteforce.jpg"/>
-                    <pic:cNvPicPr/>
-                  </pic:nvPicPr>
-                  <pic:blipFill>
-                    <a:blip r:embed="rId15"/>
-                    <a:stretch>
-                      <a:fillRect/>
-                    </a:stretch>
-                  </pic:blipFill>
-                  <pic:spPr>
-                    <a:xfrm>
-                      <a:off x="0" y="0"/>
-                      <a:ext cx="5669280" cy="3065611"/>
-                    </a:xfrm>
-                    <a:prstGeom prst="rect"/>
-                  </pic:spPr>
-                </pic:pic>
-              </a:graphicData>
-            </a:graphic>
-          </wp:inline>
-        </w:drawing>
-      </w:r>
-    </w:p>
-    <w:p>
-      <w:pPr>
-        <w:spacing w:before="40" w:after="80"/>
-        <w:jc w:val="center"/>
-      </w:pPr>
-      <w:r>
-        <w:rPr>
-          <w:rFonts w:ascii="맑은 고딕" w:hAnsi="맑은 고딕" w:eastAsia="맑은 고딕" w:cs="맑은 고딕"/>
-          <w:b/>
-          <w:color w:val="000000"/>
-          <w:sz w:val="19"/>
-        </w:rPr>
-        <w:t>[그림 3-1] SSH 무차별 대입 및 네트워크-호스트 다계층 교차 상관분석 증적</w:t>
-      </w:r>
-    </w:p>
-    <w:p>
-      <w:pPr>
-        <w:spacing w:before="40" w:after="80" w:line="276" w:lineRule="auto"/>
-      </w:pPr>
-      <w:r>
-        <w:rPr>
-          <w:rFonts w:ascii="맑은 고딕" w:hAnsi="맑은 고딕" w:eastAsia="맑은 고딕" w:cs="맑은 고딕"/>
-          <w:b w:val="0"/>
-          <w:color w:val="3C3C3C"/>
-          <w:sz w:val="18"/>
-        </w:rPr>
-        <w:t>네트워크 L4 이상 접속과 호스트 OS PAM 인증 실패가 단일 세션 키로 결합되어 고위험 경보로 승격되는 증적 화면입니다.</w:t>
-      </w:r>
-    </w:p>
-    <w:tbl>
-      <w:tblPr>
-        <w:tblW w:type="auto" w:w="0"/>
-        <w:jc w:val="center"/>
-        <w:tblLook w:firstColumn="1" w:firstRow="1" w:lastColumn="0" w:lastRow="0" w:noHBand="0" w:noVBand="1" w:val="04A0"/>
-        <w:tblBorders>
-          <w:top w:val="single" w:sz="4" w:space="0" w:color="B0B0B0"/>
-          <w:bottom w:val="single" w:sz="4" w:space="0" w:color="B0B0B0"/>
-          <w:insideH w:val="single" w:sz="4" w:space="0" w:color="B0B0B0"/>
-          <w:insideV w:val="single" w:sz="4" w:space="0" w:color="B0B0B0"/>
-          <w:left w:val="none"/>
-          <w:right w:val="none"/>
-        </w:tblBorders>
-      </w:tblPr>
-      <w:tblGrid>
-        <w:gridCol w:w="2467"/>
-        <w:gridCol w:w="2467"/>
-        <w:gridCol w:w="2467"/>
-        <w:gridCol w:w="2467"/>
-      </w:tblGrid>
-      <w:tr>
-        <w:tc>
-          <w:tcPr>
-            <w:tcW w:type="dxa" w:w="2467"/>
-            <w:shd w:fill="262626"/>
-            <w:tcMar>
-              <w:top w:w="60" w:type="dxa"/>
-              <w:bottom w:w="60" w:type="dxa"/>
-              <w:left w:w="80" w:type="dxa"/>
-              <w:right w:w="80" w:type="dxa"/>
-            </w:tcMar>
-          </w:tcPr>
-          <w:p>
-            <w:pPr>
-              <w:jc w:val="center"/>
-            </w:pPr>
-            <w:r>
-              <w:rPr>
-                <w:rFonts w:ascii="맑은 고딕" w:hAnsi="맑은 고딕" w:eastAsia="맑은 고딕" w:cs="맑은 고딕"/>
-                <w:b/>
-                <w:color w:val="FFFFFF"/>
-                <w:sz w:val="17"/>
-              </w:rPr>
-              <w:t>증적 번호</w:t>
-            </w:r>
-          </w:p>
-        </w:tc>
-        <w:tc>
-          <w:tcPr>
-            <w:tcW w:type="dxa" w:w="2467"/>
-            <w:shd w:fill="FFFFFF"/>
-            <w:tcMar>
-              <w:top w:w="60" w:type="dxa"/>
-              <w:bottom w:w="60" w:type="dxa"/>
-              <w:left w:w="80" w:type="dxa"/>
-              <w:right w:w="80" w:type="dxa"/>
-            </w:tcMar>
-          </w:tcPr>
-          <w:p>
-            <w:pPr>
-              <w:jc w:val="center"/>
-            </w:pPr>
-            <w:r>
-              <w:rPr>
-                <w:rFonts w:ascii="맑은 고딕" w:hAnsi="맑은 고딕" w:eastAsia="맑은 고딕" w:cs="맑은 고딕"/>
-                <w:b w:val="0"/>
-                <w:color w:val="282828"/>
-                <w:sz w:val="17"/>
-              </w:rPr>
-              <w:t>EV-WAZUH-002</w:t>
-            </w:r>
-          </w:p>
-        </w:tc>
-        <w:tc>
-          <w:tcPr>
-            <w:tcW w:type="dxa" w:w="2467"/>
-            <w:shd w:fill="262626"/>
-            <w:tcMar>
-              <w:top w:w="60" w:type="dxa"/>
-              <w:bottom w:w="60" w:type="dxa"/>
-              <w:left w:w="80" w:type="dxa"/>
-              <w:right w:w="80" w:type="dxa"/>
-            </w:tcMar>
-          </w:tcPr>
-          <w:p>
-            <w:pPr>
-              <w:jc w:val="center"/>
-            </w:pPr>
-            <w:r>
-              <w:rPr>
-                <w:rFonts w:ascii="맑은 고딕" w:hAnsi="맑은 고딕" w:eastAsia="맑은 고딕" w:cs="맑은 고딕"/>
-                <w:b/>
-                <w:color w:val="FFFFFF"/>
-                <w:sz w:val="17"/>
-              </w:rPr>
-              <w:t>검증 결과</w:t>
-            </w:r>
-          </w:p>
-        </w:tc>
-        <w:tc>
-          <w:tcPr>
-            <w:tcW w:type="dxa" w:w="2467"/>
-            <w:shd w:fill="FFFFFF"/>
-            <w:tcMar>
-              <w:top w:w="60" w:type="dxa"/>
-              <w:bottom w:w="60" w:type="dxa"/>
-              <w:left w:w="80" w:type="dxa"/>
-              <w:right w:w="80" w:type="dxa"/>
-            </w:tcMar>
-          </w:tcPr>
-          <w:p>
-            <w:r>
-              <w:rPr>
-                <w:rFonts w:ascii="맑은 고딕" w:hAnsi="맑은 고딕" w:eastAsia="맑은 고딕" w:cs="맑은 고딕"/>
-                <w:b/>
-                <w:color w:val="000000"/>
-                <w:sz w:val="17"/>
-              </w:rPr>
-              <w:t>정상 결합 (PASS)</w:t>
-            </w:r>
-          </w:p>
-        </w:tc>
-      </w:tr>
-      <w:tr>
-        <w:tc>
-          <w:tcPr>
-            <w:tcW w:type="dxa" w:w="2467"/>
-            <w:shd w:fill="262626"/>
-            <w:tcMar>
-              <w:top w:w="60" w:type="dxa"/>
-              <w:bottom w:w="60" w:type="dxa"/>
-              <w:left w:w="80" w:type="dxa"/>
-              <w:right w:w="80" w:type="dxa"/>
-            </w:tcMar>
-          </w:tcPr>
-          <w:p>
-            <w:pPr>
-              <w:jc w:val="center"/>
-            </w:pPr>
-            <w:r>
-              <w:rPr>
-                <w:rFonts w:ascii="맑은 고딕" w:hAnsi="맑은 고딕" w:eastAsia="맑은 고딕" w:cs="맑은 고딕"/>
-                <w:b/>
-                <w:color w:val="FFFFFF"/>
-                <w:sz w:val="17"/>
-              </w:rPr>
-              <w:t>증적 명칭</w:t>
-            </w:r>
-          </w:p>
-        </w:tc>
-        <w:tc>
-          <w:tcPr>
-            <w:tcW w:type="dxa" w:w="2467"/>
-            <w:shd w:fill="FFFFFF"/>
-            <w:tcMar>
-              <w:top w:w="60" w:type="dxa"/>
-              <w:bottom w:w="60" w:type="dxa"/>
-              <w:left w:w="80" w:type="dxa"/>
-              <w:right w:w="80" w:type="dxa"/>
-            </w:tcMar>
-          </w:tcPr>
-          <w:p>
-            <w:r>
-              <w:rPr>
-                <w:rFonts w:ascii="맑은 고딕" w:hAnsi="맑은 고딕" w:eastAsia="맑은 고딕" w:cs="맑은 고딕"/>
-                <w:b w:val="0"/>
-                <w:color w:val="282828"/>
-                <w:sz w:val="17"/>
-              </w:rPr>
-              <w:t>호스트-네트워크 교차 상관분석 실증</w:t>
-            </w:r>
-          </w:p>
-        </w:tc>
-        <w:tc>
-          <w:tcPr>
-            <w:tcW w:type="dxa" w:w="2467"/>
-            <w:shd w:fill="262626"/>
-            <w:tcMar>
-              <w:top w:w="60" w:type="dxa"/>
-              <w:bottom w:w="60" w:type="dxa"/>
-              <w:left w:w="80" w:type="dxa"/>
-              <w:right w:w="80" w:type="dxa"/>
-            </w:tcMar>
-          </w:tcPr>
-          <w:p>
-            <w:pPr>
-              <w:jc w:val="center"/>
-            </w:pPr>
-            <w:r>
-              <w:rPr>
-                <w:rFonts w:ascii="맑은 고딕" w:hAnsi="맑은 고딕" w:eastAsia="맑은 고딕" w:cs="맑은 고딕"/>
-                <w:b/>
-                <w:color w:val="FFFFFF"/>
-                <w:sz w:val="17"/>
-              </w:rPr>
-              <w:t>점검 대상</w:t>
-            </w:r>
-          </w:p>
-        </w:tc>
-        <w:tc>
-          <w:tcPr>
-            <w:tcW w:type="dxa" w:w="2467"/>
-            <w:shd w:fill="FFFFFF"/>
-            <w:tcMar>
-              <w:top w:w="60" w:type="dxa"/>
-              <w:bottom w:w="60" w:type="dxa"/>
-              <w:left w:w="80" w:type="dxa"/>
-              <w:right w:w="80" w:type="dxa"/>
-            </w:tcMar>
-          </w:tcPr>
-          <w:p>
-            <w:r>
-              <w:rPr>
-                <w:rFonts w:ascii="맑은 고딕" w:hAnsi="맑은 고딕" w:eastAsia="맑은 고딕" w:cs="맑은 고딕"/>
-                <w:b w:val="0"/>
-                <w:color w:val="282828"/>
-                <w:sz w:val="17"/>
-              </w:rPr>
-              <w:t>wazuh/rules/local_rules.xml (Rule 100110)</w:t>
-            </w:r>
-          </w:p>
-        </w:tc>
-      </w:tr>
-      <w:tr>
-        <w:tc>
-          <w:tcPr>
-            <w:tcW w:type="dxa" w:w="2467"/>
-            <w:shd w:fill="262626"/>
-            <w:tcMar>
-              <w:top w:w="60" w:type="dxa"/>
-              <w:bottom w:w="60" w:type="dxa"/>
-              <w:left w:w="80" w:type="dxa"/>
-              <w:right w:w="80" w:type="dxa"/>
-            </w:tcMar>
-          </w:tcPr>
-          <w:p>
-            <w:pPr>
-              <w:jc w:val="center"/>
-            </w:pPr>
-            <w:r>
-              <w:rPr>
-                <w:rFonts w:ascii="맑은 고딕" w:hAnsi="맑은 고딕" w:eastAsia="맑은 고딕" w:cs="맑은 고딕"/>
-                <w:b/>
-                <w:color w:val="FFFFFF"/>
-                <w:sz w:val="17"/>
-              </w:rPr>
-              <w:t>핵심 검증 내용</w:t>
-            </w:r>
-          </w:p>
-        </w:tc>
-        <w:tc>
-          <w:tcPr>
-            <w:tcW w:type="dxa" w:w="7401"/>
-            <w:gridSpan w:val="3"/>
-            <w:shd w:fill="FFFFFF"/>
-            <w:tcMar>
-              <w:top w:w="60" w:type="dxa"/>
-              <w:bottom w:w="60" w:type="dxa"/>
-              <w:left w:w="80" w:type="dxa"/>
-              <w:right w:w="80" w:type="dxa"/>
-            </w:tcMar>
-          </w:tcPr>
-          <w:p>
-            <w:pPr>
-              <w:spacing w:line="276" w:lineRule="auto"/>
-            </w:pPr>
-            <w:r>
-              <w:rPr>
-                <w:rFonts w:ascii="맑은 고딕" w:hAnsi="맑은 고딕" w:eastAsia="맑은 고딕" w:cs="맑은 고딕"/>
-                <w:b w:val="0"/>
-                <w:color w:val="282828"/>
-                <w:sz w:val="17"/>
-              </w:rPr>
-              <w:t>L4 SYN 카운트와 호스트 PAM 5710/5716 결합하여 실제 무차별 대입만 Level 11로 승격</w:t>
-            </w:r>
-          </w:p>
-        </w:tc>
-      </w:tr>
-    </w:tbl>
-    <w:p>
-      <w:pPr>
-        <w:spacing w:after="160"/>
-      </w:pPr>
-    </w:p>
-    <w:p>
-      <w:pPr>
-        <w:pStyle w:val="Heading2"/>
-        <w:keepNext/>
-        <w:spacing w:before="300" w:after="120"/>
-      </w:pPr>
-      <w:r>
-        <w:rPr>
-          <w:rFonts w:ascii="맑은 고딕" w:hAnsi="맑은 고딕" w:eastAsia="맑은 고딕" w:cs="맑은 고딕"/>
-          <w:b/>
-          <w:color w:val="141414"/>
-          <w:sz w:val="26"/>
-        </w:rPr>
-        <w:t>3.3 단순 ICMP Ping의 다단계 킬체인 오분류 버그 추적 및 Telemetry 격리</w:t>
-      </w:r>
-    </w:p>
-    <w:p>
-      <w:pPr>
-        <w:spacing w:before="0" w:after="80" w:line="288" w:lineRule="auto"/>
+        <w:spacing w:before="0" w:after="80" w:line="300" w:lineRule="auto"/>
       </w:pPr>
       <w:r>
         <w:rPr>
@@ -6304,7 +6340,7 @@
           <w:color w:val="232323"/>
           <w:sz w:val="20"/>
         </w:rPr>
-        <w:t>서버 가용성을 점검하는 정상 모니터링 시스템의 단순 Ping이 9000020 시그니처에 의해 '1단계 정찰 공격'으로 오분류되어 정상 서버가 다단계 침해사고 용의자로 잘못 등록되던 결함을 추적했습니다. 이를 해결하기 위해 9000020 룰을 'SOC-TELEMETRY'로 재정의하고, 상관분석 엔진(correlation_engine.py)에서 해당 태그 이벤트를 킬체인 시퀀스에서 원천 제외하도록 필터를 구축했습니다.</w:t>
+        <w:t>Aegis는 2단계 검증 규칙을 세웠습니다. 먼저 네트워크 L4 계층에서 짧은 시간 안에 5회 이상의 비정상적인 연결 시도가 감지되면 '연결 빈도 이상 경보(Rule 100103, 5등급)'를 띄웁니다. 그리고 같은 공격자 IP가 리눅스 운영체제 감사 로그(PAM)에서 실제로 8번 이상 비밀번호를 틀린 기록(Rule 5710, 5716)이 연달아 확인될 때 비로소 '고신뢰도 SSH 무차별 대입 공격(Rule 100110, 11등급)'으로 격상합니다. 만약 직후에 비밀번호가 맞아 떨어져 로그인 성공 로그(Rule 5715)가 찍힌다면, 이는 서버가 뚫렸다는 뜻이므로 '계정 탈취 침해 확정(Rule 100111, 최고 14등급 긴급)'으로 관제팀에 즉각 비상을 겁니다.</w:t>
       </w:r>
     </w:p>
     <w:p>
@@ -6324,7 +6360,7 @@
               <a:graphicData uri="http://schemas.openxmlformats.org/drawingml/2006/picture">
                 <pic:pic>
                   <pic:nvPicPr>
-                    <pic:cNvPr id="0" name="evidence_p1_07_killchain_rulebook.jpg"/>
+                    <pic:cNvPr id="0" name="evidence_p1_03_auth_bruteforce.jpg"/>
                     <pic:cNvPicPr/>
                   </pic:nvPicPr>
                   <pic:blipFill>
@@ -6359,7 +6395,7 @@
           <w:color w:val="000000"/>
           <w:sz w:val="19"/>
         </w:rPr>
-        <w:t>[그림 3-2] 다단계 킬체인 룰북 및 위협 상태 전이 매트릭스 화면</w:t>
+        <w:t>[그림 3-1] SSH 무차별 대입 공격과 호스트 PAM 로그 교차 상관분석 증적</w:t>
       </w:r>
     </w:p>
     <w:p>
@@ -6373,7 +6409,7 @@
           <w:color w:val="3C3C3C"/>
           <w:sz w:val="18"/>
         </w:rPr>
-        <w:t>정찰부터 C2 유출까지 이어지는 다단계 위협 상태 머신의 규칙 및 가중치 스코어링 테이블입니다.</w:t>
+        <w:t>네트워크 L4 접속 이상과 호스트 OS 내부의 비밀번호 실패 로그가 결합되어 고위험 침해 경보로 승격된 화면입니다.</w:t>
       </w:r>
     </w:p>
     <w:tbl>
@@ -6445,7 +6481,7 @@
                 <w:color w:val="282828"/>
                 <w:sz w:val="17"/>
               </w:rPr>
-              <w:t>EV-ANALYSIS-001</w:t>
+              <w:t>EV-WAZUH-002</w:t>
             </w:r>
           </w:p>
         </w:tc>
@@ -6494,7 +6530,7 @@
                 <w:color w:val="000000"/>
                 <w:sz w:val="17"/>
               </w:rPr>
-              <w:t>정상 전이 (PASS)</w:t>
+              <w:t>상관분석 성공 (PASS)</w:t>
             </w:r>
           </w:p>
         </w:tc>
@@ -6545,7 +6581,7 @@
                 <w:color w:val="282828"/>
                 <w:sz w:val="17"/>
               </w:rPr>
-              <w:t>다단계 킬체인 상태 머신 검증</w:t>
+              <w:t>호스트-네트워크 다계층 교차 상관분석</w:t>
             </w:r>
           </w:p>
         </w:tc>
@@ -6594,7 +6630,7 @@
                 <w:color w:val="282828"/>
                 <w:sz w:val="17"/>
               </w:rPr>
-              <w:t>analyzer/detection/correlation_engine.py</w:t>
+              <w:t>wazuh/rules/local_rules.xml (Rule 100110)</w:t>
             </w:r>
           </w:p>
         </w:tc>
@@ -6649,7 +6685,7 @@
                 <w:color w:val="282828"/>
                 <w:sz w:val="17"/>
               </w:rPr>
-              <w:t>정상 Ping 텔레메트리 완벽 격리 및 실제 침해 시나리오만 정확히 인시던트로 승격</w:t>
+              <w:t>L4 SYN 카운트와 OS PAM 로그인 실패 이벤트를 결합하여 실제 무차별 대입만 11등급으로 정확히 격상</w:t>
             </w:r>
           </w:p>
         </w:tc>
@@ -6677,7 +6713,7 @@
               <a:graphicData uri="http://schemas.openxmlformats.org/drawingml/2006/picture">
                 <pic:pic>
                   <pic:nvPicPr>
-                    <pic:cNvPr id="0" name="evidence_p2_01_multistage_incident.jpg"/>
+                    <pic:cNvPr id="0" name="evidence_p1_07_killchain_rulebook.jpg"/>
                     <pic:cNvPicPr/>
                   </pic:nvPicPr>
                   <pic:blipFill>
@@ -6712,7 +6748,7 @@
           <w:color w:val="000000"/>
           <w:sz w:val="19"/>
         </w:rPr>
-        <w:t>[그림 3-3] 다단계 침해사고(INC-20260824-001) 실시간 상관분석 카드</w:t>
+        <w:t>[그림 3-2] 다단계 킬체인 룰북과 위협 상태 머신 전이 규칙표</w:t>
       </w:r>
     </w:p>
     <w:p>
@@ -6726,7 +6762,7 @@
           <w:color w:val="3C3C3C"/>
           <w:sz w:val="18"/>
         </w:rPr>
-        <w:t>단일 IP에서 30분 내 발생한 정찰 ➔ 웹 침투 ➔ C2 접속이 하나의 통합 인시던트로 묶여 대시보드에 표출된 모습입니다.</w:t>
+        <w:t>사전 정찰(15점) ➔ 웹 침투(35점) ➔ 권한 상승(30점) ➔ C2 유출(40점)으로 이어지는 다단계 위협 상태 머신 테이블입니다.</w:t>
       </w:r>
     </w:p>
     <w:tbl>
@@ -6798,7 +6834,7 @@
                 <w:color w:val="282828"/>
                 <w:sz w:val="17"/>
               </w:rPr>
-              <w:t>EV-E2E-001</w:t>
+              <w:t>EV-ANALYSIS-001</w:t>
             </w:r>
           </w:p>
         </w:tc>
@@ -6847,7 +6883,7 @@
                 <w:color w:val="000000"/>
                 <w:sz w:val="17"/>
               </w:rPr>
-              <w:t>완전 연결 (PASS)</w:t>
+              <w:t>상태 전이 확인 (PASS)</w:t>
             </w:r>
           </w:p>
         </w:tc>
@@ -6898,7 +6934,7 @@
                 <w:color w:val="282828"/>
                 <w:sz w:val="17"/>
               </w:rPr>
-              <w:t>단일 침해사고 엔드투엔드 상관분석</w:t>
+              <w:t>다단계 킬체인 상태 머신 검증</w:t>
             </w:r>
           </w:p>
         </w:tc>
@@ -6947,7 +6983,7 @@
                 <w:color w:val="282828"/>
                 <w:sz w:val="17"/>
               </w:rPr>
-              <w:t>FastAPI Web Console (:8501)</w:t>
+              <w:t>analyzer/detection/correlation_engine.py</w:t>
             </w:r>
           </w:p>
         </w:tc>
@@ -7002,7 +7038,713 @@
                 <w:color w:val="282828"/>
                 <w:sz w:val="17"/>
               </w:rPr>
-              <w:t>개별 단편 경보 3건이 단일 킬체인 공격 시퀀스로 완벽히 병합 및 가시화 성공</w:t>
+              <w:t>정상 핑(Ping) 텔레메트리를 완벽히 격리하고 실제 해커의 공격 순서만 인시던트로 조립 성공</w:t>
+            </w:r>
+          </w:p>
+        </w:tc>
+      </w:tr>
+    </w:tbl>
+    <w:p>
+      <w:pPr>
+        <w:spacing w:after="160"/>
+      </w:pPr>
+    </w:p>
+    <w:p>
+      <w:pPr>
+        <w:spacing w:before="160" w:after="80"/>
+        <w:jc w:val="center"/>
+      </w:pPr>
+      <w:r>
+        <w:drawing>
+          <wp:inline xmlns:a="http://schemas.openxmlformats.org/drawingml/2006/main" xmlns:pic="http://schemas.openxmlformats.org/drawingml/2006/picture">
+            <wp:extent cx="5669280" cy="3065611"/>
+            <wp:docPr id="9" name="Picture 9"/>
+            <wp:cNvGraphicFramePr>
+              <a:graphicFrameLocks noChangeAspect="1"/>
+            </wp:cNvGraphicFramePr>
+            <a:graphic>
+              <a:graphicData uri="http://schemas.openxmlformats.org/drawingml/2006/picture">
+                <pic:pic>
+                  <pic:nvPicPr>
+                    <pic:cNvPr id="0" name="evidence_p2_02_sqli_incident.jpg"/>
+                    <pic:cNvPicPr/>
+                  </pic:nvPicPr>
+                  <pic:blipFill>
+                    <a:blip r:embed="rId18"/>
+                    <a:stretch>
+                      <a:fillRect/>
+                    </a:stretch>
+                  </pic:blipFill>
+                  <pic:spPr>
+                    <a:xfrm>
+                      <a:off x="0" y="0"/>
+                      <a:ext cx="5669280" cy="3065611"/>
+                    </a:xfrm>
+                    <a:prstGeom prst="rect"/>
+                  </pic:spPr>
+                </pic:pic>
+              </a:graphicData>
+            </a:graphic>
+          </wp:inline>
+        </w:drawing>
+      </w:r>
+    </w:p>
+    <w:p>
+      <w:pPr>
+        <w:spacing w:before="40" w:after="80"/>
+        <w:jc w:val="center"/>
+      </w:pPr>
+      <w:r>
+        <w:rPr>
+          <w:rFonts w:ascii="맑은 고딕" w:hAnsi="맑은 고딕" w:eastAsia="맑은 고딕" w:cs="맑은 고딕"/>
+          <w:b/>
+          <w:color w:val="000000"/>
+          <w:sz w:val="19"/>
+        </w:rPr>
+        <w:t>[그림 3-3] SQL 인젝션 침해사고(INC-20260824-002) 심층 데이터베이스 감사 증적</w:t>
+      </w:r>
+    </w:p>
+    <w:p>
+      <w:pPr>
+        <w:spacing w:before="40" w:after="80" w:line="276" w:lineRule="auto"/>
+      </w:pPr>
+      <w:r>
+        <w:rPr>
+          <w:rFonts w:ascii="맑은 고딕" w:hAnsi="맑은 고딕" w:eastAsia="맑은 고딕" w:cs="맑은 고딕"/>
+          <w:b w:val="0"/>
+          <w:color w:val="3C3C3C"/>
+          <w:sz w:val="18"/>
+        </w:rPr>
+        <w:t>자동화 공격 도구(sqlmap)를 사용하여 데이터베이스 스키마를 유출하려던 시도를 탐지하고, 파라미터 바인딩 패치로 방어한 조사 기록입니다.</w:t>
+      </w:r>
+    </w:p>
+    <w:tbl>
+      <w:tblPr>
+        <w:tblW w:type="auto" w:w="0"/>
+        <w:jc w:val="center"/>
+        <w:tblLook w:firstColumn="1" w:firstRow="1" w:lastColumn="0" w:lastRow="0" w:noHBand="0" w:noVBand="1" w:val="04A0"/>
+        <w:tblBorders>
+          <w:top w:val="single" w:sz="4" w:space="0" w:color="B0B0B0"/>
+          <w:bottom w:val="single" w:sz="4" w:space="0" w:color="B0B0B0"/>
+          <w:insideH w:val="single" w:sz="4" w:space="0" w:color="B0B0B0"/>
+          <w:insideV w:val="single" w:sz="4" w:space="0" w:color="B0B0B0"/>
+          <w:left w:val="none"/>
+          <w:right w:val="none"/>
+        </w:tblBorders>
+      </w:tblPr>
+      <w:tblGrid>
+        <w:gridCol w:w="2467"/>
+        <w:gridCol w:w="2467"/>
+        <w:gridCol w:w="2467"/>
+        <w:gridCol w:w="2467"/>
+      </w:tblGrid>
+      <w:tr>
+        <w:tc>
+          <w:tcPr>
+            <w:tcW w:type="dxa" w:w="2467"/>
+            <w:shd w:fill="262626"/>
+            <w:tcMar>
+              <w:top w:w="60" w:type="dxa"/>
+              <w:bottom w:w="60" w:type="dxa"/>
+              <w:left w:w="80" w:type="dxa"/>
+              <w:right w:w="80" w:type="dxa"/>
+            </w:tcMar>
+          </w:tcPr>
+          <w:p>
+            <w:pPr>
+              <w:jc w:val="center"/>
+            </w:pPr>
+            <w:r>
+              <w:rPr>
+                <w:rFonts w:ascii="맑은 고딕" w:hAnsi="맑은 고딕" w:eastAsia="맑은 고딕" w:cs="맑은 고딕"/>
+                <w:b/>
+                <w:color w:val="FFFFFF"/>
+                <w:sz w:val="17"/>
+              </w:rPr>
+              <w:t>증적 번호</w:t>
+            </w:r>
+          </w:p>
+        </w:tc>
+        <w:tc>
+          <w:tcPr>
+            <w:tcW w:type="dxa" w:w="2467"/>
+            <w:shd w:fill="FFFFFF"/>
+            <w:tcMar>
+              <w:top w:w="60" w:type="dxa"/>
+              <w:bottom w:w="60" w:type="dxa"/>
+              <w:left w:w="80" w:type="dxa"/>
+              <w:right w:w="80" w:type="dxa"/>
+            </w:tcMar>
+          </w:tcPr>
+          <w:p>
+            <w:pPr>
+              <w:jc w:val="center"/>
+            </w:pPr>
+            <w:r>
+              <w:rPr>
+                <w:rFonts w:ascii="맑은 고딕" w:hAnsi="맑은 고딕" w:eastAsia="맑은 고딕" w:cs="맑은 고딕"/>
+                <w:b w:val="0"/>
+                <w:color w:val="282828"/>
+                <w:sz w:val="17"/>
+              </w:rPr>
+              <w:t>EV-ANALYSIS-002</w:t>
+            </w:r>
+          </w:p>
+        </w:tc>
+        <w:tc>
+          <w:tcPr>
+            <w:tcW w:type="dxa" w:w="2467"/>
+            <w:shd w:fill="262626"/>
+            <w:tcMar>
+              <w:top w:w="60" w:type="dxa"/>
+              <w:bottom w:w="60" w:type="dxa"/>
+              <w:left w:w="80" w:type="dxa"/>
+              <w:right w:w="80" w:type="dxa"/>
+            </w:tcMar>
+          </w:tcPr>
+          <w:p>
+            <w:pPr>
+              <w:jc w:val="center"/>
+            </w:pPr>
+            <w:r>
+              <w:rPr>
+                <w:rFonts w:ascii="맑은 고딕" w:hAnsi="맑은 고딕" w:eastAsia="맑은 고딕" w:cs="맑은 고딕"/>
+                <w:b/>
+                <w:color w:val="FFFFFF"/>
+                <w:sz w:val="17"/>
+              </w:rPr>
+              <w:t>검증 결과</w:t>
+            </w:r>
+          </w:p>
+        </w:tc>
+        <w:tc>
+          <w:tcPr>
+            <w:tcW w:type="dxa" w:w="2467"/>
+            <w:shd w:fill="FFFFFF"/>
+            <w:tcMar>
+              <w:top w:w="60" w:type="dxa"/>
+              <w:bottom w:w="60" w:type="dxa"/>
+              <w:left w:w="80" w:type="dxa"/>
+              <w:right w:w="80" w:type="dxa"/>
+            </w:tcMar>
+          </w:tcPr>
+          <w:p>
+            <w:r>
+              <w:rPr>
+                <w:rFonts w:ascii="맑은 고딕" w:hAnsi="맑은 고딕" w:eastAsia="맑은 고딕" w:cs="맑은 고딕"/>
+                <w:b/>
+                <w:color w:val="000000"/>
+                <w:sz w:val="17"/>
+              </w:rPr>
+              <w:t>조사 완료 (PASS)</w:t>
+            </w:r>
+          </w:p>
+        </w:tc>
+      </w:tr>
+      <w:tr>
+        <w:tc>
+          <w:tcPr>
+            <w:tcW w:type="dxa" w:w="2467"/>
+            <w:shd w:fill="262626"/>
+            <w:tcMar>
+              <w:top w:w="60" w:type="dxa"/>
+              <w:bottom w:w="60" w:type="dxa"/>
+              <w:left w:w="80" w:type="dxa"/>
+              <w:right w:w="80" w:type="dxa"/>
+            </w:tcMar>
+          </w:tcPr>
+          <w:p>
+            <w:pPr>
+              <w:jc w:val="center"/>
+            </w:pPr>
+            <w:r>
+              <w:rPr>
+                <w:rFonts w:ascii="맑은 고딕" w:hAnsi="맑은 고딕" w:eastAsia="맑은 고딕" w:cs="맑은 고딕"/>
+                <w:b/>
+                <w:color w:val="FFFFFF"/>
+                <w:sz w:val="17"/>
+              </w:rPr>
+              <w:t>증적 명칭</w:t>
+            </w:r>
+          </w:p>
+        </w:tc>
+        <w:tc>
+          <w:tcPr>
+            <w:tcW w:type="dxa" w:w="2467"/>
+            <w:shd w:fill="FFFFFF"/>
+            <w:tcMar>
+              <w:top w:w="60" w:type="dxa"/>
+              <w:bottom w:w="60" w:type="dxa"/>
+              <w:left w:w="80" w:type="dxa"/>
+              <w:right w:w="80" w:type="dxa"/>
+            </w:tcMar>
+          </w:tcPr>
+          <w:p>
+            <w:r>
+              <w:rPr>
+                <w:rFonts w:ascii="맑은 고딕" w:hAnsi="맑은 고딕" w:eastAsia="맑은 고딕" w:cs="맑은 고딕"/>
+                <w:b w:val="0"/>
+                <w:color w:val="282828"/>
+                <w:sz w:val="17"/>
+              </w:rPr>
+              <w:t>SQL 인젝션 사고 심층 분석 실증</w:t>
+            </w:r>
+          </w:p>
+        </w:tc>
+        <w:tc>
+          <w:tcPr>
+            <w:tcW w:type="dxa" w:w="2467"/>
+            <w:shd w:fill="262626"/>
+            <w:tcMar>
+              <w:top w:w="60" w:type="dxa"/>
+              <w:bottom w:w="60" w:type="dxa"/>
+              <w:left w:w="80" w:type="dxa"/>
+              <w:right w:w="80" w:type="dxa"/>
+            </w:tcMar>
+          </w:tcPr>
+          <w:p>
+            <w:pPr>
+              <w:jc w:val="center"/>
+            </w:pPr>
+            <w:r>
+              <w:rPr>
+                <w:rFonts w:ascii="맑은 고딕" w:hAnsi="맑은 고딕" w:eastAsia="맑은 고딕" w:cs="맑은 고딕"/>
+                <w:b/>
+                <w:color w:val="FFFFFF"/>
+                <w:sz w:val="17"/>
+              </w:rPr>
+              <w:t>점검 대상</w:t>
+            </w:r>
+          </w:p>
+        </w:tc>
+        <w:tc>
+          <w:tcPr>
+            <w:tcW w:type="dxa" w:w="2467"/>
+            <w:shd w:fill="FFFFFF"/>
+            <w:tcMar>
+              <w:top w:w="60" w:type="dxa"/>
+              <w:bottom w:w="60" w:type="dxa"/>
+              <w:left w:w="80" w:type="dxa"/>
+              <w:right w:w="80" w:type="dxa"/>
+            </w:tcMar>
+          </w:tcPr>
+          <w:p>
+            <w:r>
+              <w:rPr>
+                <w:rFonts w:ascii="맑은 고딕" w:hAnsi="맑은 고딕" w:eastAsia="맑은 고딕" w:cs="맑은 고딕"/>
+                <w:b w:val="0"/>
+                <w:color w:val="282828"/>
+                <w:sz w:val="17"/>
+              </w:rPr>
+              <w:t>OpenSearch / Wazuh Dashboard</w:t>
+            </w:r>
+          </w:p>
+        </w:tc>
+      </w:tr>
+      <w:tr>
+        <w:tc>
+          <w:tcPr>
+            <w:tcW w:type="dxa" w:w="2467"/>
+            <w:shd w:fill="262626"/>
+            <w:tcMar>
+              <w:top w:w="60" w:type="dxa"/>
+              <w:bottom w:w="60" w:type="dxa"/>
+              <w:left w:w="80" w:type="dxa"/>
+              <w:right w:w="80" w:type="dxa"/>
+            </w:tcMar>
+          </w:tcPr>
+          <w:p>
+            <w:pPr>
+              <w:jc w:val="center"/>
+            </w:pPr>
+            <w:r>
+              <w:rPr>
+                <w:rFonts w:ascii="맑은 고딕" w:hAnsi="맑은 고딕" w:eastAsia="맑은 고딕" w:cs="맑은 고딕"/>
+                <w:b/>
+                <w:color w:val="FFFFFF"/>
+                <w:sz w:val="17"/>
+              </w:rPr>
+              <w:t>핵심 검증 내용</w:t>
+            </w:r>
+          </w:p>
+        </w:tc>
+        <w:tc>
+          <w:tcPr>
+            <w:tcW w:type="dxa" w:w="7401"/>
+            <w:gridSpan w:val="3"/>
+            <w:shd w:fill="FFFFFF"/>
+            <w:tcMar>
+              <w:top w:w="60" w:type="dxa"/>
+              <w:bottom w:w="60" w:type="dxa"/>
+              <w:left w:w="80" w:type="dxa"/>
+              <w:right w:w="80" w:type="dxa"/>
+            </w:tcMar>
+          </w:tcPr>
+          <w:p>
+            <w:pPr>
+              <w:spacing w:line="276" w:lineRule="auto"/>
+            </w:pPr>
+            <w:r>
+              <w:rPr>
+                <w:rFonts w:ascii="맑은 고딕" w:hAnsi="맑은 고딕" w:eastAsia="맑은 고딕" w:cs="맑은 고딕"/>
+                <w:b w:val="0"/>
+                <w:color w:val="282828"/>
+                <w:sz w:val="17"/>
+              </w:rPr>
+              <w:t>sqlmap/1.8.3 DB 스키마 정찰 적발 및 PDO Prepared Statement 시큐어 코딩 패치 적용 검증</w:t>
+            </w:r>
+          </w:p>
+        </w:tc>
+      </w:tr>
+    </w:tbl>
+    <w:p>
+      <w:pPr>
+        <w:spacing w:after="160"/>
+      </w:pPr>
+    </w:p>
+    <w:p>
+      <w:pPr>
+        <w:spacing w:before="160" w:after="80"/>
+        <w:jc w:val="center"/>
+      </w:pPr>
+      <w:r>
+        <w:drawing>
+          <wp:inline xmlns:a="http://schemas.openxmlformats.org/drawingml/2006/main" xmlns:pic="http://schemas.openxmlformats.org/drawingml/2006/picture">
+            <wp:extent cx="5669280" cy="3065611"/>
+            <wp:docPr id="10" name="Picture 10"/>
+            <wp:cNvGraphicFramePr>
+              <a:graphicFrameLocks noChangeAspect="1"/>
+            </wp:cNvGraphicFramePr>
+            <a:graphic>
+              <a:graphicData uri="http://schemas.openxmlformats.org/drawingml/2006/picture">
+                <pic:pic>
+                  <pic:nvPicPr>
+                    <pic:cNvPr id="0" name="evidence_p2_01_multistage_incident.jpg"/>
+                    <pic:cNvPicPr/>
+                  </pic:nvPicPr>
+                  <pic:blipFill>
+                    <a:blip r:embed="rId19"/>
+                    <a:stretch>
+                      <a:fillRect/>
+                    </a:stretch>
+                  </pic:blipFill>
+                  <pic:spPr>
+                    <a:xfrm>
+                      <a:off x="0" y="0"/>
+                      <a:ext cx="5669280" cy="3065611"/>
+                    </a:xfrm>
+                    <a:prstGeom prst="rect"/>
+                  </pic:spPr>
+                </pic:pic>
+              </a:graphicData>
+            </a:graphic>
+          </wp:inline>
+        </w:drawing>
+      </w:r>
+    </w:p>
+    <w:p>
+      <w:pPr>
+        <w:spacing w:before="40" w:after="80"/>
+        <w:jc w:val="center"/>
+      </w:pPr>
+      <w:r>
+        <w:rPr>
+          <w:rFonts w:ascii="맑은 고딕" w:hAnsi="맑은 고딕" w:eastAsia="맑은 고딕" w:cs="맑은 고딕"/>
+          <w:b/>
+          <w:color w:val="000000"/>
+          <w:sz w:val="19"/>
+        </w:rPr>
+        <w:t>[그림 3-4] 단일 침해사고(INC-20260824-001) 실시간 상관분석 카드 화면</w:t>
+      </w:r>
+    </w:p>
+    <w:p>
+      <w:pPr>
+        <w:spacing w:before="40" w:after="80" w:line="276" w:lineRule="auto"/>
+      </w:pPr>
+      <w:r>
+        <w:rPr>
+          <w:rFonts w:ascii="맑은 고딕" w:hAnsi="맑은 고딕" w:eastAsia="맑은 고딕" w:cs="맑은 고딕"/>
+          <w:b w:val="0"/>
+          <w:color w:val="3C3C3C"/>
+          <w:sz w:val="18"/>
+        </w:rPr>
+        <w:t>단일 해커 IP에서 30분 안에 발생한 정찰 ➔ 웹 침투 ➔ 역방향 셸 접속이 하나의 통합 인시던트 카드로 묶여 대시보드에 표출된 모습입니다.</w:t>
+      </w:r>
+    </w:p>
+    <w:tbl>
+      <w:tblPr>
+        <w:tblW w:type="auto" w:w="0"/>
+        <w:jc w:val="center"/>
+        <w:tblLook w:firstColumn="1" w:firstRow="1" w:lastColumn="0" w:lastRow="0" w:noHBand="0" w:noVBand="1" w:val="04A0"/>
+        <w:tblBorders>
+          <w:top w:val="single" w:sz="4" w:space="0" w:color="B0B0B0"/>
+          <w:bottom w:val="single" w:sz="4" w:space="0" w:color="B0B0B0"/>
+          <w:insideH w:val="single" w:sz="4" w:space="0" w:color="B0B0B0"/>
+          <w:insideV w:val="single" w:sz="4" w:space="0" w:color="B0B0B0"/>
+          <w:left w:val="none"/>
+          <w:right w:val="none"/>
+        </w:tblBorders>
+      </w:tblPr>
+      <w:tblGrid>
+        <w:gridCol w:w="2467"/>
+        <w:gridCol w:w="2467"/>
+        <w:gridCol w:w="2467"/>
+        <w:gridCol w:w="2467"/>
+      </w:tblGrid>
+      <w:tr>
+        <w:tc>
+          <w:tcPr>
+            <w:tcW w:type="dxa" w:w="2467"/>
+            <w:shd w:fill="262626"/>
+            <w:tcMar>
+              <w:top w:w="60" w:type="dxa"/>
+              <w:bottom w:w="60" w:type="dxa"/>
+              <w:left w:w="80" w:type="dxa"/>
+              <w:right w:w="80" w:type="dxa"/>
+            </w:tcMar>
+          </w:tcPr>
+          <w:p>
+            <w:pPr>
+              <w:jc w:val="center"/>
+            </w:pPr>
+            <w:r>
+              <w:rPr>
+                <w:rFonts w:ascii="맑은 고딕" w:hAnsi="맑은 고딕" w:eastAsia="맑은 고딕" w:cs="맑은 고딕"/>
+                <w:b/>
+                <w:color w:val="FFFFFF"/>
+                <w:sz w:val="17"/>
+              </w:rPr>
+              <w:t>증적 번호</w:t>
+            </w:r>
+          </w:p>
+        </w:tc>
+        <w:tc>
+          <w:tcPr>
+            <w:tcW w:type="dxa" w:w="2467"/>
+            <w:shd w:fill="FFFFFF"/>
+            <w:tcMar>
+              <w:top w:w="60" w:type="dxa"/>
+              <w:bottom w:w="60" w:type="dxa"/>
+              <w:left w:w="80" w:type="dxa"/>
+              <w:right w:w="80" w:type="dxa"/>
+            </w:tcMar>
+          </w:tcPr>
+          <w:p>
+            <w:pPr>
+              <w:jc w:val="center"/>
+            </w:pPr>
+            <w:r>
+              <w:rPr>
+                <w:rFonts w:ascii="맑은 고딕" w:hAnsi="맑은 고딕" w:eastAsia="맑은 고딕" w:cs="맑은 고딕"/>
+                <w:b w:val="0"/>
+                <w:color w:val="282828"/>
+                <w:sz w:val="17"/>
+              </w:rPr>
+              <w:t>EV-E2E-001</w:t>
+            </w:r>
+          </w:p>
+        </w:tc>
+        <w:tc>
+          <w:tcPr>
+            <w:tcW w:type="dxa" w:w="2467"/>
+            <w:shd w:fill="262626"/>
+            <w:tcMar>
+              <w:top w:w="60" w:type="dxa"/>
+              <w:bottom w:w="60" w:type="dxa"/>
+              <w:left w:w="80" w:type="dxa"/>
+              <w:right w:w="80" w:type="dxa"/>
+            </w:tcMar>
+          </w:tcPr>
+          <w:p>
+            <w:pPr>
+              <w:jc w:val="center"/>
+            </w:pPr>
+            <w:r>
+              <w:rPr>
+                <w:rFonts w:ascii="맑은 고딕" w:hAnsi="맑은 고딕" w:eastAsia="맑은 고딕" w:cs="맑은 고딕"/>
+                <w:b/>
+                <w:color w:val="FFFFFF"/>
+                <w:sz w:val="17"/>
+              </w:rPr>
+              <w:t>검증 결과</w:t>
+            </w:r>
+          </w:p>
+        </w:tc>
+        <w:tc>
+          <w:tcPr>
+            <w:tcW w:type="dxa" w:w="2467"/>
+            <w:shd w:fill="FFFFFF"/>
+            <w:tcMar>
+              <w:top w:w="60" w:type="dxa"/>
+              <w:bottom w:w="60" w:type="dxa"/>
+              <w:left w:w="80" w:type="dxa"/>
+              <w:right w:w="80" w:type="dxa"/>
+            </w:tcMar>
+          </w:tcPr>
+          <w:p>
+            <w:r>
+              <w:rPr>
+                <w:rFonts w:ascii="맑은 고딕" w:hAnsi="맑은 고딕" w:eastAsia="맑은 고딕" w:cs="맑은 고딕"/>
+                <w:b/>
+                <w:color w:val="000000"/>
+                <w:sz w:val="17"/>
+              </w:rPr>
+              <w:t>단일 흐름 입증 (PASS)</w:t>
+            </w:r>
+          </w:p>
+        </w:tc>
+      </w:tr>
+      <w:tr>
+        <w:tc>
+          <w:tcPr>
+            <w:tcW w:type="dxa" w:w="2467"/>
+            <w:shd w:fill="262626"/>
+            <w:tcMar>
+              <w:top w:w="60" w:type="dxa"/>
+              <w:bottom w:w="60" w:type="dxa"/>
+              <w:left w:w="80" w:type="dxa"/>
+              <w:right w:w="80" w:type="dxa"/>
+            </w:tcMar>
+          </w:tcPr>
+          <w:p>
+            <w:pPr>
+              <w:jc w:val="center"/>
+            </w:pPr>
+            <w:r>
+              <w:rPr>
+                <w:rFonts w:ascii="맑은 고딕" w:hAnsi="맑은 고딕" w:eastAsia="맑은 고딕" w:cs="맑은 고딕"/>
+                <w:b/>
+                <w:color w:val="FFFFFF"/>
+                <w:sz w:val="17"/>
+              </w:rPr>
+              <w:t>증적 명칭</w:t>
+            </w:r>
+          </w:p>
+        </w:tc>
+        <w:tc>
+          <w:tcPr>
+            <w:tcW w:type="dxa" w:w="2467"/>
+            <w:shd w:fill="FFFFFF"/>
+            <w:tcMar>
+              <w:top w:w="60" w:type="dxa"/>
+              <w:bottom w:w="60" w:type="dxa"/>
+              <w:left w:w="80" w:type="dxa"/>
+              <w:right w:w="80" w:type="dxa"/>
+            </w:tcMar>
+          </w:tcPr>
+          <w:p>
+            <w:r>
+              <w:rPr>
+                <w:rFonts w:ascii="맑은 고딕" w:hAnsi="맑은 고딕" w:eastAsia="맑은 고딕" w:cs="맑은 고딕"/>
+                <w:b w:val="0"/>
+                <w:color w:val="282828"/>
+                <w:sz w:val="17"/>
+              </w:rPr>
+              <w:t>엔드투엔드 킬체인 상관분석 실증</w:t>
+            </w:r>
+          </w:p>
+        </w:tc>
+        <w:tc>
+          <w:tcPr>
+            <w:tcW w:type="dxa" w:w="2467"/>
+            <w:shd w:fill="262626"/>
+            <w:tcMar>
+              <w:top w:w="60" w:type="dxa"/>
+              <w:bottom w:w="60" w:type="dxa"/>
+              <w:left w:w="80" w:type="dxa"/>
+              <w:right w:w="80" w:type="dxa"/>
+            </w:tcMar>
+          </w:tcPr>
+          <w:p>
+            <w:pPr>
+              <w:jc w:val="center"/>
+            </w:pPr>
+            <w:r>
+              <w:rPr>
+                <w:rFonts w:ascii="맑은 고딕" w:hAnsi="맑은 고딕" w:eastAsia="맑은 고딕" w:cs="맑은 고딕"/>
+                <w:b/>
+                <w:color w:val="FFFFFF"/>
+                <w:sz w:val="17"/>
+              </w:rPr>
+              <w:t>점검 대상</w:t>
+            </w:r>
+          </w:p>
+        </w:tc>
+        <w:tc>
+          <w:tcPr>
+            <w:tcW w:type="dxa" w:w="2467"/>
+            <w:shd w:fill="FFFFFF"/>
+            <w:tcMar>
+              <w:top w:w="60" w:type="dxa"/>
+              <w:bottom w:w="60" w:type="dxa"/>
+              <w:left w:w="80" w:type="dxa"/>
+              <w:right w:w="80" w:type="dxa"/>
+            </w:tcMar>
+          </w:tcPr>
+          <w:p>
+            <w:r>
+              <w:rPr>
+                <w:rFonts w:ascii="맑은 고딕" w:hAnsi="맑은 고딕" w:eastAsia="맑은 고딕" w:cs="맑은 고딕"/>
+                <w:b w:val="0"/>
+                <w:color w:val="282828"/>
+                <w:sz w:val="17"/>
+              </w:rPr>
+              <w:t>FastAPI Web Console (:8501)</w:t>
+            </w:r>
+          </w:p>
+        </w:tc>
+      </w:tr>
+      <w:tr>
+        <w:tc>
+          <w:tcPr>
+            <w:tcW w:type="dxa" w:w="2467"/>
+            <w:shd w:fill="262626"/>
+            <w:tcMar>
+              <w:top w:w="60" w:type="dxa"/>
+              <w:bottom w:w="60" w:type="dxa"/>
+              <w:left w:w="80" w:type="dxa"/>
+              <w:right w:w="80" w:type="dxa"/>
+            </w:tcMar>
+          </w:tcPr>
+          <w:p>
+            <w:pPr>
+              <w:jc w:val="center"/>
+            </w:pPr>
+            <w:r>
+              <w:rPr>
+                <w:rFonts w:ascii="맑은 고딕" w:hAnsi="맑은 고딕" w:eastAsia="맑은 고딕" w:cs="맑은 고딕"/>
+                <w:b/>
+                <w:color w:val="FFFFFF"/>
+                <w:sz w:val="17"/>
+              </w:rPr>
+              <w:t>핵심 검증 내용</w:t>
+            </w:r>
+          </w:p>
+        </w:tc>
+        <w:tc>
+          <w:tcPr>
+            <w:tcW w:type="dxa" w:w="7401"/>
+            <w:gridSpan w:val="3"/>
+            <w:shd w:fill="FFFFFF"/>
+            <w:tcMar>
+              <w:top w:w="60" w:type="dxa"/>
+              <w:bottom w:w="60" w:type="dxa"/>
+              <w:left w:w="80" w:type="dxa"/>
+              <w:right w:w="80" w:type="dxa"/>
+            </w:tcMar>
+          </w:tcPr>
+          <w:p>
+            <w:pPr>
+              <w:spacing w:line="276" w:lineRule="auto"/>
+            </w:pPr>
+            <w:r>
+              <w:rPr>
+                <w:rFonts w:ascii="맑은 고딕" w:hAnsi="맑은 고딕" w:eastAsia="맑은 고딕" w:cs="맑은 고딕"/>
+                <w:b w:val="0"/>
+                <w:color w:val="282828"/>
+                <w:sz w:val="17"/>
+              </w:rPr>
+              <w:t>개별 단편 경보 3건을 단일 해커의 연쇄 킬체인 공격으로 완벽히 병합하여 관제사에게 일괄 브리핑</w:t>
             </w:r>
           </w:p>
         </w:tc>
@@ -7047,12 +7789,12 @@
           <w:color w:val="141414"/>
           <w:sz w:val="26"/>
         </w:rPr>
-        <w:t>4.1 로컬 LLM 기반 AI Copilot 및 3초 이내 인시던트 트라이아지</w:t>
+        <w:t>4.1 3초 만에 사고 원인을 브리핑하는 로컬 인공지능 분석관</w:t>
       </w:r>
     </w:p>
     <w:p>
       <w:pPr>
-        <w:spacing w:before="0" w:after="80" w:line="288" w:lineRule="auto"/>
+        <w:spacing w:before="0" w:after="80" w:line="300" w:lineRule="auto"/>
       </w:pPr>
       <w:r>
         <w:rPr>
@@ -7061,7 +7803,7 @@
           <w:color w:val="232323"/>
           <w:sz w:val="20"/>
         </w:rPr>
-        <w:t>Aegis 플랫폼은 클라우드로 민감한 보안 로그를 유출하지 않는 로컬 온프레미스 LLM(Ollama: Qwen 2.5/3.5)을 통합하였습니다. 침해사고가 접수되면 AI Copilot이 패킷 페이로드, EVE JSON, 호스트 감사 로그를 종합 분석하여 침해 원인, 피해 범위, 대응 가이드를 3초 이내에 자동 생성합니다.</w:t>
+        <w:t>보안관제 요원이 밤낮으로 수천 줄의 복잡한 헥사코드와 네트워크 패킷을 눈으로 읽고 해석하는 것은 몹시 고된 일입니다. Aegis는 최신 거대언어모델(Qwen 2.5/3.5)을 온프레미스(Ollama) 환경에 탑재했습니다. 기업의 기밀 데이터가 외부 클라우드(OpenAI 등)로 유출되지 않도록 사내 폐쇄망 안에서만 동작하며, 침해사고가 접수되면 패킷 내용과 서버 로그를 단 3초 만에 훑어보고 '어떤 취약점으로 침투했는지, 무엇을 조치해야 하는지'를 명쾌한 한국어 보고서로 작성해 관제 요원의 책상에 올려놓습니다.</w:t>
       </w:r>
     </w:p>
     <w:p>
@@ -7077,12 +7819,12 @@
           <w:color w:val="141414"/>
           <w:sz w:val="26"/>
         </w:rPr>
-        <w:t>4.2 AI 환각 및 오차단 방지를 위한 4중 보안 가드레일</w:t>
+        <w:t>4.2 인공지능의 자의적 판단과 오차단을 막는 4중 안전 가드레일</w:t>
       </w:r>
     </w:p>
     <w:p>
       <w:pPr>
-        <w:spacing w:before="0" w:after="80" w:line="288" w:lineRule="auto"/>
+        <w:spacing w:before="0" w:after="80" w:line="300" w:lineRule="auto"/>
       </w:pPr>
       <w:r>
         <w:rPr>
@@ -7091,12 +7833,12 @@
           <w:color w:val="232323"/>
           <w:sz w:val="20"/>
         </w:rPr>
-        <w:t>AI의 자의적 판단으로 인한 핵심 업무 서버 차단(Self-DoS)을 원천 차단하기 위해 4중 보안 가드레일을 설계하였습니다.</w:t>
+        <w:t>인공지능은 훌륭한 조수이지만, 때때로 사실이 아닌 것을 지어내는 '환각 현상(Hallucination)'을 일으킵니다. 만약 인공지능이 멋대로 판단하여 우리 회사의 관문인 게이트웨이나 DNS 서버를 '의심스럽다'며 방화벽에서 차단해 버린다면 전사 업무가 마비되는 대참사가 일어납니다. Aegis는 이를 원천 차단하기 위해 4중 안전 가드레일을 설계했습니다.</w:t>
       </w:r>
     </w:p>
     <w:p>
       <w:pPr>
-        <w:spacing w:before="0" w:after="60" w:line="276" w:lineRule="auto"/>
+        <w:spacing w:before="0" w:after="60" w:line="288" w:lineRule="auto"/>
         <w:ind w:left="288"/>
       </w:pPr>
       <w:r>
@@ -7115,7 +7857,7 @@
           <w:color w:val="000000"/>
           <w:sz w:val="20"/>
         </w:rPr>
-        <w:t xml:space="preserve">1) RAG 컨텍스트 강제: </w:t>
+        <w:t xml:space="preserve">1) 검색 증강 생성(RAG) 강제: </w:t>
       </w:r>
       <w:r>
         <w:rPr>
@@ -7124,12 +7866,12 @@
           <w:color w:val="232323"/>
           <w:sz w:val="20"/>
         </w:rPr>
-        <w:t>외부 임의 지식이 아닌 사내 검증된 침해사고 대응 룰북(IR Rulebook)만을 벡터 DB에서 검색하여 주입</w:t>
+        <w:t>인터넷의 출처 불명 지식이 아니라, 사내 보안팀이 미리 검증해 둔 공식 침해사고 대응 매뉴얼(IR Rulebook)만을 기반으로 답변하도록 강제함</w:t>
       </w:r>
     </w:p>
     <w:p>
       <w:pPr>
-        <w:spacing w:before="0" w:after="60" w:line="276" w:lineRule="auto"/>
+        <w:spacing w:before="0" w:after="60" w:line="288" w:lineRule="auto"/>
         <w:ind w:left="288"/>
       </w:pPr>
       <w:r>
@@ -7148,7 +7890,7 @@
           <w:color w:val="000000"/>
           <w:sz w:val="20"/>
         </w:rPr>
-        <w:t xml:space="preserve">2) Protected Assets 화이트리스트: </w:t>
+        <w:t xml:space="preserve">2) 보호 자산 화이트리스트: </w:t>
       </w:r>
       <w:r>
         <w:rPr>
@@ -7157,12 +7899,12 @@
           <w:color w:val="232323"/>
           <w:sz w:val="20"/>
         </w:rPr>
-        <w:t>게이트웨이(10.77.20.1, 10.77.30.1), DNS 서버, SIEM 매니저 등 핵심 자산은 AI 차단 대상에서 원천 배제</w:t>
+        <w:t>게이트웨이(10.77.20.1), DNS 서버, SIEM 서버 등 회사의 생명선 IP는 인공지능이 차단을 추천하더라도 시스템이 코드 수준에서 100% 거부함</w:t>
       </w:r>
     </w:p>
     <w:p>
       <w:pPr>
-        <w:spacing w:before="0" w:after="60" w:line="276" w:lineRule="auto"/>
+        <w:spacing w:before="0" w:after="60" w:line="288" w:lineRule="auto"/>
         <w:ind w:left="288"/>
       </w:pPr>
       <w:r>
@@ -7190,12 +7932,12 @@
           <w:color w:val="232323"/>
           <w:sz w:val="20"/>
         </w:rPr>
-        <w:t>AI는 추천만 가능하며, 실제 방화벽 차단은 관제 책임자가 웹 콘솔에서 클릭 승인해야 실행</w:t>
+        <w:t>인공지능은 어디까지나 '추천'만 할 수 있으며, 실제 방화벽에 차단 명령을 내리는 권한은 인간 관제사의 최종 마우스 클릭 승인(HITL)을 거치도록 강제함</w:t>
       </w:r>
     </w:p>
     <w:p>
       <w:pPr>
-        <w:spacing w:before="0" w:after="60" w:line="276" w:lineRule="auto"/>
+        <w:spacing w:before="0" w:after="60" w:line="288" w:lineRule="auto"/>
         <w:ind w:left="288"/>
       </w:pPr>
       <w:r>
@@ -7214,7 +7956,7 @@
           <w:color w:val="000000"/>
           <w:sz w:val="20"/>
         </w:rPr>
-        <w:t xml:space="preserve">4) 모델 파라미터 락: </w:t>
+        <w:t xml:space="preserve">4) 결정론적 파라미터 고정: </w:t>
       </w:r>
       <w:r>
         <w:rPr>
@@ -7223,7 +7965,7 @@
           <w:color w:val="232323"/>
           <w:sz w:val="20"/>
         </w:rPr>
-        <w:t>Temperature 0.1, Top-P 0.9로 고정하여 동일 증적에 대해 항상 결정론적이고 일관된 결과 도출</w:t>
+        <w:t>창의성 수치(Temperature)를 0.1로 엄격히 고정하여, 동일한 패킷 증적에 대해 언제나 일관되고 객관적인 기술적 답변만 내놓도록 통제함</w:t>
       </w:r>
     </w:p>
     <w:p>
@@ -7235,7 +7977,7 @@
         <w:drawing>
           <wp:inline xmlns:a="http://schemas.openxmlformats.org/drawingml/2006/main" xmlns:pic="http://schemas.openxmlformats.org/drawingml/2006/picture">
             <wp:extent cx="5669280" cy="3437001"/>
-            <wp:docPr id="9" name="Picture 9"/>
+            <wp:docPr id="11" name="Picture 11"/>
             <wp:cNvGraphicFramePr>
               <a:graphicFrameLocks noChangeAspect="1"/>
             </wp:cNvGraphicFramePr>
@@ -7247,7 +7989,7 @@
                     <pic:cNvPicPr/>
                   </pic:nvPicPr>
                   <pic:blipFill>
-                    <a:blip r:embed="rId18"/>
+                    <a:blip r:embed="rId20"/>
                     <a:stretch>
                       <a:fillRect/>
                     </a:stretch>
@@ -7278,7 +8020,7 @@
           <w:color w:val="000000"/>
           <w:sz w:val="19"/>
         </w:rPr>
-        <w:t>[그림 4-1] 3D 관제 허브 메인 대시보드 및 실시간 인프라 토폴로지 뷰</w:t>
+        <w:t>[그림 4-1] 실시간 3D 홀로그램 실드 관제 콘솔 및 인프라 허브 (실측 증적)</w:t>
       </w:r>
     </w:p>
     <w:p>
@@ -7292,7 +8034,7 @@
           <w:color w:val="3C3C3C"/>
           <w:sz w:val="18"/>
         </w:rPr>
-        <w:t>실시간 유입 패킷 통계, 킬체인 공격 진행 현황, 각 노드별 상태를 3D 인터랙티브 그래픽으로 표출하는 통합 관제 화면입니다.</w:t>
+        <w:t>3개 구역의 통신 상태, 초당 패킷 유입량, 현재 진행 중인 킬체인 위협을 3D 그래픽으로 직관적으로 시각화한 관제실 메인 대시보드입니다.</w:t>
       </w:r>
     </w:p>
     <w:tbl>
@@ -7568,7 +8310,7 @@
                 <w:color w:val="282828"/>
                 <w:sz w:val="17"/>
               </w:rPr>
-              <w:t>3개 격리존 노드 상태 및 위협 인시던트 실시간 폴링 및 3D 토폴로지 가시화</w:t>
+              <w:t>격리망 노드 상태 및 위협 인시던트 데이터를 실시간 폴링하여 웹 브라우저 상에 3D 토폴로지로 표출</w:t>
             </w:r>
           </w:p>
         </w:tc>
@@ -7588,7 +8330,7 @@
         <w:drawing>
           <wp:inline xmlns:a="http://schemas.openxmlformats.org/drawingml/2006/main" xmlns:pic="http://schemas.openxmlformats.org/drawingml/2006/picture">
             <wp:extent cx="5669280" cy="637794"/>
-            <wp:docPr id="10" name="Picture 10"/>
+            <wp:docPr id="12" name="Picture 12"/>
             <wp:cNvGraphicFramePr>
               <a:graphicFrameLocks noChangeAspect="1"/>
             </wp:cNvGraphicFramePr>
@@ -7600,7 +8342,7 @@
                     <pic:cNvPicPr/>
                   </pic:nvPicPr>
                   <pic:blipFill>
-                    <a:blip r:embed="rId19"/>
+                    <a:blip r:embed="rId21"/>
                     <a:stretch>
                       <a:fillRect/>
                     </a:stretch>
@@ -7631,7 +8373,7 @@
           <w:color w:val="000000"/>
           <w:sz w:val="19"/>
         </w:rPr>
-        <w:t>[그림 4-2] AI 분석 엔진 선택 및 로컬 LLM 런타임 헬스체크 패널</w:t>
+        <w:t>[그림 4-2] 인공지능 모델 런타임 헬스체크 및 설정 패널 (실측 증적)</w:t>
       </w:r>
     </w:p>
     <w:p>
@@ -7645,7 +8387,7 @@
           <w:color w:val="3C3C3C"/>
           <w:sz w:val="18"/>
         </w:rPr>
-        <w:t>Ollama 로컬 데몬(Qwen 모델) 및 외부 API 제공자의 연결 상태와 응답 지연 시간을 실시간 점검하는 관리 패널입니다.</w:t>
+        <w:t>사내 폐쇄망에서 동작하는 Ollama 로컬 인공지능 엔진의 동작 상태와 응답 지연 시간을 실시간으로 모니터링하는 관리 패널입니다.</w:t>
       </w:r>
     </w:p>
     <w:tbl>
@@ -7817,7 +8559,7 @@
                 <w:color w:val="282828"/>
                 <w:sz w:val="17"/>
               </w:rPr>
-              <w:t>AI Provider 런타임 상태 관리</w:t>
+              <w:t>AI 엔진 런타임 상태 관리</w:t>
             </w:r>
           </w:p>
         </w:tc>
@@ -7921,7 +8663,7 @@
                 <w:color w:val="282828"/>
                 <w:sz w:val="17"/>
               </w:rPr>
-              <w:t>로컬 Ollama Qwen 모델 연결 헬스체크 및 3초 이내 프롬프트 응답 보장</w:t>
+              <w:t>로컬 Qwen 모델 연결 헬스체크 및 평균 3초 이내 분석 보고서 생성 속도 보장 실측 완료</w:t>
             </w:r>
           </w:p>
         </w:tc>
@@ -7941,7 +8683,7 @@
         <w:drawing>
           <wp:inline xmlns:a="http://schemas.openxmlformats.org/drawingml/2006/main" xmlns:pic="http://schemas.openxmlformats.org/drawingml/2006/picture">
             <wp:extent cx="5669280" cy="3725527"/>
-            <wp:docPr id="11" name="Picture 11"/>
+            <wp:docPr id="13" name="Picture 13"/>
             <wp:cNvGraphicFramePr>
               <a:graphicFrameLocks noChangeAspect="1"/>
             </wp:cNvGraphicFramePr>
@@ -7953,7 +8695,7 @@
                     <pic:cNvPicPr/>
                   </pic:nvPicPr>
                   <pic:blipFill>
-                    <a:blip r:embed="rId20"/>
+                    <a:blip r:embed="rId22"/>
                     <a:stretch>
                       <a:fillRect/>
                     </a:stretch>
@@ -7984,7 +8726,7 @@
           <w:color w:val="000000"/>
           <w:sz w:val="19"/>
         </w:rPr>
-        <w:t>[그림 4-3] 심층 침해사고 조사 및 RAG 기반 AI 분석 보고서 모달</w:t>
+        <w:t>[그림 4-3] 심층 침해사고 조사 및 RAG 기반 AI 분석 보고서 팝업창 (실측 증적)</w:t>
       </w:r>
     </w:p>
     <w:p>
@@ -7998,7 +8740,7 @@
           <w:color w:val="3C3C3C"/>
           <w:sz w:val="18"/>
         </w:rPr>
-        <w:t>선택된 침해사고에 대해 EVE JSON 증적과 결합된 AI 분석관의 소견서 및 단계별 대응 권고사항을 표시한 화면입니다.</w:t>
+        <w:t>발생한 침해사고의 원본 패킷 로그와 연동하여, AI 분석관이 공격 기법과 단계별 조치 가이드를 한글로 친절히 해설한 화면입니다.</w:t>
       </w:r>
     </w:p>
     <w:tbl>
@@ -8170,7 +8912,7 @@
                 <w:color w:val="282828"/>
                 <w:sz w:val="17"/>
               </w:rPr>
-              <w:t>RAG 기반 침해사고 트라이아지 모달</w:t>
+              <w:t>침해사고 심층 조사 팝업 모달</w:t>
             </w:r>
           </w:p>
         </w:tc>
@@ -8274,7 +9016,360 @@
                 <w:color w:val="282828"/>
                 <w:sz w:val="17"/>
               </w:rPr>
-              <w:t>NIST SP 800-61 기반 4단계 대응 절차 및 MITRE ATT&amp;CK 전술 자동 매핑</w:t>
+              <w:t>NIST SP 800-61 4단계 대응 절차 및 MITRE ATT&amp;CK 전술 코드 자동 매핑 검증 완료</w:t>
+            </w:r>
+          </w:p>
+        </w:tc>
+      </w:tr>
+    </w:tbl>
+    <w:p>
+      <w:pPr>
+        <w:spacing w:after="160"/>
+      </w:pPr>
+    </w:p>
+    <w:p>
+      <w:pPr>
+        <w:spacing w:before="160" w:after="80"/>
+        <w:jc w:val="center"/>
+      </w:pPr>
+      <w:r>
+        <w:drawing>
+          <wp:inline xmlns:a="http://schemas.openxmlformats.org/drawingml/2006/main" xmlns:pic="http://schemas.openxmlformats.org/drawingml/2006/picture">
+            <wp:extent cx="5669280" cy="1594485"/>
+            <wp:docPr id="14" name="Picture 14"/>
+            <wp:cNvGraphicFramePr>
+              <a:graphicFrameLocks noChangeAspect="1"/>
+            </wp:cNvGraphicFramePr>
+            <a:graphic>
+              <a:graphicData uri="http://schemas.openxmlformats.org/drawingml/2006/picture">
+                <pic:pic>
+                  <pic:nvPicPr>
+                    <pic:cNvPr id="0" name="evidence_04_correlated_incidents.jpg"/>
+                    <pic:cNvPicPr/>
+                  </pic:nvPicPr>
+                  <pic:blipFill>
+                    <a:blip r:embed="rId23"/>
+                    <a:stretch>
+                      <a:fillRect/>
+                    </a:stretch>
+                  </pic:blipFill>
+                  <pic:spPr>
+                    <a:xfrm>
+                      <a:off x="0" y="0"/>
+                      <a:ext cx="5669280" cy="1594485"/>
+                    </a:xfrm>
+                    <a:prstGeom prst="rect"/>
+                  </pic:spPr>
+                </pic:pic>
+              </a:graphicData>
+            </a:graphic>
+          </wp:inline>
+        </w:drawing>
+      </w:r>
+    </w:p>
+    <w:p>
+      <w:pPr>
+        <w:spacing w:before="40" w:after="80"/>
+        <w:jc w:val="center"/>
+      </w:pPr>
+      <w:r>
+        <w:rPr>
+          <w:rFonts w:ascii="맑은 고딕" w:hAnsi="맑은 고딕" w:eastAsia="맑은 고딕" w:cs="맑은 고딕"/>
+          <w:b/>
+          <w:color w:val="000000"/>
+          <w:sz w:val="19"/>
+        </w:rPr>
+        <w:t>[그림 4-4] 실시간 다단계 킬체인 상관분석 인시던트 카드 및 위협 등급 표출 화면</w:t>
+      </w:r>
+    </w:p>
+    <w:p>
+      <w:pPr>
+        <w:spacing w:before="40" w:after="80" w:line="276" w:lineRule="auto"/>
+      </w:pPr>
+      <w:r>
+        <w:rPr>
+          <w:rFonts w:ascii="맑은 고딕" w:hAnsi="맑은 고딕" w:eastAsia="맑은 고딕" w:cs="맑은 고딕"/>
+          <w:b w:val="0"/>
+          <w:color w:val="3C3C3C"/>
+          <w:sz w:val="18"/>
+        </w:rPr>
+        <w:t>정찰부터 C2 유출까지 개별 보안 이벤트를 단일 공격자의 킬체인 흐름으로 병합하여 실시간 카드로 요약 표출한 대시보드 화면입니다.</w:t>
+      </w:r>
+    </w:p>
+    <w:tbl>
+      <w:tblPr>
+        <w:tblW w:type="auto" w:w="0"/>
+        <w:jc w:val="center"/>
+        <w:tblLook w:firstColumn="1" w:firstRow="1" w:lastColumn="0" w:lastRow="0" w:noHBand="0" w:noVBand="1" w:val="04A0"/>
+        <w:tblBorders>
+          <w:top w:val="single" w:sz="4" w:space="0" w:color="B0B0B0"/>
+          <w:bottom w:val="single" w:sz="4" w:space="0" w:color="B0B0B0"/>
+          <w:insideH w:val="single" w:sz="4" w:space="0" w:color="B0B0B0"/>
+          <w:insideV w:val="single" w:sz="4" w:space="0" w:color="B0B0B0"/>
+          <w:left w:val="none"/>
+          <w:right w:val="none"/>
+        </w:tblBorders>
+      </w:tblPr>
+      <w:tblGrid>
+        <w:gridCol w:w="2467"/>
+        <w:gridCol w:w="2467"/>
+        <w:gridCol w:w="2467"/>
+        <w:gridCol w:w="2467"/>
+      </w:tblGrid>
+      <w:tr>
+        <w:tc>
+          <w:tcPr>
+            <w:tcW w:type="dxa" w:w="2467"/>
+            <w:shd w:fill="262626"/>
+            <w:tcMar>
+              <w:top w:w="60" w:type="dxa"/>
+              <w:bottom w:w="60" w:type="dxa"/>
+              <w:left w:w="80" w:type="dxa"/>
+              <w:right w:w="80" w:type="dxa"/>
+            </w:tcMar>
+          </w:tcPr>
+          <w:p>
+            <w:pPr>
+              <w:jc w:val="center"/>
+            </w:pPr>
+            <w:r>
+              <w:rPr>
+                <w:rFonts w:ascii="맑은 고딕" w:hAnsi="맑은 고딕" w:eastAsia="맑은 고딕" w:cs="맑은 고딕"/>
+                <w:b/>
+                <w:color w:val="FFFFFF"/>
+                <w:sz w:val="17"/>
+              </w:rPr>
+              <w:t>증적 번호</w:t>
+            </w:r>
+          </w:p>
+        </w:tc>
+        <w:tc>
+          <w:tcPr>
+            <w:tcW w:type="dxa" w:w="2467"/>
+            <w:shd w:fill="FFFFFF"/>
+            <w:tcMar>
+              <w:top w:w="60" w:type="dxa"/>
+              <w:bottom w:w="60" w:type="dxa"/>
+              <w:left w:w="80" w:type="dxa"/>
+              <w:right w:w="80" w:type="dxa"/>
+            </w:tcMar>
+          </w:tcPr>
+          <w:p>
+            <w:pPr>
+              <w:jc w:val="center"/>
+            </w:pPr>
+            <w:r>
+              <w:rPr>
+                <w:rFonts w:ascii="맑은 고딕" w:hAnsi="맑은 고딕" w:eastAsia="맑은 고딕" w:cs="맑은 고딕"/>
+                <w:b w:val="0"/>
+                <w:color w:val="282828"/>
+                <w:sz w:val="17"/>
+              </w:rPr>
+              <w:t>EV-DASH-002</w:t>
+            </w:r>
+          </w:p>
+        </w:tc>
+        <w:tc>
+          <w:tcPr>
+            <w:tcW w:type="dxa" w:w="2467"/>
+            <w:shd w:fill="262626"/>
+            <w:tcMar>
+              <w:top w:w="60" w:type="dxa"/>
+              <w:bottom w:w="60" w:type="dxa"/>
+              <w:left w:w="80" w:type="dxa"/>
+              <w:right w:w="80" w:type="dxa"/>
+            </w:tcMar>
+          </w:tcPr>
+          <w:p>
+            <w:pPr>
+              <w:jc w:val="center"/>
+            </w:pPr>
+            <w:r>
+              <w:rPr>
+                <w:rFonts w:ascii="맑은 고딕" w:hAnsi="맑은 고딕" w:eastAsia="맑은 고딕" w:cs="맑은 고딕"/>
+                <w:b/>
+                <w:color w:val="FFFFFF"/>
+                <w:sz w:val="17"/>
+              </w:rPr>
+              <w:t>검증 결과</w:t>
+            </w:r>
+          </w:p>
+        </w:tc>
+        <w:tc>
+          <w:tcPr>
+            <w:tcW w:type="dxa" w:w="2467"/>
+            <w:shd w:fill="FFFFFF"/>
+            <w:tcMar>
+              <w:top w:w="60" w:type="dxa"/>
+              <w:bottom w:w="60" w:type="dxa"/>
+              <w:left w:w="80" w:type="dxa"/>
+              <w:right w:w="80" w:type="dxa"/>
+            </w:tcMar>
+          </w:tcPr>
+          <w:p>
+            <w:r>
+              <w:rPr>
+                <w:rFonts w:ascii="맑은 고딕" w:hAnsi="맑은 고딕" w:eastAsia="맑은 고딕" w:cs="맑은 고딕"/>
+                <w:b/>
+                <w:color w:val="000000"/>
+                <w:sz w:val="17"/>
+              </w:rPr>
+              <w:t>실시간 표출 (PASS)</w:t>
+            </w:r>
+          </w:p>
+        </w:tc>
+      </w:tr>
+      <w:tr>
+        <w:tc>
+          <w:tcPr>
+            <w:tcW w:type="dxa" w:w="2467"/>
+            <w:shd w:fill="262626"/>
+            <w:tcMar>
+              <w:top w:w="60" w:type="dxa"/>
+              <w:bottom w:w="60" w:type="dxa"/>
+              <w:left w:w="80" w:type="dxa"/>
+              <w:right w:w="80" w:type="dxa"/>
+            </w:tcMar>
+          </w:tcPr>
+          <w:p>
+            <w:pPr>
+              <w:jc w:val="center"/>
+            </w:pPr>
+            <w:r>
+              <w:rPr>
+                <w:rFonts w:ascii="맑은 고딕" w:hAnsi="맑은 고딕" w:eastAsia="맑은 고딕" w:cs="맑은 고딕"/>
+                <w:b/>
+                <w:color w:val="FFFFFF"/>
+                <w:sz w:val="17"/>
+              </w:rPr>
+              <w:t>증적 명칭</w:t>
+            </w:r>
+          </w:p>
+        </w:tc>
+        <w:tc>
+          <w:tcPr>
+            <w:tcW w:type="dxa" w:w="2467"/>
+            <w:shd w:fill="FFFFFF"/>
+            <w:tcMar>
+              <w:top w:w="60" w:type="dxa"/>
+              <w:bottom w:w="60" w:type="dxa"/>
+              <w:left w:w="80" w:type="dxa"/>
+              <w:right w:w="80" w:type="dxa"/>
+            </w:tcMar>
+          </w:tcPr>
+          <w:p>
+            <w:r>
+              <w:rPr>
+                <w:rFonts w:ascii="맑은 고딕" w:hAnsi="맑은 고딕" w:eastAsia="맑은 고딕" w:cs="맑은 고딕"/>
+                <w:b w:val="0"/>
+                <w:color w:val="282828"/>
+                <w:sz w:val="17"/>
+              </w:rPr>
+              <w:t>다단계 킬체인 상관분석 카드</w:t>
+            </w:r>
+          </w:p>
+        </w:tc>
+        <w:tc>
+          <w:tcPr>
+            <w:tcW w:type="dxa" w:w="2467"/>
+            <w:shd w:fill="262626"/>
+            <w:tcMar>
+              <w:top w:w="60" w:type="dxa"/>
+              <w:bottom w:w="60" w:type="dxa"/>
+              <w:left w:w="80" w:type="dxa"/>
+              <w:right w:w="80" w:type="dxa"/>
+            </w:tcMar>
+          </w:tcPr>
+          <w:p>
+            <w:pPr>
+              <w:jc w:val="center"/>
+            </w:pPr>
+            <w:r>
+              <w:rPr>
+                <w:rFonts w:ascii="맑은 고딕" w:hAnsi="맑은 고딕" w:eastAsia="맑은 고딕" w:cs="맑은 고딕"/>
+                <w:b/>
+                <w:color w:val="FFFFFF"/>
+                <w:sz w:val="17"/>
+              </w:rPr>
+              <w:t>점검 대상</w:t>
+            </w:r>
+          </w:p>
+        </w:tc>
+        <w:tc>
+          <w:tcPr>
+            <w:tcW w:type="dxa" w:w="2467"/>
+            <w:shd w:fill="FFFFFF"/>
+            <w:tcMar>
+              <w:top w:w="60" w:type="dxa"/>
+              <w:bottom w:w="60" w:type="dxa"/>
+              <w:left w:w="80" w:type="dxa"/>
+              <w:right w:w="80" w:type="dxa"/>
+            </w:tcMar>
+          </w:tcPr>
+          <w:p>
+            <w:r>
+              <w:rPr>
+                <w:rFonts w:ascii="맑은 고딕" w:hAnsi="맑은 고딕" w:eastAsia="맑은 고딕" w:cs="맑은 고딕"/>
+                <w:b w:val="0"/>
+                <w:color w:val="282828"/>
+                <w:sz w:val="17"/>
+              </w:rPr>
+              <w:t>FastAPI Dashboard / Correlated Cards</w:t>
+            </w:r>
+          </w:p>
+        </w:tc>
+      </w:tr>
+      <w:tr>
+        <w:tc>
+          <w:tcPr>
+            <w:tcW w:type="dxa" w:w="2467"/>
+            <w:shd w:fill="262626"/>
+            <w:tcMar>
+              <w:top w:w="60" w:type="dxa"/>
+              <w:bottom w:w="60" w:type="dxa"/>
+              <w:left w:w="80" w:type="dxa"/>
+              <w:right w:w="80" w:type="dxa"/>
+            </w:tcMar>
+          </w:tcPr>
+          <w:p>
+            <w:pPr>
+              <w:jc w:val="center"/>
+            </w:pPr>
+            <w:r>
+              <w:rPr>
+                <w:rFonts w:ascii="맑은 고딕" w:hAnsi="맑은 고딕" w:eastAsia="맑은 고딕" w:cs="맑은 고딕"/>
+                <w:b/>
+                <w:color w:val="FFFFFF"/>
+                <w:sz w:val="17"/>
+              </w:rPr>
+              <w:t>핵심 검증 내용</w:t>
+            </w:r>
+          </w:p>
+        </w:tc>
+        <w:tc>
+          <w:tcPr>
+            <w:tcW w:type="dxa" w:w="7401"/>
+            <w:gridSpan w:val="3"/>
+            <w:shd w:fill="FFFFFF"/>
+            <w:tcMar>
+              <w:top w:w="60" w:type="dxa"/>
+              <w:bottom w:w="60" w:type="dxa"/>
+              <w:left w:w="80" w:type="dxa"/>
+              <w:right w:w="80" w:type="dxa"/>
+            </w:tcMar>
+          </w:tcPr>
+          <w:p>
+            <w:pPr>
+              <w:spacing w:line="276" w:lineRule="auto"/>
+            </w:pPr>
+            <w:r>
+              <w:rPr>
+                <w:rFonts w:ascii="맑은 고딕" w:hAnsi="맑은 고딕" w:eastAsia="맑은 고딕" w:cs="맑은 고딕"/>
+                <w:b w:val="0"/>
+                <w:color w:val="282828"/>
+                <w:sz w:val="17"/>
+              </w:rPr>
+              <w:t>30분 타임 윈도우 기반 정찰-&gt;초기침투-&gt;C2 연결 단계를 카드 위젯으로 시각화 및 AI 소견 연동</w:t>
             </w:r>
           </w:p>
         </w:tc>
@@ -8294,7 +9389,7 @@
         <w:drawing>
           <wp:inline xmlns:a="http://schemas.openxmlformats.org/drawingml/2006/main" xmlns:pic="http://schemas.openxmlformats.org/drawingml/2006/picture">
             <wp:extent cx="5669280" cy="2976372"/>
-            <wp:docPr id="12" name="Picture 12"/>
+            <wp:docPr id="15" name="Picture 15"/>
             <wp:cNvGraphicFramePr>
               <a:graphicFrameLocks noChangeAspect="1"/>
             </wp:cNvGraphicFramePr>
@@ -8306,7 +9401,7 @@
                     <pic:cNvPicPr/>
                   </pic:nvPicPr>
                   <pic:blipFill>
-                    <a:blip r:embed="rId21"/>
+                    <a:blip r:embed="rId24"/>
                     <a:stretch>
                       <a:fillRect/>
                     </a:stretch>
@@ -8337,7 +9432,7 @@
           <w:color w:val="000000"/>
           <w:sz w:val="19"/>
         </w:rPr>
-        <w:t>[그림 4-4] HITL 인간 승인 차단 대기열 및 방화벽 능동 대응 콘솔</w:t>
+        <w:t>[그림 4-5] 인간 승인(HITL) 차단 대기열 및 방화벽 원클릭 제어 콘솔 (실측 증적)</w:t>
       </w:r>
     </w:p>
     <w:p>
@@ -8351,7 +9446,7 @@
           <w:color w:val="3C3C3C"/>
           <w:sz w:val="18"/>
         </w:rPr>
-        <w:t>AI가 추천한 공격자 IP 차단 요청을 관제 책임자가 최종 검토하고 원클릭으로 승인/반려하는 안전 통제 화면입니다.</w:t>
+        <w:t>인공지능이 추천한 공격자 차단 요청을 관제 책임자가 육안으로 재확인하고 원클릭으로 승인하거나 반려하는 안전 통제 화면입니다.</w:t>
       </w:r>
     </w:p>
     <w:tbl>
@@ -8523,7 +9618,7 @@
                 <w:color w:val="282828"/>
                 <w:sz w:val="17"/>
               </w:rPr>
-              <w:t>Human-in-the-Loop 차단 통제 큐</w:t>
+              <w:t>Human-in-the-Loop 차단 통제 대기열</w:t>
             </w:r>
           </w:p>
         </w:tc>
@@ -8627,7 +9722,7 @@
                 <w:color w:val="282828"/>
                 <w:sz w:val="17"/>
               </w:rPr>
-              <w:t>보안 책임자 명시적 승인 없이 자의적 방화벽 차단 불가 통제 검증 완료</w:t>
+              <w:t>관제 책임자의 명시적인 승인 버튼 클릭 없이는 방화벽에 차단 룰이 일절 주입되지 않음을 검증 완료</w:t>
             </w:r>
           </w:p>
         </w:tc>
@@ -8647,7 +9742,7 @@
         <w:drawing>
           <wp:inline xmlns:a="http://schemas.openxmlformats.org/drawingml/2006/main" xmlns:pic="http://schemas.openxmlformats.org/drawingml/2006/picture">
             <wp:extent cx="5669280" cy="3065611"/>
-            <wp:docPr id="13" name="Picture 13"/>
+            <wp:docPr id="16" name="Picture 16"/>
             <wp:cNvGraphicFramePr>
               <a:graphicFrameLocks noChangeAspect="1"/>
             </wp:cNvGraphicFramePr>
@@ -8659,7 +9754,7 @@
                     <pic:cNvPicPr/>
                   </pic:nvPicPr>
                   <pic:blipFill>
-                    <a:blip r:embed="rId22"/>
+                    <a:blip r:embed="rId25"/>
                     <a:stretch>
                       <a:fillRect/>
                     </a:stretch>
@@ -8690,7 +9785,7 @@
           <w:color w:val="000000"/>
           <w:sz w:val="19"/>
         </w:rPr>
-        <w:t>[그림 4-5] 게이트웨이 코어 자산 보호 가드레일 자동 차단 방어 증적</w:t>
+        <w:t>[그림 4-6] 핵심 게이트웨이 자산에 대한 자동 차단 거부 방어 증적 (실측 증적)</w:t>
       </w:r>
     </w:p>
     <w:p>
@@ -8704,7 +9799,7 @@
           <w:color w:val="3C3C3C"/>
           <w:sz w:val="18"/>
         </w:rPr>
-        <w:t>핵심 인프라 IP가 차단 대상에 포함될 경우 백엔드 가드레일이 즉각 발동하여 차단을 거부하고 경고를 띄운 화면입니다.</w:t>
+        <w:t>인공지능이 실수로 핵심 게이트웨이(10.77.10.1)를 차단하려 할 때, 시스템 가드레일이 즉시 작동하여 차단을 거부하고 경고를 띄운 화면입니다.</w:t>
       </w:r>
     </w:p>
     <w:tbl>
@@ -8876,7 +9971,7 @@
                 <w:color w:val="282828"/>
                 <w:sz w:val="17"/>
               </w:rPr>
-              <w:t>Protected Assets 화이트리스트 방어</w:t>
+              <w:t>핵심 자산 보호 화이트리스트 검증</w:t>
             </w:r>
           </w:p>
         </w:tc>
@@ -8980,7 +10075,7 @@
                 <w:color w:val="282828"/>
                 <w:sz w:val="17"/>
               </w:rPr>
-              <w:t>게이트웨이 및 DNS 서버 IP에 대한 차단 시도를 백엔드 가드레일이 100% 원천 차단</w:t>
+              <w:t>게이트웨이 및 내부 핵심 서버 IP에 대한 방화벽 차단 시도를 백엔드 가드레일이 100% 원천 거부함</w:t>
             </w:r>
           </w:p>
         </w:tc>
@@ -9000,7 +10095,7 @@
         <w:drawing>
           <wp:inline xmlns:a="http://schemas.openxmlformats.org/drawingml/2006/main" xmlns:pic="http://schemas.openxmlformats.org/drawingml/2006/picture">
             <wp:extent cx="5669280" cy="3065611"/>
-            <wp:docPr id="14" name="Picture 14"/>
+            <wp:docPr id="17" name="Picture 17"/>
             <wp:cNvGraphicFramePr>
               <a:graphicFrameLocks noChangeAspect="1"/>
             </wp:cNvGraphicFramePr>
@@ -9008,11 +10103,11 @@
               <a:graphicData uri="http://schemas.openxmlformats.org/drawingml/2006/picture">
                 <pic:pic>
                   <pic:nvPicPr>
-                    <pic:cNvPr id="0" name="evidence_07_pytest_suite_cli.jpg"/>
+                    <pic:cNvPr id="0" name="evidence_06_ollama_runtime_cli.jpg"/>
                     <pic:cNvPicPr/>
                   </pic:nvPicPr>
                   <pic:blipFill>
-                    <a:blip r:embed="rId23"/>
+                    <a:blip r:embed="rId26"/>
                     <a:stretch>
                       <a:fillRect/>
                     </a:stretch>
@@ -9043,7 +10138,7 @@
           <w:color w:val="000000"/>
           <w:sz w:val="19"/>
         </w:rPr>
-        <w:t>[그림 4-6] Pytest 68개 전수 자동화 회귀 시험 통과 CLI 터미널 증적</w:t>
+        <w:t>[그림 4-7] 사내 폐쇄망 Ollama 로컬 데몬 기동 및 인공지능 모델 가중치 무결성 검증 CLI 증적</w:t>
       </w:r>
     </w:p>
     <w:p>
@@ -9057,7 +10152,7 @@
           <w:color w:val="3C3C3C"/>
           <w:sz w:val="18"/>
         </w:rPr>
-        <w:t>네트워크, 룰 구문, Wazuh 디코더, 상관분석, 가드레일 등 전체 68개 테스트 케이스가 무결점으로 통과된 화면입니다.</w:t>
+        <w:t>외부 인터넷 연결 없이 사내 GPU 서버에서 단독 구동되는 Ollama 데몬과 Qwen 모델 가중치(GGUF)의 로딩 상태를 검증한 화면입니다.</w:t>
       </w:r>
     </w:p>
     <w:tbl>
@@ -9129,7 +10224,7 @@
                 <w:color w:val="282828"/>
                 <w:sz w:val="17"/>
               </w:rPr>
-              <w:t>EV-TEST-001</w:t>
+              <w:t>EV-AI-003</w:t>
             </w:r>
           </w:p>
         </w:tc>
@@ -9178,7 +10273,7 @@
                 <w:color w:val="000000"/>
                 <w:sz w:val="17"/>
               </w:rPr>
-              <w:t>100% 통과 (PASS)</w:t>
+              <w:t>정상 기동 (PASS)</w:t>
             </w:r>
           </w:p>
         </w:tc>
@@ -9229,7 +10324,7 @@
                 <w:color w:val="282828"/>
                 <w:sz w:val="17"/>
               </w:rPr>
-              <w:t>전체 단위 및 통합 회귀 시험</w:t>
+              <w:t>로컬 인공지능 런타임 무결성 검증</w:t>
             </w:r>
           </w:p>
         </w:tc>
@@ -9278,7 +10373,7 @@
                 <w:color w:val="282828"/>
                 <w:sz w:val="17"/>
               </w:rPr>
-              <w:t>tests/test_*.py (68 Test Cases)</w:t>
+              <w:t>Ollama Daemon / Qwen 2.5/3.5</w:t>
             </w:r>
           </w:p>
         </w:tc>
@@ -9333,7 +10428,360 @@
                 <w:color w:val="282828"/>
                 <w:sz w:val="17"/>
               </w:rPr>
-              <w:t>68 passed in 3.79s - 회귀 결함 0건 완벽 입증</w:t>
+              <w:t>사내 폐쇄망 오프라인 구동 확인 및 모델 가중치 해시 무결성 점검 완료</w:t>
+            </w:r>
+          </w:p>
+        </w:tc>
+      </w:tr>
+    </w:tbl>
+    <w:p>
+      <w:pPr>
+        <w:spacing w:after="160"/>
+      </w:pPr>
+    </w:p>
+    <w:p>
+      <w:pPr>
+        <w:spacing w:before="160" w:after="80"/>
+        <w:jc w:val="center"/>
+      </w:pPr>
+      <w:r>
+        <w:drawing>
+          <wp:inline xmlns:a="http://schemas.openxmlformats.org/drawingml/2006/main" xmlns:pic="http://schemas.openxmlformats.org/drawingml/2006/picture">
+            <wp:extent cx="5669280" cy="3065611"/>
+            <wp:docPr id="18" name="Picture 18"/>
+            <wp:cNvGraphicFramePr>
+              <a:graphicFrameLocks noChangeAspect="1"/>
+            </wp:cNvGraphicFramePr>
+            <a:graphic>
+              <a:graphicData uri="http://schemas.openxmlformats.org/drawingml/2006/picture">
+                <pic:pic>
+                  <pic:nvPicPr>
+                    <pic:cNvPr id="0" name="evidence_07_pytest_suite_cli.jpg"/>
+                    <pic:cNvPicPr/>
+                  </pic:nvPicPr>
+                  <pic:blipFill>
+                    <a:blip r:embed="rId27"/>
+                    <a:stretch>
+                      <a:fillRect/>
+                    </a:stretch>
+                  </pic:blipFill>
+                  <pic:spPr>
+                    <a:xfrm>
+                      <a:off x="0" y="0"/>
+                      <a:ext cx="5669280" cy="3065611"/>
+                    </a:xfrm>
+                    <a:prstGeom prst="rect"/>
+                  </pic:spPr>
+                </pic:pic>
+              </a:graphicData>
+            </a:graphic>
+          </wp:inline>
+        </w:drawing>
+      </w:r>
+    </w:p>
+    <w:p>
+      <w:pPr>
+        <w:spacing w:before="40" w:after="80"/>
+        <w:jc w:val="center"/>
+      </w:pPr>
+      <w:r>
+        <w:rPr>
+          <w:rFonts w:ascii="맑은 고딕" w:hAnsi="맑은 고딕" w:eastAsia="맑은 고딕" w:cs="맑은 고딕"/>
+          <w:b/>
+          <w:color w:val="000000"/>
+          <w:sz w:val="19"/>
+        </w:rPr>
+        <w:t>[그림 4-8] 68개 전수 자동화 회귀 시험 무결점 통과 콘솔 화면 (실측 증적)</w:t>
+      </w:r>
+    </w:p>
+    <w:p>
+      <w:pPr>
+        <w:spacing w:before="40" w:after="80" w:line="276" w:lineRule="auto"/>
+      </w:pPr>
+      <w:r>
+        <w:rPr>
+          <w:rFonts w:ascii="맑은 고딕" w:hAnsi="맑은 고딕" w:eastAsia="맑은 고딕" w:cs="맑은 고딕"/>
+          <w:b w:val="0"/>
+          <w:color w:val="3C3C3C"/>
+          <w:sz w:val="18"/>
+        </w:rPr>
+        <w:t>네트워크, 룰 문법, 와주 디코더, 상관분석, 가드레일까지 전체 68개의 테스트 케이스를 결함 없이 100% 통과한 CLI 증적입니다.</w:t>
+      </w:r>
+    </w:p>
+    <w:tbl>
+      <w:tblPr>
+        <w:tblW w:type="auto" w:w="0"/>
+        <w:jc w:val="center"/>
+        <w:tblLook w:firstColumn="1" w:firstRow="1" w:lastColumn="0" w:lastRow="0" w:noHBand="0" w:noVBand="1" w:val="04A0"/>
+        <w:tblBorders>
+          <w:top w:val="single" w:sz="4" w:space="0" w:color="B0B0B0"/>
+          <w:bottom w:val="single" w:sz="4" w:space="0" w:color="B0B0B0"/>
+          <w:insideH w:val="single" w:sz="4" w:space="0" w:color="B0B0B0"/>
+          <w:insideV w:val="single" w:sz="4" w:space="0" w:color="B0B0B0"/>
+          <w:left w:val="none"/>
+          <w:right w:val="none"/>
+        </w:tblBorders>
+      </w:tblPr>
+      <w:tblGrid>
+        <w:gridCol w:w="2467"/>
+        <w:gridCol w:w="2467"/>
+        <w:gridCol w:w="2467"/>
+        <w:gridCol w:w="2467"/>
+      </w:tblGrid>
+      <w:tr>
+        <w:tc>
+          <w:tcPr>
+            <w:tcW w:type="dxa" w:w="2467"/>
+            <w:shd w:fill="262626"/>
+            <w:tcMar>
+              <w:top w:w="60" w:type="dxa"/>
+              <w:bottom w:w="60" w:type="dxa"/>
+              <w:left w:w="80" w:type="dxa"/>
+              <w:right w:w="80" w:type="dxa"/>
+            </w:tcMar>
+          </w:tcPr>
+          <w:p>
+            <w:pPr>
+              <w:jc w:val="center"/>
+            </w:pPr>
+            <w:r>
+              <w:rPr>
+                <w:rFonts w:ascii="맑은 고딕" w:hAnsi="맑은 고딕" w:eastAsia="맑은 고딕" w:cs="맑은 고딕"/>
+                <w:b/>
+                <w:color w:val="FFFFFF"/>
+                <w:sz w:val="17"/>
+              </w:rPr>
+              <w:t>증적 번호</w:t>
+            </w:r>
+          </w:p>
+        </w:tc>
+        <w:tc>
+          <w:tcPr>
+            <w:tcW w:type="dxa" w:w="2467"/>
+            <w:shd w:fill="FFFFFF"/>
+            <w:tcMar>
+              <w:top w:w="60" w:type="dxa"/>
+              <w:bottom w:w="60" w:type="dxa"/>
+              <w:left w:w="80" w:type="dxa"/>
+              <w:right w:w="80" w:type="dxa"/>
+            </w:tcMar>
+          </w:tcPr>
+          <w:p>
+            <w:pPr>
+              <w:jc w:val="center"/>
+            </w:pPr>
+            <w:r>
+              <w:rPr>
+                <w:rFonts w:ascii="맑은 고딕" w:hAnsi="맑은 고딕" w:eastAsia="맑은 고딕" w:cs="맑은 고딕"/>
+                <w:b w:val="0"/>
+                <w:color w:val="282828"/>
+                <w:sz w:val="17"/>
+              </w:rPr>
+              <w:t>EV-TEST-001</w:t>
+            </w:r>
+          </w:p>
+        </w:tc>
+        <w:tc>
+          <w:tcPr>
+            <w:tcW w:type="dxa" w:w="2467"/>
+            <w:shd w:fill="262626"/>
+            <w:tcMar>
+              <w:top w:w="60" w:type="dxa"/>
+              <w:bottom w:w="60" w:type="dxa"/>
+              <w:left w:w="80" w:type="dxa"/>
+              <w:right w:w="80" w:type="dxa"/>
+            </w:tcMar>
+          </w:tcPr>
+          <w:p>
+            <w:pPr>
+              <w:jc w:val="center"/>
+            </w:pPr>
+            <w:r>
+              <w:rPr>
+                <w:rFonts w:ascii="맑은 고딕" w:hAnsi="맑은 고딕" w:eastAsia="맑은 고딕" w:cs="맑은 고딕"/>
+                <w:b/>
+                <w:color w:val="FFFFFF"/>
+                <w:sz w:val="17"/>
+              </w:rPr>
+              <w:t>검증 결과</w:t>
+            </w:r>
+          </w:p>
+        </w:tc>
+        <w:tc>
+          <w:tcPr>
+            <w:tcW w:type="dxa" w:w="2467"/>
+            <w:shd w:fill="FFFFFF"/>
+            <w:tcMar>
+              <w:top w:w="60" w:type="dxa"/>
+              <w:bottom w:w="60" w:type="dxa"/>
+              <w:left w:w="80" w:type="dxa"/>
+              <w:right w:w="80" w:type="dxa"/>
+            </w:tcMar>
+          </w:tcPr>
+          <w:p>
+            <w:r>
+              <w:rPr>
+                <w:rFonts w:ascii="맑은 고딕" w:hAnsi="맑은 고딕" w:eastAsia="맑은 고딕" w:cs="맑은 고딕"/>
+                <w:b/>
+                <w:color w:val="000000"/>
+                <w:sz w:val="17"/>
+              </w:rPr>
+              <w:t>100% 통과 (PASS)</w:t>
+            </w:r>
+          </w:p>
+        </w:tc>
+      </w:tr>
+      <w:tr>
+        <w:tc>
+          <w:tcPr>
+            <w:tcW w:type="dxa" w:w="2467"/>
+            <w:shd w:fill="262626"/>
+            <w:tcMar>
+              <w:top w:w="60" w:type="dxa"/>
+              <w:bottom w:w="60" w:type="dxa"/>
+              <w:left w:w="80" w:type="dxa"/>
+              <w:right w:w="80" w:type="dxa"/>
+            </w:tcMar>
+          </w:tcPr>
+          <w:p>
+            <w:pPr>
+              <w:jc w:val="center"/>
+            </w:pPr>
+            <w:r>
+              <w:rPr>
+                <w:rFonts w:ascii="맑은 고딕" w:hAnsi="맑은 고딕" w:eastAsia="맑은 고딕" w:cs="맑은 고딕"/>
+                <w:b/>
+                <w:color w:val="FFFFFF"/>
+                <w:sz w:val="17"/>
+              </w:rPr>
+              <w:t>증적 명칭</w:t>
+            </w:r>
+          </w:p>
+        </w:tc>
+        <w:tc>
+          <w:tcPr>
+            <w:tcW w:type="dxa" w:w="2467"/>
+            <w:shd w:fill="FFFFFF"/>
+            <w:tcMar>
+              <w:top w:w="60" w:type="dxa"/>
+              <w:bottom w:w="60" w:type="dxa"/>
+              <w:left w:w="80" w:type="dxa"/>
+              <w:right w:w="80" w:type="dxa"/>
+            </w:tcMar>
+          </w:tcPr>
+          <w:p>
+            <w:r>
+              <w:rPr>
+                <w:rFonts w:ascii="맑은 고딕" w:hAnsi="맑은 고딕" w:eastAsia="맑은 고딕" w:cs="맑은 고딕"/>
+                <w:b w:val="0"/>
+                <w:color w:val="282828"/>
+                <w:sz w:val="17"/>
+              </w:rPr>
+              <w:t>전체 단위 및 통합 회귀 시험</w:t>
+            </w:r>
+          </w:p>
+        </w:tc>
+        <w:tc>
+          <w:tcPr>
+            <w:tcW w:type="dxa" w:w="2467"/>
+            <w:shd w:fill="262626"/>
+            <w:tcMar>
+              <w:top w:w="60" w:type="dxa"/>
+              <w:bottom w:w="60" w:type="dxa"/>
+              <w:left w:w="80" w:type="dxa"/>
+              <w:right w:w="80" w:type="dxa"/>
+            </w:tcMar>
+          </w:tcPr>
+          <w:p>
+            <w:pPr>
+              <w:jc w:val="center"/>
+            </w:pPr>
+            <w:r>
+              <w:rPr>
+                <w:rFonts w:ascii="맑은 고딕" w:hAnsi="맑은 고딕" w:eastAsia="맑은 고딕" w:cs="맑은 고딕"/>
+                <w:b/>
+                <w:color w:val="FFFFFF"/>
+                <w:sz w:val="17"/>
+              </w:rPr>
+              <w:t>점검 대상</w:t>
+            </w:r>
+          </w:p>
+        </w:tc>
+        <w:tc>
+          <w:tcPr>
+            <w:tcW w:type="dxa" w:w="2467"/>
+            <w:shd w:fill="FFFFFF"/>
+            <w:tcMar>
+              <w:top w:w="60" w:type="dxa"/>
+              <w:bottom w:w="60" w:type="dxa"/>
+              <w:left w:w="80" w:type="dxa"/>
+              <w:right w:w="80" w:type="dxa"/>
+            </w:tcMar>
+          </w:tcPr>
+          <w:p>
+            <w:r>
+              <w:rPr>
+                <w:rFonts w:ascii="맑은 고딕" w:hAnsi="맑은 고딕" w:eastAsia="맑은 고딕" w:cs="맑은 고딕"/>
+                <w:b w:val="0"/>
+                <w:color w:val="282828"/>
+                <w:sz w:val="17"/>
+              </w:rPr>
+              <w:t>tests/test_*.py (68 Test Cases)</w:t>
+            </w:r>
+          </w:p>
+        </w:tc>
+      </w:tr>
+      <w:tr>
+        <w:tc>
+          <w:tcPr>
+            <w:tcW w:type="dxa" w:w="2467"/>
+            <w:shd w:fill="262626"/>
+            <w:tcMar>
+              <w:top w:w="60" w:type="dxa"/>
+              <w:bottom w:w="60" w:type="dxa"/>
+              <w:left w:w="80" w:type="dxa"/>
+              <w:right w:w="80" w:type="dxa"/>
+            </w:tcMar>
+          </w:tcPr>
+          <w:p>
+            <w:pPr>
+              <w:jc w:val="center"/>
+            </w:pPr>
+            <w:r>
+              <w:rPr>
+                <w:rFonts w:ascii="맑은 고딕" w:hAnsi="맑은 고딕" w:eastAsia="맑은 고딕" w:cs="맑은 고딕"/>
+                <w:b/>
+                <w:color w:val="FFFFFF"/>
+                <w:sz w:val="17"/>
+              </w:rPr>
+              <w:t>핵심 검증 내용</w:t>
+            </w:r>
+          </w:p>
+        </w:tc>
+        <w:tc>
+          <w:tcPr>
+            <w:tcW w:type="dxa" w:w="7401"/>
+            <w:gridSpan w:val="3"/>
+            <w:shd w:fill="FFFFFF"/>
+            <w:tcMar>
+              <w:top w:w="60" w:type="dxa"/>
+              <w:bottom w:w="60" w:type="dxa"/>
+              <w:left w:w="80" w:type="dxa"/>
+              <w:right w:w="80" w:type="dxa"/>
+            </w:tcMar>
+          </w:tcPr>
+          <w:p>
+            <w:pPr>
+              <w:spacing w:line="276" w:lineRule="auto"/>
+            </w:pPr>
+            <w:r>
+              <w:rPr>
+                <w:rFonts w:ascii="맑은 고딕" w:hAnsi="맑은 고딕" w:eastAsia="맑은 고딕" w:cs="맑은 고딕"/>
+                <w:b w:val="0"/>
+                <w:color w:val="282828"/>
+                <w:sz w:val="17"/>
+              </w:rPr>
+              <w:t>68 passed in 3.79s - 시스템 전 영역에 걸친 기능 무결성 및 회귀 결함 0건 완벽 입증</w:t>
             </w:r>
           </w:p>
         </w:tc>
@@ -9362,12 +10810,12 @@
           <w:color w:val="000000"/>
           <w:sz w:val="32"/>
         </w:rPr>
-        <w:t>제5부: 기술 면접관 &amp; SOC 리드 대응 20대 핵심 질의응답</w:t>
+        <w:t>제5부: 기술 면접관 &amp; SOC 리드 대응 20대 핵심 질의응답 (실무 방어 가이드)</w:t>
       </w:r>
     </w:p>
     <w:p>
       <w:pPr>
-        <w:spacing w:before="0" w:after="80" w:line="288" w:lineRule="auto"/>
+        <w:spacing w:before="0" w:after="80" w:line="300" w:lineRule="auto"/>
       </w:pPr>
       <w:r>
         <w:rPr>
@@ -9376,7 +10824,7 @@
           <w:color w:val="232323"/>
           <w:sz w:val="20"/>
         </w:rPr>
-        <w:t>본 부는 면접관의 날카로운 질문에 대해 단순 암기식 답변이 아닌, Aegis 랩을 직접 구축하고 트러블슈팅하며 얻은 기술적 경험과 실측 증적을 근거로 완벽히 방어할 수 있도록 20개의 핵심 질의응답을 제공합니다.</w:t>
+        <w:t>본 부는 면접관의 날카로운 질문에 대해 단순 암기식 답변이 아닌, Aegis 랩을 직접 설계하고 트러블슈팅하며 얻은 생생한 엔지니어링 경험과 실측 데이터를 근거로 상대방을 완벽히 납득시킬 수 있는 20대 핵심 질의응답을 제공합니다.</w:t>
       </w:r>
     </w:p>
     <w:p>
@@ -9392,7 +10840,7 @@
           <w:color w:val="141414"/>
           <w:sz w:val="26"/>
         </w:rPr>
-        <w:t>Q01. Hyper-V 기반 3개 격리망(ZONE-ATTACK, ZONE-VICTIM, ZONE-MGMT)을 설계한 보안 아키...</w:t>
+        <w:t>Q01. 가상 네트워크를 굳이 3개 구역(ZONE-ATTACK, VICTIM, MGMT)으로 쪼갠 보안 아키텍처적 이유는 무엇...</w:t>
       </w:r>
     </w:p>
     <w:tbl>
@@ -9424,7 +10872,7 @@
           </w:tcPr>
           <w:p>
             <w:pPr>
-              <w:spacing w:before="40" w:after="60" w:line="276" w:lineRule="auto"/>
+              <w:spacing w:before="40" w:after="60" w:line="288" w:lineRule="auto"/>
             </w:pPr>
             <w:r>
               <w:rPr>
@@ -9433,7 +10881,7 @@
                 <w:color w:val="000000"/>
                 <w:sz w:val="20"/>
               </w:rPr>
-              <w:t>Q01. Hyper-V 기반 3개 격리망(ZONE-ATTACK, ZONE-VICTIM, ZONE-MGMT)을 설계한 보안 아키텍처적 이유는 무엇인가요?</w:t>
+              <w:t>Q01. 가상 네트워크를 굳이 3개 구역(ZONE-ATTACK, VICTIM, MGMT)으로 쪼갠 보안 아키텍처적 이유는 무엇인가요?</w:t>
               <w:br/>
             </w:r>
             <w:r>
@@ -9443,12 +10891,12 @@
                 <w:color w:val="282828"/>
                 <w:sz w:val="19"/>
               </w:rPr>
-              <w:t>【핵심 모범 답변】</w:t>
+              <w:t>【핵심 모범 답변 (실무 해설)】</w:t>
               <w:br/>
-              <w:t>실제 엔터프라이즈 환경에서는 외부 위협 노출 구역(DMZ), 내부 운영 서버 구역, 보안 관리 구역이 엄격히 분리되어야 합니다. Aegis는 Hyper-V 가상 스위치를 통해 이를 물리 망분리에 준하게 3개 존으로 격리하였습니다. 게이트웨이의 nftables 방화벽 정책은 공격자 망(10.77.20.0/24)에서 관리망(10.77.10.0/24)으로의 직접 접근을 DEFAULT DROP으로 원천 차단하며, 오직 인가된 공격 대상 포트(80, 22)와 관리 포트(Wazuh Agent 1514/TCP)만 엄격한 화이트리스트로 포워딩합니다.</w:t>
+              <w:t>실제 엔터프라이즈 환경에서는 웹 서비스가 돌아가는 DMZ 서버와 보안 로그가 쌓이는 관리망이 물리적으로 분리되어야 안전합니다. 단일 컴퓨터에서 실습하더라도 이를 현실과 똑같이 모사하기 위해 3개의 Hyper-V 독립 가상 스위치를 만들었습니다. 외부 해커가 희생자 웹 서버를 장악하더라도, 게이트웨이 방화벽의 기본 차단 정책(Default Drop) 때문에 관리망(10.77.10.0/24)으로는 패킷 1장도 직접 보낼 수 없습니다. 오직 희생자 서버에서 와주 SIEM으로 보안 로그를 올리는 전용 포트(1514번)만 좁은 통로로 열어두어 해커가 관제탑을 역으로 공격하거나 증거를 인멸하는 행위를 물리적으로 차단했습니다.</w:t>
               <w:br/>
               <w:br/>
-              <w:t>【관련 코드 및 증적 근거】</w:t>
+              <w:t>【관련 코드 및 실측 증적 근거】</w:t>
               <w:br/>
               <w:t>• docs/03-design/README.md, evidence/EV-NET-INFRA-001/</w:t>
             </w:r>
@@ -9474,7 +10922,7 @@
           <w:color w:val="141414"/>
           <w:sz w:val="26"/>
         </w:rPr>
-        <w:t>Q02. 센서 VM(soc-sensor)의 모니터링 NIC에 L3 IP 주소를 부여하지 않은 이유는 무엇인가요?</w:t>
+        <w:t>Q02. 센서 컴퓨터(soc-sensor)의 수집 카드에 IP 주소를 주지 않은 이유는 무엇인가요?</w:t>
       </w:r>
     </w:p>
     <w:tbl>
@@ -9506,7 +10954,7 @@
           </w:tcPr>
           <w:p>
             <w:pPr>
-              <w:spacing w:before="40" w:after="60" w:line="276" w:lineRule="auto"/>
+              <w:spacing w:before="40" w:after="60" w:line="288" w:lineRule="auto"/>
             </w:pPr>
             <w:r>
               <w:rPr>
@@ -9515,7 +10963,7 @@
                 <w:color w:val="000000"/>
                 <w:sz w:val="20"/>
               </w:rPr>
-              <w:t>Q02. 센서 VM(soc-sensor)의 모니터링 NIC에 L3 IP 주소를 부여하지 않은 이유는 무엇인가요?</w:t>
+              <w:t>Q02. 센서 컴퓨터(soc-sensor)의 수집 카드에 IP 주소를 주지 않은 이유는 무엇인가요?</w:t>
               <w:br/>
             </w:r>
             <w:r>
@@ -9525,12 +10973,12 @@
                 <w:color w:val="282828"/>
                 <w:sz w:val="19"/>
               </w:rPr>
-              <w:t>【핵심 모범 답변】</w:t>
+              <w:t>【핵심 모범 답변 (실무 해설)】</w:t>
               <w:br/>
-              <w:t>첫째, 공격 표면(Attack Surface)의 원천 제거입니다. 센서 수집 포트에 IP가 있으면 공격자가 IDS를 역으로 탐색하여 DoS나 취약점 공격으로 무력화할 수 있습니다. 둘째, 완전한 스텔스 수집 보장입니다. L3 IP가 없으면 커널 IP 스택이 ARP 응답이나 ICMP 패킷을 전송하지 않으므로 네트워크 스캐너에 IDS의 존재가 노출되지 않습니다. 센서의 관리 통신은 별도의 관리용 NIC(nic-mgmt: 10.77.10.20)를 통해서만 아웃오브밴드로 안전하게 수행됩니다.</w:t>
+              <w:t>감시자가 도둑을 잡으려면 자신의 위치를 숨겨야 합니다. 만약 센서의 수집 인터페이스에 IP 주소를 할당해 두면, 네트워크를 지나가는 패킷을 수집할 때 운영체제가 ARP 응답이나 핑 응답을 보내게 됩니다. 그러면 눈치 빠른 해커가 네트워크 스캔 도구로 '아, 이 대역에 침입탐지 장비가 있구나' 하고 알아채서 센서를 무력화하는 서비스 거부(DoS) 공격을 퍼부을 수 있습니다. IP 주소를 아예 지워버리면 센서는 네트워크 상에서 신호를 전혀 내뿜지 않는 완벽한 투명인간(스텔스)이 되어, 해커 몰래 모든 트래픽을 안전하게 도청 수집할 수 있습니다.</w:t>
               <w:br/>
               <w:br/>
-              <w:t>【관련 코드 및 증적 근거】</w:t>
+              <w:t>【관련 코드 및 실측 증적 근거】</w:t>
               <w:br/>
               <w:t>• AGENTS.md 제5조, evidence/EV-MIRROR-CONFIG-001/</w:t>
             </w:r>
@@ -9556,7 +11004,7 @@
           <w:color w:val="141414"/>
           <w:sz w:val="26"/>
         </w:rPr>
-        <w:t>Q03. 'PACKET VISIBILITY BEFORE IDS' 원칙이란 무엇이며, 이를 실무에서 어떻게 검증했나요?</w:t>
+        <w:t>Q03. '패킷 가시성 사전 검증(PACKET VISIBILITY BEFORE IDS)' 원칙이란 무엇이며, 왜 중요한가요?</w:t>
       </w:r>
     </w:p>
     <w:tbl>
@@ -9588,7 +11036,7 @@
           </w:tcPr>
           <w:p>
             <w:pPr>
-              <w:spacing w:before="40" w:after="60" w:line="276" w:lineRule="auto"/>
+              <w:spacing w:before="40" w:after="60" w:line="288" w:lineRule="auto"/>
             </w:pPr>
             <w:r>
               <w:rPr>
@@ -9597,7 +11045,7 @@
                 <w:color w:val="000000"/>
                 <w:sz w:val="20"/>
               </w:rPr>
-              <w:t>Q03. 'PACKET VISIBILITY BEFORE IDS' 원칙이란 무엇이며, 이를 실무에서 어떻게 검증했나요?</w:t>
+              <w:t>Q03. '패킷 가시성 사전 검증(PACKET VISIBILITY BEFORE IDS)' 원칙이란 무엇이며, 왜 중요한가요?</w:t>
               <w:br/>
             </w:r>
             <w:r>
@@ -9607,12 +11055,12 @@
                 <w:color w:val="282828"/>
                 <w:sz w:val="19"/>
               </w:rPr>
-              <w:t>【핵심 모범 답변】</w:t>
+              <w:t>【핵심 모범 답변 (실무 해설)】</w:t>
               <w:br/>
-              <w:t>'패킷이 보이지 않는 IDS 설정은 허상'이라는 엔지니어링 원칙입니다. 상위 룰이나 SIEM을 구축하기 전, 반드시 하위 가상 스위치 미러링을 통해 센서 인터페이스에 패킷이 물리/가상 계층에서 유입되는지를 먼저 실증해야 합니다. 공격자 VM에서 희생자 VM으로 ICMP 패킷을 전송하고, 센서 무IP 인터페이스에서 'tcpdump -nn -i eth1 icmp' 명령으로 양방향 패킷이 무손실 캡처되는 것을 실측 확인한 후에만 GATE-NET-01 게이트를 승인하고 Suricata 배포 단계로 진입했습니다.</w:t>
+              <w:t>보안 소프트웨어만 덜컥 켜두고 패킷이 제대로 들어오는지 확인하지 않는 것은, 감시 카메라에 렌즈 뚜껑을 씌워둔 채 녹화 버튼을 누르는 것과 같습니다. 가상화 환경에서는 가상 스위치의 미러링 설정이 조금만 어긋나도 패킷이 센서로 넘어오지 않습니다. 그래서 저희는 상위 솔루션(수리카타나 와주)을 깔기 전에, 먼저 공격자 컴퓨터에서 핑을 쏘고 센서 터미널에서 tcpdump 명령어로 패킷이 1장의 손실도 없이 캡처 화면에 찍히는 것을 직접 확인하는 '품질 게이트(GATE-NET-01)'를 통과한 뒤에야 다음 단계로 진행했습니다.</w:t>
               <w:br/>
               <w:br/>
-              <w:t>【관련 코드 및 증적 근거】</w:t>
+              <w:t>【관련 코드 및 실측 증적 근거】</w:t>
               <w:br/>
               <w:t>• evidence/EV-MIRROR-CONFIG-001/metadata.md</w:t>
             </w:r>
@@ -9638,7 +11086,7 @@
           <w:color w:val="141414"/>
           <w:sz w:val="26"/>
         </w:rPr>
-        <w:t>Q04. HTTPS 등 암호화 트래픽 환경에서 IDS의 비가시성을 어떻게 극복하나요?</w:t>
+        <w:t>Q04. 웹사이트가 HTTPS로 암호화되어 있는데, 침입탐지 엔진이 어떻게 해킹 공격을 알아채나요?</w:t>
       </w:r>
     </w:p>
     <w:tbl>
@@ -9670,7 +11118,7 @@
           </w:tcPr>
           <w:p>
             <w:pPr>
-              <w:spacing w:before="40" w:after="60" w:line="276" w:lineRule="auto"/>
+              <w:spacing w:before="40" w:after="60" w:line="288" w:lineRule="auto"/>
             </w:pPr>
             <w:r>
               <w:rPr>
@@ -9679,7 +11127,7 @@
                 <w:color w:val="000000"/>
                 <w:sz w:val="20"/>
               </w:rPr>
-              <w:t>Q04. HTTPS 등 암호화 트래픽 환경에서 IDS의 비가시성을 어떻게 극복하나요?</w:t>
+              <w:t>Q04. 웹사이트가 HTTPS로 암호화되어 있는데, 침입탐지 엔진이 어떻게 해킹 공격을 알아채나요?</w:t>
               <w:br/>
             </w:r>
             <w:r>
@@ -9689,12 +11137,12 @@
                 <w:color w:val="282828"/>
                 <w:sz w:val="19"/>
               </w:rPr>
-              <w:t>【핵심 모범 답변】</w:t>
+              <w:t>【핵심 모범 답변 (실무 해설)】</w:t>
               <w:br/>
-              <w:t>Aegis는 Nginx SSL Termination 후단 미러링 아키텍처(ARCH-TLS-001)를 수립하여 해결했습니다. 외부와의 TLS 세션을 리버스 프록시가 종단하고, 내부 백엔드로 향하는 평문 HTTP 구간에 가상 탭(vTap)을 연결하여 SQLi 및 Log4j 페이로드를 전수 검사합니다. 또한 비복호화 구간에서는 TLS Client Hello의 SNI와 X.509 인증서 Subject를 추출하는 Suricata 전용 키워드(tls.sni, tls.cert_subject) 룰셋(SID 9030025, 9030026)을 병행 배치하였습니다.</w:t>
+              <w:t>암호화 통신에서는 겉만 보면 내용이 온통 뒤섞인 암호문이라 SQL 인젝션 공격인지 정상 로그인인지 구별할 수 없습니다. Aegis는 '리버스 프록시 SSL 종단 후단 미러링'으로 이 난제를 풀었습니다. 외부 방문자가 보낸 HTTPS 암호문은 앞단의 Nginx 웹 프록시가 암호를 풀어서 내부 백엔드 서버로 전달하는데, 바로 이 암호가 풀린 '평문 통신 구간'을 가상 탭으로 복제하여 수리카타에 넣어줍니다. 따라서 수리카타는 깨끗한 알맹이 텍스트를 검사하므로 웹 공격을 완벽히 잡아냅니다. 또한 복호화 장비를 두기 힘든 외곽 구간에서는 접속 초기 핸드셰이크에 평문으로 노출되는 인증서 도메인(SNI) 정보를 분석하여 해커의 악성 지휘통제(C2) 사이트로 연결되는 것을 실시간 차단합니다.</w:t>
               <w:br/>
               <w:br/>
-              <w:t>【관련 코드 및 증적 근거】</w:t>
+              <w:t>【관련 코드 및 실측 증적 근거】</w:t>
               <w:br/>
               <w:t>• docs/02-architecture/TLS_DECRYPTION_AND_REVERSE_PROXY_ARCHITECTURE.md</w:t>
             </w:r>
@@ -9720,7 +11168,7 @@
           <w:color w:val="141414"/>
           <w:sz w:val="26"/>
         </w:rPr>
-        <w:t>Q05. 수집된 PCAP 증적의 무결성과 법적 증적력(Chain of Custody)은 어떻게 보장하나요?</w:t>
+        <w:t>Q05. 수집된 패킷 파일(PCAP)이 조작되지 않았다는 것을 어떻게 보증하나요?</w:t>
       </w:r>
     </w:p>
     <w:tbl>
@@ -9752,7 +11200,7 @@
           </w:tcPr>
           <w:p>
             <w:pPr>
-              <w:spacing w:before="40" w:after="60" w:line="276" w:lineRule="auto"/>
+              <w:spacing w:before="40" w:after="60" w:line="288" w:lineRule="auto"/>
             </w:pPr>
             <w:r>
               <w:rPr>
@@ -9761,7 +11209,7 @@
                 <w:color w:val="000000"/>
                 <w:sz w:val="20"/>
               </w:rPr>
-              <w:t>Q05. 수집된 PCAP 증적의 무결성과 법적 증적력(Chain of Custody)은 어떻게 보장하나요?</w:t>
+              <w:t>Q05. 수집된 패킷 파일(PCAP)이 조작되지 않았다는 것을 어떻게 보증하나요?</w:t>
               <w:br/>
             </w:r>
             <w:r>
@@ -9771,12 +11219,12 @@
                 <w:color w:val="282828"/>
                 <w:sz w:val="19"/>
               </w:rPr>
-              <w:t>【핵심 모범 답변】</w:t>
+              <w:t>【핵심 모범 답변 (실무 해설)】</w:t>
               <w:br/>
-              <w:t>디지털 포렌식 표준(ISO/IEC 27037)에 따라, 수집된 모든 PCAP 파일은 수집 즉시 SHA-256 암호학적 해시를 계산하여 중앙 매니페스트(pcap_manifest.json)에 쓰기 금지로 영구 기록합니다. 6대 시나리오별 PCAP 원본의 해시를 보존하며, 사고 조사 시 분석관은 런타임 해시를 대조하여 1비트의 변조라도 감지되면 조사를 즉시 중단하고 증적 훼손을 방지합니다.</w:t>
+              <w:t>형사 사건에서 증거물이 오염되지 않았음을 입증하듯, 사이버 침해사고에서도 패킷 파일의 무결성이 생명입니다. Aegis는 6대 침해 시나리오별 패킷을 캡처하는 즉시, 컴퓨터의 지문이라 할 수 있는 SHA-256 암호학적 해시값을 추출하여 수정이 불가능한 중앙 장부(pcap_manifest.json)에 기록해 둡니다. 나중에 분석관이나 감사관이 파일을 열어볼 때 해시값을 다시 계산해서 단 1비트라도 틀어지면 즉각 조작을 감지하도록 설계하여 법적 증거 능력(Chain of Custody)을 빈틈없이 보장합니다.</w:t>
               <w:br/>
               <w:br/>
-              <w:t>【관련 코드 및 증적 근거】</w:t>
+              <w:t>【관련 코드 및 실측 증적 근거】</w:t>
               <w:br/>
               <w:t>• evidence/EV-PCAP-001/pcap_manifest.json</w:t>
             </w:r>
@@ -9802,7 +11250,7 @@
           <w:color w:val="141414"/>
           <w:sz w:val="26"/>
         </w:rPr>
-        <w:t>Q06. Suricata 8과 Snort 3을 둘 다 도입한 이유와 비대칭 역할 분담 전략은 무엇인가요?</w:t>
+        <w:t>Q06. 수리카타 8과 스노트 3을 둘 다 사용한 이유와 역할 분담은 무엇인가요?</w:t>
       </w:r>
     </w:p>
     <w:tbl>
@@ -9834,7 +11282,7 @@
           </w:tcPr>
           <w:p>
             <w:pPr>
-              <w:spacing w:before="40" w:after="60" w:line="276" w:lineRule="auto"/>
+              <w:spacing w:before="40" w:after="60" w:line="288" w:lineRule="auto"/>
             </w:pPr>
             <w:r>
               <w:rPr>
@@ -9843,7 +11291,7 @@
                 <w:color w:val="000000"/>
                 <w:sz w:val="20"/>
               </w:rPr>
-              <w:t>Q06. Suricata 8과 Snort 3을 둘 다 도입한 이유와 비대칭 역할 분담 전략은 무엇인가요?</w:t>
+              <w:t>Q06. 수리카타 8과 스노트 3을 둘 다 사용한 이유와 역할 분담은 무엇인가요?</w:t>
               <w:br/>
             </w:r>
             <w:r>
@@ -9853,12 +11301,12 @@
                 <w:color w:val="282828"/>
                 <w:sz w:val="19"/>
               </w:rPr>
-              <w:t>【핵심 모범 답변】</w:t>
+              <w:t>【핵심 모범 답변 (실무 해설)】</w:t>
               <w:br/>
-              <w:t>단일 엔진 중복 기동에 따른 리소스 경합을 방지하고 상호 보완성을 극대화하기 위한 비대칭 전략입니다. Suricata 8.0.6은 멀티스레드 AF_PACKET 클러스터를 채택하여 10Gbps급 트래픽에서도 무패킷 손실 실시간 인라인/패시브 탐지 및 EVE JSON 스트리밍을 전담합니다. 반면 Snort 3.12.2.0은 C++ 멀티스레드 아키텍처와 Lua 스크립팅을 활용하여 의심 PCAP에 대한 오프라인 정밀 교차 검증 및 벤더 독립적 룰셋 밸리데이션(snort -T, -r)을 전담합니다.</w:t>
+              <w:t>두 엔진을 똑같은 자리에 두고 똑같이 돌리면 자원 낭비일 뿐입니다. 각자의 뚜렷한 장점을 살려 비대칭으로 역할을 나눴습니다. 수리카타는 리눅스 커널의 고속 패킷 직배송 기술(AF_PACKET)과 멀티스레드 성능이 뛰어나므로 현관에서 쏟아지는 트래픽을 실시간으로 감시하는 역할을 맡겼습니다. 반면 스노트는 C++ 기반으로 재설계되어 복잡한 패킷을 정밀하게 분석하는 데 유리하므로, 수집된 의심 패킷 파일(PCAP)을 오프라인에서 넘겨받아 2차 교차 검증(Cross-Verification)을 수행하는 감식반 역할을 맡겼습니다.</w:t>
               <w:br/>
               <w:br/>
-              <w:t>【관련 코드 및 증적 근거】</w:t>
+              <w:t>【관련 코드 및 실측 증적 근거】</w:t>
               <w:br/>
               <w:t>• docs/06-detection/README.md, evidence/EV-SNORT-001/</w:t>
             </w:r>
@@ -9884,7 +11332,7 @@
           <w:color w:val="141414"/>
           <w:sz w:val="26"/>
         </w:rPr>
-        <w:t>Q07. Snort 3 문법과 Suricata 8 문법의 핵심 차이점은 무엇인가요?</w:t>
+        <w:t>Q07. 스노트 3과 수리카타 8의 규칙 문법은 구체적으로 어떻게 다른가요?</w:t>
       </w:r>
     </w:p>
     <w:tbl>
@@ -9916,7 +11364,7 @@
           </w:tcPr>
           <w:p>
             <w:pPr>
-              <w:spacing w:before="40" w:after="60" w:line="276" w:lineRule="auto"/>
+              <w:spacing w:before="40" w:after="60" w:line="288" w:lineRule="auto"/>
             </w:pPr>
             <w:r>
               <w:rPr>
@@ -9925,7 +11373,7 @@
                 <w:color w:val="000000"/>
                 <w:sz w:val="20"/>
               </w:rPr>
-              <w:t>Q07. Snort 3 문법과 Suricata 8 문법의 핵심 차이점은 무엇인가요?</w:t>
+              <w:t>Q07. 스노트 3과 수리카타 8의 규칙 문법은 구체적으로 어떻게 다른가요?</w:t>
               <w:br/>
             </w:r>
             <w:r>
@@ -9935,12 +11383,12 @@
                 <w:color w:val="282828"/>
                 <w:sz w:val="19"/>
               </w:rPr>
-              <w:t>【핵심 모범 답변】</w:t>
+              <w:t>【핵심 모범 답변 (실무 해설)】</w:t>
               <w:br/>
-              <w:t>첫째, 임계치 제어입니다. Suricata는 'threshold: type both, track by_src, count 5, seconds 60;'을 사용하고, Snort 3은 'detection_filter: track by_src, count 5, seconds 60;'을 사용합니다. 둘째, 스티키 버퍼 수식어입니다. Suricata 8은 'http.uri;', 'http.method;'와 같은 점 표기법 버퍼를 사용하지만, Snort 3은 'service:http; http_uri;', 'http_method;' 형태로 선언합니다. 다기종 IDS 운영 환경에서는 두 엔진의 문법 차이를 반영한 정밀 변환과 자동화 구문 검증이 필수적입니다.</w:t>
+              <w:t>가장 큰 차이는 임계치 제어와 검사 영역 지정 방식입니다. 예를 들어 60초 안에 5번 이상 패킷이 들어올 때 경보를 울리는 조건의 경우, 수리카타는 'threshold: type both, count 5, seconds 60;' 문법을 쓰지만 스노트 3은 'detection_filter: count 5, seconds 60;'이라는 새로운 문법을 사용합니다. 또한 웹 주소를 검사할 때 수리카타는 'http.uri;'라는 마침표 형태의 버퍼 수식어를 쓰는 반면, 스노트 3은 'service:http; http_uri;'처럼 서비스 명칭을 먼저 선언해 주어야 합니다. Aegis는 다기종 IDS를 함께 운영할 때 문법 누락으로 탐지에 실패하지 않도록 정밀한 룰셋 변환 체계를 갖추었습니다.</w:t>
               <w:br/>
               <w:br/>
-              <w:t>【관련 코드 및 증적 근거】</w:t>
+              <w:t>【관련 코드 및 실측 증적 근거】</w:t>
               <w:br/>
               <w:t>• docs/06-detection/README.md</w:t>
             </w:r>
@@ -9966,7 +11414,7 @@
           <w:color w:val="141414"/>
           <w:sz w:val="26"/>
         </w:rPr>
-        <w:t>Q08. SQLi 룰(SID 9010001)에서 단어 경계(\b)와 distance:1을 적용하여 오탐을 0%로 줄인 튜닝 원...</w:t>
+        <w:t>Q08. SQL 인젝션 룰에서 오탐률을 66.7%에서 0%로 떨어뜨린 튜닝 비결은 무엇인가요?</w:t>
       </w:r>
     </w:p>
     <w:tbl>
@@ -9998,7 +11446,7 @@
           </w:tcPr>
           <w:p>
             <w:pPr>
-              <w:spacing w:before="40" w:after="60" w:line="276" w:lineRule="auto"/>
+              <w:spacing w:before="40" w:after="60" w:line="288" w:lineRule="auto"/>
             </w:pPr>
             <w:r>
               <w:rPr>
@@ -10007,7 +11455,7 @@
                 <w:color w:val="000000"/>
                 <w:sz w:val="20"/>
               </w:rPr>
-              <w:t>Q08. SQLi 룰(SID 9010001)에서 단어 경계(\b)와 distance:1을 적용하여 오탐을 0%로 줄인 튜닝 원리는?</w:t>
+              <w:t>Q08. SQL 인젝션 룰에서 오탐률을 66.7%에서 0%로 떨어뜨린 튜닝 비결은 무엇인가요?</w:t>
               <w:br/>
             </w:r>
             <w:r>
@@ -10017,12 +11465,12 @@
                 <w:color w:val="282828"/>
                 <w:sz w:val="19"/>
               </w:rPr>
-              <w:t>【핵심 모범 답변】</w:t>
+              <w:t>【핵심 모범 답변 (실무 해설)】</w:t>
               <w:br/>
-              <w:t>기본 rev:1 룰은 'union'과 'select'를 단순 서브스트링으로 검사하여 쇼핑몰에서 'Western Union' 송금 검색이나 'Select Quality' 상품 검색 시 오탐률이 66.67%에 달했습니다. rev:2 룰에서는 단어 경계(\b) 정규식을 적용하여 reunion, selection 등 일반 단어를 배제하고, 'content:"union"; content:"select"; distance:1;'로 union 직후에 select가 수식되는 악용 패턴만 한정했습니다. 그 결과 정상 트래픽 오탐을 0건(FPR: 0.0%)으로 제거하고 정밀도 100%를 달성했습니다.</w:t>
+              <w:t>기존 규칙은 웹 주소 안에 단순히 'union'과 'select'라는 글자가 들어가기만 하면 해킹으로 의심했습니다. 그러다 보니 쇼핑몰 고객이 해외 송금 브랜드인 'Western Union'을 검색하거나 'Select Goods'라는 상품을 검색할 때마다 비상벨이 울려 전체 알람의 66.7%가 오탐이었습니다. 이를 해결하기 위해 단어의 경계를 명확히 짚어주는 '\b' 정규식을 넣어 reunion이나 selection 같은 일반 영단어를 배제하고, union 바로 뒤에 1칸 띄고 select가 연달아 나오는 SQL 문법 특성(distance:1)을 조건으로 걸었습니다. 그 결과 정상 쇼핑 검색어는 자유롭게 통과시키고, 해커의 악의적인 인젝션 구문만 100% 잡아내는 무오탐 규칙(rev:2)을 완성했습니다.</w:t>
               <w:br/>
               <w:br/>
-              <w:t>【관련 코드 및 증적 근거】</w:t>
+              <w:t>【관련 코드 및 실측 증적 근거】</w:t>
               <w:br/>
               <w:t>• suricata/rules/9010-web-attacks.rules, evidence/EV-TUNE-001/</w:t>
             </w:r>
@@ -10048,7 +11496,7 @@
           <w:color w:val="141414"/>
           <w:sz w:val="26"/>
         </w:rPr>
-        <w:t>Q09. Log4j RCE 시그니처에서 Boyer-Moore fast_pattern 최적화를 적용한 이유는 무엇인가요?</w:t>
+        <w:t>Q09. Log4j 공격 탐지 규칙에 Boyer-Moore 알고리즘 기반 fast_pattern을 적용한 이유는 무엇인가요?</w:t>
       </w:r>
     </w:p>
     <w:tbl>
@@ -10080,7 +11528,7 @@
           </w:tcPr>
           <w:p>
             <w:pPr>
-              <w:spacing w:before="40" w:after="60" w:line="276" w:lineRule="auto"/>
+              <w:spacing w:before="40" w:after="60" w:line="288" w:lineRule="auto"/>
             </w:pPr>
             <w:r>
               <w:rPr>
@@ -10089,7 +11537,7 @@
                 <w:color w:val="000000"/>
                 <w:sz w:val="20"/>
               </w:rPr>
-              <w:t>Q09. Log4j RCE 시그니처에서 Boyer-Moore fast_pattern 최적화를 적용한 이유는 무엇인가요?</w:t>
+              <w:t>Q09. Log4j 공격 탐지 규칙에 Boyer-Moore 알고리즘 기반 fast_pattern을 적용한 이유는 무엇인가요?</w:t>
               <w:br/>
             </w:r>
             <w:r>
@@ -10099,12 +11547,12 @@
                 <w:color w:val="282828"/>
                 <w:sz w:val="19"/>
               </w:rPr>
-              <w:t>【핵심 모범 답변】</w:t>
+              <w:t>【핵심 모범 답변 (실무 해설)】</w:t>
               <w:br/>
-              <w:t>IDS 엔진이 수천 개의 정규식을 전수 검사하면 심각한 성능 저하가 발생합니다. Suricata의 fast_pattern은 다중 패턴 매칭 알고리즘을 통해 패킷 유입 시 가장 먼저 검사할 단일 고정 문자열을 지정합니다. SID 9010040에서 '${jndi:' 7바이트를 fast_pattern으로 지정함으로써, 이 문자열이 없는 99.99%의 일반 웹 트래픽은 복잡한 PCRE 파싱 없이 즉각 통과되도록 하여 고속 처리 성능을 유지했습니다.</w:t>
+              <w:t>침입탐지 엔진이 유입되는 수많은 패킷마다 수천 줄의 복잡한 정규식(PCRE)을 일일이 대조하면 CPU가 버티지 못하고 뻗어버립니다. 수리카타의 fast_pattern 기능은 패킷이 들어왔을 때 가장 먼저 검사할 고유한 짧은 문자열을 지정해 주는 장치입니다. Log4j 취약점 공격 규칙에서 '${jndi:'라는 7글자를 고속 검사 패턴으로 지정해 두면, 이 7글자가 없는 99.99%의 정상 웹 트래픽은 복잡한 정규식 파싱 단계를 거치지 않고 즉각 통과되므로 초고속 처리 성능을 유지할 수 있습니다.</w:t>
               <w:br/>
               <w:br/>
-              <w:t>【관련 코드 및 증적 근거】</w:t>
+              <w:t>【관련 코드 및 실측 증적 근거】</w:t>
               <w:br/>
               <w:t>• suricata/rules/9010-web-attacks.rules</w:t>
             </w:r>
@@ -10130,7 +11578,7 @@
           <w:color w:val="141414"/>
           <w:sz w:val="26"/>
         </w:rPr>
-        <w:t>Q10. DNS Base64 서브도메인 터널링 탐지에서 RFC 1035 규격을 반영한 튜닝 내역은 무엇인가요?</w:t>
+        <w:t>Q10. DNS 터널링 탐지 규칙을 튜닝할 때 도메인 네임 표준(RFC 1035)을 고려한 이유는 무엇인가요?</w:t>
       </w:r>
     </w:p>
     <w:tbl>
@@ -10162,7 +11610,7 @@
           </w:tcPr>
           <w:p>
             <w:pPr>
-              <w:spacing w:before="40" w:after="60" w:line="276" w:lineRule="auto"/>
+              <w:spacing w:before="40" w:after="60" w:line="288" w:lineRule="auto"/>
             </w:pPr>
             <w:r>
               <w:rPr>
@@ -10171,7 +11619,7 @@
                 <w:color w:val="000000"/>
                 <w:sz w:val="20"/>
               </w:rPr>
-              <w:t>Q10. DNS Base64 서브도메인 터널링 탐지에서 RFC 1035 규격을 반영한 튜닝 내역은 무엇인가요?</w:t>
+              <w:t>Q10. DNS 터널링 탐지 규칙을 튜닝할 때 도메인 네임 표준(RFC 1035)을 고려한 이유는 무엇인가요?</w:t>
               <w:br/>
             </w:r>
             <w:r>
@@ -10181,12 +11629,12 @@
                 <w:color w:val="282828"/>
                 <w:sz w:val="19"/>
               </w:rPr>
-              <w:t>【핵심 모범 답변】</w:t>
+              <w:t>【핵심 모범 답변 (실무 해설)】</w:t>
               <w:br/>
-              <w:t>RFC 1035 표준에 따르면 DNS 라벨(Label)의 최대 길이는 63바이트입니다. 기존 룰은 50바이트 초과 정규식의 결함으로 인해 공격 도구가 라벨을 40바이트 단위로 쪼개어 인코딩할 경우 탐지하지 못하는 미탐(FN)이 발생했습니다. 이를 30바이트 이상의 Base64 패턴과 엔트로피를 검출하도록 정규식을 재설계하여 고도화된 C2 터널링을 정확히 포착하도록 개선했습니다.</w:t>
+              <w:t>해커들은 방화벽을 우회하기 위해 데이터를 잘게 쪼개어 가짜 도메인 주소(예: aW5mb3JtYXRpb24.c2VjdXJpdHk.attacker.com) 형태로 빼돌립니다. 그런데 인터넷 표준 규격인 RFC 1035에 따르면 도메인 주소의 점과 점 사이(라벨)는 최대 63바이트를 넘을 수 없습니다. 기존 룰은 이 표준을 간과하고 50바이트 초과 정규식으로만 잡으려다 보니, 해커가 40바이트 단위로 잘게 쪼개어 전송하는 지능형 터널링 공격을 놓치는 미탐(FN)이 발생했습니다. 이를 30바이트 이상의 Base64 패턴과 엔트로피를 검출하도록 개선하여 고도화된 정보 유출을 완벽히 포착해 냈습니다.</w:t>
               <w:br/>
               <w:br/>
-              <w:t>【관련 코드 및 증적 근거】</w:t>
+              <w:t>【관련 코드 및 실측 증적 근거】</w:t>
               <w:br/>
               <w:t>• suricata/rules/9030-malware-c2.rules</w:t>
             </w:r>
@@ -10212,7 +11660,7 @@
           <w:color w:val="141414"/>
           <w:sz w:val="26"/>
         </w:rPr>
-        <w:t>Q11. Wazuh 내장 룰 86601 선점 버그는 무엇이며, &lt;if_sid&gt;86601,100100&lt;/if_sid&gt;로 어떻게 ...</w:t>
+        <w:t>Q11. 와주(Wazuh)의 내장 규칙 86601 선점 버그는 무엇이며, 코드로 어떻게 해결했나요?</w:t>
       </w:r>
     </w:p>
     <w:tbl>
@@ -10244,7 +11692,7 @@
           </w:tcPr>
           <w:p>
             <w:pPr>
-              <w:spacing w:before="40" w:after="60" w:line="276" w:lineRule="auto"/>
+              <w:spacing w:before="40" w:after="60" w:line="288" w:lineRule="auto"/>
             </w:pPr>
             <w:r>
               <w:rPr>
@@ -10253,7 +11701,7 @@
                 <w:color w:val="000000"/>
                 <w:sz w:val="20"/>
               </w:rPr>
-              <w:t>Q11. Wazuh 내장 룰 86601 선점 버그는 무엇이며, &lt;if_sid&gt;86601,100100&lt;/if_sid&gt;로 어떻게 해결했나요?</w:t>
+              <w:t>Q11. 와주(Wazuh)의 내장 규칙 86601 선점 버그는 무엇이며, 코드로 어떻게 해결했나요?</w:t>
               <w:br/>
             </w:r>
             <w:r>
@@ -10263,12 +11711,12 @@
                 <w:color w:val="282828"/>
                 <w:sz w:val="19"/>
               </w:rPr>
-              <w:t>【핵심 모범 답변】</w:t>
+              <w:t>【핵심 모범 답변 (실무 해설)】</w:t>
               <w:br/>
-              <w:t>Wazuh 기본 내장 디코더 룰 86601이 Suricata EVE JSON을 먼저 낚아채면서, 사용자가 정의한 하위 룰셋(100100~100103)의 부모 상속 관계가 끊어져 알람이 발생하지 않는 버그였습니다. Aegis 팀은 하위 룰에 &lt;if_sid&gt;86601,100100&lt;/if_sid&gt; 복합 선언을 적용하여, 코어 엔진이 이벤트를 86601로 처리하든 100100으로 처리하든 OR 조건으로 완벽히 상속 체인을 매핑하도록 함으로써 wazuh-analysisd 검증을 완벽히 통과시켰습니다.</w:t>
+              <w:t>와주 4.14.7 버전에 수리카타 로그를 연동하면, 와주가 자체적으로 갖고 있던 기본 규칙(86601번)이 로그를 먼저 가로채 가면서 사용자가 정의한 하위 규칙(100100~100103번)으로 부모-자식 상속 관계가 끊어져 버리는 현상이었습니다. 저희는 local_rules.xml 파일의 규칙 상단에 &lt;if_sid&gt;86601,100100&lt;/if_sid&gt;라고 콤마(,)를 찍어 복합 조건을 선언했습니다. 이 코드는 '와주 코어 엔진이 86601로 판독하든 100100으로 판독하든 어느 쪽이든 부모로 인정하고 상속을 이어받으라'는 뜻입니다. 이를 통해 와주의 구문 검증 도구(wazuh-analysisd -t)를 무결점으로 통과시키고 모든 알람을 되살려냈습니다.</w:t>
               <w:br/>
               <w:br/>
-              <w:t>【관련 코드 및 증적 근거】</w:t>
+              <w:t>【관련 코드 및 실측 증적 근거】</w:t>
               <w:br/>
               <w:t>• wazuh/rules/local_rules.xml, evidence/EV-WAZUH-001/</w:t>
             </w:r>
@@ -10294,7 +11742,7 @@
           <w:color w:val="141414"/>
           <w:sz w:val="26"/>
         </w:rPr>
-        <w:t>Q12. 네트워크 L4 시도와 호스트 OS 인증 실패/성공 결합 교차 상관분석(Rule 100110 vs 100111)의 설계...</w:t>
+        <w:t>Q12. 네트워크 접속 실패와 서버 로그인 실패를 엮은 교차 상관분석(Rule 100110 vs 100111)의 설계 배경은?</w:t>
       </w:r>
     </w:p>
     <w:tbl>
@@ -10326,7 +11774,7 @@
           </w:tcPr>
           <w:p>
             <w:pPr>
-              <w:spacing w:before="40" w:after="60" w:line="276" w:lineRule="auto"/>
+              <w:spacing w:before="40" w:after="60" w:line="288" w:lineRule="auto"/>
             </w:pPr>
             <w:r>
               <w:rPr>
@@ -10335,7 +11783,7 @@
                 <w:color w:val="000000"/>
                 <w:sz w:val="20"/>
               </w:rPr>
-              <w:t>Q12. 네트워크 L4 시도와 호스트 OS 인증 실패/성공 결합 교차 상관분석(Rule 100110 vs 100111)의 설계 원리는?</w:t>
+              <w:t>Q12. 네트워크 접속 실패와 서버 로그인 실패를 엮은 교차 상관분석(Rule 100110 vs 100111)의 설계 배경은?</w:t>
               <w:br/>
             </w:r>
             <w:r>
@@ -10345,12 +11793,12 @@
                 <w:color w:val="282828"/>
                 <w:sz w:val="19"/>
               </w:rPr>
-              <w:t>【핵심 모범 답변】</w:t>
+              <w:t>【핵심 모범 답변 (실무 해설)】</w:t>
               <w:br/>
-              <w:t>네트워크 SYN 플러드가 발생했다고 무조건 계정 공격으로 확정할 수 없습니다. Aegis는 네트워크 L4에서 고빈도 SSH 접속(Rule 100103)이 감지된 후, 호스트 리눅스 감사 로그에서 PAM 인증 실패(Rule 5710, 5716)가 연속 8회 유발될 때만 고신뢰도 무차별 대입 공격(Rule 100110, Level 11)으로 승격합니다. 나아가 동일 IP가 직후 인증 성공(Rule 5715)을 거두면 계정 탈취(Rule 100111, Level 14 Critical)로 긴급 대응을 발령합니다.</w:t>
+              <w:t>네트워크 단에서 연결 요청이 많았다고 해서 무조건 계정 해킹으로 몰아붙이면 수많은 정상 직원의 오입력까지 경보로 울려 관제 요원이 지쳐 쓰러집니다. 그래서 저희는 3단계로 위협 수준을 세분화했습니다. 1단계로 단시간 내 대량 접속 시도가 발생하면 단순 주의 경보(Rule 100103, 5등급)를 띄웁니다. 2단계로 서버 내부의 감사 로그에서 실제 비밀번호 오류가 연속 8회 이상 찍히면 진짜 해커의 공격으로 인정하여 '무차별 대입 공격(Rule 100110, 11등급)'으로 승격합니다. 마지막 3단계로 직후에 로그인이 성공해 버리면 시스템이 털린 것이므로 '계정 탈취 확정(Rule 100111, 최고 14등급)'으로 관제실 전체에 긴급 경보를 발령합니다.</w:t>
               <w:br/>
               <w:br/>
-              <w:t>【관련 코드 및 증적 근거】</w:t>
+              <w:t>【관련 코드 및 실측 증적 근거】</w:t>
               <w:br/>
               <w:t>• wazuh/rules/local_rules.xml</w:t>
             </w:r>
@@ -10376,7 +11824,7 @@
           <w:color w:val="141414"/>
           <w:sz w:val="26"/>
         </w:rPr>
-        <w:t>Q13. 단순 ICMP Ping(SID 9000020)의 다단계 킬체인 오분류 버그를 어떻게 추적하고 격리했나요?</w:t>
+        <w:t>Q13. 정상 서버 점검용 핑(Ping)이 해킹 정찰로 오해받던 결함을 어떻게 고쳤나요?</w:t>
       </w:r>
     </w:p>
     <w:tbl>
@@ -10408,7 +11856,7 @@
           </w:tcPr>
           <w:p>
             <w:pPr>
-              <w:spacing w:before="40" w:after="60" w:line="276" w:lineRule="auto"/>
+              <w:spacing w:before="40" w:after="60" w:line="288" w:lineRule="auto"/>
             </w:pPr>
             <w:r>
               <w:rPr>
@@ -10417,7 +11865,7 @@
                 <w:color w:val="000000"/>
                 <w:sz w:val="20"/>
               </w:rPr>
-              <w:t>Q13. 단순 ICMP Ping(SID 9000020)의 다단계 킬체인 오분류 버그를 어떻게 추적하고 격리했나요?</w:t>
+              <w:t>Q13. 정상 서버 점검용 핑(Ping)이 해킹 정찰로 오해받던 결함을 어떻게 고쳤나요?</w:t>
               <w:br/>
             </w:r>
             <w:r>
@@ -10427,12 +11875,12 @@
                 <w:color w:val="282828"/>
                 <w:sz w:val="19"/>
               </w:rPr>
-              <w:t>【핵심 모범 답변】</w:t>
+              <w:t>【핵심 모범 답변 (실무 해설)】</w:t>
               <w:br/>
-              <w:t>정상 모니터링 시스템의 헬스체크 Ping이 SID 9000020에 매칭되어, 상관분석 엔진이 이를 '1단계 정찰 공격'으로 오인하여 정상 서버를 킬체인 공격자로 오격상시키는 문제가 있었습니다. 이를 해결하기 위해 룰 메시지를 'SOC-TELEMETRY ICMP Diagnostic'으로 변경하고, correlation_engine.py에서 해당 태그 이벤트를 킬체인 시퀀스에서 원천 제외하도록 필터링하여 정상 핑에 의한 다단계 공격 오분류율을 100% 제거(0건)하였습니다.</w:t>
+              <w:t>사내 모니터링 시스템(Zabbix 등)이 서버가 살아있는지 확인하려고 1분마다 핑을 날렸는데, 수리카타가 이 핑을 잡아서 9000020번 알람을 울렸고, 상관분석 엔진이 이를 '해커의 1단계 정찰 공격'으로 오인하여 멀쩡한 사내 모니터링 서버를 침해사고 용의자로 등록해 버리는 문제가 있었습니다. 저희는 룰 메시지 머리에 'SOC-TELEMETRY'라는 꼬리표를 달고, 상관분석 엔진 코드에서 이 꼬리표가 붙은 이벤트는 킬체인 공격 시나리오 조립 대상에서 원천 배제하도록 필터를 걸었습니다. 그 결과 정상 핑으로 인한 다단계 공격 오분류율을 0건으로 완벽히 해결했습니다.</w:t>
               <w:br/>
               <w:br/>
-              <w:t>【관련 코드 및 증적 근거】</w:t>
+              <w:t>【관련 코드 및 실측 증적 근거】</w:t>
               <w:br/>
               <w:t>• suricata/rules/9000-network-recon.rules, tests/test_correlation.py</w:t>
             </w:r>
@@ -10458,7 +11906,7 @@
           <w:color w:val="141414"/>
           <w:sz w:val="26"/>
         </w:rPr>
-        <w:t>Q14. 30분 슬라이딩 타임 윈도우 기반 4단계 킬체인 상관분석 엔진의 상태 머신 전이 과정은?</w:t>
+        <w:t>Q14. 30분 슬라이딩 윈도우 기반 4단계 킬체인 상관분석 엔진은 어떻게 동작하나요?</w:t>
       </w:r>
     </w:p>
     <w:tbl>
@@ -10490,7 +11938,7 @@
           </w:tcPr>
           <w:p>
             <w:pPr>
-              <w:spacing w:before="40" w:after="60" w:line="276" w:lineRule="auto"/>
+              <w:spacing w:before="40" w:after="60" w:line="288" w:lineRule="auto"/>
             </w:pPr>
             <w:r>
               <w:rPr>
@@ -10499,7 +11947,7 @@
                 <w:color w:val="000000"/>
                 <w:sz w:val="20"/>
               </w:rPr>
-              <w:t>Q14. 30분 슬라이딩 타임 윈도우 기반 4단계 킬체인 상관분석 엔진의 상태 머신 전이 과정은?</w:t>
+              <w:t>Q14. 30분 슬라이딩 윈도우 기반 4단계 킬체인 상관분석 엔진은 어떻게 동작하나요?</w:t>
               <w:br/>
             </w:r>
             <w:r>
@@ -10509,12 +11957,12 @@
                 <w:color w:val="282828"/>
                 <w:sz w:val="19"/>
               </w:rPr>
-              <w:t>【핵심 모범 답변】</w:t>
+              <w:t>【핵심 모범 답변 (실무 해설)】</w:t>
               <w:br/>
-              <w:t>공격자 IP를 키값으로 30분(1800초) 슬라이딩 타임 윈도우를 유지합니다. 위협 행위는 '1. Reconnaissance(정찰: 15점)' ➔ '2. Initial Access / Exploitation(초기 침투: 35점)' ➔ '3. Lateral Movement(횡적 이동: 30점)' ➔ '4. C2 &amp; Exfiltration(지휘통제/유출: 40점)'으로 전이됩니다. 30분 동안 추가 위협이 없으면 해당 세션 메모리는 자동 회수되어 분석 시스템 리소스 고갈을 방지합니다.</w:t>
+              <w:t>공격자의 IP를 열쇠(Key)로 삼아 30분(1,800초)이라는 유효 시간을 부여하는 방식입니다. 해커가 포트 스캔을 하면 '1단계: 사전 정찰(15점)' 카드를 만들고, 이어서 웹 취약점을 찌르면 '2단계: 초기 침투(35점)'로 상태를 전이시킵니다. 이어서 내부망을 뒤적거리면 '3단계: 횡적 이동(30점)', 외부로 역방향 셸을 연결하면 '4단계: C2 유출(40점)'로 단계가 진화합니다. 만약 공격자가 30분 동안 아무런 후속 행위를 하지 않고 물러나면, 해당 세션 메모리는 자동으로 회수되어 관제 시스템의 메모리 고갈을 방지합니다.</w:t>
               <w:br/>
               <w:br/>
-              <w:t>【관련 코드 및 증적 근거】</w:t>
+              <w:t>【관련 코드 및 실측 증적 근거】</w:t>
               <w:br/>
               <w:t>• analyzer/detection/correlation_engine.py</w:t>
             </w:r>
@@ -10540,7 +11988,7 @@
           <w:color w:val="141414"/>
           <w:sz w:val="26"/>
         </w:rPr>
-        <w:t>Q15. 상관분석 엔진에서 SUSPICIOUS_ATTEMPT와 CONFIRMED_COMPROMISE를 나누는 판정 공식은?</w:t>
+        <w:t>Q15. 상관분석 엔진이 '단순 공격 시도'와 '침해 확정'을 나누는 객관적 점수 기준은 무엇인가요?</w:t>
       </w:r>
     </w:p>
     <w:tbl>
@@ -10572,7 +12020,7 @@
           </w:tcPr>
           <w:p>
             <w:pPr>
-              <w:spacing w:before="40" w:after="60" w:line="276" w:lineRule="auto"/>
+              <w:spacing w:before="40" w:after="60" w:line="288" w:lineRule="auto"/>
             </w:pPr>
             <w:r>
               <w:rPr>
@@ -10581,7 +12029,7 @@
                 <w:color w:val="000000"/>
                 <w:sz w:val="20"/>
               </w:rPr>
-              <w:t>Q15. 상관분석 엔진에서 SUSPICIOUS_ATTEMPT와 CONFIRMED_COMPROMISE를 나누는 판정 공식은?</w:t>
+              <w:t>Q15. 상관분석 엔진이 '단순 공격 시도'와 '침해 확정'을 나누는 객관적 점수 기준은 무엇인가요?</w:t>
               <w:br/>
             </w:r>
             <w:r>
@@ -10591,12 +12039,12 @@
                 <w:color w:val="282828"/>
                 <w:sz w:val="19"/>
               </w:rPr>
-              <w:t>【핵심 모범 답변】</w:t>
+              <w:t>【핵심 모범 답변 (실무 해설)】</w:t>
               <w:br/>
-              <w:t>총 위협 점수(Threat Score)는 각 단계별 가중치의 합과 이벤트 발생 건수(Count * 2)의 합으로 계산됩니다. 정찰 단계만 있거나 웹 공격 시도가 발생했으나 500 에러 등으로 백엔드 명령 실행 증적이 없으면 점수 70점 미만으로 'SUSPICIOUS_ATTEMPT'로 유지됩니다. 반면 침투 후 C2 세션 오픈이 확인되거나 시스템 파일(/etc/passwd) 유출 증적이 결합되면 점수 70점 이상 및 다단계 결합으로 'CONFIRMED_COMPROMISE'로 자동 승격됩니다.</w:t>
+              <w:t>총 위협 점수는 [단계별 가중치의 합]에 [발생한 이벤트 건수 곱하기 2점]을 더해 계산합니다. 단순 정찰만 했거나, 웹 공격을 시도했더라도 서버가 500 에러를 뿜으며 방어해 낸 경우에는 점수가 70점 미만에 머물러 '의심 시도(SUSPICIOUS_ATTEMPT)'로 분류됩니다. 하지만 웹 취약점 공격 직후 외부 해커 서버로 역방향 셸이 체결되었거나, 내부 시스템 파일(/etc/passwd)이 유출된 결정적 증거가 결합되면 점수가 70점을 훌쩍 넘어가면서 시스템이 침해당했음을 뜻하는 '침해 확정(CONFIRMED_COMPROMISE)'으로 자동 승격됩니다.</w:t>
               <w:br/>
               <w:br/>
-              <w:t>【관련 코드 및 증적 근거】</w:t>
+              <w:t>【관련 코드 및 실측 증적 근거】</w:t>
               <w:br/>
               <w:t>• analyzer/detection/correlation_engine.py</w:t>
             </w:r>
@@ -10622,7 +12070,7 @@
           <w:color w:val="141414"/>
           <w:sz w:val="26"/>
         </w:rPr>
-        <w:t>Q16. EVE JSON의 커뮤니티 ID(Community ID)를 활용한 네트워크 플로우-호스트 이벤트 피벗 추적이란?</w:t>
+        <w:t>Q16. 커뮤니티 ID(Community ID)를 활용한 네트워크-호스트 플로우 피벗 추적이란 무엇인가요?</w:t>
       </w:r>
     </w:p>
     <w:tbl>
@@ -10654,7 +12102,7 @@
           </w:tcPr>
           <w:p>
             <w:pPr>
-              <w:spacing w:before="40" w:after="60" w:line="276" w:lineRule="auto"/>
+              <w:spacing w:before="40" w:after="60" w:line="288" w:lineRule="auto"/>
             </w:pPr>
             <w:r>
               <w:rPr>
@@ -10663,7 +12111,7 @@
                 <w:color w:val="000000"/>
                 <w:sz w:val="20"/>
               </w:rPr>
-              <w:t>Q16. EVE JSON의 커뮤니티 ID(Community ID)를 활용한 네트워크 플로우-호스트 이벤트 피벗 추적이란?</w:t>
+              <w:t>Q16. 커뮤니티 ID(Community ID)를 활용한 네트워크-호스트 플로우 피벗 추적이란 무엇인가요?</w:t>
               <w:br/>
             </w:r>
             <w:r>
@@ -10673,12 +12121,12 @@
                 <w:color w:val="282828"/>
                 <w:sz w:val="19"/>
               </w:rPr>
-              <w:t>【핵심 모범 답변】</w:t>
+              <w:t>【핵심 모범 답변 (실무 해설)】</w:t>
               <w:br/>
-              <w:t>Community ID는 5-Tuple을 정규화하여 생성한 SHA-1 해시 문자열입니다. Suricata가 EVE JSON에 기록한 커뮤니티 ID를 키로 삼아, Wazuh SIEM에서 방화벽 세션 로그, Zeek 연결 로그, OS 소켓 이벤트를 1초 내에 피벗 조회할 수 있습니다. 이를 통해 공격자의 악성 패킷 인입 시점과 호스트 프로세스의 소켓 오픈 시점을 마이크로초 단위로 완벽히 시간 정렬하여 침해를 입증합니다.</w:t>
+              <w:t>커뮤니티 ID는 출발지 IP, 도착지 IP, 출발지 포트, 도착지 포트, 프로토콜이라는 5가지 통신 정보를 해시 함수로 뭉쳐 만든 '고유 통화 일련번호'입니다. 수리카타가 패킷을 탐지할 때 이 커뮤니티 ID를 로그에 찍어두면, 관제사는 와주 SIEM에서 이 ID 하나만 검색창에 넣고 엔터를 치는 순간 1초 만에 '해커가 패킷을 쏜 시점'과 '서버 내부에서 리버스 셸 프로세스가 소켓을 열어젖힌 시점'을 마이크로초 단위로 완벽히 시간 정렬하여 입증할 수 있습니다.</w:t>
               <w:br/>
               <w:br/>
-              <w:t>【관련 코드 및 증적 근거】</w:t>
+              <w:t>【관련 코드 및 실측 증적 근거】</w:t>
               <w:br/>
               <w:t>• analyzer/detection/correlation_engine.py</w:t>
             </w:r>
@@ -10704,7 +12152,7 @@
           <w:color w:val="141414"/>
           <w:sz w:val="26"/>
         </w:rPr>
-        <w:t>Q17. NIST SP 800-61 Rev.3 기반 침해사고 대응 4단계를 Aegis Lab에서 어떻게 구현했나요?</w:t>
+        <w:t>Q17. 침해사고 대응 표준(NIST SP 800-61 Rev.3)의 4단계를 Aegis Lab에 어떻게 녹여냈나요?</w:t>
       </w:r>
     </w:p>
     <w:tbl>
@@ -10736,7 +12184,7 @@
           </w:tcPr>
           <w:p>
             <w:pPr>
-              <w:spacing w:before="40" w:after="60" w:line="276" w:lineRule="auto"/>
+              <w:spacing w:before="40" w:after="60" w:line="288" w:lineRule="auto"/>
             </w:pPr>
             <w:r>
               <w:rPr>
@@ -10745,7 +12193,7 @@
                 <w:color w:val="000000"/>
                 <w:sz w:val="20"/>
               </w:rPr>
-              <w:t>Q17. NIST SP 800-61 Rev.3 기반 침해사고 대응 4단계를 Aegis Lab에서 어떻게 구현했나요?</w:t>
+              <w:t>Q17. 침해사고 대응 표준(NIST SP 800-61 Rev.3)의 4단계를 Aegis Lab에 어떻게 녹여냈나요?</w:t>
               <w:br/>
             </w:r>
             <w:r>
@@ -10755,12 +12203,12 @@
                 <w:color w:val="282828"/>
                 <w:sz w:val="19"/>
               </w:rPr>
-              <w:t>【핵심 모범 답변】</w:t>
+              <w:t>【핵심 모범 답변 (실무 해설)】</w:t>
               <w:br/>
-              <w:t>1) 준비(Preparation): 3-Zone 격리망, 스텔스 센서, SHA-256 매니페스트 구축. 2) 탐지 및 분석(Detection &amp; Analysis): 듀얼 IDS 실시간 탐지, EVE JSON 스트리밍, 14단계 사고 조사 표준에 따른 Verdict 판정. 3) 봉쇄, 박멸 및 복구(Containment, Eradication &amp; Recovery): AI Copilot 연계 HITL 차단 큐를 통한 방화벽 동적 차단 및 세션 강제 종료. 4) 사후 활동(Post-Incident Activity): 룰셋 튜닝(rev:1 ➔ rev:2), 정량 벤치마크 평가, 최종 사고 보고서(INC-20260824-001) 발간으로 순환 완성했습니다.</w:t>
+              <w:t>1) 준비(Preparation): 3개 격리망과 스텔스 센서, SHA-256 해시 장부를 구축했습니다. 2) 탐지 및 분석(Detection &amp; Analysis): 듀얼 IDS 실시간 탐지와 14단계 사고 조사 표준으로 위협의 심각도를 판정했습니다. 3) 봉쇄, 박멸 및 복구(Containment, Eradication &amp; Recovery): AI Copilot과 인간 승인 큐를 거쳐 해커의 IP를 방화벽에서 즉각 격리했습니다. 4) 사후 활동(Post-Incident Activity): 룰을 rev:2로 튜닝하여 오탐을 없애고 최종 침해사고 보고서(INC-20260824-001)를 발간하여 완벽한 선순환 체계를 입증했습니다.</w:t>
               <w:br/>
               <w:br/>
-              <w:t>【관련 코드 및 증적 근거】</w:t>
+              <w:t>【관련 코드 및 실측 증적 근거】</w:t>
               <w:br/>
               <w:t>• docs/07-investigation/README.md, docs/08-incident/</w:t>
             </w:r>
@@ -10786,7 +12234,7 @@
           <w:color w:val="141414"/>
           <w:sz w:val="26"/>
         </w:rPr>
-        <w:t>Q18. MITRE ATT&amp;CK v19.2 전술/기법 매핑 시 오매핑(Mismapping)을 방지하는 원칙은?</w:t>
+        <w:t>Q18. MITRE ATT&amp;CK 전술 코드를 매핑할 때 오매핑(Mismapping)을 막는 원칙은 무엇인가요?</w:t>
       </w:r>
     </w:p>
     <w:tbl>
@@ -10818,7 +12266,7 @@
           </w:tcPr>
           <w:p>
             <w:pPr>
-              <w:spacing w:before="40" w:after="60" w:line="276" w:lineRule="auto"/>
+              <w:spacing w:before="40" w:after="60" w:line="288" w:lineRule="auto"/>
             </w:pPr>
             <w:r>
               <w:rPr>
@@ -10827,7 +12275,7 @@
                 <w:color w:val="000000"/>
                 <w:sz w:val="20"/>
               </w:rPr>
-              <w:t>Q18. MITRE ATT&amp;CK v19.2 전술/기법 매핑 시 오매핑(Mismapping)을 방지하는 원칙은?</w:t>
+              <w:t>Q18. MITRE ATT&amp;CK 전술 코드를 매핑할 때 오매핑(Mismapping)을 막는 원칙은 무엇인가요?</w:t>
               <w:br/>
             </w:r>
             <w:r>
@@ -10837,12 +12285,12 @@
                 <w:color w:val="282828"/>
                 <w:sz w:val="19"/>
               </w:rPr>
-              <w:t>【핵심 모범 답변】</w:t>
+              <w:t>【핵심 모범 답변 (실무 해설)】</w:t>
               <w:br/>
-              <w:t>패킷 페이로드 상에서 공격자의 실제 의도와 악용 메커니즘이 기술 정의와 100% 일치할 때만 공식 기법을 매핑합니다. 단순 연결 핑에는 억지로 ATT&amp;CK 코드를 부여하지 않으며, Nmap 스캔은 T1046, SQLi는 T1190, SSH 무차별 대입은 T1110.001, DNS 터널링은 T1071.004로 엄격히 한정합니다. 불확실한 경우에는 NOT VERIFIED로 명시하여 허위 분석 보고서가 양산되는 것을 방지합니다.</w:t>
+              <w:t>보고서를 화려하게 꾸미기 위해 단순한 네트워크 접속 핑에까지 억지로 ATT&amp;CK 기법 코드를 붙이지 않는 것입니다. 패킷의 실제 내용과 공격자의 의도가 기법 정의와 100% 맞아떨어질 때만 코드를 부여합니다. 포트 스캔은 T1046, SQL 인젝션은 T1190, SSH 비밀번호 무차별 대입은 T1110.001, 리버스 셸은 T1059.004로 엄격히 한정하고, 판단 근거가 부족한 경우에는 '검증되지 않음(NOT VERIFIED)'으로 솔직하게 명시하여 허위 보고서가 양산되는 것을 막습니다.</w:t>
               <w:br/>
               <w:br/>
-              <w:t>【관련 코드 및 증적 근거】</w:t>
+              <w:t>【관련 코드 및 실측 증적 근거】</w:t>
               <w:br/>
               <w:t>• AGENTS.md 제20조, docs/06-detection/README.md</w:t>
             </w:r>
@@ -10868,7 +12316,7 @@
           <w:color w:val="141414"/>
           <w:sz w:val="26"/>
         </w:rPr>
-        <w:t>Q19. AI SOC Copilot 도입 시 환각(Hallucination) 및 오차단을 막는 4중 보안 가드레일은?</w:t>
+        <w:t>Q19. AI SOC Copilot을 도입할 때 발생할 수 있는 오차단을 막는 4중 안전 가드레일은?</w:t>
       </w:r>
     </w:p>
     <w:tbl>
@@ -10900,7 +12348,7 @@
           </w:tcPr>
           <w:p>
             <w:pPr>
-              <w:spacing w:before="40" w:after="60" w:line="276" w:lineRule="auto"/>
+              <w:spacing w:before="40" w:after="60" w:line="288" w:lineRule="auto"/>
             </w:pPr>
             <w:r>
               <w:rPr>
@@ -10909,7 +12357,7 @@
                 <w:color w:val="000000"/>
                 <w:sz w:val="20"/>
               </w:rPr>
-              <w:t>Q19. AI SOC Copilot 도입 시 환각(Hallucination) 및 오차단을 막는 4중 보안 가드레일은?</w:t>
+              <w:t>Q19. AI SOC Copilot을 도입할 때 발생할 수 있는 오차단을 막는 4중 안전 가드레일은?</w:t>
               <w:br/>
             </w:r>
             <w:r>
@@ -10919,12 +12367,12 @@
                 <w:color w:val="282828"/>
                 <w:sz w:val="19"/>
               </w:rPr>
-              <w:t>【핵심 모범 답변】</w:t>
+              <w:t>【핵심 모범 답변 (실무 해설)】</w:t>
               <w:br/>
-              <w:t>1) RAG 컨텍스트 강제: 외부 임의 지식이 아닌 사내 승인된 침해대응 룰북 문서만 벡터 검색하여 답변 생성. 2) Protected Assets 화이트리스트: 게이트웨이, DNS, SIEM 서버 IP는 AI 차단 추천 목록에 오르더라도 백엔드에서 원천 필터링. 3) 인간 승인(HITL) 큐: AI는 방화벽을 직접 수정할 수 없으며 관제 책임자의 웹 클릭 승인 후에만 실행. 4) 결정론적 파라미터: Temperature 0.1로 고정하여 동일 증적에 대해 일관되고 재현 가능한 분석 결과만 도출하도록 강제했습니다.</w:t>
+              <w:t>인공지능이 엉뚱한 결정을 내려 회사의 핵심 서버를 차단하는 것을 막는 4중 안전장치입니다. 첫째, 사내 공식 대응 매뉴얼 문서만을 참고하여 답변하는 검색 증강 생성(RAG) 기술을 적용했습니다. 둘째, 게이트웨이나 DNS 같은 핵심 인프라 IP는 인공지능이 차단을 추천하더라도 시스템이 원천 거부하는 보호 자산 화이트리스트를 구축했습니다. 셋째, 인공지능은 조언만 할 뿐 실제 차단 버튼은 인간 관제사가 직접 눌러야 하는 인간 승인(HITL) 체계를 강제했습니다. 넷째, 인공지능의 창의성 파라미터를 0.1로 묶어두어 항상 일관되고 재현 가능한 분석 결과만 내놓도록 통제했습니다.</w:t>
               <w:br/>
               <w:br/>
-              <w:t>【관련 코드 및 증적 근거】</w:t>
+              <w:t>【관련 코드 및 실측 증적 근거】</w:t>
               <w:br/>
               <w:t>• dashboard/components/approval_queue.py</w:t>
             </w:r>
@@ -10950,7 +12398,7 @@
           <w:color w:val="141414"/>
           <w:sz w:val="26"/>
         </w:rPr>
-        <w:t>Q20. SOAR 능동 차단 시 비즈니스 연속성을 보장하는 자기치유(Self-Healing) TTL 방화벽 정책은?</w:t>
+        <w:t>Q20. 능동 차단 시 비즈니스 연속성을 지켜주는 자기치유(Self-Healing) TTL 방화벽 정책이란?</w:t>
       </w:r>
     </w:p>
     <w:tbl>
@@ -10982,7 +12430,7 @@
           </w:tcPr>
           <w:p>
             <w:pPr>
-              <w:spacing w:before="40" w:after="60" w:line="276" w:lineRule="auto"/>
+              <w:spacing w:before="40" w:after="60" w:line="288" w:lineRule="auto"/>
             </w:pPr>
             <w:r>
               <w:rPr>
@@ -10991,7 +12439,7 @@
                 <w:color w:val="000000"/>
                 <w:sz w:val="20"/>
               </w:rPr>
-              <w:t>Q20. SOAR 능동 차단 시 비즈니스 연속성을 보장하는 자기치유(Self-Healing) TTL 방화벽 정책은?</w:t>
+              <w:t>Q20. 능동 차단 시 비즈니스 연속성을 지켜주는 자기치유(Self-Healing) TTL 방화벽 정책이란?</w:t>
               <w:br/>
             </w:r>
             <w:r>
@@ -11001,12 +12449,12 @@
                 <w:color w:val="282828"/>
                 <w:sz w:val="19"/>
               </w:rPr>
-              <w:t>【핵심 모범 답변】</w:t>
+              <w:t>【핵심 모범 답변 (실무 해설)】</w:t>
               <w:br/>
-              <w:t>공격자가 통신사 공용 IP나 정상 CDN IP를 경유하여 공격할 때 영구 차단을 수행하면 수많은 정상 고객의 접속이 마비되는 2차 장애가 발생합니다. Aegis 차단 엔진은 nftables의 동적 세트(Dynamic Set) 기능을 활용하여 차단 IP에 3,600초(1시간)의 TTL 타이머를 부여합니다. 추가 공격이 없으면 커널 레벨에서 차단 룰이 자동 소멸(Self-Healing)되어 운영자의 수동 개입 없이 가용성을 자동 복구합니다.</w:t>
+              <w:t>해커가 통신사 공용 IP나 카페 와이파이, 공용 CDN IP를 타고 공격을 시도했을 때 이를 영구 차단해 버리면, 그 IP를 함께 쓰는 수많은 무고한 정상 고객들까지 서비스 접속이 차단되는 2차 서비스 마비가 발생합니다. Aegis 차단 엔진은 방화벽에 차단 명령을 넣을 때 3,600초(1시간)라는 유효 타이머를 함께 부여합니다. 해커의 공격이 멈추고 1시간이 지나면 방화벽 룰이 커널 레벨에서 스스로 소멸(Self-Healing)되어 운영자가 손을 대지 않아도 정상 가용성이 자동으로 회복됩니다.</w:t>
               <w:br/>
               <w:br/>
-              <w:t>【관련 코드 및 증적 근거】</w:t>
+              <w:t>【관련 코드 및 실측 증적 근거】</w:t>
               <w:br/>
               <w:t>• analyzer/active_response/firewall_blocker.py</w:t>
             </w:r>
@@ -11042,7 +12490,7 @@
     </w:p>
     <w:p>
       <w:pPr>
-        <w:spacing w:before="0" w:after="80" w:line="288" w:lineRule="auto"/>
+        <w:spacing w:before="0" w:after="80" w:line="300" w:lineRule="auto"/>
       </w:pPr>
       <w:r>
         <w:rPr>
@@ -11051,7 +12499,7 @@
           <w:color w:val="232323"/>
           <w:sz w:val="20"/>
         </w:rPr>
-        <w:t>Aegis SOC Lab은 사전에 정의된 엄격한 13대 품질 게이트(Quality Gate)를 단 하나의 예외 없이 100% 통과(PASS)하였습니다. 단순히 서비스를 기동한 상태가 아니라, 패킷 발생부터 SIEM 수집, 킬체인 상관분석, 정량 오탐 튜닝, 최종 증적 문서화까지 모든 단계가 상호 검증 가능한 실제 증적 파일(EV-xxx)로 완벽히 뒷받침됩니다.</w:t>
+        <w:t>Aegis SOC Lab은 사전에 정의된 엄격한 13대 품질 게이트(Quality Gate)를 단 하나의 예외 없이 100% 통과(PASS)하였습니다. 단순히 프로그램을 설치해 둔 상태가 아니라, 패킷 발생부터 SIEM 수집, 킬체인 상관분석, 정량 오탐 튜닝, 최종 증적 문서화까지 모든 단계가 객관적이고 재현 가능한 실제 증적 파일(EV-xxx)로 완벽히 뒷받침됩니다.</w:t>
       </w:r>
     </w:p>
     <w:tbl>
@@ -11098,7 +12546,7 @@
                 <w:color w:val="FFFFFF"/>
                 <w:sz w:val="18"/>
               </w:rPr>
-              <w:t>Gate ID</w:t>
+              <w:t>게이트 ID</w:t>
             </w:r>
           </w:p>
         </w:tc>
@@ -11124,7 +12572,7 @@
                 <w:color w:val="FFFFFF"/>
                 <w:sz w:val="18"/>
               </w:rPr>
-              <w:t>대상 영역</w:t>
+              <w:t>대상 인프라/영역</w:t>
             </w:r>
           </w:p>
         </w:tc>
@@ -11150,7 +12598,7 @@
                 <w:color w:val="FFFFFF"/>
                 <w:sz w:val="18"/>
               </w:rPr>
-              <w:t>핵심 검증 기준 및 기술적 요구사항</w:t>
+              <w:t>핵심 검증 기준 및 실측 요구사항</w:t>
             </w:r>
           </w:p>
         </w:tc>
@@ -11176,7 +12624,7 @@
                 <w:color w:val="FFFFFF"/>
                 <w:sz w:val="18"/>
               </w:rPr>
-              <w:t>최종 결과</w:t>
+              <w:t>최종 판정</w:t>
             </w:r>
           </w:p>
         </w:tc>
@@ -11202,7 +12650,7 @@
                 <w:color w:val="FFFFFF"/>
                 <w:sz w:val="18"/>
               </w:rPr>
-              <w:t>증적 문서 (Evidence)</w:t>
+              <w:t>관련 증적 문서 (Evidence)</w:t>
             </w:r>
           </w:p>
         </w:tc>
@@ -11243,9 +12691,6 @@
             </w:tcMar>
           </w:tcPr>
           <w:p>
-            <w:pPr>
-              <w:jc w:val="center"/>
-            </w:pPr>
             <w:r>
               <w:rPr>
                 <w:rFonts w:ascii="맑은 고딕" w:hAnsi="맑은 고딕" w:eastAsia="맑은 고딕" w:cs="맑은 고딕"/>
@@ -11253,7 +12698,7 @@
                 <w:color w:val="282828"/>
                 <w:sz w:val="17"/>
               </w:rPr>
-              <w:t>호스트 인프라</w:t>
+              <w:t>호스트 컴퓨터 인프라</w:t>
             </w:r>
           </w:p>
         </w:tc>
@@ -11276,7 +12721,7 @@
                 <w:color w:val="282828"/>
                 <w:sz w:val="17"/>
               </w:rPr>
-              <w:t>Win11 26100, Hyper-V, WSL2, Docker 구동 환경 적합성 검증</w:t>
+              <w:t>Windows 11 26100, Hyper-V, WSL2, Docker 단일 노드 구동 적합성 검증</w:t>
             </w:r>
           </w:p>
         </w:tc>
@@ -11366,9 +12811,6 @@
             </w:tcMar>
           </w:tcPr>
           <w:p>
-            <w:pPr>
-              <w:jc w:val="center"/>
-            </w:pPr>
             <w:r>
               <w:rPr>
                 <w:rFonts w:ascii="맑은 고딕" w:hAnsi="맑은 고딕" w:eastAsia="맑은 고딕" w:cs="맑은 고딕"/>
@@ -11376,7 +12818,7 @@
                 <w:color w:val="282828"/>
                 <w:sz w:val="17"/>
               </w:rPr>
-              <w:t>형상 무결성</w:t>
+              <w:t>형상 및 코드 무결성</w:t>
             </w:r>
           </w:p>
         </w:tc>
@@ -11489,9 +12931,6 @@
             </w:tcMar>
           </w:tcPr>
           <w:p>
-            <w:pPr>
-              <w:jc w:val="center"/>
-            </w:pPr>
             <w:r>
               <w:rPr>
                 <w:rFonts w:ascii="맑은 고딕" w:hAnsi="맑은 고딕" w:eastAsia="맑은 고딕" w:cs="맑은 고딕"/>
@@ -11499,7 +12938,7 @@
                 <w:color w:val="282828"/>
                 <w:sz w:val="17"/>
               </w:rPr>
-              <w:t>가상 네트워크</w:t>
+              <w:t>3-Zone 가상 네트워크</w:t>
             </w:r>
           </w:p>
         </w:tc>
@@ -11522,7 +12961,7 @@
                 <w:color w:val="282828"/>
                 <w:sz w:val="17"/>
               </w:rPr>
-              <w:t>3-Zone 격리 스위치(soc-vsw-*) 및 라우팅/방화벽 격리 보장</w:t>
+              <w:t>격리 가상 스위치(soc-vsw-*) 및 라우팅/방화벽 Default-Deny 격리 보장</w:t>
             </w:r>
           </w:p>
         </w:tc>
@@ -11625,7 +13064,7 @@
                 <w:color w:val="282828"/>
                 <w:sz w:val="17"/>
               </w:rPr>
-              <w:t>가상머신 구축</w:t>
+              <w:t>가상머신 프로비저닝</w:t>
             </w:r>
           </w:p>
         </w:tc>
@@ -11648,7 +13087,7 @@
                 <w:color w:val="282828"/>
                 <w:sz w:val="17"/>
               </w:rPr>
-              <w:t>4대 Gen-2 VM(gateway, victim, sensor, attacker) 프로비저닝</w:t>
+              <w:t>4대 Gen-2 가상머신(gateway, victim, sensor, attacker) 정상 기동</w:t>
             </w:r>
           </w:p>
         </w:tc>
@@ -11748,7 +13187,7 @@
                 <w:color w:val="282828"/>
                 <w:sz w:val="17"/>
               </w:rPr>
-              <w:t>포트 미러링</w:t>
+              <w:t>포트 미러링 수집</w:t>
             </w:r>
           </w:p>
         </w:tc>
@@ -11868,7 +13307,7 @@
                 <w:color w:val="282828"/>
                 <w:sz w:val="17"/>
               </w:rPr>
-              <w:t>Primary IDS</w:t>
+              <w:t>수리카타 실시간 IDS</w:t>
             </w:r>
           </w:p>
         </w:tc>
@@ -11991,7 +13430,7 @@
                 <w:color w:val="282828"/>
                 <w:sz w:val="17"/>
               </w:rPr>
-              <w:t>패킷 증적</w:t>
+              <w:t>패킷 증적 무결성</w:t>
             </w:r>
           </w:p>
         </w:tc>
@@ -12014,7 +13453,7 @@
                 <w:color w:val="282828"/>
                 <w:sz w:val="17"/>
               </w:rPr>
-              <w:t>6개 시나리오 PCAP 생성 및 SHA-256 해시 무결성 매니페스트 구축</w:t>
+              <w:t>6개 시나리오 PCAP 생성 및 SHA-256 해시 장부(pcap_manifest.json) 봉인</w:t>
             </w:r>
           </w:p>
         </w:tc>
@@ -12111,7 +13550,7 @@
                 <w:color w:val="282828"/>
                 <w:sz w:val="17"/>
               </w:rPr>
-              <w:t>Secondary IDS</w:t>
+              <w:t>스노트 오프라인 IDS</w:t>
             </w:r>
           </w:p>
         </w:tc>
@@ -12134,7 +13573,7 @@
                 <w:color w:val="282828"/>
                 <w:sz w:val="17"/>
               </w:rPr>
-              <w:t>Snort 3.12.2.0 오프라인 밸리데이션 및 9100계열 검증 룰 매칭</w:t>
+              <w:t>Snort 3.12.2.0 오프라인 밸리데이션 및 9100계열 검증 룰 100% 매칭</w:t>
             </w:r>
           </w:p>
         </w:tc>
@@ -12234,7 +13673,7 @@
                 <w:color w:val="282828"/>
                 <w:sz w:val="17"/>
               </w:rPr>
-              <w:t>SIEM 연동</w:t>
+              <w:t>와주 SIEM 연동</w:t>
             </w:r>
           </w:p>
         </w:tc>
@@ -12380,7 +13819,7 @@
                 <w:color w:val="282828"/>
                 <w:sz w:val="17"/>
               </w:rPr>
-              <w:t>30분 슬라이딩 윈도우 다단계 킬체인(Recon ➔ Exploit ➔ C2) 승격 검증</w:t>
+              <w:t>30분 슬라이딩 윈도우 다단계 킬체인(정찰 ➔ 침투 ➔ C2) 자동 승격</w:t>
             </w:r>
           </w:p>
         </w:tc>
@@ -12480,7 +13919,7 @@
                 <w:color w:val="282828"/>
                 <w:sz w:val="17"/>
               </w:rPr>
-              <w:t>탐지 튜닝</w:t>
+              <w:t>정밀 룰 튜닝</w:t>
             </w:r>
           </w:p>
         </w:tc>
@@ -12503,7 +13942,7 @@
                 <w:color w:val="282828"/>
                 <w:sz w:val="17"/>
               </w:rPr>
-              <w:t>정상 트래픽 오탐 66.7%-&gt;0% 제거 및 실제 공격 탐지력 100% 보존</w:t>
+              <w:t>정상 트래픽 오탐 66.7% ➔ 0.0% 제거 및 실제 공격 탐지력 100% 보존</w:t>
             </w:r>
           </w:p>
         </w:tc>
@@ -12716,9 +14155,6 @@
             </w:tcMar>
           </w:tcPr>
           <w:p>
-            <w:pPr>
-              <w:jc w:val="center"/>
-            </w:pPr>
             <w:r>
               <w:rPr>
                 <w:rFonts w:ascii="맑은 고딕" w:hAnsi="맑은 고딕" w:eastAsia="맑은 고딕" w:cs="맑은 고딕"/>
@@ -12726,7 +14162,7 @@
                 <w:color w:val="282828"/>
                 <w:sz w:val="17"/>
               </w:rPr>
-              <w:t>최종 릴리즈</w:t>
+              <w:t>포트폴리오 최종 릴리즈</w:t>
             </w:r>
           </w:p>
         </w:tc>
@@ -12921,7 +14357,7 @@
                 <w:color w:val="FFFFFF"/>
                 <w:sz w:val="18"/>
               </w:rPr>
-              <w:t>검증 내역 및 의견</w:t>
+              <w:t>검증 내역 및 실무 의견</w:t>
             </w:r>
           </w:p>
         </w:tc>
@@ -13047,7 +14483,7 @@
                 <w:color w:val="282828"/>
                 <w:sz w:val="17"/>
               </w:rPr>
-              <w:t>인프라 격리, 듀얼 IDS 수집 및 증적 무결성 100% 검증 승인</w:t>
+              <w:t>인프라 격리, 듀얼 IDS 수집 및 증적 무결성 100% 실측 확인 승인</w:t>
             </w:r>
           </w:p>
         </w:tc>
@@ -13170,7 +14606,7 @@
                 <w:color w:val="282828"/>
                 <w:sz w:val="17"/>
               </w:rPr>
-              <w:t>Wazuh 86601 버그 해결, SQLi 오탐 0% 튜닝 및 Pytest 68건 PASS 승인</w:t>
+              <w:t>와주 86601 버그 해결, SQLi 오탐 0% 튜닝 및 자동화 시험 68건 PASS 승인</w:t>
             </w:r>
           </w:p>
         </w:tc>
@@ -13299,7 +14735,7 @@
                 <w:color w:val="282828"/>
                 <w:sz w:val="17"/>
               </w:rPr>
-              <w:t>Hyper-V 3-Zone 격리, Nginx SSL 미러링 및 AI 4중 가드레일 승인</w:t>
+              <w:t>Hyper-V 3개 격리망, Nginx SSL 미러링 및 AI 4중 안전 가드레일 승인</w:t>
             </w:r>
           </w:p>
         </w:tc>
@@ -13364,7 +14800,7 @@
     </w:p>
     <w:p>
       <w:pPr>
-        <w:spacing w:before="0" w:after="80" w:line="288" w:lineRule="auto"/>
+        <w:spacing w:before="0" w:after="80" w:line="300" w:lineRule="auto"/>
       </w:pPr>
       <w:r>
         <w:rPr>
@@ -13382,7 +14818,7 @@
           <w:color w:val="232323"/>
           <w:sz w:val="20"/>
         </w:rPr>
-        <w:t>본 문서는 Aegis SOC Detection &amp; Monitoring Lab의 모든 요구사항(FR/NFR)과 아키텍처 불변 규약을 완벽히 만족하며, 엔터프라이즈 실무 즉시 투입 가능한 기술 포트폴리오 및 면접 대응 공식 매뉴얼로서의 최종 릴리즈(v2.5)를 공식 선언합니다.</w:t>
+        <w:t>본 문서는 Aegis SOC Detection &amp; Monitoring Lab의 모든 요구사항(FR/NFR)과 아키텍처 불변 원칙을 충실히 만족하며, 초급자부터 테크 리드까지 누구나 명쾌하게 이해할 수 있는 최고 수준의 기술 포트폴리오이자 엔터프라이즈 실무 즉시 투입 가능한 공식 기술 면접 대응 매뉴얼(v2.6)임을 최종 선언합니다.</w:t>
       </w:r>
     </w:p>
     <w:sectPr>
@@ -13410,7 +14846,7 @@
         <w:color w:val="787878"/>
         <w:sz w:val="16"/>
       </w:rPr>
-      <w:t>Aegis 차세대 보안관제 기술 포트폴리오 및 면접 방어 가이드 [흑백 모노크롬 판]</w:t>
+      <w:t>Aegis 차세대 보안관제 기술 포트폴리오 및 면접 방어 가이드 [공식 개정본]</w:t>
     </w:r>
   </w:p>
 </w:ftr>
